--- a/Evidence/BlazorWebApp-ContainerSupport-Validation.docx
+++ b/Evidence/BlazorWebApp-ContainerSupport-Validation.docx
@@ -163,14 +163,30 @@
           <w:rStyle w:val="inqyif"/>
           <w:rFonts w:ascii="Arial" w:hAnsi="Arial" w:cs="Arial"/>
         </w:rPr>
-        <w:t xml:space="preserve"> Verified by containerizing the application via the </w:t>
+        <w:t xml:space="preserve"> Verified by containerizing the application via </w:t>
+      </w:r>
+      <w:proofErr w:type="gramStart"/>
+      <w:r>
+        <w:rPr>
+          <w:rStyle w:val="inqyif"/>
+          <w:rFonts w:ascii="Arial" w:hAnsi="Arial" w:cs="Arial"/>
+        </w:rPr>
+        <w:t xml:space="preserve">the </w:t>
       </w:r>
       <w:r>
         <w:rPr>
           <w:rStyle w:val="Strong"/>
           <w:rFonts w:ascii="Arial" w:hAnsi="Arial" w:cs="Arial"/>
         </w:rPr>
-        <w:t>Docker CLI</w:t>
+        <w:t>Docker</w:t>
+      </w:r>
+      <w:proofErr w:type="gramEnd"/>
+      <w:r>
+        <w:rPr>
+          <w:rStyle w:val="Strong"/>
+          <w:rFonts w:ascii="Arial" w:hAnsi="Arial" w:cs="Arial"/>
+        </w:rPr>
+        <w:t xml:space="preserve"> CLI</w:t>
       </w:r>
       <w:r>
         <w:rPr>
@@ -271,10 +287,10 @@
         <w:tblDescription w:val=""/>
       </w:tblPr>
       <w:tblGrid>
-        <w:gridCol w:w="375"/>
-        <w:gridCol w:w="923"/>
-        <w:gridCol w:w="4375"/>
-        <w:gridCol w:w="3667"/>
+        <w:gridCol w:w="380"/>
+        <w:gridCol w:w="944"/>
+        <w:gridCol w:w="4476"/>
+        <w:gridCol w:w="3540"/>
       </w:tblGrid>
       <w:tr>
         <w:tc>
@@ -472,8 +488,8 @@
               <w:tblDescription w:val=""/>
             </w:tblPr>
             <w:tblGrid>
-              <w:gridCol w:w="1202"/>
-              <w:gridCol w:w="2993"/>
+              <w:gridCol w:w="1229"/>
+              <w:gridCol w:w="3067"/>
             </w:tblGrid>
             <w:tr>
               <w:tc>
@@ -672,13 +688,42 @@
                 </w:tcPr>
                 <w:p>
                   <w:r>
+                    <w:t>Fail</w:t>
+                  </w:r>
+                  <w:r>
+                    <w:br/>
+                  </w:r>
+                  <w:r>
+                    <w:br/>
+                  </w:r>
+                  <w:r>
+                    <w:rPr>
+                      <w:b/>
+                      <w:bCs/>
+                    </w:rPr>
+                    <w:t>Failure Details</w:t>
+                  </w:r>
+                  <w:r>
+                    <w:rPr>
+                      <w:b/>
+                      <w:bCs/>
+                    </w:rPr>
+                    <w:t>:</w:t>
+                  </w:r>
+                  <w:r>
+                    <w:br/>
+                  </w:r>
+                  <w:r>
                     <w:t>While creating an interactive WebAssembly app with container support, we faced the following issue:</w:t>
                   </w:r>
                 </w:p>
                 <w:p>
                   <w:r>
+                    <w:rPr>
+                      <w:noProof/>
+                    </w:rPr>
                     <w:drawing>
-                      <wp:inline distT="0" distB="0" distL="0" distR="0" wp14:anchorId="55B94808" wp14:editId="6DA79033">
+                      <wp:inline distT="0" distB="0" distL="0" distR="0" wp14:anchorId="55B94808" wp14:editId="145BDD43">
                         <wp:extent cx="1447800" cy="584200"/>
                         <wp:effectExtent l="0" t="0" r="0" b="6350"/>
                         <wp:docPr id="1233292158" name="Picture 26"/>
@@ -777,6 +822,24 @@
                 </w:tcPr>
                 <w:p>
                   <w:r>
+                    <w:t>Fail</w:t>
+                  </w:r>
+                  <w:r>
+                    <w:br/>
+                  </w:r>
+                  <w:r>
+                    <w:br/>
+                  </w:r>
+                  <w:r>
+                    <w:rPr>
+                      <w:b/>
+                      <w:bCs/>
+                    </w:rPr>
+                    <w:t>Failure Details:</w:t>
+                  </w:r>
+                </w:p>
+                <w:p>
+                  <w:r>
                     <w:t xml:space="preserve">While creating an interactive </w:t>
                   </w:r>
                   <w:r>
@@ -788,8 +851,11 @@
                 </w:p>
                 <w:p>
                   <w:r>
+                    <w:rPr>
+                      <w:noProof/>
+                    </w:rPr>
                     <w:drawing>
-                      <wp:inline distT="0" distB="0" distL="0" distR="0" wp14:anchorId="400D36D8" wp14:editId="0AC97559">
+                      <wp:inline distT="0" distB="0" distL="0" distR="0" wp14:anchorId="400D36D8" wp14:editId="62F60CF4">
                         <wp:extent cx="1879600" cy="704850"/>
                         <wp:effectExtent l="0" t="0" r="6350" b="0"/>
                         <wp:docPr id="1143665754" name="Picture 25"/>
@@ -928,11 +994,11 @@
           </w:tcPr>
           <w:p>
             <w:r>
-              <w:t xml:space="preserve">All four apps build a container image and run in it with no manual edits </w:t>
+              <w:t xml:space="preserve">All four apps build a container image </w:t>
             </w:r>
             <w:r>
               <w:lastRenderedPageBreak/>
-              <w:t>to the Dockerfile or the project files.</w:t>
+              <w:t>and run in it with no manual edits to the Dockerfile or the project files.</w:t>
             </w:r>
           </w:p>
         </w:tc>
@@ -971,9 +1037,9 @@
               <w:tblDescription w:val=""/>
             </w:tblPr>
             <w:tblGrid>
-              <w:gridCol w:w="592"/>
-              <w:gridCol w:w="3012"/>
-              <w:gridCol w:w="591"/>
+              <w:gridCol w:w="603"/>
+              <w:gridCol w:w="3090"/>
+              <w:gridCol w:w="603"/>
             </w:tblGrid>
             <w:tr>
               <w:tc>
@@ -1054,7 +1120,7 @@
                       <w:b/>
                       <w:bCs/>
                     </w:rPr>
-                    <w:t xml:space="preserve">Visual Studio 2026 Insider Container </w:t>
+                    <w:t>Visual Studio 202</w:t>
                   </w:r>
                   <w:r>
                     <w:rPr>
@@ -1062,7 +1128,7 @@
                       <w:bCs/>
                     </w:rPr>
                     <w:lastRenderedPageBreak/>
-                    <w:t>Launch</w:t>
+                    <w:t>6 Insider Container Launch</w:t>
                   </w:r>
                 </w:p>
               </w:tc>
@@ -1252,6 +1318,24 @@
                   <w:hideMark/>
                 </w:tcPr>
                 <w:p>
+                  <w:r>
+                    <w:t>Fail</w:t>
+                  </w:r>
+                  <w:r>
+                    <w:br/>
+                  </w:r>
+                  <w:r>
+                    <w:br/>
+                  </w:r>
+                  <w:r>
+                    <w:rPr>
+                      <w:b/>
+                      <w:bCs/>
+                    </w:rPr>
+                    <w:t>Failure Details:</w:t>
+                  </w:r>
+                </w:p>
+                <w:p>
                   <w:pPr>
                     <w:numPr>
                       <w:ilvl w:val="1"/>
@@ -1268,6 +1352,10 @@
                 </w:p>
                 <w:p>
                   <w:r>
+                    <w:rPr>
+                      <w:noProof/>
+                    </w:rPr>
+                    <w:lastRenderedPageBreak/>
                     <w:drawing>
                       <wp:inline distT="0" distB="0" distL="0" distR="0" wp14:anchorId="55FDD170" wp14:editId="1DC7886D">
                         <wp:extent cx="4578350" cy="2362200"/>
@@ -1331,17 +1419,16 @@
                     </w:numPr>
                   </w:pPr>
                   <w:r>
-                    <w:t xml:space="preserve">After moving the Dockerfile </w:t>
-                  </w:r>
-                  <w:r>
-                    <w:lastRenderedPageBreak/>
-                    <w:t>from the server project folder to the root folder of the project, the COPY path issue was fixed. The image was generated successfully, and it is running fine in the container.</w:t>
-                  </w:r>
-                </w:p>
-                <w:p>
-                  <w:r>
+                    <w:t>After moving the Dockerfile from the server project folder to the root folder of the project, the COPY path issue was fixed. The image was generated successfully, and it is running fine in the container.</w:t>
+                  </w:r>
+                </w:p>
+                <w:p>
+                  <w:r>
+                    <w:rPr>
+                      <w:noProof/>
+                    </w:rPr>
                     <w:drawing>
-                      <wp:inline distT="0" distB="0" distL="0" distR="0" wp14:anchorId="05588EC8" wp14:editId="4E75F1BC">
+                      <wp:inline distT="0" distB="0" distL="0" distR="0" wp14:anchorId="05588EC8" wp14:editId="6B20C36D">
                         <wp:extent cx="3937000" cy="1212850"/>
                         <wp:effectExtent l="0" t="0" r="6350" b="6350"/>
                         <wp:docPr id="1938277702" name="Picture 23"/>
@@ -1392,6 +1479,7 @@
                 </w:p>
                 <w:p>
                   <w:r>
+                    <w:lastRenderedPageBreak/>
                     <w:t> </w:t>
                   </w:r>
                 </w:p>
@@ -1441,6 +1529,7 @@
                 </w:tcPr>
                 <w:p>
                   <w:r>
+                    <w:lastRenderedPageBreak/>
                     <w:t>Interactive Auto</w:t>
                   </w:r>
                 </w:p>
@@ -1463,6 +1552,24 @@
                   <w:hideMark/>
                 </w:tcPr>
                 <w:p>
+                  <w:r>
+                    <w:t>Fail</w:t>
+                  </w:r>
+                  <w:r>
+                    <w:br/>
+                  </w:r>
+                  <w:r>
+                    <w:br/>
+                  </w:r>
+                  <w:r>
+                    <w:rPr>
+                      <w:b/>
+                      <w:bCs/>
+                    </w:rPr>
+                    <w:t>Failure Details:</w:t>
+                  </w:r>
+                </w:p>
+                <w:p>
                   <w:pPr>
                     <w:numPr>
                       <w:ilvl w:val="1"/>
@@ -1479,7 +1586,9 @@
                 </w:p>
                 <w:p>
                   <w:r>
-                    <w:lastRenderedPageBreak/>
+                    <w:rPr>
+                      <w:noProof/>
+                    </w:rPr>
                     <w:drawing>
                       <wp:inline distT="0" distB="0" distL="0" distR="0" wp14:anchorId="316A4102" wp14:editId="00E78F6D">
                         <wp:extent cx="3797300" cy="1962150"/>
@@ -1543,14 +1652,20 @@
                     </w:numPr>
                   </w:pPr>
                   <w:r>
-                    <w:t>After moving the Dockerfile from the server project folder to the root folder of the project, the COPY path issue was fixed. The image was generated successfully, and it is running fine in the container.</w:t>
-                  </w:r>
-                </w:p>
-                <w:p>
+                    <w:t xml:space="preserve">After moving the Dockerfile from the server project folder to the root folder of the project, the COPY path issue was fixed. The image was generated successfully, </w:t>
+                  </w:r>
                   <w:r>
                     <w:lastRenderedPageBreak/>
+                    <w:t>and it is running fine in the container.</w:t>
+                  </w:r>
+                </w:p>
+                <w:p>
+                  <w:r>
+                    <w:rPr>
+                      <w:noProof/>
+                    </w:rPr>
                     <w:drawing>
-                      <wp:inline distT="0" distB="0" distL="0" distR="0" wp14:anchorId="544CC5F6" wp14:editId="34461D87">
+                      <wp:inline distT="0" distB="0" distL="0" distR="0" wp14:anchorId="544CC5F6" wp14:editId="2EA78186">
                         <wp:extent cx="4311650" cy="1409700"/>
                         <wp:effectExtent l="0" t="0" r="0" b="0"/>
                         <wp:docPr id="2092387699" name="Picture 21"/>
@@ -1664,7 +1779,14 @@
                 <w:rPr>
                   <w:rStyle w:val="Hyperlink"/>
                 </w:rPr>
-                <w:t>BlazorWebApp-ContainerSupport-Validation/Evidence/ContainerSupport-On-CreationDialog/cli-container-run.zip at main · BharatRamsf3693/BlazorWebApp-ContainerSupport-Validation</w:t>
+                <w:t>BlazorWebApp-ContainerSupport-Validation/Evidence/ContainerSupport-On-CreationDialog/cli-container-run.zip at main · BharatRamsf3693/BlazorWebAp</w:t>
+              </w:r>
+              <w:r>
+                <w:rPr>
+                  <w:rStyle w:val="Hyperlink"/>
+                </w:rPr>
+                <w:lastRenderedPageBreak/>
+                <w:t>p-ContainerSupport-Validation</w:t>
               </w:r>
             </w:hyperlink>
             <w:r>
@@ -1685,14 +1807,7 @@
                 <w:rPr>
                   <w:rStyle w:val="Hyperlink"/>
                 </w:rPr>
-                <w:t>BlazorWebApp-ContainerSupport-</w:t>
-              </w:r>
-              <w:r>
-                <w:rPr>
-                  <w:rStyle w:val="Hyperlink"/>
-                </w:rPr>
-                <w:lastRenderedPageBreak/>
-                <w:t>Validation/Evidence/ContainerSupport-On-CreationDialog/vs-container-run.zip at main · BharatRamsf3693/BlazorWebApp-ContainerSupport-Validation</w:t>
+                <w:t>BlazorWebApp-ContainerSupport-Validation/Evidence/ContainerSupport-On-CreationDialog/vs-container-run.zip at main · BharatRamsf3693/BlazorWebApp-ContainerSupport-Validation</w:t>
               </w:r>
             </w:hyperlink>
           </w:p>
@@ -1742,7 +1857,11 @@
           </w:tcPr>
           <w:p>
             <w:r>
-              <w:t>In the container, every sample page works, interactivity starts, and the image and stylesheet on your own page load with no 404 in the browser network log.</w:t>
+              <w:t xml:space="preserve">In the container, every sample page works, interactivity starts, and the image and stylesheet on your own page load with no 404 in the browser </w:t>
+            </w:r>
+            <w:r>
+              <w:lastRenderedPageBreak/>
+              <w:t>network log.</w:t>
             </w:r>
           </w:p>
         </w:tc>
@@ -1781,9 +1900,9 @@
               <w:tblDescription w:val=""/>
             </w:tblPr>
             <w:tblGrid>
-              <w:gridCol w:w="1382"/>
-              <w:gridCol w:w="1008"/>
-              <w:gridCol w:w="1805"/>
+              <w:gridCol w:w="1400"/>
+              <w:gridCol w:w="1016"/>
+              <w:gridCol w:w="1880"/>
             </w:tblGrid>
             <w:tr>
               <w:tc>
@@ -1809,6 +1928,7 @@
                       <w:b/>
                       <w:bCs/>
                     </w:rPr>
+                    <w:lastRenderedPageBreak/>
                     <w:t>Blazor Web App</w:t>
                   </w:r>
                 </w:p>
@@ -2232,7 +2352,6 @@
           </w:tcPr>
           <w:p>
             <w:r>
-              <w:lastRenderedPageBreak/>
               <w:t>4.</w:t>
             </w:r>
           </w:p>
@@ -2256,7 +2375,31 @@
           </w:tcPr>
           <w:p>
             <w:r>
-              <w:t>The two-project shapes behave the same as the single-project ones, with the .Client project's assets present in the image.</w:t>
+              <w:t xml:space="preserve">The </w:t>
+            </w:r>
+            <w:proofErr w:type="gramStart"/>
+            <w:r>
+              <w:t>two-project</w:t>
+            </w:r>
+            <w:proofErr w:type="gramEnd"/>
+            <w:r>
+              <w:t xml:space="preserve"> shapes behave the same as the </w:t>
+            </w:r>
+            <w:proofErr w:type="gramStart"/>
+            <w:r>
+              <w:t>single-project</w:t>
+            </w:r>
+            <w:proofErr w:type="gramEnd"/>
+            <w:r>
+              <w:t xml:space="preserve"> ones, with </w:t>
+            </w:r>
+            <w:proofErr w:type="gramStart"/>
+            <w:r>
+              <w:t>the .Client</w:t>
+            </w:r>
+            <w:proofErr w:type="gramEnd"/>
+            <w:r>
+              <w:t> project's assets present in the image.</w:t>
             </w:r>
           </w:p>
         </w:tc>
@@ -2295,9 +2438,9 @@
               <w:tblDescription w:val=""/>
             </w:tblPr>
             <w:tblGrid>
-              <w:gridCol w:w="1382"/>
-              <w:gridCol w:w="1008"/>
-              <w:gridCol w:w="1805"/>
+              <w:gridCol w:w="1400"/>
+              <w:gridCol w:w="1016"/>
+              <w:gridCol w:w="1880"/>
             </w:tblGrid>
             <w:tr>
               <w:tc>
@@ -2627,11 +2770,19 @@
           </w:tcPr>
           <w:p>
             <w:r>
-              <w:t>Reading the generated Dockerfile for the two-project shapes, checking how the .Client project is restore</w:t>
+              <w:t xml:space="preserve">Reading the generated Dockerfile for the two-project shapes, checking how </w:t>
+            </w:r>
+            <w:proofErr w:type="gramStart"/>
+            <w:r>
+              <w:t>the .Cli</w:t>
             </w:r>
             <w:r>
               <w:lastRenderedPageBreak/>
-              <w:t>d and copied.</w:t>
+              <w:t>ent</w:t>
+            </w:r>
+            <w:proofErr w:type="gramEnd"/>
+            <w:r>
+              <w:t> project is restored and copied.</w:t>
             </w:r>
           </w:p>
         </w:tc>
@@ -2671,7 +2822,7 @@
             </w:tblPr>
             <w:tblGrid>
               <w:gridCol w:w="1252"/>
-              <w:gridCol w:w="2943"/>
+              <w:gridCol w:w="3044"/>
             </w:tblGrid>
             <w:tr>
               <w:tc>
@@ -2773,11 +2924,46 @@
                 </w:tcPr>
                 <w:p>
                   <w:r>
-                    <w:t xml:space="preserve">It appears that the Dockerfile generated for the client project is unnecessary, as building and publishing the client project is redundant since it is a dependency of the server project. Additionally, the Dockerfile in the server project should be moved to the root folder of the project in order to resolve the COPY path issue and </w:t>
+                    <w:t>Fail</w:t>
+                  </w:r>
+                  <w:r>
+                    <w:br/>
+                  </w:r>
+                  <w:r>
+                    <w:br/>
+                  </w:r>
+                  <w:r>
+                    <w:rPr>
+                      <w:b/>
+                      <w:bCs/>
+                    </w:rPr>
+                    <w:t>Failure Details:</w:t>
+                  </w:r>
+                  <w:r>
+                    <w:br/>
+                  </w:r>
+                  <w:r>
+                    <w:t xml:space="preserve">It appears that the Dockerfile generated for the client project is unnecessary, as building and publishing the client project is redundant since it is a dependency </w:t>
+                  </w:r>
+                  <w:proofErr w:type="gramStart"/>
+                  <w:r>
+                    <w:t>of</w:t>
+                  </w:r>
+                  <w:proofErr w:type="gramEnd"/>
+                  <w:r>
+                    <w:t xml:space="preserve"> the server project. Additionally, </w:t>
                   </w:r>
                   <w:r>
                     <w:lastRenderedPageBreak/>
-                    <w:t>containerize the app successfully.</w:t>
+                    <w:t xml:space="preserve">the Dockerfile in the server project should be moved to the root folder of the project </w:t>
+                  </w:r>
+                  <w:proofErr w:type="gramStart"/>
+                  <w:r>
+                    <w:t>in order to</w:t>
+                  </w:r>
+                  <w:proofErr w:type="gramEnd"/>
+                  <w:r>
+                    <w:t xml:space="preserve"> resolve the COPY path issue and containerize the app successfully.</w:t>
                   </w:r>
                 </w:p>
               </w:tc>
@@ -2826,7 +3012,42 @@
                 </w:tcPr>
                 <w:p>
                   <w:r>
-                    <w:t>It appears that the Dockerfile generated for the client project is unnecessary, as building and publishing the client project is redundant since it is a dependency of the server project. Additionally, the Dockerfile in the server project should be moved to the root folder of the project in order to resolve the COPY path issue and containerize the app successfully.</w:t>
+                    <w:t>Fail</w:t>
+                  </w:r>
+                  <w:r>
+                    <w:br/>
+                  </w:r>
+                  <w:r>
+                    <w:br/>
+                  </w:r>
+                  <w:r>
+                    <w:rPr>
+                      <w:b/>
+                      <w:bCs/>
+                    </w:rPr>
+                    <w:t>Failure Details:</w:t>
+                  </w:r>
+                  <w:r>
+                    <w:br/>
+                  </w:r>
+                  <w:r>
+                    <w:t xml:space="preserve">It appears that the Dockerfile generated for the client project is unnecessary, as building and publishing the client project is redundant since it is a dependency </w:t>
+                  </w:r>
+                  <w:proofErr w:type="gramStart"/>
+                  <w:r>
+                    <w:t>of</w:t>
+                  </w:r>
+                  <w:proofErr w:type="gramEnd"/>
+                  <w:r>
+                    <w:t xml:space="preserve"> the server project. Additionally, the Dockerfile in the server project should be moved to the root folder of the project </w:t>
+                  </w:r>
+                  <w:proofErr w:type="gramStart"/>
+                  <w:r>
+                    <w:t>in order to</w:t>
+                  </w:r>
+                  <w:proofErr w:type="gramEnd"/>
+                  <w:r>
+                    <w:t xml:space="preserve"> resolve the COPY path issue and containerize the app successfully.</w:t>
                   </w:r>
                 </w:p>
               </w:tc>
@@ -2874,19 +3095,7 @@
                 <w:rPr>
                   <w:rStyle w:val="Hyperlink"/>
                 </w:rPr>
-                <w:t>BlazorWebApp-Cont</w:t>
-              </w:r>
-              <w:r>
-                <w:rPr>
-                  <w:rStyle w:val="Hyperlink"/>
-                </w:rPr>
-                <w:t>a</w:t>
-              </w:r>
-              <w:r>
-                <w:rPr>
-                  <w:rStyle w:val="Hyperlink"/>
-                </w:rPr>
-                <w:t>inerSupport-Validation/ContainerSupport-On-CreationDialog/InteractiveWebAssembly/InteractiveWebAssembly/Dockerfile at main · BharatRamsf3693/BlazorWebApp-ContainerSupport-Validation</w:t>
+                <w:t>BlazorWebApp-ContainerSupport-Validation/ContainerSupport-On-CreationDialog/InteractiveWebAssembly/InteractiveWebAssembly/Dockerfile at main · BharatRamsf3693/BlazorWebApp-ContainerSupport-Validation</w:t>
               </w:r>
             </w:hyperlink>
           </w:p>
@@ -2901,41 +3110,15 @@
                 <w:b/>
                 <w:bCs/>
               </w:rPr>
+              <w:lastRenderedPageBreak/>
               <w:t xml:space="preserve">Client project Dockerfile: </w:t>
             </w:r>
             <w:hyperlink r:id="rId20" w:history="1">
               <w:r>
                 <w:rPr>
                   <w:rStyle w:val="Hyperlink"/>
-                  <w:b/>
-                  <w:bCs/>
                 </w:rPr>
-                <w:t>Blazor</w:t>
-              </w:r>
-              <w:r>
-                <w:rPr>
-                  <w:rStyle w:val="Hyperlink"/>
-                  <w:b/>
-                  <w:bCs/>
-                </w:rPr>
-                <w:t>W</w:t>
-              </w:r>
-              <w:r>
-                <w:rPr>
-                  <w:rStyle w:val="Hyperlink"/>
-                  <w:b/>
-                  <w:bCs/>
-                </w:rPr>
-                <w:t>ebApp-ContainerSupport-Validation/ContainerSupport-On-</w:t>
-              </w:r>
-              <w:r>
-                <w:rPr>
-                  <w:rStyle w:val="Hyperlink"/>
-                  <w:b/>
-                  <w:bCs/>
-                </w:rPr>
-                <w:lastRenderedPageBreak/>
-                <w:t>CreationDialog/InteractiveWebAssembly/InteractiveWebAssembly.Client/Dockerfile at main · BharatRamsf3693/BlazorWebApp-ContainerSupport-Validation</w:t>
+                <w:t>BlazorWebApp-ContainerSupport-Validation/ContainerSupport-On-CreationDialog/InteractiveWebAssembly/InteractiveWebAssembly.Client/Dockerfile at main · BharatRamsf3693/BlazorWebApp-ContainerSupport-Validation</w:t>
               </w:r>
             </w:hyperlink>
           </w:p>
@@ -2966,19 +3149,7 @@
                 <w:rPr>
                   <w:rStyle w:val="Hyperlink"/>
                 </w:rPr>
-                <w:t>BlazorWebApp-ContainerSupport-Validation/ContainerSupport-On-Creation</w:t>
-              </w:r>
-              <w:r>
-                <w:rPr>
-                  <w:rStyle w:val="Hyperlink"/>
-                </w:rPr>
-                <w:t>D</w:t>
-              </w:r>
-              <w:r>
-                <w:rPr>
-                  <w:rStyle w:val="Hyperlink"/>
-                </w:rPr>
-                <w:t>ialog/InteractiveAuto/InteractiveAuto/Dockerfile at main · BharatRamsf3693/BlazorWebApp-ContainerSupport-Validation</w:t>
+                <w:t>BlazorWebApp-ContainerSupport-Validation/ContainerSupport-On-CreationDialog/InteractiveAuto/InteractiveAuto/Dockerfile at main · BharatRamsf3693/BlazorWebApp-ContainerSupport-Validation</w:t>
               </w:r>
             </w:hyperlink>
           </w:p>
@@ -3000,19 +3171,7 @@
                 <w:rPr>
                   <w:rStyle w:val="Hyperlink"/>
                 </w:rPr>
-                <w:t>BlazorWebApp-ContainerSupport-Validation/ContainerSupport-On-CreationD</w:t>
-              </w:r>
-              <w:r>
-                <w:rPr>
-                  <w:rStyle w:val="Hyperlink"/>
-                </w:rPr>
-                <w:t>i</w:t>
-              </w:r>
-              <w:r>
-                <w:rPr>
-                  <w:rStyle w:val="Hyperlink"/>
-                </w:rPr>
-                <w:t>alog/InteractiveAuto/InteractiveAuto.Client/Dockerfile at main · BharatRamsf3693/BlazorWebApp-ContainerSupport-Validation</w:t>
+                <w:t>BlazorWebApp-ContainerSupport-Validation/ContainerSupport-On-CreationDialog/InteractiveAuto/InteractiveAuto.Client/Dockerfile at main · BharatRamsf3693/BlazorWebApp-ContainerSupport-Validation</w:t>
               </w:r>
             </w:hyperlink>
           </w:p>
@@ -3062,11 +3221,7 @@
           </w:tcPr>
           <w:p>
             <w:r>
-              <w:t xml:space="preserve">The same projects still build and run outside a </w:t>
-            </w:r>
-            <w:r>
-              <w:lastRenderedPageBreak/>
-              <w:t>container</w:t>
+              <w:t>The same projects still build and run outside a container</w:t>
             </w:r>
           </w:p>
         </w:tc>
@@ -3132,7 +3287,6 @@
                       <w:b/>
                       <w:bCs/>
                     </w:rPr>
-                    <w:lastRenderedPageBreak/>
                     <w:t>Blazor Web App</w:t>
                   </w:r>
                 </w:p>
@@ -3281,7 +3435,6 @@
                 </w:tcPr>
                 <w:p>
                   <w:r>
-                    <w:lastRenderedPageBreak/>
                     <w:t>Interactive WASM</w:t>
                   </w:r>
                 </w:p>
@@ -3380,7 +3533,6 @@
           </w:tcPr>
           <w:p>
             <w:r>
-              <w:lastRenderedPageBreak/>
               <w:t>The application was tested and verified in debug mode on the local machine's Kestrel web server.</w:t>
             </w:r>
             <w:r>
@@ -3394,26 +3546,7 @@
                 <w:rPr>
                   <w:rStyle w:val="Hyperlink"/>
                 </w:rPr>
-                <w:t>BlazorWebApp-ContainerSupport-Valid</w:t>
-              </w:r>
-              <w:r>
-                <w:rPr>
-                  <w:rStyle w:val="Hyperlink"/>
-                </w:rPr>
-                <w:t>a</w:t>
-              </w:r>
-              <w:r>
-                <w:rPr>
-                  <w:rStyle w:val="Hyperlink"/>
-                </w:rPr>
-                <w:t>tion/Evidence/ContainerSupport-On-</w:t>
-              </w:r>
-              <w:r>
-                <w:rPr>
-                  <w:rStyle w:val="Hyperlink"/>
-                </w:rPr>
-                <w:lastRenderedPageBreak/>
-                <w:t>CreationDialog/outside-container.zip at main · BharatRamsf3693/BlazorWebApp-ContainerSupport-Validation</w:t>
+                <w:t>BlazorWebApp-ContainerSupport-Validation/Evidence/ContainerSupport-On-CreationDialog/outside-container.zip at main · BharatRamsf3693/BlazorWebApp-ContainerSupport-Validation</w:t>
               </w:r>
             </w:hyperlink>
           </w:p>
@@ -3505,8 +3638,8 @@
               <w:tblDescription w:val=""/>
             </w:tblPr>
             <w:tblGrid>
-              <w:gridCol w:w="1540"/>
-              <w:gridCol w:w="2655"/>
+              <w:gridCol w:w="1550"/>
+              <w:gridCol w:w="2746"/>
             </w:tblGrid>
             <w:tr>
               <w:tc>
@@ -3703,6 +3836,25 @@
                 </w:tcPr>
                 <w:p>
                   <w:r>
+                    <w:t>Fail</w:t>
+                  </w:r>
+                  <w:r>
+                    <w:br/>
+                  </w:r>
+                  <w:r>
+                    <w:br/>
+                  </w:r>
+                  <w:r>
+                    <w:rPr>
+                      <w:b/>
+                      <w:bCs/>
+                    </w:rPr>
+                    <w:t>Failure Details:</w:t>
+                  </w:r>
+                  <w:r>
+                    <w:br/>
+                  </w:r>
+                  <w:r>
                     <w:t>The Docker image could not be created using the Docker CLI.</w:t>
                   </w:r>
                 </w:p>
@@ -3750,6 +3902,25 @@
                   <w:hideMark/>
                 </w:tcPr>
                 <w:p>
+                  <w:r>
+                    <w:t>Fail</w:t>
+                  </w:r>
+                  <w:r>
+                    <w:br/>
+                  </w:r>
+                  <w:r>
+                    <w:br/>
+                  </w:r>
+                  <w:r>
+                    <w:rPr>
+                      <w:b/>
+                      <w:bCs/>
+                    </w:rPr>
+                    <w:t>Failure Details:</w:t>
+                  </w:r>
+                  <w:r>
+                    <w:br/>
+                  </w:r>
                   <w:r>
                     <w:t>The Docker image could not be created using the Docker CLI.</w:t>
                   </w:r>
@@ -3778,7 +3949,15 @@
           </w:tcPr>
           <w:p>
             <w:r>
-              <w:t>Here is the Docker Hub repository for the static-SSR and interactive-server samples:</w:t>
+              <w:t xml:space="preserve">Here is the Docker Hub repository for </w:t>
+            </w:r>
+            <w:proofErr w:type="gramStart"/>
+            <w:r>
+              <w:t>the static</w:t>
+            </w:r>
+            <w:proofErr w:type="gramEnd"/>
+            <w:r>
+              <w:t>-SSR and interactive-server samples:</w:t>
             </w:r>
           </w:p>
           <w:p>
@@ -3813,6 +3992,19 @@
               </w:r>
             </w:hyperlink>
           </w:p>
+          <w:p>
+            <w:r>
+              <w:t xml:space="preserve">Video evidence: </w:t>
+            </w:r>
+            <w:hyperlink r:id="rId26" w:history="1">
+              <w:r>
+                <w:rPr>
+                  <w:rStyle w:val="Hyperlink"/>
+                </w:rPr>
+                <w:t>BlazorWebApp-ContainerSupport-Validation/Evidence/ContainerSupport-On-CreationDialog/published-image.zip at main · BharatRamsf3693/BlazorWebApp-ContainerSupport-Validation</w:t>
+              </w:r>
+            </w:hyperlink>
+          </w:p>
         </w:tc>
       </w:tr>
       <w:tr>
@@ -3839,6 +4031,7 @@
                 <w:b/>
                 <w:bCs/>
               </w:rPr>
+              <w:lastRenderedPageBreak/>
               <w:t>8.</w:t>
             </w:r>
           </w:p>
@@ -3862,11 +4055,15 @@
           </w:tcPr>
           <w:p>
             <w:r>
-              <w:t xml:space="preserve">Creating the app with the option switched off, then adding container support from the </w:t>
+              <w:t xml:space="preserve">Creating the app with the option switched off, then adding container support from the project context menu </w:t>
             </w:r>
+            <w:proofErr w:type="gramStart"/>
             <w:r>
-              <w:lastRenderedPageBreak/>
-              <w:t>project context menu afterwards, and comparing the result.</w:t>
+              <w:t>afterwards, and</w:t>
+            </w:r>
+            <w:proofErr w:type="gramEnd"/>
+            <w:r>
+              <w:t xml:space="preserve"> comparing the result.</w:t>
             </w:r>
           </w:p>
         </w:tc>
@@ -3905,9 +4102,9 @@
               <w:tblDescription w:val=""/>
             </w:tblPr>
             <w:tblGrid>
-              <w:gridCol w:w="574"/>
-              <w:gridCol w:w="3047"/>
-              <w:gridCol w:w="574"/>
+              <w:gridCol w:w="586"/>
+              <w:gridCol w:w="3125"/>
+              <w:gridCol w:w="585"/>
             </w:tblGrid>
             <w:tr>
               <w:tc>
@@ -3933,7 +4130,6 @@
                       <w:b/>
                       <w:bCs/>
                     </w:rPr>
-                    <w:lastRenderedPageBreak/>
                     <w:t>Blazor Web App</w:t>
                   </w:r>
                 </w:p>
@@ -4013,7 +4209,6 @@
                 </w:tcPr>
                 <w:p>
                   <w:r>
-                    <w:lastRenderedPageBreak/>
                     <w:t>Static SSR</w:t>
                   </w:r>
                 </w:p>
@@ -4178,6 +4373,24 @@
                   <w:hideMark/>
                 </w:tcPr>
                 <w:p>
+                  <w:r>
+                    <w:t>Fail</w:t>
+                  </w:r>
+                  <w:r>
+                    <w:br/>
+                  </w:r>
+                  <w:r>
+                    <w:br/>
+                  </w:r>
+                  <w:r>
+                    <w:rPr>
+                      <w:b/>
+                      <w:bCs/>
+                    </w:rPr>
+                    <w:t>Failure Details:</w:t>
+                  </w:r>
+                </w:p>
+                <w:p>
                   <w:pPr>
                     <w:numPr>
                       <w:ilvl w:val="1"/>
@@ -4196,11 +4409,18 @@
                     </w:numPr>
                   </w:pPr>
                   <w:r>
-                    <w:t xml:space="preserve"> The following issue was faced while creating the Docker image:</w:t>
-                  </w:r>
-                </w:p>
-                <w:p>
-                  <w:r>
+                    <w:t xml:space="preserve"> The following issue was faced while </w:t>
+                  </w:r>
+                  <w:r>
+                    <w:lastRenderedPageBreak/>
+                    <w:t>creating the Docker image:</w:t>
+                  </w:r>
+                </w:p>
+                <w:p>
+                  <w:r>
+                    <w:rPr>
+                      <w:noProof/>
+                    </w:rPr>
                     <w:drawing>
                       <wp:inline distT="0" distB="0" distL="0" distR="0" wp14:anchorId="20535F36" wp14:editId="1729A907">
                         <wp:extent cx="3752850" cy="1828800"/>
@@ -4219,7 +4439,7 @@
                                 </pic:cNvPicPr>
                               </pic:nvPicPr>
                               <pic:blipFill>
-                                <a:blip r:embed="rId26" cstate="print">
+                                <a:blip r:embed="rId27" cstate="print">
                                   <a:extLst>
                                     <a:ext uri="{28A0092B-C50C-407E-A947-70E740481C1C}">
                                       <a14:useLocalDpi xmlns:a14="http://schemas.microsoft.com/office/drawing/2010/main" val="0"/>
@@ -4264,11 +4484,7 @@
                     </w:numPr>
                   </w:pPr>
                   <w:r>
-                    <w:t xml:space="preserve">After moving the Dockerfile </w:t>
-                  </w:r>
-                  <w:r>
-                    <w:lastRenderedPageBreak/>
-                    <w:t>from the server project folder to the root folder of the project, the COPY path issue was fixed. The image was generated successfully, and it is running fine in the container.</w:t>
+                    <w:t>After moving the Dockerfile from the server project folder to the root folder of the project, the COPY path issue was fixed. The image was generated successfully, and it is running fine in the container.</w:t>
                   </w:r>
                   <w:r>
                     <w:br/>
@@ -4277,6 +4493,9 @@
                 </w:p>
                 <w:p>
                   <w:r>
+                    <w:rPr>
+                      <w:noProof/>
+                    </w:rPr>
                     <w:drawing>
                       <wp:inline distT="0" distB="0" distL="0" distR="0" wp14:anchorId="39786339" wp14:editId="71E27183">
                         <wp:extent cx="3429000" cy="1104900"/>
@@ -4295,7 +4514,7 @@
                                 </pic:cNvPicPr>
                               </pic:nvPicPr>
                               <pic:blipFill>
-                                <a:blip r:embed="rId27" cstate="print">
+                                <a:blip r:embed="rId28" cstate="print">
                                   <a:extLst>
                                     <a:ext uri="{28A0092B-C50C-407E-A947-70E740481C1C}">
                                       <a14:useLocalDpi xmlns:a14="http://schemas.microsoft.com/office/drawing/2010/main" val="0"/>
@@ -4329,6 +4548,7 @@
                 </w:p>
                 <w:p>
                   <w:r>
+                    <w:lastRenderedPageBreak/>
                     <w:t> </w:t>
                   </w:r>
                 </w:p>
@@ -4378,6 +4598,7 @@
                 </w:tcPr>
                 <w:p>
                   <w:r>
+                    <w:lastRenderedPageBreak/>
                     <w:t>Interactive Auto</w:t>
                   </w:r>
                 </w:p>
@@ -4400,6 +4621,24 @@
                   <w:hideMark/>
                 </w:tcPr>
                 <w:p>
+                  <w:r>
+                    <w:t>Fail</w:t>
+                  </w:r>
+                  <w:r>
+                    <w:br/>
+                  </w:r>
+                  <w:r>
+                    <w:br/>
+                  </w:r>
+                  <w:r>
+                    <w:rPr>
+                      <w:b/>
+                      <w:bCs/>
+                    </w:rPr>
+                    <w:t>Failure Details:</w:t>
+                  </w:r>
+                </w:p>
+                <w:p>
                   <w:pPr>
                     <w:numPr>
                       <w:ilvl w:val="1"/>
@@ -4418,17 +4657,16 @@
                     </w:numPr>
                   </w:pPr>
                   <w:r>
-                    <w:t xml:space="preserve">The following issue was faced while creating the </w:t>
-                  </w:r>
-                  <w:r>
-                    <w:lastRenderedPageBreak/>
-                    <w:t>Docker image:</w:t>
-                  </w:r>
-                </w:p>
-                <w:p>
-                  <w:r>
+                    <w:t>The following issue was faced while creating the Docker image:</w:t>
+                  </w:r>
+                </w:p>
+                <w:p>
+                  <w:r>
+                    <w:rPr>
+                      <w:noProof/>
+                    </w:rPr>
                     <w:drawing>
-                      <wp:inline distT="0" distB="0" distL="0" distR="0" wp14:anchorId="5A835BEB" wp14:editId="49A59F70">
+                      <wp:inline distT="0" distB="0" distL="0" distR="0" wp14:anchorId="5A835BEB" wp14:editId="06BD7E6B">
                         <wp:extent cx="4826000" cy="2520950"/>
                         <wp:effectExtent l="0" t="0" r="0" b="0"/>
                         <wp:docPr id="1399988753" name="Picture 18"/>
@@ -4445,7 +4683,7 @@
                                 </pic:cNvPicPr>
                               </pic:nvPicPr>
                               <pic:blipFill>
-                                <a:blip r:embed="rId28" cstate="print">
+                                <a:blip r:embed="rId29" cstate="print">
                                   <a:extLst>
                                     <a:ext uri="{28A0092B-C50C-407E-A947-70E740481C1C}">
                                       <a14:useLocalDpi xmlns:a14="http://schemas.microsoft.com/office/drawing/2010/main" val="0"/>
@@ -4490,7 +4728,11 @@
                     </w:numPr>
                   </w:pPr>
                   <w:r>
-                    <w:t>After moving the Dockerfile from the server project folder to the root folder of the project, the COPY path issue was fixed. The image was generated successfully, and it is running fine in the container.</w:t>
+                    <w:t xml:space="preserve">After moving the Dockerfile from the server project folder to the </w:t>
+                  </w:r>
+                  <w:r>
+                    <w:lastRenderedPageBreak/>
+                    <w:t>root folder of the project, the COPY path issue was fixed. The image was generated successfully, and it is running fine in the container.</w:t>
                   </w:r>
                   <w:r>
                     <w:br/>
@@ -4499,9 +4741,11 @@
                 </w:p>
                 <w:p>
                   <w:r>
-                    <w:lastRenderedPageBreak/>
+                    <w:rPr>
+                      <w:noProof/>
+                    </w:rPr>
                     <w:drawing>
-                      <wp:inline distT="0" distB="0" distL="0" distR="0" wp14:anchorId="7C6A3AE2" wp14:editId="34555B8A">
+                      <wp:inline distT="0" distB="0" distL="0" distR="0" wp14:anchorId="7C6A3AE2" wp14:editId="5261A32B">
                         <wp:extent cx="4610100" cy="1428750"/>
                         <wp:effectExtent l="0" t="0" r="0" b="0"/>
                         <wp:docPr id="903695519" name="Picture 17"/>
@@ -4518,7 +4762,7 @@
                                 </pic:cNvPicPr>
                               </pic:nvPicPr>
                               <pic:blipFill>
-                                <a:blip r:embed="rId29" cstate="print">
+                                <a:blip r:embed="rId30" cstate="print">
                                   <a:extLst>
                                     <a:ext uri="{28A0092B-C50C-407E-A947-70E740481C1C}">
                                       <a14:useLocalDpi xmlns:a14="http://schemas.microsoft.com/office/drawing/2010/main" val="0"/>
@@ -4602,7 +4846,48 @@
             <w:hideMark/>
           </w:tcPr>
           <w:p>
-            <w:hyperlink r:id="rId30" w:history="1">
+            <w:r>
+              <w:lastRenderedPageBreak/>
+              <w:t xml:space="preserve">The </w:t>
+            </w:r>
+            <w:proofErr w:type="gramStart"/>
+            <w:r>
+              <w:t>final outcome</w:t>
+            </w:r>
+            <w:proofErr w:type="gramEnd"/>
+            <w:r>
+              <w:t xml:space="preserve"> is the same when adding container support via either the creation dialog or the project context menu. However, for Interactive WASM and Auto apps, using the creation dialog introduces an additional issue during project creation and generates an unnecessary Dockerfile in the client project, as shown in the screenshot evidence provided in the scenarios above. In contrast, using the context menu avoids </w:t>
+            </w:r>
+            <w:proofErr w:type="gramStart"/>
+            <w:r>
+              <w:t>both of these</w:t>
+            </w:r>
+            <w:proofErr w:type="gramEnd"/>
+            <w:r>
+              <w:t xml:space="preserve"> problems entirely.</w:t>
+            </w:r>
+            <w:r>
+              <w:t xml:space="preserve"> </w:t>
+            </w:r>
+            <w:r>
+              <w:t xml:space="preserve">The </w:t>
+            </w:r>
+            <w:r>
+              <w:t>context menu</w:t>
+            </w:r>
+            <w:r>
+              <w:t xml:space="preserve"> </w:t>
+            </w:r>
+            <w:r>
+              <w:t xml:space="preserve">container support </w:t>
+            </w:r>
+            <w:r>
+              <w:t>evidence can be found</w:t>
+            </w:r>
+            <w:r>
+              <w:t xml:space="preserve"> here: </w:t>
+            </w:r>
+            <w:hyperlink r:id="rId31" w:history="1">
               <w:r>
                 <w:rPr>
                   <w:rStyle w:val="Hyperlink"/>
@@ -4611,6 +4896,7 @@
               </w:r>
             </w:hyperlink>
           </w:p>
+          <w:p/>
         </w:tc>
       </w:tr>
     </w:tbl>
@@ -4668,7 +4954,16 @@
     </w:p>
     <w:p>
       <w:r>
-        <w:t>Visual Studio should generate a single, unified Dockerfile in the root folder of the project, or it should correct the COPY path within the server project's Dockerfile. A separate Dockerfile for the client project should not be created, as the client project is a dependency built and published automatically by the server project. The Docker image should build successfully.</w:t>
+        <w:lastRenderedPageBreak/>
+        <w:t xml:space="preserve">Visual Studio should generate a single, unified Dockerfile in the root folder of the project, or it should correct the COPY path within the server project's Dockerfile. A separate Dockerfile for the client project should not be created, as the client project is a dependency built and published automatically by the server project. The Docker image should </w:t>
+      </w:r>
+      <w:proofErr w:type="gramStart"/>
+      <w:r>
+        <w:t>build</w:t>
+      </w:r>
+      <w:proofErr w:type="gramEnd"/>
+      <w:r>
+        <w:t xml:space="preserve"> successfully.</w:t>
       </w:r>
     </w:p>
     <w:p>
@@ -4741,7 +5036,6 @@
         </w:numPr>
       </w:pPr>
       <w:r>
-        <w:lastRenderedPageBreak/>
         <w:t>Create the project. You will first encounter the following issue:</w:t>
       </w:r>
       <w:r>
@@ -4751,8 +5045,11 @@
     </w:p>
     <w:p>
       <w:r>
+        <w:rPr>
+          <w:noProof/>
+        </w:rPr>
         <w:drawing>
-          <wp:inline distT="0" distB="0" distL="0" distR="0" wp14:anchorId="1261DB41" wp14:editId="4BFC97B8">
+          <wp:inline distT="0" distB="0" distL="0" distR="0" wp14:anchorId="1261DB41" wp14:editId="62C8F4BB">
             <wp:extent cx="1447800" cy="584200"/>
             <wp:effectExtent l="0" t="0" r="0" b="6350"/>
             <wp:docPr id="179060708" name="Picture 16"/>
@@ -4820,6 +5117,9 @@
     </w:p>
     <w:p>
       <w:r>
+        <w:rPr>
+          <w:noProof/>
+        </w:rPr>
         <w:drawing>
           <wp:inline distT="0" distB="0" distL="0" distR="0" wp14:anchorId="4F24F67F" wp14:editId="0162F278">
             <wp:extent cx="1492250" cy="774700"/>
@@ -4838,7 +5138,7 @@
                     </pic:cNvPicPr>
                   </pic:nvPicPr>
                   <pic:blipFill>
-                    <a:blip r:embed="rId31" cstate="print">
+                    <a:blip r:embed="rId32" cstate="print">
                       <a:extLst>
                         <a:ext uri="{28A0092B-C50C-407E-A947-70E740481C1C}">
                           <a14:useLocalDpi xmlns:a14="http://schemas.microsoft.com/office/drawing/2010/main" val="0"/>
@@ -4957,6 +5257,10 @@
     </w:p>
     <w:p>
       <w:r>
+        <w:rPr>
+          <w:noProof/>
+        </w:rPr>
+        <w:lastRenderedPageBreak/>
         <w:drawing>
           <wp:inline distT="0" distB="0" distL="0" distR="0" wp14:anchorId="58115494" wp14:editId="48305613">
             <wp:extent cx="2819400" cy="1466850"/>
@@ -4975,7 +5279,7 @@
                     </pic:cNvPicPr>
                   </pic:nvPicPr>
                   <pic:blipFill>
-                    <a:blip r:embed="rId32" cstate="print">
+                    <a:blip r:embed="rId33" cstate="print">
                       <a:extLst>
                         <a:ext uri="{28A0092B-C50C-407E-A947-70E740481C1C}">
                           <a14:useLocalDpi xmlns:a14="http://schemas.microsoft.com/office/drawing/2010/main" val="0"/>

--- a/Evidence/BlazorWebApp-ContainerSupport-Validation.docx
+++ b/Evidence/BlazorWebApp-ContainerSupport-Validation.docx
@@ -82,8 +82,13 @@
         </w:numPr>
       </w:pPr>
       <w:r>
-        <w:t>Interactive WebAssembly</w:t>
-      </w:r>
+        <w:t xml:space="preserve">Interactive </w:t>
+      </w:r>
+      <w:proofErr w:type="spellStart"/>
+      <w:r>
+        <w:t>WebAssembly</w:t>
+      </w:r>
+      <w:proofErr w:type="spellEnd"/>
     </w:p>
     <w:p>
       <w:pPr>
@@ -287,10 +292,10 @@
         <w:tblDescription w:val=""/>
       </w:tblPr>
       <w:tblGrid>
-        <w:gridCol w:w="380"/>
-        <w:gridCol w:w="944"/>
-        <w:gridCol w:w="4476"/>
-        <w:gridCol w:w="3540"/>
+        <w:gridCol w:w="466"/>
+        <w:gridCol w:w="1249"/>
+        <w:gridCol w:w="2773"/>
+        <w:gridCol w:w="4852"/>
       </w:tblGrid>
       <w:tr>
         <w:tc>
@@ -445,11 +450,11 @@
           </w:tcPr>
           <w:p>
             <w:r>
-              <w:t xml:space="preserve">The creation dialog offers Enable </w:t>
+              <w:t xml:space="preserve">The creation dialog offers Enable container </w:t>
             </w:r>
             <w:r>
               <w:lastRenderedPageBreak/>
-              <w:t>container support for the Blazor Web App template, in the same place as for other ASP.NET Core templates.</w:t>
+              <w:t>support for the Blazor Web App template, in the same place as for other ASP.NET Core templates.</w:t>
             </w:r>
           </w:p>
         </w:tc>
@@ -488,8 +493,8 @@
               <w:tblDescription w:val=""/>
             </w:tblPr>
             <w:tblGrid>
-              <w:gridCol w:w="1229"/>
-              <w:gridCol w:w="3067"/>
+              <w:gridCol w:w="771"/>
+              <w:gridCol w:w="1822"/>
             </w:tblGrid>
             <w:tr>
               <w:tc>
@@ -568,6 +573,7 @@
                 </w:tcPr>
                 <w:p>
                   <w:r>
+                    <w:lastRenderedPageBreak/>
                     <w:t>Static SSR</w:t>
                   </w:r>
                 </w:p>
@@ -616,7 +622,6 @@
                 </w:tcPr>
                 <w:p>
                   <w:r>
-                    <w:lastRenderedPageBreak/>
                     <w:t>Interactive Server</w:t>
                   </w:r>
                 </w:p>
@@ -701,20 +706,21 @@
                       <w:b/>
                       <w:bCs/>
                     </w:rPr>
-                    <w:t>Failure Details</w:t>
-                  </w:r>
-                  <w:r>
-                    <w:rPr>
-                      <w:b/>
-                      <w:bCs/>
-                    </w:rPr>
-                    <w:t>:</w:t>
+                    <w:t>Failure Details:</w:t>
                   </w:r>
                   <w:r>
                     <w:br/>
                   </w:r>
                   <w:r>
-                    <w:t>While creating an interactive WebAssembly app with container support, we faced the following issue:</w:t>
+                    <w:t xml:space="preserve">While creating an interactive </w:t>
+                  </w:r>
+                  <w:proofErr w:type="spellStart"/>
+                  <w:r>
+                    <w:t>WebAssembly</w:t>
+                  </w:r>
+                  <w:proofErr w:type="spellEnd"/>
+                  <w:r>
+                    <w:t xml:space="preserve"> app with container support, we faced the following issue:</w:t>
                   </w:r>
                 </w:p>
                 <w:p>
@@ -723,7 +729,7 @@
                       <w:noProof/>
                     </w:rPr>
                     <w:drawing>
-                      <wp:inline distT="0" distB="0" distL="0" distR="0" wp14:anchorId="55B94808" wp14:editId="145BDD43">
+                      <wp:inline distT="0" distB="0" distL="0" distR="0" wp14:anchorId="55B94808" wp14:editId="3B6EF2FE">
                         <wp:extent cx="1447800" cy="584200"/>
                         <wp:effectExtent l="0" t="0" r="0" b="6350"/>
                         <wp:docPr id="1233292158" name="Picture 26"/>
@@ -854,8 +860,9 @@
                     <w:rPr>
                       <w:noProof/>
                     </w:rPr>
+                    <w:lastRenderedPageBreak/>
                     <w:drawing>
-                      <wp:inline distT="0" distB="0" distL="0" distR="0" wp14:anchorId="400D36D8" wp14:editId="62F60CF4">
+                      <wp:inline distT="0" distB="0" distL="0" distR="0" wp14:anchorId="400D36D8" wp14:editId="5889D9A2">
                         <wp:extent cx="1879600" cy="704850"/>
                         <wp:effectExtent l="0" t="0" r="6350" b="0"/>
                         <wp:docPr id="1143665754" name="Picture 25"/>
@@ -937,14 +944,35 @@
                 <w:rPr>
                   <w:rStyle w:val="Hyperlink"/>
                 </w:rPr>
-                <w:t xml:space="preserve">BlazorWebApp-ContainerSupport-Validation/Evidence/ContainerSupport-On-CreationDialog/blazor-creation-dialog.zip at main · </w:t>
+                <w:t>BlazorWebApp-ContainerSupport-Validation/Evidence/ContainerSupport-On-CreationDialog/blazor-creation-dialog.zip at main · BharatRamsf3693/</w:t>
               </w:r>
+              <w:proofErr w:type="spellStart"/>
               <w:r>
                 <w:rPr>
                   <w:rStyle w:val="Hyperlink"/>
                 </w:rPr>
-                <w:lastRenderedPageBreak/>
-                <w:t>BharatRamsf3693/BlazorWebApp-ContainerSupport-Validation</w:t>
+                <w:t>BlazorWebApp</w:t>
+              </w:r>
+              <w:proofErr w:type="spellEnd"/>
+              <w:r>
+                <w:rPr>
+                  <w:rStyle w:val="Hyperlink"/>
+                </w:rPr>
+                <w:t>-</w:t>
+              </w:r>
+              <w:proofErr w:type="spellStart"/>
+              <w:r>
+                <w:rPr>
+                  <w:rStyle w:val="Hyperlink"/>
+                </w:rPr>
+                <w:t>ContainerSupport</w:t>
+              </w:r>
+              <w:proofErr w:type="spellEnd"/>
+              <w:r>
+                <w:rPr>
+                  <w:rStyle w:val="Hyperlink"/>
+                </w:rPr>
+                <w:t>-Validation</w:t>
               </w:r>
             </w:hyperlink>
           </w:p>
@@ -994,11 +1022,15 @@
           </w:tcPr>
           <w:p>
             <w:r>
-              <w:t xml:space="preserve">All four apps build a container image </w:t>
+              <w:t xml:space="preserve">All four apps build a container image and run in it with no manual edits to the </w:t>
             </w:r>
+            <w:proofErr w:type="spellStart"/>
             <w:r>
-              <w:lastRenderedPageBreak/>
-              <w:t>and run in it with no manual edits to the Dockerfile or the project files.</w:t>
+              <w:t>Dockerfile</w:t>
+            </w:r>
+            <w:proofErr w:type="spellEnd"/>
+            <w:r>
+              <w:t xml:space="preserve"> or the project files.</w:t>
             </w:r>
           </w:p>
         </w:tc>
@@ -1037,9 +1069,9 @@
               <w:tblDescription w:val=""/>
             </w:tblPr>
             <w:tblGrid>
-              <w:gridCol w:w="603"/>
-              <w:gridCol w:w="3090"/>
-              <w:gridCol w:w="603"/>
+              <w:gridCol w:w="938"/>
+              <w:gridCol w:w="719"/>
+              <w:gridCol w:w="936"/>
             </w:tblGrid>
             <w:tr>
               <w:tc>
@@ -1065,7 +1097,6 @@
                       <w:b/>
                       <w:bCs/>
                     </w:rPr>
-                    <w:lastRenderedPageBreak/>
                     <w:t>Blazor Web App</w:t>
                   </w:r>
                 </w:p>
@@ -1120,15 +1151,7 @@
                       <w:b/>
                       <w:bCs/>
                     </w:rPr>
-                    <w:t>Visual Studio 202</w:t>
-                  </w:r>
-                  <w:r>
-                    <w:rPr>
-                      <w:b/>
-                      <w:bCs/>
-                    </w:rPr>
-                    <w:lastRenderedPageBreak/>
-                    <w:t>6 Insider Container Launch</w:t>
+                    <w:t>Visual Studio 2026 Insider Container Launch</w:t>
                   </w:r>
                 </w:p>
               </w:tc>
@@ -1153,7 +1176,6 @@
                 </w:tcPr>
                 <w:p>
                   <w:r>
-                    <w:lastRenderedPageBreak/>
                     <w:t>Static SSR</w:t>
                   </w:r>
                 </w:p>
@@ -1319,167 +1341,11 @@
                 </w:tcPr>
                 <w:p>
                   <w:r>
-                    <w:t>Fail</w:t>
-                  </w:r>
-                  <w:r>
-                    <w:br/>
-                  </w:r>
-                  <w:r>
-                    <w:br/>
-                  </w:r>
-                  <w:r>
-                    <w:rPr>
-                      <w:b/>
-                      <w:bCs/>
-                    </w:rPr>
-                    <w:t>Failure Details:</w:t>
+                    <w:t>Pass</w:t>
                   </w:r>
                 </w:p>
                 <w:p>
-                  <w:pPr>
-                    <w:numPr>
-                      <w:ilvl w:val="1"/>
-                      <w:numId w:val="9"/>
-                    </w:numPr>
-                  </w:pPr>
-                  <w:r>
-                    <w:t>The following issue was faced while creating the Docker image:</w:t>
-                  </w:r>
-                  <w:r>
-                    <w:br/>
-                    <w:t> </w:t>
-                  </w:r>
-                </w:p>
-                <w:p>
-                  <w:r>
-                    <w:rPr>
-                      <w:noProof/>
-                    </w:rPr>
-                    <w:lastRenderedPageBreak/>
-                    <w:drawing>
-                      <wp:inline distT="0" distB="0" distL="0" distR="0" wp14:anchorId="55FDD170" wp14:editId="1DC7886D">
-                        <wp:extent cx="4578350" cy="2362200"/>
-                        <wp:effectExtent l="0" t="0" r="0" b="0"/>
-                        <wp:docPr id="902318514" name="Picture 24"/>
-                        <wp:cNvGraphicFramePr>
-                          <a:graphicFrameLocks xmlns:a="http://schemas.openxmlformats.org/drawingml/2006/main" noChangeAspect="1"/>
-                        </wp:cNvGraphicFramePr>
-                        <a:graphic xmlns:a="http://schemas.openxmlformats.org/drawingml/2006/main">
-                          <a:graphicData uri="http://schemas.openxmlformats.org/drawingml/2006/picture">
-                            <pic:pic xmlns:pic="http://schemas.openxmlformats.org/drawingml/2006/picture">
-                              <pic:nvPicPr>
-                                <pic:cNvPr id="0" name="Picture 755"/>
-                                <pic:cNvPicPr>
-                                  <a:picLocks noChangeAspect="1" noChangeArrowheads="1"/>
-                                </pic:cNvPicPr>
-                              </pic:nvPicPr>
-                              <pic:blipFill>
-                                <a:blip r:embed="rId9" cstate="print">
-                                  <a:extLst>
-                                    <a:ext uri="{28A0092B-C50C-407E-A947-70E740481C1C}">
-                                      <a14:useLocalDpi xmlns:a14="http://schemas.microsoft.com/office/drawing/2010/main" val="0"/>
-                                    </a:ext>
-                                  </a:extLst>
-                                </a:blip>
-                                <a:srcRect/>
-                                <a:stretch>
-                                  <a:fillRect/>
-                                </a:stretch>
-                              </pic:blipFill>
-                              <pic:spPr bwMode="auto">
-                                <a:xfrm>
-                                  <a:off x="0" y="0"/>
-                                  <a:ext cx="4578350" cy="2362200"/>
-                                </a:xfrm>
-                                <a:prstGeom prst="rect">
-                                  <a:avLst/>
-                                </a:prstGeom>
-                                <a:noFill/>
-                                <a:ln>
-                                  <a:noFill/>
-                                </a:ln>
-                              </pic:spPr>
-                            </pic:pic>
-                          </a:graphicData>
-                        </a:graphic>
-                      </wp:inline>
-                    </w:drawing>
-                  </w:r>
-                </w:p>
-                <w:p>
-                  <w:r>
-                    <w:t> </w:t>
-                  </w:r>
-                </w:p>
-                <w:p>
-                  <w:pPr>
-                    <w:numPr>
-                      <w:ilvl w:val="1"/>
-                      <w:numId w:val="9"/>
-                    </w:numPr>
-                  </w:pPr>
-                  <w:r>
-                    <w:t>After moving the Dockerfile from the server project folder to the root folder of the project, the COPY path issue was fixed. The image was generated successfully, and it is running fine in the container.</w:t>
-                  </w:r>
-                </w:p>
-                <w:p>
-                  <w:r>
-                    <w:rPr>
-                      <w:noProof/>
-                    </w:rPr>
-                    <w:drawing>
-                      <wp:inline distT="0" distB="0" distL="0" distR="0" wp14:anchorId="05588EC8" wp14:editId="6B20C36D">
-                        <wp:extent cx="3937000" cy="1212850"/>
-                        <wp:effectExtent l="0" t="0" r="6350" b="6350"/>
-                        <wp:docPr id="1938277702" name="Picture 23"/>
-                        <wp:cNvGraphicFramePr>
-                          <a:graphicFrameLocks xmlns:a="http://schemas.openxmlformats.org/drawingml/2006/main" noChangeAspect="1"/>
-                        </wp:cNvGraphicFramePr>
-                        <a:graphic xmlns:a="http://schemas.openxmlformats.org/drawingml/2006/main">
-                          <a:graphicData uri="http://schemas.openxmlformats.org/drawingml/2006/picture">
-                            <pic:pic xmlns:pic="http://schemas.openxmlformats.org/drawingml/2006/picture">
-                              <pic:nvPicPr>
-                                <pic:cNvPr id="0" name="Picture 756"/>
-                                <pic:cNvPicPr>
-                                  <a:picLocks noChangeAspect="1" noChangeArrowheads="1"/>
-                                </pic:cNvPicPr>
-                              </pic:nvPicPr>
-                              <pic:blipFill>
-                                <a:blip r:embed="rId10" cstate="print">
-                                  <a:extLst>
-                                    <a:ext uri="{28A0092B-C50C-407E-A947-70E740481C1C}">
-                                      <a14:useLocalDpi xmlns:a14="http://schemas.microsoft.com/office/drawing/2010/main" val="0"/>
-                                    </a:ext>
-                                  </a:extLst>
-                                </a:blip>
-                                <a:srcRect/>
-                                <a:stretch>
-                                  <a:fillRect/>
-                                </a:stretch>
-                              </pic:blipFill>
-                              <pic:spPr bwMode="auto">
-                                <a:xfrm>
-                                  <a:off x="0" y="0"/>
-                                  <a:ext cx="3937000" cy="1212850"/>
-                                </a:xfrm>
-                                <a:prstGeom prst="rect">
-                                  <a:avLst/>
-                                </a:prstGeom>
-                                <a:noFill/>
-                                <a:ln>
-                                  <a:noFill/>
-                                </a:ln>
-                              </pic:spPr>
-                            </pic:pic>
-                          </a:graphicData>
-                        </a:graphic>
-                      </wp:inline>
-                    </w:drawing>
-                  </w:r>
-                </w:p>
-                <w:p>
-                  <w:r>
-                    <w:lastRenderedPageBreak/>
+                  <w:r>
                     <w:t> </w:t>
                   </w:r>
                 </w:p>
@@ -1503,7 +1369,6 @@
                 </w:tcPr>
                 <w:p>
                   <w:r>
-                    <w:lastRenderedPageBreak/>
                     <w:t>Pass</w:t>
                   </w:r>
                 </w:p>
@@ -1529,7 +1394,6 @@
                 </w:tcPr>
                 <w:p>
                   <w:r>
-                    <w:lastRenderedPageBreak/>
                     <w:t>Interactive Auto</w:t>
                   </w:r>
                 </w:p>
@@ -1553,168 +1417,11 @@
                 </w:tcPr>
                 <w:p>
                   <w:r>
-                    <w:t>Fail</w:t>
-                  </w:r>
-                  <w:r>
-                    <w:br/>
-                  </w:r>
-                  <w:r>
-                    <w:br/>
-                  </w:r>
-                  <w:r>
-                    <w:rPr>
-                      <w:b/>
-                      <w:bCs/>
-                    </w:rPr>
-                    <w:t>Failure Details:</w:t>
-                  </w:r>
-                </w:p>
-                <w:p>
-                  <w:pPr>
-                    <w:numPr>
-                      <w:ilvl w:val="1"/>
-                      <w:numId w:val="10"/>
-                    </w:numPr>
-                  </w:pPr>
-                  <w:r>
-                    <w:t>The following issue was faced while creating the Docker image:</w:t>
-                  </w:r>
-                  <w:r>
-                    <w:br/>
-                    <w:t> </w:t>
-                  </w:r>
-                </w:p>
-                <w:p>
-                  <w:r>
                     <w:rPr>
                       <w:noProof/>
                     </w:rPr>
-                    <w:drawing>
-                      <wp:inline distT="0" distB="0" distL="0" distR="0" wp14:anchorId="316A4102" wp14:editId="00E78F6D">
-                        <wp:extent cx="3797300" cy="1962150"/>
-                        <wp:effectExtent l="0" t="0" r="0" b="0"/>
-                        <wp:docPr id="1342176513" name="Picture 22"/>
-                        <wp:cNvGraphicFramePr>
-                          <a:graphicFrameLocks xmlns:a="http://schemas.openxmlformats.org/drawingml/2006/main" noChangeAspect="1"/>
-                        </wp:cNvGraphicFramePr>
-                        <a:graphic xmlns:a="http://schemas.openxmlformats.org/drawingml/2006/main">
-                          <a:graphicData uri="http://schemas.openxmlformats.org/drawingml/2006/picture">
-                            <pic:pic xmlns:pic="http://schemas.openxmlformats.org/drawingml/2006/picture">
-                              <pic:nvPicPr>
-                                <pic:cNvPr id="0" name="Picture 757"/>
-                                <pic:cNvPicPr>
-                                  <a:picLocks noChangeAspect="1" noChangeArrowheads="1"/>
-                                </pic:cNvPicPr>
-                              </pic:nvPicPr>
-                              <pic:blipFill>
-                                <a:blip r:embed="rId11" cstate="print">
-                                  <a:extLst>
-                                    <a:ext uri="{28A0092B-C50C-407E-A947-70E740481C1C}">
-                                      <a14:useLocalDpi xmlns:a14="http://schemas.microsoft.com/office/drawing/2010/main" val="0"/>
-                                    </a:ext>
-                                  </a:extLst>
-                                </a:blip>
-                                <a:srcRect/>
-                                <a:stretch>
-                                  <a:fillRect/>
-                                </a:stretch>
-                              </pic:blipFill>
-                              <pic:spPr bwMode="auto">
-                                <a:xfrm>
-                                  <a:off x="0" y="0"/>
-                                  <a:ext cx="3797300" cy="1962150"/>
-                                </a:xfrm>
-                                <a:prstGeom prst="rect">
-                                  <a:avLst/>
-                                </a:prstGeom>
-                                <a:noFill/>
-                                <a:ln>
-                                  <a:noFill/>
-                                </a:ln>
-                              </pic:spPr>
-                            </pic:pic>
-                          </a:graphicData>
-                        </a:graphic>
-                      </wp:inline>
-                    </w:drawing>
-                  </w:r>
-                </w:p>
-                <w:p>
-                  <w:r>
-                    <w:t> </w:t>
-                  </w:r>
-                </w:p>
-                <w:p>
-                  <w:pPr>
-                    <w:numPr>
-                      <w:ilvl w:val="1"/>
-                      <w:numId w:val="10"/>
-                    </w:numPr>
-                  </w:pPr>
-                  <w:r>
-                    <w:t xml:space="preserve">After moving the Dockerfile from the server project folder to the root folder of the project, the COPY path issue was fixed. The image was generated successfully, </w:t>
-                  </w:r>
-                  <w:r>
-                    <w:lastRenderedPageBreak/>
-                    <w:t>and it is running fine in the container.</w:t>
-                  </w:r>
-                </w:p>
-                <w:p>
-                  <w:r>
-                    <w:rPr>
-                      <w:noProof/>
-                    </w:rPr>
-                    <w:drawing>
-                      <wp:inline distT="0" distB="0" distL="0" distR="0" wp14:anchorId="544CC5F6" wp14:editId="2EA78186">
-                        <wp:extent cx="4311650" cy="1409700"/>
-                        <wp:effectExtent l="0" t="0" r="0" b="0"/>
-                        <wp:docPr id="2092387699" name="Picture 21"/>
-                        <wp:cNvGraphicFramePr>
-                          <a:graphicFrameLocks xmlns:a="http://schemas.openxmlformats.org/drawingml/2006/main" noChangeAspect="1"/>
-                        </wp:cNvGraphicFramePr>
-                        <a:graphic xmlns:a="http://schemas.openxmlformats.org/drawingml/2006/main">
-                          <a:graphicData uri="http://schemas.openxmlformats.org/drawingml/2006/picture">
-                            <pic:pic xmlns:pic="http://schemas.openxmlformats.org/drawingml/2006/picture">
-                              <pic:nvPicPr>
-                                <pic:cNvPr id="0" name="Picture 758"/>
-                                <pic:cNvPicPr>
-                                  <a:picLocks noChangeAspect="1" noChangeArrowheads="1"/>
-                                </pic:cNvPicPr>
-                              </pic:nvPicPr>
-                              <pic:blipFill>
-                                <a:blip r:embed="rId12" cstate="print">
-                                  <a:extLst>
-                                    <a:ext uri="{28A0092B-C50C-407E-A947-70E740481C1C}">
-                                      <a14:useLocalDpi xmlns:a14="http://schemas.microsoft.com/office/drawing/2010/main" val="0"/>
-                                    </a:ext>
-                                  </a:extLst>
-                                </a:blip>
-                                <a:srcRect/>
-                                <a:stretch>
-                                  <a:fillRect/>
-                                </a:stretch>
-                              </pic:blipFill>
-                              <pic:spPr bwMode="auto">
-                                <a:xfrm>
-                                  <a:off x="0" y="0"/>
-                                  <a:ext cx="4311650" cy="1409700"/>
-                                </a:xfrm>
-                                <a:prstGeom prst="rect">
-                                  <a:avLst/>
-                                </a:prstGeom>
-                                <a:noFill/>
-                                <a:ln>
-                                  <a:noFill/>
-                                </a:ln>
-                              </pic:spPr>
-                            </pic:pic>
-                          </a:graphicData>
-                        </a:graphic>
-                      </wp:inline>
-                    </w:drawing>
-                  </w:r>
-                </w:p>
-                <w:p>
+                    <w:t>Pass</w:t>
+                  </w:r>
                   <w:r>
                     <w:t> </w:t>
                   </w:r>
@@ -1739,7 +1446,6 @@
                 </w:tcPr>
                 <w:p>
                   <w:r>
-                    <w:lastRenderedPageBreak/>
                     <w:t>Pass</w:t>
                   </w:r>
                 </w:p>
@@ -1771,22 +1477,42 @@
                 <w:b/>
                 <w:bCs/>
               </w:rPr>
-              <w:lastRenderedPageBreak/>
               <w:t xml:space="preserve">Docker CLI: </w:t>
             </w:r>
-            <w:hyperlink r:id="rId13" w:history="1">
+            <w:hyperlink r:id="rId9" w:history="1">
               <w:r>
                 <w:rPr>
                   <w:rStyle w:val="Hyperlink"/>
                 </w:rPr>
-                <w:t>BlazorWebApp-ContainerSupport-Validation/Evidence/ContainerSupport-On-CreationDialog/cli-container-run.zip at main · BharatRamsf3693/BlazorWebAp</w:t>
+                <w:t>BlazorWebApp-ContainerSupport-Validation/Evidence/ContainerSupport-On-CreationDialog/cli-container-run.zip at main · BharatRamsf3693/</w:t>
               </w:r>
+              <w:proofErr w:type="spellStart"/>
               <w:r>
                 <w:rPr>
                   <w:rStyle w:val="Hyperlink"/>
                 </w:rPr>
-                <w:lastRenderedPageBreak/>
-                <w:t>p-ContainerSupport-Validation</w:t>
+                <w:t>BlazorWebApp</w:t>
+              </w:r>
+              <w:proofErr w:type="spellEnd"/>
+              <w:r>
+                <w:rPr>
+                  <w:rStyle w:val="Hyperlink"/>
+                </w:rPr>
+                <w:t>-</w:t>
+              </w:r>
+              <w:proofErr w:type="spellStart"/>
+              <w:r>
+                <w:rPr>
+                  <w:rStyle w:val="Hyperlink"/>
+                </w:rPr>
+                <w:t>ContainerSupport</w:t>
+              </w:r>
+              <w:proofErr w:type="spellEnd"/>
+              <w:r>
+                <w:rPr>
+                  <w:rStyle w:val="Hyperlink"/>
+                </w:rPr>
+                <w:t>-Validation</w:t>
               </w:r>
             </w:hyperlink>
             <w:r>
@@ -1802,12 +1528,40 @@
               </w:rPr>
               <w:t xml:space="preserve">Visual Studio 2026 Insider Container Launch: </w:t>
             </w:r>
-            <w:hyperlink r:id="rId14" w:history="1">
+            <w:hyperlink r:id="rId10" w:history="1">
               <w:r>
                 <w:rPr>
                   <w:rStyle w:val="Hyperlink"/>
                 </w:rPr>
-                <w:t>BlazorWebApp-ContainerSupport-Validation/Evidence/ContainerSupport-On-CreationDialog/vs-container-run.zip at main · BharatRamsf3693/BlazorWebApp-ContainerSupport-Validation</w:t>
+                <w:t>BlazorWebApp-ContainerSupport-Validation/Evidence/ContainerSupport-On-CreationDialog/vs-container-run.zip at main · BharatRamsf3693/</w:t>
+              </w:r>
+              <w:proofErr w:type="spellStart"/>
+              <w:r>
+                <w:rPr>
+                  <w:rStyle w:val="Hyperlink"/>
+                </w:rPr>
+                <w:t>BlazorWebApp</w:t>
+              </w:r>
+              <w:proofErr w:type="spellEnd"/>
+              <w:r>
+                <w:rPr>
+                  <w:rStyle w:val="Hyperlink"/>
+                </w:rPr>
+                <w:t>-</w:t>
+              </w:r>
+              <w:proofErr w:type="spellStart"/>
+              <w:r>
+                <w:rPr>
+                  <w:rStyle w:val="Hyperlink"/>
+                </w:rPr>
+                <w:t>ContainerSupport</w:t>
+              </w:r>
+              <w:proofErr w:type="spellEnd"/>
+              <w:r>
+                <w:rPr>
+                  <w:rStyle w:val="Hyperlink"/>
+                </w:rPr>
+                <w:t>-Validation</w:t>
               </w:r>
             </w:hyperlink>
           </w:p>
@@ -1833,7 +1587,6 @@
           </w:tcPr>
           <w:p>
             <w:r>
-              <w:lastRenderedPageBreak/>
               <w:t>3.</w:t>
             </w:r>
           </w:p>
@@ -1857,11 +1610,11 @@
           </w:tcPr>
           <w:p>
             <w:r>
-              <w:t xml:space="preserve">In the container, every sample page works, interactivity starts, and the image and stylesheet on your own page load with no 404 in the browser </w:t>
+              <w:t xml:space="preserve">In the container, every sample page works, </w:t>
             </w:r>
             <w:r>
               <w:lastRenderedPageBreak/>
-              <w:t>network log.</w:t>
+              <w:t>interactivity starts, and the image and stylesheet on your own page load with no 404 in the browser network log.</w:t>
             </w:r>
           </w:p>
         </w:tc>
@@ -1900,9 +1653,9 @@
               <w:tblDescription w:val=""/>
             </w:tblPr>
             <w:tblGrid>
-              <w:gridCol w:w="1400"/>
-              <w:gridCol w:w="1016"/>
-              <w:gridCol w:w="1880"/>
+              <w:gridCol w:w="938"/>
+              <w:gridCol w:w="719"/>
+              <w:gridCol w:w="936"/>
             </w:tblGrid>
             <w:tr>
               <w:tc>
@@ -1983,7 +1736,15 @@
                       <w:b/>
                       <w:bCs/>
                     </w:rPr>
-                    <w:t>Visual Studio 2026 Insider Container Launch</w:t>
+                    <w:t>Visual Studio 2026 Insider Contai</w:t>
+                  </w:r>
+                  <w:r>
+                    <w:rPr>
+                      <w:b/>
+                      <w:bCs/>
+                    </w:rPr>
+                    <w:lastRenderedPageBreak/>
+                    <w:t>ner Launch</w:t>
                   </w:r>
                 </w:p>
               </w:tc>
@@ -2008,6 +1769,7 @@
                 </w:tcPr>
                 <w:p>
                   <w:r>
+                    <w:lastRenderedPageBreak/>
                     <w:t>Static SSR</w:t>
                   </w:r>
                 </w:p>
@@ -2298,20 +2060,50 @@
                 <w:b/>
                 <w:bCs/>
               </w:rPr>
+              <w:lastRenderedPageBreak/>
               <w:t xml:space="preserve">Docker CLI: </w:t>
             </w:r>
-            <w:hyperlink r:id="rId15" w:history="1">
+            <w:hyperlink r:id="rId11" w:history="1">
               <w:r>
                 <w:rPr>
                   <w:rStyle w:val="Hyperlink"/>
                 </w:rPr>
-                <w:t>BlazorWebApp-ContainerSupport-Validation/Evidence/ContainerSupport-On-CreationDialog/cli-container-run.zip at main · BharatRamsf3693/BlazorWebApp-ContainerSupport-Validation</w:t>
+                <w:t>BlazorWebApp-ContainerSupport-Validation/Evidence/ContainerSupport-On-CreationDialog/cli-container-run.zip at main · BharatRamsf3693/</w:t>
+              </w:r>
+              <w:proofErr w:type="spellStart"/>
+              <w:r>
+                <w:rPr>
+                  <w:rStyle w:val="Hyperlink"/>
+                </w:rPr>
+                <w:t>BlazorWebApp</w:t>
+              </w:r>
+              <w:proofErr w:type="spellEnd"/>
+              <w:r>
+                <w:rPr>
+                  <w:rStyle w:val="Hyperlink"/>
+                </w:rPr>
+                <w:t>-</w:t>
+              </w:r>
+              <w:proofErr w:type="spellStart"/>
+              <w:r>
+                <w:rPr>
+                  <w:rStyle w:val="Hyperlink"/>
+                </w:rPr>
+                <w:t>ContainerSupport</w:t>
+              </w:r>
+              <w:proofErr w:type="spellEnd"/>
+              <w:r>
+                <w:rPr>
+                  <w:rStyle w:val="Hyperlink"/>
+                </w:rPr>
+                <w:t>-Validation</w:t>
               </w:r>
             </w:hyperlink>
             <w:r>
               <w:br/>
             </w:r>
             <w:r>
+              <w:lastRenderedPageBreak/>
               <w:br/>
             </w:r>
             <w:r>
@@ -2321,12 +2113,40 @@
               </w:rPr>
               <w:t xml:space="preserve">Visual Studio 2026 Insider Container Launch: </w:t>
             </w:r>
-            <w:hyperlink r:id="rId16" w:history="1">
+            <w:hyperlink r:id="rId12" w:history="1">
               <w:r>
                 <w:rPr>
                   <w:rStyle w:val="Hyperlink"/>
                 </w:rPr>
-                <w:t>BlazorWebApp-ContainerSupport-Validation/Evidence/ContainerSupport-On-CreationDialog/vs-container-run.zip at main · BharatRamsf3693/BlazorWebApp-ContainerSupport-Validation</w:t>
+                <w:t>BlazorWebApp-ContainerSupport-Validation/Evidence/ContainerSupport-On-CreationDialog/vs-container-run.zip at main · BharatRamsf3693/</w:t>
+              </w:r>
+              <w:proofErr w:type="spellStart"/>
+              <w:r>
+                <w:rPr>
+                  <w:rStyle w:val="Hyperlink"/>
+                </w:rPr>
+                <w:t>BlazorWebApp</w:t>
+              </w:r>
+              <w:proofErr w:type="spellEnd"/>
+              <w:r>
+                <w:rPr>
+                  <w:rStyle w:val="Hyperlink"/>
+                </w:rPr>
+                <w:t>-</w:t>
+              </w:r>
+              <w:proofErr w:type="spellStart"/>
+              <w:r>
+                <w:rPr>
+                  <w:rStyle w:val="Hyperlink"/>
+                </w:rPr>
+                <w:t>ContainerSupport</w:t>
+              </w:r>
+              <w:proofErr w:type="spellEnd"/>
+              <w:r>
+                <w:rPr>
+                  <w:rStyle w:val="Hyperlink"/>
+                </w:rPr>
+                <w:t>-Validation</w:t>
               </w:r>
             </w:hyperlink>
           </w:p>
@@ -2438,9 +2258,9 @@
               <w:tblDescription w:val=""/>
             </w:tblPr>
             <w:tblGrid>
-              <w:gridCol w:w="1400"/>
-              <w:gridCol w:w="1016"/>
-              <w:gridCol w:w="1880"/>
+              <w:gridCol w:w="938"/>
+              <w:gridCol w:w="719"/>
+              <w:gridCol w:w="936"/>
             </w:tblGrid>
             <w:tr>
               <w:tc>
@@ -2568,7 +2388,7 @@
                 </w:tcPr>
                 <w:p>
                   <w:r>
-                    <w:t>Fail</w:t>
+                    <w:t>Pass</w:t>
                   </w:r>
                 </w:p>
               </w:tc>
@@ -2639,7 +2459,7 @@
                 </w:tcPr>
                 <w:p>
                   <w:r>
-                    <w:t>Fail</w:t>
+                    <w:t>Pass</w:t>
                   </w:r>
                 </w:p>
               </w:tc>
@@ -2695,12 +2515,40 @@
               </w:rPr>
               <w:t xml:space="preserve">Docker CLI: </w:t>
             </w:r>
-            <w:hyperlink r:id="rId17" w:history="1">
+            <w:hyperlink r:id="rId13" w:history="1">
               <w:r>
                 <w:rPr>
                   <w:rStyle w:val="Hyperlink"/>
                 </w:rPr>
-                <w:t>BlazorWebApp-ContainerSupport-Validation/Evidence/ContainerSupport-On-CreationDialog/cli-container-run.zip at main · BharatRamsf3693/BlazorWebApp-ContainerSupport-Validation</w:t>
+                <w:t>BlazorWebApp-ContainerSupport-Validation/Evidence/ContainerSupport-On-CreationDialog/cli-container-run.zip at main · BharatRamsf3693/</w:t>
+              </w:r>
+              <w:proofErr w:type="spellStart"/>
+              <w:r>
+                <w:rPr>
+                  <w:rStyle w:val="Hyperlink"/>
+                </w:rPr>
+                <w:t>BlazorWebApp</w:t>
+              </w:r>
+              <w:proofErr w:type="spellEnd"/>
+              <w:r>
+                <w:rPr>
+                  <w:rStyle w:val="Hyperlink"/>
+                </w:rPr>
+                <w:t>-</w:t>
+              </w:r>
+              <w:proofErr w:type="spellStart"/>
+              <w:r>
+                <w:rPr>
+                  <w:rStyle w:val="Hyperlink"/>
+                </w:rPr>
+                <w:t>ContainerSupport</w:t>
+              </w:r>
+              <w:proofErr w:type="spellEnd"/>
+              <w:r>
+                <w:rPr>
+                  <w:rStyle w:val="Hyperlink"/>
+                </w:rPr>
+                <w:t>-Validation</w:t>
               </w:r>
             </w:hyperlink>
             <w:r>
@@ -2716,12 +2564,40 @@
               </w:rPr>
               <w:t xml:space="preserve">Visual Studio 2026 Insider Container Launch: </w:t>
             </w:r>
-            <w:hyperlink r:id="rId18" w:history="1">
+            <w:hyperlink r:id="rId14" w:history="1">
               <w:r>
                 <w:rPr>
                   <w:rStyle w:val="Hyperlink"/>
                 </w:rPr>
-                <w:t>BlazorWebApp-ContainerSupport-Validation/Evidence/ContainerSupport-On-CreationDialog/vs-container-run.zip at main · BharatRamsf3693/BlazorWebApp-ContainerSupport-Validation</w:t>
+                <w:t>BlazorWebApp-ContainerSupport-Validation/Evidence/ContainerSupport-On-CreationDialog/vs-container-run.zip at main · BharatRamsf3693/</w:t>
+              </w:r>
+              <w:proofErr w:type="spellStart"/>
+              <w:r>
+                <w:rPr>
+                  <w:rStyle w:val="Hyperlink"/>
+                </w:rPr>
+                <w:t>BlazorWebApp</w:t>
+              </w:r>
+              <w:proofErr w:type="spellEnd"/>
+              <w:r>
+                <w:rPr>
+                  <w:rStyle w:val="Hyperlink"/>
+                </w:rPr>
+                <w:t>-</w:t>
+              </w:r>
+              <w:proofErr w:type="spellStart"/>
+              <w:r>
+                <w:rPr>
+                  <w:rStyle w:val="Hyperlink"/>
+                </w:rPr>
+                <w:t>ContainerSupport</w:t>
+              </w:r>
+              <w:proofErr w:type="spellEnd"/>
+              <w:r>
+                <w:rPr>
+                  <w:rStyle w:val="Hyperlink"/>
+                </w:rPr>
+                <w:t>-Validation</w:t>
               </w:r>
             </w:hyperlink>
           </w:p>
@@ -2747,6 +2623,7 @@
           </w:tcPr>
           <w:p>
             <w:r>
+              <w:lastRenderedPageBreak/>
               <w:t>5.</w:t>
             </w:r>
           </w:p>
@@ -2770,15 +2647,19 @@
           </w:tcPr>
           <w:p>
             <w:r>
-              <w:t xml:space="preserve">Reading the generated Dockerfile for the two-project shapes, checking how </w:t>
+              <w:t xml:space="preserve">Reading the generated </w:t>
+            </w:r>
+            <w:proofErr w:type="spellStart"/>
+            <w:r>
+              <w:t>Dockerfile</w:t>
+            </w:r>
+            <w:proofErr w:type="spellEnd"/>
+            <w:r>
+              <w:t xml:space="preserve"> for the two-project shapes, checking how </w:t>
             </w:r>
             <w:proofErr w:type="gramStart"/>
             <w:r>
-              <w:t>the .Cli</w:t>
-            </w:r>
-            <w:r>
-              <w:lastRenderedPageBreak/>
-              <w:t>ent</w:t>
+              <w:t>the .Client</w:t>
             </w:r>
             <w:proofErr w:type="gramEnd"/>
             <w:r>
@@ -2821,8 +2702,8 @@
               <w:tblDescription w:val=""/>
             </w:tblPr>
             <w:tblGrid>
-              <w:gridCol w:w="1252"/>
-              <w:gridCol w:w="3044"/>
+              <w:gridCol w:w="1166"/>
+              <w:gridCol w:w="1427"/>
             </w:tblGrid>
             <w:tr>
               <w:tc>
@@ -2848,7 +2729,6 @@
                       <w:b/>
                       <w:bCs/>
                     </w:rPr>
-                    <w:lastRenderedPageBreak/>
                     <w:t>Blazor Web App</w:t>
                   </w:r>
                 </w:p>
@@ -2943,7 +2823,15 @@
                     <w:br/>
                   </w:r>
                   <w:r>
-                    <w:t xml:space="preserve">It appears that the Dockerfile generated for the client project is unnecessary, as building and publishing the client project is redundant since it is a dependency </w:t>
+                    <w:t xml:space="preserve">It appears that the </w:t>
+                  </w:r>
+                  <w:proofErr w:type="spellStart"/>
+                  <w:r>
+                    <w:t>Dockerfile</w:t>
+                  </w:r>
+                  <w:proofErr w:type="spellEnd"/>
+                  <w:r>
+                    <w:t xml:space="preserve"> generated for the client project is unnecessary, as building and publishing the client project is redundant since it is a dependency </w:t>
                   </w:r>
                   <w:proofErr w:type="gramStart"/>
                   <w:r>
@@ -2951,15 +2839,23 @@
                   </w:r>
                   <w:proofErr w:type="gramEnd"/>
                   <w:r>
-                    <w:t xml:space="preserve"> the server project. Additionally, </w:t>
+                    <w:t xml:space="preserve"> the server project. Additionally, the </w:t>
+                  </w:r>
+                  <w:proofErr w:type="spellStart"/>
+                  <w:r>
+                    <w:t>Dockerfile</w:t>
+                  </w:r>
+                  <w:proofErr w:type="spellEnd"/>
+                  <w:r>
+                    <w:t xml:space="preserve"> in the server project should be moved to the root folder of the project </w:t>
+                  </w:r>
+                  <w:proofErr w:type="gramStart"/>
+                  <w:r>
+                    <w:t xml:space="preserve">in </w:t>
                   </w:r>
                   <w:r>
                     <w:lastRenderedPageBreak/>
-                    <w:t xml:space="preserve">the Dockerfile in the server project should be moved to the root folder of the project </w:t>
-                  </w:r>
-                  <w:proofErr w:type="gramStart"/>
-                  <w:r>
-                    <w:t>in order to</w:t>
+                    <w:t>order to</w:t>
                   </w:r>
                   <w:proofErr w:type="gramEnd"/>
                   <w:r>
@@ -3031,7 +2927,15 @@
                     <w:br/>
                   </w:r>
                   <w:r>
-                    <w:t xml:space="preserve">It appears that the Dockerfile generated for the client project is unnecessary, as building and publishing the client project is redundant since it is a dependency </w:t>
+                    <w:t xml:space="preserve">It appears that the </w:t>
+                  </w:r>
+                  <w:proofErr w:type="spellStart"/>
+                  <w:r>
+                    <w:t>Dockerfile</w:t>
+                  </w:r>
+                  <w:proofErr w:type="spellEnd"/>
+                  <w:r>
+                    <w:t xml:space="preserve"> generated for the client project is unnecessary, as building and publishing the client project is redundant since it is a dependency </w:t>
                   </w:r>
                   <w:proofErr w:type="gramStart"/>
                   <w:r>
@@ -3039,7 +2943,19 @@
                   </w:r>
                   <w:proofErr w:type="gramEnd"/>
                   <w:r>
-                    <w:t xml:space="preserve"> the server project. Additionally, the Dockerfile in the server project should be moved to the root folder of the project </w:t>
+                    <w:t xml:space="preserve"> the server project. Additionally, the </w:t>
+                  </w:r>
+                  <w:proofErr w:type="spellStart"/>
+                  <w:r>
+                    <w:t>Dockerfile</w:t>
+                  </w:r>
+                  <w:proofErr w:type="spellEnd"/>
+                  <w:r>
+                    <w:t xml:space="preserve"> in the server </w:t>
+                  </w:r>
+                  <w:r>
+                    <w:lastRenderedPageBreak/>
+                    <w:t xml:space="preserve">project should be moved to the root folder of the project </w:t>
                   </w:r>
                   <w:proofErr w:type="gramStart"/>
                   <w:r>
@@ -3079,7 +2995,23 @@
                 <w:bCs/>
               </w:rPr>
               <w:lastRenderedPageBreak/>
-              <w:t>Interactive Webassembly:</w:t>
+              <w:t xml:space="preserve">Interactive </w:t>
+            </w:r>
+            <w:proofErr w:type="spellStart"/>
+            <w:r>
+              <w:rPr>
+                <w:b/>
+                <w:bCs/>
+              </w:rPr>
+              <w:t>Webassembly</w:t>
+            </w:r>
+            <w:proofErr w:type="spellEnd"/>
+            <w:r>
+              <w:rPr>
+                <w:b/>
+                <w:bCs/>
+              </w:rPr>
+              <w:t>:</w:t>
             </w:r>
           </w:p>
           <w:p>
@@ -3088,14 +3020,58 @@
                 <w:b/>
                 <w:bCs/>
               </w:rPr>
-              <w:t xml:space="preserve">Server project Dockerfile: </w:t>
+              <w:t xml:space="preserve">Server project </w:t>
             </w:r>
-            <w:hyperlink r:id="rId19" w:history="1">
+            <w:proofErr w:type="spellStart"/>
+            <w:r>
+              <w:rPr>
+                <w:b/>
+                <w:bCs/>
+              </w:rPr>
+              <w:t>Dockerfile</w:t>
+            </w:r>
+            <w:proofErr w:type="spellEnd"/>
+            <w:r>
+              <w:rPr>
+                <w:b/>
+                <w:bCs/>
+              </w:rPr>
+              <w:t xml:space="preserve">: </w:t>
+            </w:r>
+            <w:hyperlink r:id="rId15" w:history="1">
               <w:r>
                 <w:rPr>
                   <w:rStyle w:val="Hyperlink"/>
                 </w:rPr>
-                <w:t>BlazorWebApp-ContainerSupport-Validation/ContainerSupport-On-CreationDialog/InteractiveWebAssembly/InteractiveWebAssembly/Dockerfile at main · BharatRamsf3693/BlazorWebApp-ContainerSupport-Validation</w:t>
+                <w:t>BlazorWebApp-ContainerSupport-Validation/ContainerSupport-On-CreationDialog/InteractiveWebAssembly/InteractiveWebAssembly/Dockerfile at main · BharatRamsf3693/</w:t>
+              </w:r>
+              <w:proofErr w:type="spellStart"/>
+              <w:r>
+                <w:rPr>
+                  <w:rStyle w:val="Hyperlink"/>
+                </w:rPr>
+                <w:t>BlazorWebApp</w:t>
+              </w:r>
+              <w:proofErr w:type="spellEnd"/>
+              <w:r>
+                <w:rPr>
+                  <w:rStyle w:val="Hyperlink"/>
+                </w:rPr>
+                <w:t>-</w:t>
+              </w:r>
+              <w:proofErr w:type="spellStart"/>
+              <w:r>
+                <w:rPr>
+                  <w:rStyle w:val="Hyperlink"/>
+                </w:rPr>
+                <w:t>ContainerSupport</w:t>
+              </w:r>
+              <w:proofErr w:type="spellEnd"/>
+              <w:r>
+                <w:rPr>
+                  <w:rStyle w:val="Hyperlink"/>
+                </w:rPr>
+                <w:t>-Validation</w:t>
               </w:r>
             </w:hyperlink>
           </w:p>
@@ -3110,15 +3086,58 @@
                 <w:b/>
                 <w:bCs/>
               </w:rPr>
-              <w:lastRenderedPageBreak/>
-              <w:t xml:space="preserve">Client project Dockerfile: </w:t>
+              <w:t xml:space="preserve">Client project </w:t>
             </w:r>
-            <w:hyperlink r:id="rId20" w:history="1">
+            <w:proofErr w:type="spellStart"/>
+            <w:r>
+              <w:rPr>
+                <w:b/>
+                <w:bCs/>
+              </w:rPr>
+              <w:t>Dockerfile</w:t>
+            </w:r>
+            <w:proofErr w:type="spellEnd"/>
+            <w:r>
+              <w:rPr>
+                <w:b/>
+                <w:bCs/>
+              </w:rPr>
+              <w:t xml:space="preserve">: </w:t>
+            </w:r>
+            <w:hyperlink r:id="rId16" w:history="1">
               <w:r>
                 <w:rPr>
                   <w:rStyle w:val="Hyperlink"/>
                 </w:rPr>
-                <w:t>BlazorWebApp-ContainerSupport-Validation/ContainerSupport-On-CreationDialog/InteractiveWebAssembly/InteractiveWebAssembly.Client/Dockerfile at main · BharatRamsf3693/BlazorWebApp-ContainerSupport-Validation</w:t>
+                <w:t>BlazorWebApp-ContainerSupport-Validation/ContainerSupport-On-CreationDialog/InteractiveWebAssembly/InteractiveWebAssembly.Client/Dockerfile at main · BharatRamsf3693/</w:t>
+              </w:r>
+              <w:proofErr w:type="spellStart"/>
+              <w:r>
+                <w:rPr>
+                  <w:rStyle w:val="Hyperlink"/>
+                </w:rPr>
+                <w:t>BlazorWebApp</w:t>
+              </w:r>
+              <w:proofErr w:type="spellEnd"/>
+              <w:r>
+                <w:rPr>
+                  <w:rStyle w:val="Hyperlink"/>
+                </w:rPr>
+                <w:t>-</w:t>
+              </w:r>
+              <w:proofErr w:type="spellStart"/>
+              <w:r>
+                <w:rPr>
+                  <w:rStyle w:val="Hyperlink"/>
+                </w:rPr>
+                <w:t>ContainerSupport</w:t>
+              </w:r>
+              <w:proofErr w:type="spellEnd"/>
+              <w:r>
+                <w:rPr>
+                  <w:rStyle w:val="Hyperlink"/>
+                </w:rPr>
+                <w:t>-Validation</w:t>
               </w:r>
             </w:hyperlink>
           </w:p>
@@ -3142,14 +3161,58 @@
                 <w:b/>
                 <w:bCs/>
               </w:rPr>
-              <w:t xml:space="preserve">Server project Dockerfile: </w:t>
+              <w:t xml:space="preserve">Server project </w:t>
             </w:r>
-            <w:hyperlink r:id="rId21" w:history="1">
+            <w:proofErr w:type="spellStart"/>
+            <w:r>
+              <w:rPr>
+                <w:b/>
+                <w:bCs/>
+              </w:rPr>
+              <w:t>Dockerfile</w:t>
+            </w:r>
+            <w:proofErr w:type="spellEnd"/>
+            <w:r>
+              <w:rPr>
+                <w:b/>
+                <w:bCs/>
+              </w:rPr>
+              <w:t xml:space="preserve">: </w:t>
+            </w:r>
+            <w:hyperlink r:id="rId17" w:history="1">
               <w:r>
                 <w:rPr>
                   <w:rStyle w:val="Hyperlink"/>
                 </w:rPr>
-                <w:t>BlazorWebApp-ContainerSupport-Validation/ContainerSupport-On-CreationDialog/InteractiveAuto/InteractiveAuto/Dockerfile at main · BharatRamsf3693/BlazorWebApp-ContainerSupport-Validation</w:t>
+                <w:t>BlazorWebApp-ContainerSupport-Validation/ContainerSupport-On-CreationDialog/InteractiveAuto/InteractiveAuto/Dockerfile at main · BharatRamsf3693/</w:t>
+              </w:r>
+              <w:proofErr w:type="spellStart"/>
+              <w:r>
+                <w:rPr>
+                  <w:rStyle w:val="Hyperlink"/>
+                </w:rPr>
+                <w:t>BlazorWebApp</w:t>
+              </w:r>
+              <w:proofErr w:type="spellEnd"/>
+              <w:r>
+                <w:rPr>
+                  <w:rStyle w:val="Hyperlink"/>
+                </w:rPr>
+                <w:t>-</w:t>
+              </w:r>
+              <w:proofErr w:type="spellStart"/>
+              <w:r>
+                <w:rPr>
+                  <w:rStyle w:val="Hyperlink"/>
+                </w:rPr>
+                <w:t>ContainerSupport</w:t>
+              </w:r>
+              <w:proofErr w:type="spellEnd"/>
+              <w:r>
+                <w:rPr>
+                  <w:rStyle w:val="Hyperlink"/>
+                </w:rPr>
+                <w:t>-Validation</w:t>
               </w:r>
             </w:hyperlink>
           </w:p>
@@ -3164,14 +3227,58 @@
                 <w:b/>
                 <w:bCs/>
               </w:rPr>
-              <w:t xml:space="preserve">Client project Dockerfile: </w:t>
+              <w:t xml:space="preserve">Client project </w:t>
             </w:r>
-            <w:hyperlink r:id="rId22" w:history="1">
+            <w:proofErr w:type="spellStart"/>
+            <w:r>
+              <w:rPr>
+                <w:b/>
+                <w:bCs/>
+              </w:rPr>
+              <w:t>Dockerfile</w:t>
+            </w:r>
+            <w:proofErr w:type="spellEnd"/>
+            <w:r>
+              <w:rPr>
+                <w:b/>
+                <w:bCs/>
+              </w:rPr>
+              <w:t xml:space="preserve">: </w:t>
+            </w:r>
+            <w:hyperlink r:id="rId18" w:history="1">
               <w:r>
                 <w:rPr>
                   <w:rStyle w:val="Hyperlink"/>
                 </w:rPr>
-                <w:t>BlazorWebApp-ContainerSupport-Validation/ContainerSupport-On-CreationDialog/InteractiveAuto/InteractiveAuto.Client/Dockerfile at main · BharatRamsf3693/BlazorWebApp-ContainerSupport-Validation</w:t>
+                <w:t>BlazorWebApp-ContainerSupport-Validation/ContainerSupport-On-CreationDialog/InteractiveAuto/InteractiveAuto.Client/Dockerfile at main · BharatRamsf3693/</w:t>
+              </w:r>
+              <w:proofErr w:type="spellStart"/>
+              <w:r>
+                <w:rPr>
+                  <w:rStyle w:val="Hyperlink"/>
+                </w:rPr>
+                <w:t>BlazorWebApp</w:t>
+              </w:r>
+              <w:proofErr w:type="spellEnd"/>
+              <w:r>
+                <w:rPr>
+                  <w:rStyle w:val="Hyperlink"/>
+                </w:rPr>
+                <w:t>-</w:t>
+              </w:r>
+              <w:proofErr w:type="spellStart"/>
+              <w:r>
+                <w:rPr>
+                  <w:rStyle w:val="Hyperlink"/>
+                </w:rPr>
+                <w:t>ContainerSupport</w:t>
+              </w:r>
+              <w:proofErr w:type="spellEnd"/>
+              <w:r>
+                <w:rPr>
+                  <w:rStyle w:val="Hyperlink"/>
+                </w:rPr>
+                <w:t>-Validation</w:t>
               </w:r>
             </w:hyperlink>
           </w:p>
@@ -3260,7 +3367,7 @@
               <w:tblDescription w:val=""/>
             </w:tblPr>
             <w:tblGrid>
-              <w:gridCol w:w="1901"/>
+              <w:gridCol w:w="1732"/>
               <w:gridCol w:w="861"/>
             </w:tblGrid>
             <w:tr>
@@ -3541,12 +3648,40 @@
             <w:r>
               <w:br/>
             </w:r>
-            <w:hyperlink r:id="rId23" w:history="1">
+            <w:hyperlink r:id="rId19" w:history="1">
               <w:r>
                 <w:rPr>
                   <w:rStyle w:val="Hyperlink"/>
                 </w:rPr>
-                <w:t>BlazorWebApp-ContainerSupport-Validation/Evidence/ContainerSupport-On-CreationDialog/outside-container.zip at main · BharatRamsf3693/BlazorWebApp-ContainerSupport-Validation</w:t>
+                <w:t>BlazorWebApp-ContainerSupport-Validation/Evidence/ContainerSupport-On-CreationDialog/outside-container.zip at main · BharatRamsf3693/</w:t>
+              </w:r>
+              <w:proofErr w:type="spellStart"/>
+              <w:r>
+                <w:rPr>
+                  <w:rStyle w:val="Hyperlink"/>
+                </w:rPr>
+                <w:t>BlazorWebApp</w:t>
+              </w:r>
+              <w:proofErr w:type="spellEnd"/>
+              <w:r>
+                <w:rPr>
+                  <w:rStyle w:val="Hyperlink"/>
+                </w:rPr>
+                <w:t>-</w:t>
+              </w:r>
+              <w:proofErr w:type="spellStart"/>
+              <w:r>
+                <w:rPr>
+                  <w:rStyle w:val="Hyperlink"/>
+                </w:rPr>
+                <w:t>ContainerSupport</w:t>
+              </w:r>
+              <w:proofErr w:type="spellEnd"/>
+              <w:r>
+                <w:rPr>
+                  <w:rStyle w:val="Hyperlink"/>
+                </w:rPr>
+                <w:t>-Validation</w:t>
               </w:r>
             </w:hyperlink>
           </w:p>
@@ -3599,7 +3734,11 @@
           </w:tcPr>
           <w:p>
             <w:r>
-              <w:t>A published image runs on its own outside the IDE.</w:t>
+              <w:t xml:space="preserve">A published image runs on its own </w:t>
+            </w:r>
+            <w:r>
+              <w:lastRenderedPageBreak/>
+              <w:t>outside the IDE.</w:t>
             </w:r>
           </w:p>
         </w:tc>
@@ -3638,8 +3777,8 @@
               <w:tblDescription w:val=""/>
             </w:tblPr>
             <w:tblGrid>
-              <w:gridCol w:w="1550"/>
-              <w:gridCol w:w="2746"/>
+              <w:gridCol w:w="1320"/>
+              <w:gridCol w:w="1273"/>
             </w:tblGrid>
             <w:tr>
               <w:tc>
@@ -3665,6 +3804,7 @@
                       <w:b/>
                       <w:bCs/>
                     </w:rPr>
+                    <w:lastRenderedPageBreak/>
                     <w:t>Blazor Web App</w:t>
                   </w:r>
                 </w:p>
@@ -3765,6 +3905,7 @@
                 </w:tcPr>
                 <w:p>
                   <w:r>
+                    <w:lastRenderedPageBreak/>
                     <w:t>Interactive Server</w:t>
                   </w:r>
                 </w:p>
@@ -3836,26 +3977,7 @@
                 </w:tcPr>
                 <w:p>
                   <w:r>
-                    <w:t>Fail</w:t>
-                  </w:r>
-                  <w:r>
-                    <w:br/>
-                  </w:r>
-                  <w:r>
-                    <w:br/>
-                  </w:r>
-                  <w:r>
-                    <w:rPr>
-                      <w:b/>
-                      <w:bCs/>
-                    </w:rPr>
-                    <w:t>Failure Details:</w:t>
-                  </w:r>
-                  <w:r>
-                    <w:br/>
-                  </w:r>
-                  <w:r>
-                    <w:t>The Docker image could not be created using the Docker CLI.</w:t>
+                    <w:t>Pass</w:t>
                   </w:r>
                 </w:p>
               </w:tc>
@@ -3903,26 +4025,7 @@
                 </w:tcPr>
                 <w:p>
                   <w:r>
-                    <w:t>Fail</w:t>
-                  </w:r>
-                  <w:r>
-                    <w:br/>
-                  </w:r>
-                  <w:r>
-                    <w:br/>
-                  </w:r>
-                  <w:r>
-                    <w:rPr>
-                      <w:b/>
-                      <w:bCs/>
-                    </w:rPr>
-                    <w:t>Failure Details:</w:t>
-                  </w:r>
-                  <w:r>
-                    <w:br/>
-                  </w:r>
-                  <w:r>
-                    <w:t>The Docker image could not be created using the Docker CLI.</w:t>
+                    <w:t>Pass</w:t>
                   </w:r>
                 </w:p>
               </w:tc>
@@ -3949,6 +4052,7 @@
           </w:tcPr>
           <w:p>
             <w:r>
+              <w:lastRenderedPageBreak/>
               <w:t xml:space="preserve">Here is the Docker Hub repository for </w:t>
             </w:r>
             <w:proofErr w:type="gramStart"/>
@@ -3967,7 +4071,7 @@
                 <w:numId w:val="11"/>
               </w:numPr>
             </w:pPr>
-            <w:hyperlink r:id="rId24" w:history="1">
+            <w:hyperlink r:id="rId20" w:history="1">
               <w:r>
                 <w:rPr>
                   <w:rStyle w:val="Hyperlink"/>
@@ -3983,7 +4087,7 @@
                 <w:numId w:val="11"/>
               </w:numPr>
             </w:pPr>
-            <w:hyperlink r:id="rId25" w:history="1">
+            <w:hyperlink r:id="rId21" w:history="1">
               <w:r>
                 <w:rPr>
                   <w:rStyle w:val="Hyperlink"/>
@@ -3993,15 +4097,105 @@
             </w:hyperlink>
           </w:p>
           <w:p>
-            <w:r>
-              <w:t xml:space="preserve">Video evidence: </w:t>
-            </w:r>
-            <w:hyperlink r:id="rId26" w:history="1">
+            <w:pPr>
+              <w:numPr>
+                <w:ilvl w:val="0"/>
+                <w:numId w:val="11"/>
+              </w:numPr>
+            </w:pPr>
+            <w:hyperlink r:id="rId22" w:history="1">
+              <w:proofErr w:type="spellStart"/>
               <w:r>
                 <w:rPr>
                   <w:rStyle w:val="Hyperlink"/>
                 </w:rPr>
-                <w:t>BlazorWebApp-ContainerSupport-Validation/Evidence/ContainerSupport-On-CreationDialog/published-image.zip at main · BharatRamsf3693/BlazorWebApp-ContainerSupport-Validation</w:t>
+                <w:t>bharatramh</w:t>
+              </w:r>
+              <w:proofErr w:type="spellEnd"/>
+              <w:r>
+                <w:rPr>
+                  <w:rStyle w:val="Hyperlink"/>
+                </w:rPr>
+                <w:t>/interactive-</w:t>
+              </w:r>
+              <w:proofErr w:type="spellStart"/>
+              <w:r>
+                <w:rPr>
+                  <w:rStyle w:val="Hyperlink"/>
+                </w:rPr>
+                <w:t>webassembly</w:t>
+              </w:r>
+              <w:proofErr w:type="spellEnd"/>
+              <w:r>
+                <w:rPr>
+                  <w:rStyle w:val="Hyperlink"/>
+                </w:rPr>
+                <w:t xml:space="preserve"> - Docker Image</w:t>
+              </w:r>
+            </w:hyperlink>
+          </w:p>
+          <w:p>
+            <w:pPr>
+              <w:numPr>
+                <w:ilvl w:val="0"/>
+                <w:numId w:val="11"/>
+              </w:numPr>
+            </w:pPr>
+            <w:hyperlink r:id="rId23" w:history="1">
+              <w:proofErr w:type="spellStart"/>
+              <w:r>
+                <w:rPr>
+                  <w:rStyle w:val="Hyperlink"/>
+                </w:rPr>
+                <w:t>bharatramh</w:t>
+              </w:r>
+              <w:proofErr w:type="spellEnd"/>
+              <w:r>
+                <w:rPr>
+                  <w:rStyle w:val="Hyperlink"/>
+                </w:rPr>
+                <w:t>/interactive-auto - Docker Image</w:t>
+              </w:r>
+            </w:hyperlink>
+          </w:p>
+          <w:p>
+            <w:r>
+              <w:t xml:space="preserve">Video evidence: </w:t>
+            </w:r>
+            <w:hyperlink r:id="rId24" w:history="1">
+              <w:r>
+                <w:rPr>
+                  <w:rStyle w:val="Hyperlink"/>
+                </w:rPr>
+                <w:t>BlazorWebApp-ContainerSupport-Validation/Evidence/ContainerSupport-On-CreationDialog/published-image.zip at main · BharatRamsf3693/</w:t>
+              </w:r>
+              <w:proofErr w:type="spellStart"/>
+              <w:r>
+                <w:rPr>
+                  <w:rStyle w:val="Hyperlink"/>
+                </w:rPr>
+                <w:t>BlazorWebApp</w:t>
+              </w:r>
+              <w:proofErr w:type="spellEnd"/>
+              <w:r>
+                <w:rPr>
+                  <w:rStyle w:val="Hyperlink"/>
+                </w:rPr>
+                <w:t>-</w:t>
+              </w:r>
+              <w:proofErr w:type="spellStart"/>
+              <w:r>
+                <w:rPr>
+                  <w:rStyle w:val="Hyperlink"/>
+                </w:rPr>
+                <w:t>ContainerSupport</w:t>
+              </w:r>
+              <w:proofErr w:type="spellEnd"/>
+              <w:r>
+                <w:rPr>
+                  <w:rStyle w:val="Hyperlink"/>
+                </w:rPr>
+                <w:t>-Validation</w:t>
               </w:r>
             </w:hyperlink>
           </w:p>
@@ -4102,9 +4296,9 @@
               <w:tblDescription w:val=""/>
             </w:tblPr>
             <w:tblGrid>
-              <w:gridCol w:w="586"/>
-              <w:gridCol w:w="3125"/>
-              <w:gridCol w:w="585"/>
+              <w:gridCol w:w="938"/>
+              <w:gridCol w:w="719"/>
+              <w:gridCol w:w="936"/>
             </w:tblGrid>
             <w:tr>
               <w:tc>
@@ -4374,182 +4568,7 @@
                 </w:tcPr>
                 <w:p>
                   <w:r>
-                    <w:t>Fail</w:t>
-                  </w:r>
-                  <w:r>
-                    <w:br/>
-                  </w:r>
-                  <w:r>
-                    <w:br/>
-                  </w:r>
-                  <w:r>
-                    <w:rPr>
-                      <w:b/>
-                      <w:bCs/>
-                    </w:rPr>
-                    <w:t>Failure Details:</w:t>
-                  </w:r>
-                </w:p>
-                <w:p>
-                  <w:pPr>
-                    <w:numPr>
-                      <w:ilvl w:val="1"/>
-                      <w:numId w:val="12"/>
-                    </w:numPr>
-                  </w:pPr>
-                  <w:r>
-                    <w:t>The server project was right-clicked, and container support was added.</w:t>
-                  </w:r>
-                </w:p>
-                <w:p>
-                  <w:pPr>
-                    <w:numPr>
-                      <w:ilvl w:val="1"/>
-                      <w:numId w:val="12"/>
-                    </w:numPr>
-                  </w:pPr>
-                  <w:r>
-                    <w:t xml:space="preserve"> The following issue was faced while </w:t>
-                  </w:r>
-                  <w:r>
-                    <w:lastRenderedPageBreak/>
-                    <w:t>creating the Docker image:</w:t>
-                  </w:r>
-                </w:p>
-                <w:p>
-                  <w:r>
-                    <w:rPr>
-                      <w:noProof/>
-                    </w:rPr>
-                    <w:drawing>
-                      <wp:inline distT="0" distB="0" distL="0" distR="0" wp14:anchorId="20535F36" wp14:editId="1729A907">
-                        <wp:extent cx="3752850" cy="1828800"/>
-                        <wp:effectExtent l="0" t="0" r="0" b="0"/>
-                        <wp:docPr id="1724467763" name="Picture 20"/>
-                        <wp:cNvGraphicFramePr>
-                          <a:graphicFrameLocks xmlns:a="http://schemas.openxmlformats.org/drawingml/2006/main" noChangeAspect="1"/>
-                        </wp:cNvGraphicFramePr>
-                        <a:graphic xmlns:a="http://schemas.openxmlformats.org/drawingml/2006/main">
-                          <a:graphicData uri="http://schemas.openxmlformats.org/drawingml/2006/picture">
-                            <pic:pic xmlns:pic="http://schemas.openxmlformats.org/drawingml/2006/picture">
-                              <pic:nvPicPr>
-                                <pic:cNvPr id="0" name="Picture 759"/>
-                                <pic:cNvPicPr>
-                                  <a:picLocks noChangeAspect="1" noChangeArrowheads="1"/>
-                                </pic:cNvPicPr>
-                              </pic:nvPicPr>
-                              <pic:blipFill>
-                                <a:blip r:embed="rId27" cstate="print">
-                                  <a:extLst>
-                                    <a:ext uri="{28A0092B-C50C-407E-A947-70E740481C1C}">
-                                      <a14:useLocalDpi xmlns:a14="http://schemas.microsoft.com/office/drawing/2010/main" val="0"/>
-                                    </a:ext>
-                                  </a:extLst>
-                                </a:blip>
-                                <a:srcRect/>
-                                <a:stretch>
-                                  <a:fillRect/>
-                                </a:stretch>
-                              </pic:blipFill>
-                              <pic:spPr bwMode="auto">
-                                <a:xfrm>
-                                  <a:off x="0" y="0"/>
-                                  <a:ext cx="3752850" cy="1828800"/>
-                                </a:xfrm>
-                                <a:prstGeom prst="rect">
-                                  <a:avLst/>
-                                </a:prstGeom>
-                                <a:noFill/>
-                                <a:ln>
-                                  <a:noFill/>
-                                </a:ln>
-                              </pic:spPr>
-                            </pic:pic>
-                          </a:graphicData>
-                        </a:graphic>
-                      </wp:inline>
-                    </w:drawing>
-                  </w:r>
-                </w:p>
-                <w:p>
-                  <w:r>
-                    <w:t> </w:t>
-                  </w:r>
-                </w:p>
-                <w:p>
-                  <w:pPr>
-                    <w:numPr>
-                      <w:ilvl w:val="1"/>
-                      <w:numId w:val="12"/>
-                    </w:numPr>
-                  </w:pPr>
-                  <w:r>
-                    <w:t>After moving the Dockerfile from the server project folder to the root folder of the project, the COPY path issue was fixed. The image was generated successfully, and it is running fine in the container.</w:t>
-                  </w:r>
-                  <w:r>
-                    <w:br/>
-                    <w:t> </w:t>
-                  </w:r>
-                </w:p>
-                <w:p>
-                  <w:r>
-                    <w:rPr>
-                      <w:noProof/>
-                    </w:rPr>
-                    <w:drawing>
-                      <wp:inline distT="0" distB="0" distL="0" distR="0" wp14:anchorId="39786339" wp14:editId="71E27183">
-                        <wp:extent cx="3429000" cy="1104900"/>
-                        <wp:effectExtent l="0" t="0" r="0" b="0"/>
-                        <wp:docPr id="134253396" name="Picture 19"/>
-                        <wp:cNvGraphicFramePr>
-                          <a:graphicFrameLocks xmlns:a="http://schemas.openxmlformats.org/drawingml/2006/main" noChangeAspect="1"/>
-                        </wp:cNvGraphicFramePr>
-                        <a:graphic xmlns:a="http://schemas.openxmlformats.org/drawingml/2006/main">
-                          <a:graphicData uri="http://schemas.openxmlformats.org/drawingml/2006/picture">
-                            <pic:pic xmlns:pic="http://schemas.openxmlformats.org/drawingml/2006/picture">
-                              <pic:nvPicPr>
-                                <pic:cNvPr id="0" name="Picture 760"/>
-                                <pic:cNvPicPr>
-                                  <a:picLocks noChangeAspect="1" noChangeArrowheads="1"/>
-                                </pic:cNvPicPr>
-                              </pic:nvPicPr>
-                              <pic:blipFill>
-                                <a:blip r:embed="rId28" cstate="print">
-                                  <a:extLst>
-                                    <a:ext uri="{28A0092B-C50C-407E-A947-70E740481C1C}">
-                                      <a14:useLocalDpi xmlns:a14="http://schemas.microsoft.com/office/drawing/2010/main" val="0"/>
-                                    </a:ext>
-                                  </a:extLst>
-                                </a:blip>
-                                <a:srcRect/>
-                                <a:stretch>
-                                  <a:fillRect/>
-                                </a:stretch>
-                              </pic:blipFill>
-                              <pic:spPr bwMode="auto">
-                                <a:xfrm>
-                                  <a:off x="0" y="0"/>
-                                  <a:ext cx="3429000" cy="1104900"/>
-                                </a:xfrm>
-                                <a:prstGeom prst="rect">
-                                  <a:avLst/>
-                                </a:prstGeom>
-                                <a:noFill/>
-                                <a:ln>
-                                  <a:noFill/>
-                                </a:ln>
-                              </pic:spPr>
-                            </pic:pic>
-                          </a:graphicData>
-                        </a:graphic>
-                      </wp:inline>
-                    </w:drawing>
-                  </w:r>
-                </w:p>
-                <w:p>
-                  <w:r>
-                    <w:lastRenderedPageBreak/>
-                    <w:t> </w:t>
+                    <w:t>Pass</w:t>
                   </w:r>
                 </w:p>
               </w:tc>
@@ -4572,7 +4591,6 @@
                 </w:tcPr>
                 <w:p>
                   <w:r>
-                    <w:lastRenderedPageBreak/>
                     <w:t>Pass</w:t>
                   </w:r>
                 </w:p>
@@ -4622,181 +4640,7 @@
                 </w:tcPr>
                 <w:p>
                   <w:r>
-                    <w:t>Fail</w:t>
-                  </w:r>
-                  <w:r>
-                    <w:br/>
-                  </w:r>
-                  <w:r>
-                    <w:br/>
-                  </w:r>
-                  <w:r>
-                    <w:rPr>
-                      <w:b/>
-                      <w:bCs/>
-                    </w:rPr>
-                    <w:t>Failure Details:</w:t>
-                  </w:r>
-                </w:p>
-                <w:p>
-                  <w:pPr>
-                    <w:numPr>
-                      <w:ilvl w:val="1"/>
-                      <w:numId w:val="13"/>
-                    </w:numPr>
-                  </w:pPr>
-                  <w:r>
-                    <w:t>The server project was right-clicked, and container support was added.</w:t>
-                  </w:r>
-                </w:p>
-                <w:p>
-                  <w:pPr>
-                    <w:numPr>
-                      <w:ilvl w:val="1"/>
-                      <w:numId w:val="13"/>
-                    </w:numPr>
-                  </w:pPr>
-                  <w:r>
-                    <w:t>The following issue was faced while creating the Docker image:</w:t>
-                  </w:r>
-                </w:p>
-                <w:p>
-                  <w:r>
-                    <w:rPr>
-                      <w:noProof/>
-                    </w:rPr>
-                    <w:drawing>
-                      <wp:inline distT="0" distB="0" distL="0" distR="0" wp14:anchorId="5A835BEB" wp14:editId="06BD7E6B">
-                        <wp:extent cx="4826000" cy="2520950"/>
-                        <wp:effectExtent l="0" t="0" r="0" b="0"/>
-                        <wp:docPr id="1399988753" name="Picture 18"/>
-                        <wp:cNvGraphicFramePr>
-                          <a:graphicFrameLocks xmlns:a="http://schemas.openxmlformats.org/drawingml/2006/main" noChangeAspect="1"/>
-                        </wp:cNvGraphicFramePr>
-                        <a:graphic xmlns:a="http://schemas.openxmlformats.org/drawingml/2006/main">
-                          <a:graphicData uri="http://schemas.openxmlformats.org/drawingml/2006/picture">
-                            <pic:pic xmlns:pic="http://schemas.openxmlformats.org/drawingml/2006/picture">
-                              <pic:nvPicPr>
-                                <pic:cNvPr id="0" name="Picture 761"/>
-                                <pic:cNvPicPr>
-                                  <a:picLocks noChangeAspect="1" noChangeArrowheads="1"/>
-                                </pic:cNvPicPr>
-                              </pic:nvPicPr>
-                              <pic:blipFill>
-                                <a:blip r:embed="rId29" cstate="print">
-                                  <a:extLst>
-                                    <a:ext uri="{28A0092B-C50C-407E-A947-70E740481C1C}">
-                                      <a14:useLocalDpi xmlns:a14="http://schemas.microsoft.com/office/drawing/2010/main" val="0"/>
-                                    </a:ext>
-                                  </a:extLst>
-                                </a:blip>
-                                <a:srcRect/>
-                                <a:stretch>
-                                  <a:fillRect/>
-                                </a:stretch>
-                              </pic:blipFill>
-                              <pic:spPr bwMode="auto">
-                                <a:xfrm>
-                                  <a:off x="0" y="0"/>
-                                  <a:ext cx="4826000" cy="2520950"/>
-                                </a:xfrm>
-                                <a:prstGeom prst="rect">
-                                  <a:avLst/>
-                                </a:prstGeom>
-                                <a:noFill/>
-                                <a:ln>
-                                  <a:noFill/>
-                                </a:ln>
-                              </pic:spPr>
-                            </pic:pic>
-                          </a:graphicData>
-                        </a:graphic>
-                      </wp:inline>
-                    </w:drawing>
-                  </w:r>
-                </w:p>
-                <w:p>
-                  <w:r>
-                    <w:t> </w:t>
-                  </w:r>
-                </w:p>
-                <w:p>
-                  <w:pPr>
-                    <w:numPr>
-                      <w:ilvl w:val="1"/>
-                      <w:numId w:val="13"/>
-                    </w:numPr>
-                  </w:pPr>
-                  <w:r>
-                    <w:t xml:space="preserve">After moving the Dockerfile from the server project folder to the </w:t>
-                  </w:r>
-                  <w:r>
-                    <w:lastRenderedPageBreak/>
-                    <w:t>root folder of the project, the COPY path issue was fixed. The image was generated successfully, and it is running fine in the container.</w:t>
-                  </w:r>
-                  <w:r>
-                    <w:br/>
-                    <w:t> </w:t>
-                  </w:r>
-                </w:p>
-                <w:p>
-                  <w:r>
-                    <w:rPr>
-                      <w:noProof/>
-                    </w:rPr>
-                    <w:drawing>
-                      <wp:inline distT="0" distB="0" distL="0" distR="0" wp14:anchorId="7C6A3AE2" wp14:editId="5261A32B">
-                        <wp:extent cx="4610100" cy="1428750"/>
-                        <wp:effectExtent l="0" t="0" r="0" b="0"/>
-                        <wp:docPr id="903695519" name="Picture 17"/>
-                        <wp:cNvGraphicFramePr>
-                          <a:graphicFrameLocks xmlns:a="http://schemas.openxmlformats.org/drawingml/2006/main" noChangeAspect="1"/>
-                        </wp:cNvGraphicFramePr>
-                        <a:graphic xmlns:a="http://schemas.openxmlformats.org/drawingml/2006/main">
-                          <a:graphicData uri="http://schemas.openxmlformats.org/drawingml/2006/picture">
-                            <pic:pic xmlns:pic="http://schemas.openxmlformats.org/drawingml/2006/picture">
-                              <pic:nvPicPr>
-                                <pic:cNvPr id="0" name="Picture 762"/>
-                                <pic:cNvPicPr>
-                                  <a:picLocks noChangeAspect="1" noChangeArrowheads="1"/>
-                                </pic:cNvPicPr>
-                              </pic:nvPicPr>
-                              <pic:blipFill>
-                                <a:blip r:embed="rId30" cstate="print">
-                                  <a:extLst>
-                                    <a:ext uri="{28A0092B-C50C-407E-A947-70E740481C1C}">
-                                      <a14:useLocalDpi xmlns:a14="http://schemas.microsoft.com/office/drawing/2010/main" val="0"/>
-                                    </a:ext>
-                                  </a:extLst>
-                                </a:blip>
-                                <a:srcRect/>
-                                <a:stretch>
-                                  <a:fillRect/>
-                                </a:stretch>
-                              </pic:blipFill>
-                              <pic:spPr bwMode="auto">
-                                <a:xfrm>
-                                  <a:off x="0" y="0"/>
-                                  <a:ext cx="4610100" cy="1428750"/>
-                                </a:xfrm>
-                                <a:prstGeom prst="rect">
-                                  <a:avLst/>
-                                </a:prstGeom>
-                                <a:noFill/>
-                                <a:ln>
-                                  <a:noFill/>
-                                </a:ln>
-                              </pic:spPr>
-                            </pic:pic>
-                          </a:graphicData>
-                        </a:graphic>
-                      </wp:inline>
-                    </w:drawing>
-                  </w:r>
-                </w:p>
-                <w:p>
-                  <w:r>
-                    <w:t> </w:t>
+                    <w:t>Pass</w:t>
                   </w:r>
                 </w:p>
               </w:tc>
@@ -4819,7 +4663,6 @@
                 </w:tcPr>
                 <w:p>
                   <w:r>
-                    <w:lastRenderedPageBreak/>
                     <w:t>Pass</w:t>
                   </w:r>
                 </w:p>
@@ -4856,7 +4699,15 @@
             </w:r>
             <w:proofErr w:type="gramEnd"/>
             <w:r>
-              <w:t xml:space="preserve"> is the same when adding container support via either the creation dialog or the project context menu. However, for Interactive WASM and Auto apps, using the creation dialog introduces an additional issue during project creation and generates an unnecessary Dockerfile in the client project, as shown in the screenshot evidence provided in the scenarios above. In contrast, using the context menu avoids </w:t>
+              <w:t xml:space="preserve"> is the same when adding container support via either the creation dialog or the project context menu. However, for Interactive WASM and Auto apps, using the creation dialog introduces an issue during project creation and generates an unnecessary </w:t>
+            </w:r>
+            <w:proofErr w:type="spellStart"/>
+            <w:r>
+              <w:t>Dockerfile</w:t>
+            </w:r>
+            <w:proofErr w:type="spellEnd"/>
+            <w:r>
+              <w:t xml:space="preserve"> in the client project, as shown in the screenshot evidence provided in the scenarios above. In contrast, using the context menu avoids </w:t>
             </w:r>
             <w:proofErr w:type="gramStart"/>
             <w:r>
@@ -4887,12 +4738,40 @@
             <w:r>
               <w:t xml:space="preserve"> here: </w:t>
             </w:r>
-            <w:hyperlink r:id="rId31" w:history="1">
+            <w:hyperlink r:id="rId25" w:history="1">
               <w:r>
                 <w:rPr>
                   <w:rStyle w:val="Hyperlink"/>
                 </w:rPr>
-                <w:t>BlazorWebApp-ContainerSupport-Validation/Evidence/ContainerSupport-ContextMenu at main · BharatRamsf3693/BlazorWebApp-ContainerSupport-Validation</w:t>
+                <w:t>BlazorWebApp-ContainerSupport-Validation/Evidence/ContainerSupport-ContextMenu at main · BharatRamsf3693/</w:t>
+              </w:r>
+              <w:proofErr w:type="spellStart"/>
+              <w:r>
+                <w:rPr>
+                  <w:rStyle w:val="Hyperlink"/>
+                </w:rPr>
+                <w:t>BlazorWebApp</w:t>
+              </w:r>
+              <w:proofErr w:type="spellEnd"/>
+              <w:r>
+                <w:rPr>
+                  <w:rStyle w:val="Hyperlink"/>
+                </w:rPr>
+                <w:t>-</w:t>
+              </w:r>
+              <w:proofErr w:type="spellStart"/>
+              <w:r>
+                <w:rPr>
+                  <w:rStyle w:val="Hyperlink"/>
+                </w:rPr>
+                <w:t>ContainerSupport</w:t>
+              </w:r>
+              <w:proofErr w:type="spellEnd"/>
+              <w:r>
+                <w:rPr>
+                  <w:rStyle w:val="Hyperlink"/>
+                </w:rPr>
+                <w:t>-Validation</w:t>
               </w:r>
             </w:hyperlink>
           </w:p>
@@ -4926,7 +4805,54 @@
     </w:p>
     <w:p>
       <w:r>
-        <w:t>Container support generates broken COPY paths and unnecessary client Dockerfile for Blazor WASM/Auto apps.</w:t>
+        <w:t xml:space="preserve">When creating a Blazor Web App with </w:t>
+      </w:r>
+      <w:r>
+        <w:rPr>
+          <w:b/>
+          <w:bCs/>
+        </w:rPr>
+        <w:t xml:space="preserve">Interactive </w:t>
+      </w:r>
+      <w:proofErr w:type="spellStart"/>
+      <w:r>
+        <w:rPr>
+          <w:b/>
+          <w:bCs/>
+        </w:rPr>
+        <w:t>WebAssembly</w:t>
+      </w:r>
+      <w:proofErr w:type="spellEnd"/>
+      <w:r>
+        <w:t xml:space="preserve"> or </w:t>
+      </w:r>
+      <w:r>
+        <w:rPr>
+          <w:b/>
+          <w:bCs/>
+        </w:rPr>
+        <w:t>Auto</w:t>
+      </w:r>
+      <w:r>
+        <w:t xml:space="preserve"> render modes and enabling </w:t>
+      </w:r>
+      <w:r>
+        <w:rPr>
+          <w:b/>
+          <w:bCs/>
+        </w:rPr>
+        <w:t>Container Support</w:t>
+      </w:r>
+      <w:r>
+        <w:t xml:space="preserve"> in the creation wizard, a file path error pops up. Furthermore, an unnecessary </w:t>
+      </w:r>
+      <w:proofErr w:type="spellStart"/>
+      <w:r>
+        <w:t>Dockerfile</w:t>
+      </w:r>
+      <w:proofErr w:type="spellEnd"/>
+      <w:r>
+        <w:t xml:space="preserve"> is incorrectly generated for the client project.</w:t>
       </w:r>
     </w:p>
     <w:p>
@@ -4939,8 +4865,49 @@
       </w:r>
     </w:p>
     <w:p>
-      <w:r>
-        <w:t>When adding container support to a Blazor Web App during initial project creation, Visual Studio generates an unnecessary Dockerfile for the client project and places a Dockerfile inside the server project folder. The Dockerfile in the server project has an incorrect COPY path, which causes a failure during image creation.</w:t>
+      <w:pPr>
+        <w:numPr>
+          <w:ilvl w:val="0"/>
+          <w:numId w:val="18"/>
+        </w:numPr>
+      </w:pPr>
+      <w:r>
+        <w:t xml:space="preserve">A popup error interrupted the creation process, stating it could not find </w:t>
+      </w:r>
+      <w:proofErr w:type="spellStart"/>
+      <w:r>
+        <w:t>launchSettings.json</w:t>
+      </w:r>
+      <w:proofErr w:type="spellEnd"/>
+      <w:r>
+        <w:t xml:space="preserve"> in the client project.</w:t>
+      </w:r>
+    </w:p>
+    <w:p>
+      <w:pPr>
+        <w:numPr>
+          <w:ilvl w:val="0"/>
+          <w:numId w:val="18"/>
+        </w:numPr>
+      </w:pPr>
+      <w:r>
+        <w:t xml:space="preserve">After dismissing the popup, the project creation </w:t>
+      </w:r>
+      <w:proofErr w:type="gramStart"/>
+      <w:r>
+        <w:t>completed</w:t>
+      </w:r>
+      <w:proofErr w:type="gramEnd"/>
+      <w:r>
+        <w:t xml:space="preserve">, but a </w:t>
+      </w:r>
+      <w:proofErr w:type="spellStart"/>
+      <w:r>
+        <w:t>Dockerfile</w:t>
+      </w:r>
+      <w:proofErr w:type="spellEnd"/>
+      <w:r>
+        <w:t xml:space="preserve"> was erroneously generated for both the server and client projects.</w:t>
       </w:r>
     </w:p>
     <w:p>
@@ -4953,17 +4920,51 @@
       </w:r>
     </w:p>
     <w:p>
-      <w:r>
-        <w:lastRenderedPageBreak/>
-        <w:t xml:space="preserve">Visual Studio should generate a single, unified Dockerfile in the root folder of the project, or it should correct the COPY path within the server project's Dockerfile. A separate Dockerfile for the client project should not be created, as the client project is a dependency built and published automatically by the server project. The Docker image should </w:t>
-      </w:r>
-      <w:proofErr w:type="gramStart"/>
-      <w:r>
-        <w:t>build</w:t>
-      </w:r>
-      <w:proofErr w:type="gramEnd"/>
-      <w:r>
-        <w:t xml:space="preserve"> successfully.</w:t>
+      <w:pPr>
+        <w:numPr>
+          <w:ilvl w:val="0"/>
+          <w:numId w:val="19"/>
+        </w:numPr>
+      </w:pPr>
+      <w:r>
+        <w:t>The project should be created without any error popups.</w:t>
+      </w:r>
+    </w:p>
+    <w:p>
+      <w:pPr>
+        <w:numPr>
+          <w:ilvl w:val="0"/>
+          <w:numId w:val="19"/>
+        </w:numPr>
+      </w:pPr>
+      <w:r>
+        <w:t xml:space="preserve">A </w:t>
+      </w:r>
+      <w:proofErr w:type="spellStart"/>
+      <w:r>
+        <w:t>Dockerfile</w:t>
+      </w:r>
+      <w:proofErr w:type="spellEnd"/>
+      <w:r>
+        <w:t xml:space="preserve"> should only be generated for the server project. The client project is a </w:t>
+      </w:r>
+      <w:r>
+        <w:rPr>
+          <w:b/>
+          <w:bCs/>
+        </w:rPr>
+        <w:t>dependency of</w:t>
+      </w:r>
+      <w:r>
+        <w:t xml:space="preserve"> the server project, so it does not need its own </w:t>
+      </w:r>
+      <w:proofErr w:type="spellStart"/>
+      <w:r>
+        <w:t>Dockerfile</w:t>
+      </w:r>
+      <w:proofErr w:type="spellEnd"/>
+      <w:r>
+        <w:t>.</w:t>
       </w:r>
     </w:p>
     <w:p>
@@ -4976,83 +4977,163 @@
       </w:r>
     </w:p>
     <w:p>
+      <w:pPr>
+        <w:numPr>
+          <w:ilvl w:val="0"/>
+          <w:numId w:val="20"/>
+        </w:numPr>
+      </w:pPr>
+      <w:r>
+        <w:t xml:space="preserve">Open </w:t>
+      </w:r>
       <w:r>
         <w:rPr>
           <w:b/>
           <w:bCs/>
         </w:rPr>
-        <w:t>Scenario A: Via the Project Creation Dialog</w:t>
+        <w:t>Visual Studio 2026 Insider</w:t>
+      </w:r>
+      <w:r>
+        <w:t>.</w:t>
       </w:r>
     </w:p>
     <w:p>
       <w:pPr>
         <w:numPr>
           <w:ilvl w:val="0"/>
-          <w:numId w:val="14"/>
+          <w:numId w:val="20"/>
         </w:numPr>
       </w:pPr>
       <w:r>
-        <w:t>Open Visual Studio 2026 Insider.</w:t>
+        <w:t>Create a new Blazor Web App using the project creation wizard.</w:t>
       </w:r>
     </w:p>
     <w:p>
       <w:pPr>
         <w:numPr>
           <w:ilvl w:val="0"/>
-          <w:numId w:val="14"/>
+          <w:numId w:val="20"/>
         </w:numPr>
       </w:pPr>
       <w:r>
-        <w:t>Create a new Blazor Web App using the project creation wizard.</w:t>
+        <w:t xml:space="preserve">Choose </w:t>
+      </w:r>
+      <w:r>
+        <w:rPr>
+          <w:b/>
+          <w:bCs/>
+        </w:rPr>
+        <w:t xml:space="preserve">Interactive </w:t>
+      </w:r>
+      <w:proofErr w:type="spellStart"/>
+      <w:r>
+        <w:rPr>
+          <w:b/>
+          <w:bCs/>
+        </w:rPr>
+        <w:t>WebAssembly</w:t>
+      </w:r>
+      <w:proofErr w:type="spellEnd"/>
+      <w:r>
+        <w:t xml:space="preserve"> or </w:t>
+      </w:r>
+      <w:r>
+        <w:rPr>
+          <w:b/>
+          <w:bCs/>
+        </w:rPr>
+        <w:t>Auto</w:t>
+      </w:r>
+      <w:r>
+        <w:t xml:space="preserve"> as the interactive render mode.</w:t>
       </w:r>
     </w:p>
     <w:p>
       <w:pPr>
         <w:numPr>
           <w:ilvl w:val="0"/>
-          <w:numId w:val="14"/>
+          <w:numId w:val="20"/>
         </w:numPr>
       </w:pPr>
       <w:r>
-        <w:t>Select the Interactive WebAssembly or Auto interactive render modes.</w:t>
+        <w:t xml:space="preserve">Check </w:t>
+      </w:r>
+      <w:r>
+        <w:rPr>
+          <w:b/>
+          <w:bCs/>
+        </w:rPr>
+        <w:t>Enable Container Support</w:t>
+      </w:r>
+      <w:r>
+        <w:t xml:space="preserve"> in the creation dialog and click </w:t>
+      </w:r>
+      <w:r>
+        <w:rPr>
+          <w:b/>
+          <w:bCs/>
+        </w:rPr>
+        <w:t>Create</w:t>
+      </w:r>
+      <w:r>
+        <w:t>.</w:t>
       </w:r>
     </w:p>
     <w:p>
       <w:pPr>
         <w:numPr>
           <w:ilvl w:val="0"/>
-          <w:numId w:val="14"/>
+          <w:numId w:val="20"/>
         </w:numPr>
       </w:pPr>
       <w:r>
-        <w:t>Enable Container Support directly within the creation dialog.</w:t>
+        <w:t>Observe the popup error: Could not find a part of the path ".../InteractiveWebAssembly.Client/Properties/launchSettings.json"</w:t>
       </w:r>
     </w:p>
     <w:p>
       <w:pPr>
-        <w:numPr>
-          <w:ilvl w:val="0"/>
-          <w:numId w:val="14"/>
-        </w:numPr>
-      </w:pPr>
-      <w:r>
-        <w:t>Create the project. You will first encounter the following issue:</w:t>
-      </w:r>
-      <w:r>
-        <w:br/>
-        <w:t>Could not find a part of the path "D:\Aug02Sprint\DockerSupport\Repo\Attempt2\BlazorWebApp-ContainerSupport-Validation\ContainerSupport-On-CreationDialog\InteractiveWebAssembly\InteractiveWebAssembly.Client\Properties\launchSettings.json"</w:t>
+        <w:rPr>
+          <w:b/>
+          <w:bCs/>
+        </w:rPr>
+      </w:pPr>
+      <w:r>
+        <w:rPr>
+          <w:b/>
+          <w:bCs/>
+        </w:rPr>
+        <w:t xml:space="preserve">Interactivity </w:t>
+      </w:r>
+      <w:proofErr w:type="spellStart"/>
+      <w:r>
+        <w:rPr>
+          <w:b/>
+          <w:bCs/>
+        </w:rPr>
+        <w:t>WebAsssembly</w:t>
+      </w:r>
+      <w:proofErr w:type="spellEnd"/>
+      <w:r>
+        <w:rPr>
+          <w:b/>
+          <w:bCs/>
+        </w:rPr>
+        <w:t>:</w:t>
       </w:r>
     </w:p>
     <w:p>
       <w:r>
-        <w:rPr>
-          <w:noProof/>
-        </w:rPr>
+        <w:t> </w:t>
+      </w:r>
+    </w:p>
+    <w:p>
+      <w:r>
+        <w:lastRenderedPageBreak/>
         <w:drawing>
-          <wp:inline distT="0" distB="0" distL="0" distR="0" wp14:anchorId="1261DB41" wp14:editId="62C8F4BB">
-            <wp:extent cx="1447800" cy="584200"/>
-            <wp:effectExtent l="0" t="0" r="0" b="6350"/>
-            <wp:docPr id="179060708" name="Picture 16"/>
+          <wp:inline distT="0" distB="0" distL="0" distR="0" wp14:anchorId="648D0A4E" wp14:editId="4BE6DCE3">
+            <wp:extent cx="5943600" cy="2272030"/>
+            <wp:effectExtent l="0" t="0" r="0" b="0"/>
+            <wp:docPr id="666043434" name="Picture 1"/>
             <wp:cNvGraphicFramePr>
               <a:graphicFrameLocks xmlns:a="http://schemas.openxmlformats.org/drawingml/2006/main" noChangeAspect="1"/>
             </wp:cNvGraphicFramePr>
@@ -5060,36 +5141,23 @@
               <a:graphicData uri="http://schemas.openxmlformats.org/drawingml/2006/picture">
                 <pic:pic xmlns:pic="http://schemas.openxmlformats.org/drawingml/2006/picture">
                   <pic:nvPicPr>
-                    <pic:cNvPr id="0" name="Picture 763"/>
-                    <pic:cNvPicPr>
-                      <a:picLocks noChangeAspect="1" noChangeArrowheads="1"/>
-                    </pic:cNvPicPr>
+                    <pic:cNvPr id="666043434" name=""/>
+                    <pic:cNvPicPr/>
                   </pic:nvPicPr>
                   <pic:blipFill>
-                    <a:blip r:embed="rId6" cstate="print">
-                      <a:extLst>
-                        <a:ext uri="{28A0092B-C50C-407E-A947-70E740481C1C}">
-                          <a14:useLocalDpi xmlns:a14="http://schemas.microsoft.com/office/drawing/2010/main" val="0"/>
-                        </a:ext>
-                      </a:extLst>
-                    </a:blip>
-                    <a:srcRect/>
+                    <a:blip r:embed="rId26"/>
                     <a:stretch>
                       <a:fillRect/>
                     </a:stretch>
                   </pic:blipFill>
-                  <pic:spPr bwMode="auto">
+                  <pic:spPr>
                     <a:xfrm>
                       <a:off x="0" y="0"/>
-                      <a:ext cx="1447800" cy="584200"/>
+                      <a:ext cx="5943600" cy="2272030"/>
                     </a:xfrm>
                     <a:prstGeom prst="rect">
                       <a:avLst/>
                     </a:prstGeom>
-                    <a:noFill/>
-                    <a:ln>
-                      <a:noFill/>
-                    </a:ln>
                   </pic:spPr>
                 </pic:pic>
               </a:graphicData>
@@ -5100,31 +5168,26 @@
     </w:p>
     <w:p>
       <w:pPr>
-        <w:numPr>
-          <w:ilvl w:val="0"/>
-          <w:numId w:val="15"/>
-        </w:numPr>
-      </w:pPr>
-      <w:r>
-        <w:t xml:space="preserve">Attempt to build the Docker image </w:t>
-      </w:r>
-      <w:r>
-        <w:t xml:space="preserve">from server project’s Dockerfile </w:t>
-      </w:r>
-      <w:r>
-        <w:t>and observe the COPY path error.</w:t>
+        <w:rPr>
+          <w:b/>
+          <w:bCs/>
+        </w:rPr>
+      </w:pPr>
+      <w:r>
+        <w:rPr>
+          <w:b/>
+          <w:bCs/>
+        </w:rPr>
+        <w:t>Interactive Auto:</w:t>
       </w:r>
     </w:p>
     <w:p>
       <w:r>
-        <w:rPr>
-          <w:noProof/>
-        </w:rPr>
         <w:drawing>
-          <wp:inline distT="0" distB="0" distL="0" distR="0" wp14:anchorId="4F24F67F" wp14:editId="0162F278">
-            <wp:extent cx="1492250" cy="774700"/>
-            <wp:effectExtent l="0" t="0" r="0" b="6350"/>
-            <wp:docPr id="382288866" name="Picture 15"/>
+          <wp:inline distT="0" distB="0" distL="0" distR="0" wp14:anchorId="1CE19C69" wp14:editId="62404E12">
+            <wp:extent cx="5903456" cy="2222626"/>
+            <wp:effectExtent l="0" t="0" r="2540" b="6350"/>
+            <wp:docPr id="1376549971" name="Picture 1"/>
             <wp:cNvGraphicFramePr>
               <a:graphicFrameLocks xmlns:a="http://schemas.openxmlformats.org/drawingml/2006/main" noChangeAspect="1"/>
             </wp:cNvGraphicFramePr>
@@ -5132,36 +5195,23 @@
               <a:graphicData uri="http://schemas.openxmlformats.org/drawingml/2006/picture">
                 <pic:pic xmlns:pic="http://schemas.openxmlformats.org/drawingml/2006/picture">
                   <pic:nvPicPr>
-                    <pic:cNvPr id="0" name="Picture 764"/>
-                    <pic:cNvPicPr>
-                      <a:picLocks noChangeAspect="1" noChangeArrowheads="1"/>
-                    </pic:cNvPicPr>
+                    <pic:cNvPr id="1376549971" name=""/>
+                    <pic:cNvPicPr/>
                   </pic:nvPicPr>
                   <pic:blipFill>
-                    <a:blip r:embed="rId32" cstate="print">
-                      <a:extLst>
-                        <a:ext uri="{28A0092B-C50C-407E-A947-70E740481C1C}">
-                          <a14:useLocalDpi xmlns:a14="http://schemas.microsoft.com/office/drawing/2010/main" val="0"/>
-                        </a:ext>
-                      </a:extLst>
-                    </a:blip>
-                    <a:srcRect/>
+                    <a:blip r:embed="rId27"/>
                     <a:stretch>
                       <a:fillRect/>
                     </a:stretch>
                   </pic:blipFill>
-                  <pic:spPr bwMode="auto">
+                  <pic:spPr>
                     <a:xfrm>
                       <a:off x="0" y="0"/>
-                      <a:ext cx="1492250" cy="774700"/>
+                      <a:ext cx="5915182" cy="2227041"/>
                     </a:xfrm>
                     <a:prstGeom prst="rect">
                       <a:avLst/>
                     </a:prstGeom>
-                    <a:noFill/>
-                    <a:ln>
-                      <a:noFill/>
-                    </a:ln>
                   </pic:spPr>
                 </pic:pic>
               </a:graphicData>
@@ -5171,160 +5221,604 @@
       </w:r>
     </w:p>
     <w:p>
-      <w:r>
-        <w:t> </w:t>
-      </w:r>
-    </w:p>
-    <w:p>
+      <w:pPr>
+        <w:numPr>
+          <w:ilvl w:val="0"/>
+          <w:numId w:val="21"/>
+        </w:numPr>
+      </w:pPr>
+      <w:r>
+        <w:t xml:space="preserve">Click </w:t>
+      </w:r>
       <w:r>
         <w:rPr>
           <w:b/>
           <w:bCs/>
         </w:rPr>
-        <w:t>Scenario B: Via the Project Context Menu</w:t>
+        <w:t>OK</w:t>
+      </w:r>
+      <w:r>
+        <w:t xml:space="preserve"> to dismiss the popup and complete creation. Note that a </w:t>
+      </w:r>
+      <w:proofErr w:type="spellStart"/>
+      <w:r>
+        <w:t>Dockerfile</w:t>
+      </w:r>
+      <w:proofErr w:type="spellEnd"/>
+      <w:r>
+        <w:t xml:space="preserve"> has been generated in both the server and client project folders.</w:t>
       </w:r>
     </w:p>
     <w:p>
       <w:pPr>
-        <w:numPr>
-          <w:ilvl w:val="0"/>
-          <w:numId w:val="16"/>
-        </w:numPr>
-      </w:pPr>
-      <w:r>
-        <w:t>Open an existing Blazor Web App with WebAssembly/Auto render modes.</w:t>
-      </w:r>
-    </w:p>
-    <w:p>
-      <w:pPr>
-        <w:numPr>
-          <w:ilvl w:val="0"/>
-          <w:numId w:val="16"/>
-        </w:numPr>
-      </w:pPr>
-      <w:r>
         <w:rPr>
           <w:b/>
           <w:bCs/>
         </w:rPr>
-        <w:t>Right-click</w:t>
-      </w:r>
-      <w:r>
-        <w:t xml:space="preserve"> the server project in the Solution Explorer.</w:t>
-      </w:r>
-    </w:p>
-    <w:p>
-      <w:pPr>
-        <w:numPr>
-          <w:ilvl w:val="0"/>
-          <w:numId w:val="16"/>
-        </w:numPr>
-      </w:pPr>
-      <w:r>
-        <w:t xml:space="preserve">Select </w:t>
-      </w:r>
+      </w:pPr>
       <w:r>
         <w:rPr>
           <w:b/>
           <w:bCs/>
         </w:rPr>
-        <w:t>Add</w:t>
-      </w:r>
-      <w:r>
-        <w:t xml:space="preserve">, then choose </w:t>
+        <w:t>Evidence:</w:t>
       </w:r>
       <w:r>
         <w:rPr>
           <w:b/>
           <w:bCs/>
         </w:rPr>
-        <w:t>Container Support</w:t>
-      </w:r>
-      <w:r>
-        <w:t>.</w:t>
-      </w:r>
-    </w:p>
-    <w:p>
-      <w:pPr>
-        <w:numPr>
-          <w:ilvl w:val="0"/>
-          <w:numId w:val="16"/>
-        </w:numPr>
-      </w:pPr>
-      <w:r>
-        <w:t>Attempt to build the Docker image and observe the same COPY path error.</w:t>
-      </w:r>
-    </w:p>
-    <w:p>
-      <w:r>
-        <w:rPr>
-          <w:noProof/>
-        </w:rPr>
-        <w:lastRenderedPageBreak/>
-        <w:drawing>
-          <wp:inline distT="0" distB="0" distL="0" distR="0" wp14:anchorId="58115494" wp14:editId="48305613">
-            <wp:extent cx="2819400" cy="1466850"/>
-            <wp:effectExtent l="0" t="0" r="0" b="0"/>
-            <wp:docPr id="540051582" name="Picture 14"/>
-            <wp:cNvGraphicFramePr>
-              <a:graphicFrameLocks xmlns:a="http://schemas.openxmlformats.org/drawingml/2006/main" noChangeAspect="1"/>
-            </wp:cNvGraphicFramePr>
-            <a:graphic xmlns:a="http://schemas.openxmlformats.org/drawingml/2006/main">
-              <a:graphicData uri="http://schemas.openxmlformats.org/drawingml/2006/picture">
-                <pic:pic xmlns:pic="http://schemas.openxmlformats.org/drawingml/2006/picture">
-                  <pic:nvPicPr>
-                    <pic:cNvPr id="0" name="Picture 765"/>
-                    <pic:cNvPicPr>
-                      <a:picLocks noChangeAspect="1" noChangeArrowheads="1"/>
-                    </pic:cNvPicPr>
-                  </pic:nvPicPr>
-                  <pic:blipFill>
-                    <a:blip r:embed="rId33" cstate="print">
-                      <a:extLst>
-                        <a:ext uri="{28A0092B-C50C-407E-A947-70E740481C1C}">
-                          <a14:useLocalDpi xmlns:a14="http://schemas.microsoft.com/office/drawing/2010/main" val="0"/>
-                        </a:ext>
-                      </a:extLst>
-                    </a:blip>
-                    <a:srcRect/>
-                    <a:stretch>
-                      <a:fillRect/>
-                    </a:stretch>
-                  </pic:blipFill>
-                  <pic:spPr bwMode="auto">
-                    <a:xfrm>
-                      <a:off x="0" y="0"/>
-                      <a:ext cx="2819400" cy="1466850"/>
-                    </a:xfrm>
-                    <a:prstGeom prst="rect">
-                      <a:avLst/>
-                    </a:prstGeom>
-                    <a:noFill/>
-                    <a:ln>
-                      <a:noFill/>
-                    </a:ln>
-                  </pic:spPr>
-                </pic:pic>
-              </a:graphicData>
-            </a:graphic>
-          </wp:inline>
-        </w:drawing>
-      </w:r>
-    </w:p>
-    <w:p>
+        <w:br/>
+      </w:r>
       <w:r>
         <w:rPr>
           <w:b/>
           <w:bCs/>
         </w:rPr>
-        <w:t>Additional details</w:t>
-      </w:r>
+        <w:t>Popup error during Blazor Web App creation (WASM/Auto) with Container Support</w:t>
+      </w:r>
+      <w:r>
+        <w:rPr>
+          <w:b/>
+          <w:bCs/>
+        </w:rPr>
+        <w:t xml:space="preserve">: </w:t>
+      </w:r>
+      <w:hyperlink r:id="rId28" w:history="1">
+        <w:r>
+          <w:rPr>
+            <w:rStyle w:val="Hyperlink"/>
+          </w:rPr>
+          <w:t>BlazorWebApp-ContainerSupport-Validation/Evidence/ContainerSupport-On-CreationDialog/blazor-creation-dialog.zip at main · BharatRamsf3693/</w:t>
+        </w:r>
+        <w:proofErr w:type="spellStart"/>
+        <w:r>
+          <w:rPr>
+            <w:rStyle w:val="Hyperlink"/>
+          </w:rPr>
+          <w:t>BlazorWebApp</w:t>
+        </w:r>
+        <w:proofErr w:type="spellEnd"/>
+        <w:r>
+          <w:rPr>
+            <w:rStyle w:val="Hyperlink"/>
+          </w:rPr>
+          <w:t>-</w:t>
+        </w:r>
+        <w:proofErr w:type="spellStart"/>
+        <w:r>
+          <w:rPr>
+            <w:rStyle w:val="Hyperlink"/>
+          </w:rPr>
+          <w:t>ContainerSupport</w:t>
+        </w:r>
+        <w:proofErr w:type="spellEnd"/>
+        <w:r>
+          <w:rPr>
+            <w:rStyle w:val="Hyperlink"/>
+          </w:rPr>
+          <w:t>-Validation</w:t>
+        </w:r>
+      </w:hyperlink>
     </w:p>
     <w:p>
-      <w:r>
-        <w:t>After moving the Dockerfile from the server project folder to the root folder of the project, the COPY path issue was fixed. The image was generated successfully, and it is running fine in the container.</w:t>
+      <w:pPr>
+        <w:rPr>
+          <w:b/>
+          <w:bCs/>
+        </w:rPr>
+      </w:pPr>
+      <w:r>
+        <w:rPr>
+          <w:b/>
+          <w:bCs/>
+        </w:rPr>
+        <w:br/>
+      </w:r>
+      <w:r>
+        <w:rPr>
+          <w:b/>
+          <w:bCs/>
+        </w:rPr>
+        <w:t xml:space="preserve">The Unnecessary </w:t>
+      </w:r>
+      <w:proofErr w:type="spellStart"/>
+      <w:r>
+        <w:rPr>
+          <w:b/>
+          <w:bCs/>
+        </w:rPr>
+        <w:t>Dockerfile</w:t>
+      </w:r>
+      <w:proofErr w:type="spellEnd"/>
+      <w:r>
+        <w:rPr>
+          <w:b/>
+          <w:bCs/>
+        </w:rPr>
+        <w:t xml:space="preserve">: </w:t>
+      </w:r>
+      <w:r>
+        <w:rPr>
+          <w:b/>
+          <w:bCs/>
+        </w:rPr>
+        <w:br/>
+        <w:t xml:space="preserve">Interactive </w:t>
+      </w:r>
+      <w:proofErr w:type="spellStart"/>
+      <w:r>
+        <w:rPr>
+          <w:b/>
+          <w:bCs/>
+        </w:rPr>
+        <w:t>WebAssembly</w:t>
+      </w:r>
+      <w:proofErr w:type="spellEnd"/>
+      <w:r>
+        <w:rPr>
+          <w:b/>
+          <w:bCs/>
+        </w:rPr>
+        <w:t xml:space="preserve">: </w:t>
+      </w:r>
+      <w:hyperlink r:id="rId29" w:history="1">
+        <w:r>
+          <w:rPr>
+            <w:rStyle w:val="Hyperlink"/>
+          </w:rPr>
+          <w:t xml:space="preserve">BlazorWebApp-ContainerSupport-Validation/ContainerSupport-On-CreationDialog/InteractiveWebAssembly/InteractiveWebAssembly.Client/Dockerfile at </w:t>
+        </w:r>
+        <w:r>
+          <w:rPr>
+            <w:rStyle w:val="Hyperlink"/>
+          </w:rPr>
+          <w:lastRenderedPageBreak/>
+          <w:t>main · BharatRamsf3693/</w:t>
+        </w:r>
+        <w:proofErr w:type="spellStart"/>
+        <w:r>
+          <w:rPr>
+            <w:rStyle w:val="Hyperlink"/>
+          </w:rPr>
+          <w:t>BlazorWebApp</w:t>
+        </w:r>
+        <w:proofErr w:type="spellEnd"/>
+        <w:r>
+          <w:rPr>
+            <w:rStyle w:val="Hyperlink"/>
+          </w:rPr>
+          <w:t>-</w:t>
+        </w:r>
+        <w:proofErr w:type="spellStart"/>
+        <w:r>
+          <w:rPr>
+            <w:rStyle w:val="Hyperlink"/>
+          </w:rPr>
+          <w:t>ContainerSupport</w:t>
+        </w:r>
+        <w:proofErr w:type="spellEnd"/>
+        <w:r>
+          <w:rPr>
+            <w:rStyle w:val="Hyperlink"/>
+          </w:rPr>
+          <w:t>-Validation</w:t>
+        </w:r>
+      </w:hyperlink>
+      <w:r>
+        <w:rPr>
+          <w:b/>
+          <w:bCs/>
+        </w:rPr>
+        <w:br/>
       </w:r>
     </w:p>
+    <w:p>
+      <w:pPr>
+        <w:rPr>
+          <w:b/>
+          <w:bCs/>
+        </w:rPr>
+      </w:pPr>
+      <w:r>
+        <w:rPr>
+          <w:b/>
+          <w:bCs/>
+        </w:rPr>
+        <w:t xml:space="preserve">Interactive </w:t>
+      </w:r>
+      <w:r>
+        <w:rPr>
+          <w:b/>
+          <w:bCs/>
+        </w:rPr>
+        <w:t>Auto</w:t>
+      </w:r>
+      <w:r>
+        <w:rPr>
+          <w:b/>
+          <w:bCs/>
+        </w:rPr>
+        <w:t xml:space="preserve">: </w:t>
+      </w:r>
+      <w:hyperlink r:id="rId30" w:history="1">
+        <w:r>
+          <w:rPr>
+            <w:rStyle w:val="Hyperlink"/>
+          </w:rPr>
+          <w:t>BlazorWebApp-ContainerSupport-Validation/ContainerSupport-On-CreationDialog/InteractiveAuto/InteractiveAuto.Client/Dockerfile at main · BharatRamsf3693/</w:t>
+        </w:r>
+        <w:proofErr w:type="spellStart"/>
+        <w:r>
+          <w:rPr>
+            <w:rStyle w:val="Hyperlink"/>
+          </w:rPr>
+          <w:t>BlazorWebApp</w:t>
+        </w:r>
+        <w:proofErr w:type="spellEnd"/>
+        <w:r>
+          <w:rPr>
+            <w:rStyle w:val="Hyperlink"/>
+          </w:rPr>
+          <w:t>-</w:t>
+        </w:r>
+        <w:proofErr w:type="spellStart"/>
+        <w:r>
+          <w:rPr>
+            <w:rStyle w:val="Hyperlink"/>
+          </w:rPr>
+          <w:t>ContainerSupport</w:t>
+        </w:r>
+        <w:proofErr w:type="spellEnd"/>
+        <w:r>
+          <w:rPr>
+            <w:rStyle w:val="Hyperlink"/>
+          </w:rPr>
+          <w:t>-Validation</w:t>
+        </w:r>
+      </w:hyperlink>
+      <w:r>
+        <w:br/>
+      </w:r>
+      <w:r>
+        <w:br/>
+      </w:r>
+      <w:r>
+        <w:rPr>
+          <w:b/>
+          <w:bCs/>
+        </w:rPr>
+        <w:t>Observation:</w:t>
+      </w:r>
+      <w:r>
+        <w:rPr>
+          <w:b/>
+          <w:bCs/>
+        </w:rPr>
+        <w:br/>
+      </w:r>
+      <w:r>
+        <w:rPr>
+          <w:b/>
+          <w:bCs/>
+        </w:rPr>
+        <w:t>Short Summary</w:t>
+      </w:r>
+    </w:p>
+    <w:p>
+      <w:r>
+        <w:t xml:space="preserve">This issue occurs in both Interactive </w:t>
+      </w:r>
+      <w:proofErr w:type="spellStart"/>
+      <w:r>
+        <w:t>WebAssembly</w:t>
+      </w:r>
+      <w:proofErr w:type="spellEnd"/>
+      <w:r>
+        <w:t xml:space="preserve"> and Auto interactive render modes. The Docker image fails to generate when running the build command directly within the server project directory:</w:t>
+      </w:r>
+    </w:p>
+    <w:p>
+      <w:r>
+        <w:t>docker build -t interactive-</w:t>
+      </w:r>
+      <w:proofErr w:type="spellStart"/>
+      <w:proofErr w:type="gramStart"/>
+      <w:r>
+        <w:t>webassembly</w:t>
+      </w:r>
+      <w:proofErr w:type="spellEnd"/>
+      <w:r>
+        <w:t xml:space="preserve"> .</w:t>
+      </w:r>
+      <w:proofErr w:type="gramEnd"/>
+    </w:p>
+    <w:p>
+      <w:r>
+        <w:t>However, the image generates successfully when the command is run from the solution folder using the -f flag:</w:t>
+      </w:r>
+    </w:p>
+    <w:p>
+      <w:r>
+        <w:t xml:space="preserve">docker build -f </w:t>
+      </w:r>
+      <w:proofErr w:type="spellStart"/>
+      <w:r>
+        <w:t>InteractiveWebAssembly</w:t>
+      </w:r>
+      <w:proofErr w:type="spellEnd"/>
+      <w:r>
+        <w:t>/</w:t>
+      </w:r>
+      <w:proofErr w:type="spellStart"/>
+      <w:r>
+        <w:t>Dockerfile</w:t>
+      </w:r>
+      <w:proofErr w:type="spellEnd"/>
+      <w:r>
+        <w:t xml:space="preserve"> -t interactive-</w:t>
+      </w:r>
+      <w:proofErr w:type="spellStart"/>
+      <w:proofErr w:type="gramStart"/>
+      <w:r>
+        <w:t>webassembly</w:t>
+      </w:r>
+      <w:proofErr w:type="spellEnd"/>
+      <w:r>
+        <w:t xml:space="preserve"> .</w:t>
+      </w:r>
+      <w:proofErr w:type="gramEnd"/>
+    </w:p>
+    <w:p>
+      <w:pPr>
+        <w:rPr>
+          <w:b/>
+          <w:bCs/>
+        </w:rPr>
+      </w:pPr>
+      <w:r>
+        <w:rPr>
+          <w:b/>
+          <w:bCs/>
+        </w:rPr>
+        <w:t>What Happened</w:t>
+      </w:r>
+    </w:p>
+    <w:p>
+      <w:r>
+        <w:t xml:space="preserve">When attempting to build the Docker image from inside the server project directory, the docker build command failed with a context or file path error. This occurs because the generated </w:t>
+      </w:r>
+      <w:proofErr w:type="spellStart"/>
+      <w:r>
+        <w:t>Dockerfile</w:t>
+      </w:r>
+      <w:proofErr w:type="spellEnd"/>
+      <w:r>
+        <w:t xml:space="preserve"> expects the build context to be the root solution folder, meaning it cannot locate the necessary project dependencies or reference files when executed from the subdirectory.</w:t>
+      </w:r>
+    </w:p>
+    <w:p>
+      <w:pPr>
+        <w:rPr>
+          <w:b/>
+          <w:bCs/>
+        </w:rPr>
+      </w:pPr>
+      <w:r>
+        <w:rPr>
+          <w:b/>
+          <w:bCs/>
+        </w:rPr>
+        <w:t>Steps to Reproduce</w:t>
+      </w:r>
+    </w:p>
+    <w:p>
+      <w:pPr>
+        <w:numPr>
+          <w:ilvl w:val="0"/>
+          <w:numId w:val="22"/>
+        </w:numPr>
+      </w:pPr>
+      <w:r>
+        <w:t>Open Visual Studio 2026 Insider.</w:t>
+      </w:r>
+    </w:p>
+    <w:p>
+      <w:pPr>
+        <w:numPr>
+          <w:ilvl w:val="0"/>
+          <w:numId w:val="22"/>
+        </w:numPr>
+      </w:pPr>
+      <w:r>
+        <w:t>Create a new Blazor Web App using the project creation wizard.</w:t>
+      </w:r>
+    </w:p>
+    <w:p>
+      <w:pPr>
+        <w:numPr>
+          <w:ilvl w:val="0"/>
+          <w:numId w:val="22"/>
+        </w:numPr>
+      </w:pPr>
+      <w:r>
+        <w:t xml:space="preserve">Select either the Interactive </w:t>
+      </w:r>
+      <w:proofErr w:type="spellStart"/>
+      <w:r>
+        <w:t>WebAssembly</w:t>
+      </w:r>
+      <w:proofErr w:type="spellEnd"/>
+      <w:r>
+        <w:t xml:space="preserve"> or Auto interactive render mode.</w:t>
+      </w:r>
+    </w:p>
+    <w:p>
+      <w:pPr>
+        <w:numPr>
+          <w:ilvl w:val="0"/>
+          <w:numId w:val="22"/>
+        </w:numPr>
+      </w:pPr>
+      <w:r>
+        <w:t>Enable Container Support directly within the creation dialog (or right-click the server project after creation and add container support).</w:t>
+      </w:r>
+    </w:p>
+    <w:p>
+      <w:pPr>
+        <w:numPr>
+          <w:ilvl w:val="0"/>
+          <w:numId w:val="22"/>
+        </w:numPr>
+      </w:pPr>
+      <w:r>
+        <w:t>Create the project.</w:t>
+      </w:r>
+    </w:p>
+    <w:p>
+      <w:pPr>
+        <w:numPr>
+          <w:ilvl w:val="0"/>
+          <w:numId w:val="22"/>
+        </w:numPr>
+      </w:pPr>
+      <w:r>
+        <w:t>Open a command prompt and navigate to the server project directory.</w:t>
+      </w:r>
+    </w:p>
+    <w:p>
+      <w:pPr>
+        <w:numPr>
+          <w:ilvl w:val="0"/>
+          <w:numId w:val="22"/>
+        </w:numPr>
+      </w:pPr>
+      <w:r>
+        <w:t>Run the following command to generate the Docker image:</w:t>
+      </w:r>
+      <w:r>
+        <w:br/>
+        <w:t>docker build -t interactive-</w:t>
+      </w:r>
+      <w:proofErr w:type="spellStart"/>
+      <w:proofErr w:type="gramStart"/>
+      <w:r>
+        <w:t>webassembly</w:t>
+      </w:r>
+      <w:proofErr w:type="spellEnd"/>
+      <w:r>
+        <w:t xml:space="preserve"> .</w:t>
+      </w:r>
+      <w:proofErr w:type="gramEnd"/>
+    </w:p>
+    <w:p>
+      <w:pPr>
+        <w:rPr>
+          <w:b/>
+          <w:bCs/>
+        </w:rPr>
+      </w:pPr>
+      <w:r>
+        <w:rPr>
+          <w:b/>
+          <w:bCs/>
+        </w:rPr>
+        <w:lastRenderedPageBreak/>
+        <w:t>Evidence:</w:t>
+      </w:r>
+      <w:r>
+        <w:rPr>
+          <w:b/>
+          <w:bCs/>
+        </w:rPr>
+        <w:t xml:space="preserve"> </w:t>
+      </w:r>
+    </w:p>
+    <w:p>
+      <w:r>
+        <w:rPr>
+          <w:b/>
+          <w:bCs/>
+        </w:rPr>
+        <w:t xml:space="preserve">Interactive </w:t>
+      </w:r>
+      <w:proofErr w:type="spellStart"/>
+      <w:r>
+        <w:rPr>
+          <w:b/>
+          <w:bCs/>
+        </w:rPr>
+        <w:t>WebAssembly</w:t>
+      </w:r>
+      <w:proofErr w:type="spellEnd"/>
+      <w:r>
+        <w:rPr>
+          <w:b/>
+          <w:bCs/>
+        </w:rPr>
+        <w:t xml:space="preserve">: </w:t>
+      </w:r>
+      <w:hyperlink r:id="rId31" w:history="1">
+        <w:r>
+          <w:rPr>
+            <w:rStyle w:val="Hyperlink"/>
+          </w:rPr>
+          <w:t>InteractiveWebAssemby.png</w:t>
+        </w:r>
+      </w:hyperlink>
+    </w:p>
+    <w:p>
+      <w:pPr>
+        <w:rPr>
+          <w:b/>
+          <w:bCs/>
+        </w:rPr>
+      </w:pPr>
+      <w:r>
+        <w:rPr>
+          <w:b/>
+          <w:bCs/>
+        </w:rPr>
+        <w:t xml:space="preserve">Interactive Auto: </w:t>
+      </w:r>
+      <w:hyperlink r:id="rId32" w:history="1">
+        <w:r>
+          <w:rPr>
+            <w:rStyle w:val="Hyperlink"/>
+          </w:rPr>
+          <w:t>InteractiveAuto.png</w:t>
+        </w:r>
+      </w:hyperlink>
+    </w:p>
+    <w:p>
+      <w:pPr>
+        <w:rPr>
+          <w:b/>
+          <w:bCs/>
+        </w:rPr>
+      </w:pPr>
+    </w:p>
+    <w:p/>
     <w:sectPr>
       <w:pgSz w:w="12240" w:h="15840"/>
       <w:pgMar w:top="1440" w:right="1440" w:bottom="1440" w:left="1440" w:header="720" w:footer="720" w:gutter="0"/>
@@ -6905,6 +7399,155 @@
     </w:lvl>
   </w:abstractNum>
   <w:abstractNum w:abstractNumId="11" w15:restartNumberingAfterBreak="0">
+    <w:nsid w:val="39507504"/>
+    <w:multiLevelType w:val="multilevel"/>
+    <w:tmpl w:val="DD94F910"/>
+    <w:lvl w:ilvl="0">
+      <w:start w:val="1"/>
+      <w:numFmt w:val="bullet"/>
+      <w:lvlText w:val=""/>
+      <w:lvlJc w:val="left"/>
+      <w:pPr>
+        <w:tabs>
+          <w:tab w:val="num" w:pos="720"/>
+        </w:tabs>
+        <w:ind w:left="720" w:hanging="360"/>
+      </w:pPr>
+      <w:rPr>
+        <w:rFonts w:ascii="Symbol" w:hAnsi="Symbol" w:hint="default"/>
+        <w:sz w:val="20"/>
+      </w:rPr>
+    </w:lvl>
+    <w:lvl w:ilvl="1" w:tentative="1">
+      <w:start w:val="1"/>
+      <w:numFmt w:val="bullet"/>
+      <w:lvlText w:val=""/>
+      <w:lvlJc w:val="left"/>
+      <w:pPr>
+        <w:tabs>
+          <w:tab w:val="num" w:pos="1440"/>
+        </w:tabs>
+        <w:ind w:left="1440" w:hanging="360"/>
+      </w:pPr>
+      <w:rPr>
+        <w:rFonts w:ascii="Symbol" w:hAnsi="Symbol" w:hint="default"/>
+        <w:sz w:val="20"/>
+      </w:rPr>
+    </w:lvl>
+    <w:lvl w:ilvl="2" w:tentative="1">
+      <w:start w:val="1"/>
+      <w:numFmt w:val="bullet"/>
+      <w:lvlText w:val=""/>
+      <w:lvlJc w:val="left"/>
+      <w:pPr>
+        <w:tabs>
+          <w:tab w:val="num" w:pos="2160"/>
+        </w:tabs>
+        <w:ind w:left="2160" w:hanging="360"/>
+      </w:pPr>
+      <w:rPr>
+        <w:rFonts w:ascii="Symbol" w:hAnsi="Symbol" w:hint="default"/>
+        <w:sz w:val="20"/>
+      </w:rPr>
+    </w:lvl>
+    <w:lvl w:ilvl="3" w:tentative="1">
+      <w:start w:val="1"/>
+      <w:numFmt w:val="bullet"/>
+      <w:lvlText w:val=""/>
+      <w:lvlJc w:val="left"/>
+      <w:pPr>
+        <w:tabs>
+          <w:tab w:val="num" w:pos="2880"/>
+        </w:tabs>
+        <w:ind w:left="2880" w:hanging="360"/>
+      </w:pPr>
+      <w:rPr>
+        <w:rFonts w:ascii="Symbol" w:hAnsi="Symbol" w:hint="default"/>
+        <w:sz w:val="20"/>
+      </w:rPr>
+    </w:lvl>
+    <w:lvl w:ilvl="4" w:tentative="1">
+      <w:start w:val="1"/>
+      <w:numFmt w:val="bullet"/>
+      <w:lvlText w:val=""/>
+      <w:lvlJc w:val="left"/>
+      <w:pPr>
+        <w:tabs>
+          <w:tab w:val="num" w:pos="3600"/>
+        </w:tabs>
+        <w:ind w:left="3600" w:hanging="360"/>
+      </w:pPr>
+      <w:rPr>
+        <w:rFonts w:ascii="Symbol" w:hAnsi="Symbol" w:hint="default"/>
+        <w:sz w:val="20"/>
+      </w:rPr>
+    </w:lvl>
+    <w:lvl w:ilvl="5" w:tentative="1">
+      <w:start w:val="1"/>
+      <w:numFmt w:val="bullet"/>
+      <w:lvlText w:val=""/>
+      <w:lvlJc w:val="left"/>
+      <w:pPr>
+        <w:tabs>
+          <w:tab w:val="num" w:pos="4320"/>
+        </w:tabs>
+        <w:ind w:left="4320" w:hanging="360"/>
+      </w:pPr>
+      <w:rPr>
+        <w:rFonts w:ascii="Symbol" w:hAnsi="Symbol" w:hint="default"/>
+        <w:sz w:val="20"/>
+      </w:rPr>
+    </w:lvl>
+    <w:lvl w:ilvl="6" w:tentative="1">
+      <w:start w:val="1"/>
+      <w:numFmt w:val="bullet"/>
+      <w:lvlText w:val=""/>
+      <w:lvlJc w:val="left"/>
+      <w:pPr>
+        <w:tabs>
+          <w:tab w:val="num" w:pos="5040"/>
+        </w:tabs>
+        <w:ind w:left="5040" w:hanging="360"/>
+      </w:pPr>
+      <w:rPr>
+        <w:rFonts w:ascii="Symbol" w:hAnsi="Symbol" w:hint="default"/>
+        <w:sz w:val="20"/>
+      </w:rPr>
+    </w:lvl>
+    <w:lvl w:ilvl="7" w:tentative="1">
+      <w:start w:val="1"/>
+      <w:numFmt w:val="bullet"/>
+      <w:lvlText w:val=""/>
+      <w:lvlJc w:val="left"/>
+      <w:pPr>
+        <w:tabs>
+          <w:tab w:val="num" w:pos="5760"/>
+        </w:tabs>
+        <w:ind w:left="5760" w:hanging="360"/>
+      </w:pPr>
+      <w:rPr>
+        <w:rFonts w:ascii="Symbol" w:hAnsi="Symbol" w:hint="default"/>
+        <w:sz w:val="20"/>
+      </w:rPr>
+    </w:lvl>
+    <w:lvl w:ilvl="8" w:tentative="1">
+      <w:start w:val="1"/>
+      <w:numFmt w:val="bullet"/>
+      <w:lvlText w:val=""/>
+      <w:lvlJc w:val="left"/>
+      <w:pPr>
+        <w:tabs>
+          <w:tab w:val="num" w:pos="6480"/>
+        </w:tabs>
+        <w:ind w:left="6480" w:hanging="360"/>
+      </w:pPr>
+      <w:rPr>
+        <w:rFonts w:ascii="Symbol" w:hAnsi="Symbol" w:hint="default"/>
+        <w:sz w:val="20"/>
+      </w:rPr>
+    </w:lvl>
+  </w:abstractNum>
+  <w:abstractNum w:abstractNumId="12" w15:restartNumberingAfterBreak="0">
     <w:nsid w:val="46CF3200"/>
     <w:multiLevelType w:val="multilevel"/>
     <w:tmpl w:val="F2EC131A"/>
@@ -7053,7 +7696,7 @@
       </w:rPr>
     </w:lvl>
   </w:abstractNum>
-  <w:abstractNum w:abstractNumId="12" w15:restartNumberingAfterBreak="0">
+  <w:abstractNum w:abstractNumId="13" w15:restartNumberingAfterBreak="0">
     <w:nsid w:val="58602A1D"/>
     <w:multiLevelType w:val="multilevel"/>
     <w:tmpl w:val="AFC0CA20"/>
@@ -7202,7 +7845,120 @@
       </w:rPr>
     </w:lvl>
   </w:abstractNum>
-  <w:abstractNum w:abstractNumId="13" w15:restartNumberingAfterBreak="0">
+  <w:abstractNum w:abstractNumId="14" w15:restartNumberingAfterBreak="0">
+    <w:nsid w:val="586F5985"/>
+    <w:multiLevelType w:val="multilevel"/>
+    <w:tmpl w:val="1E3A1C92"/>
+    <w:lvl w:ilvl="0">
+      <w:start w:val="1"/>
+      <w:numFmt w:val="decimal"/>
+      <w:lvlText w:val="%1."/>
+      <w:lvlJc w:val="left"/>
+      <w:pPr>
+        <w:tabs>
+          <w:tab w:val="num" w:pos="720"/>
+        </w:tabs>
+        <w:ind w:left="720" w:hanging="360"/>
+      </w:pPr>
+    </w:lvl>
+    <w:lvl w:ilvl="1" w:tentative="1">
+      <w:start w:val="1"/>
+      <w:numFmt w:val="decimal"/>
+      <w:lvlText w:val="%2."/>
+      <w:lvlJc w:val="left"/>
+      <w:pPr>
+        <w:tabs>
+          <w:tab w:val="num" w:pos="1440"/>
+        </w:tabs>
+        <w:ind w:left="1440" w:hanging="360"/>
+      </w:pPr>
+    </w:lvl>
+    <w:lvl w:ilvl="2" w:tentative="1">
+      <w:start w:val="1"/>
+      <w:numFmt w:val="decimal"/>
+      <w:lvlText w:val="%3."/>
+      <w:lvlJc w:val="left"/>
+      <w:pPr>
+        <w:tabs>
+          <w:tab w:val="num" w:pos="2160"/>
+        </w:tabs>
+        <w:ind w:left="2160" w:hanging="360"/>
+      </w:pPr>
+    </w:lvl>
+    <w:lvl w:ilvl="3" w:tentative="1">
+      <w:start w:val="1"/>
+      <w:numFmt w:val="decimal"/>
+      <w:lvlText w:val="%4."/>
+      <w:lvlJc w:val="left"/>
+      <w:pPr>
+        <w:tabs>
+          <w:tab w:val="num" w:pos="2880"/>
+        </w:tabs>
+        <w:ind w:left="2880" w:hanging="360"/>
+      </w:pPr>
+    </w:lvl>
+    <w:lvl w:ilvl="4" w:tentative="1">
+      <w:start w:val="1"/>
+      <w:numFmt w:val="decimal"/>
+      <w:lvlText w:val="%5."/>
+      <w:lvlJc w:val="left"/>
+      <w:pPr>
+        <w:tabs>
+          <w:tab w:val="num" w:pos="3600"/>
+        </w:tabs>
+        <w:ind w:left="3600" w:hanging="360"/>
+      </w:pPr>
+    </w:lvl>
+    <w:lvl w:ilvl="5" w:tentative="1">
+      <w:start w:val="1"/>
+      <w:numFmt w:val="decimal"/>
+      <w:lvlText w:val="%6."/>
+      <w:lvlJc w:val="left"/>
+      <w:pPr>
+        <w:tabs>
+          <w:tab w:val="num" w:pos="4320"/>
+        </w:tabs>
+        <w:ind w:left="4320" w:hanging="360"/>
+      </w:pPr>
+    </w:lvl>
+    <w:lvl w:ilvl="6" w:tentative="1">
+      <w:start w:val="1"/>
+      <w:numFmt w:val="decimal"/>
+      <w:lvlText w:val="%7."/>
+      <w:lvlJc w:val="left"/>
+      <w:pPr>
+        <w:tabs>
+          <w:tab w:val="num" w:pos="5040"/>
+        </w:tabs>
+        <w:ind w:left="5040" w:hanging="360"/>
+      </w:pPr>
+    </w:lvl>
+    <w:lvl w:ilvl="7" w:tentative="1">
+      <w:start w:val="1"/>
+      <w:numFmt w:val="decimal"/>
+      <w:lvlText w:val="%8."/>
+      <w:lvlJc w:val="left"/>
+      <w:pPr>
+        <w:tabs>
+          <w:tab w:val="num" w:pos="5760"/>
+        </w:tabs>
+        <w:ind w:left="5760" w:hanging="360"/>
+      </w:pPr>
+    </w:lvl>
+    <w:lvl w:ilvl="8" w:tentative="1">
+      <w:start w:val="1"/>
+      <w:numFmt w:val="decimal"/>
+      <w:lvlText w:val="%9."/>
+      <w:lvlJc w:val="left"/>
+      <w:pPr>
+        <w:tabs>
+          <w:tab w:val="num" w:pos="6480"/>
+        </w:tabs>
+        <w:ind w:left="6480" w:hanging="360"/>
+      </w:pPr>
+    </w:lvl>
+  </w:abstractNum>
+  <w:abstractNum w:abstractNumId="15" w15:restartNumberingAfterBreak="0">
     <w:nsid w:val="5D4B4817"/>
     <w:multiLevelType w:val="multilevel"/>
     <w:tmpl w:val="DA78E94A"/>
@@ -7351,7 +8107,269 @@
       </w:rPr>
     </w:lvl>
   </w:abstractNum>
-  <w:abstractNum w:abstractNumId="14" w15:restartNumberingAfterBreak="0">
+  <w:abstractNum w:abstractNumId="16" w15:restartNumberingAfterBreak="0">
+    <w:nsid w:val="5DC21EB9"/>
+    <w:multiLevelType w:val="multilevel"/>
+    <w:tmpl w:val="B94054CE"/>
+    <w:lvl w:ilvl="0">
+      <w:start w:val="1"/>
+      <w:numFmt w:val="decimal"/>
+      <w:lvlText w:val="%1."/>
+      <w:lvlJc w:val="left"/>
+      <w:pPr>
+        <w:tabs>
+          <w:tab w:val="num" w:pos="720"/>
+        </w:tabs>
+        <w:ind w:left="720" w:hanging="360"/>
+      </w:pPr>
+    </w:lvl>
+    <w:lvl w:ilvl="1" w:tentative="1">
+      <w:start w:val="1"/>
+      <w:numFmt w:val="decimal"/>
+      <w:lvlText w:val="%2."/>
+      <w:lvlJc w:val="left"/>
+      <w:pPr>
+        <w:tabs>
+          <w:tab w:val="num" w:pos="1440"/>
+        </w:tabs>
+        <w:ind w:left="1440" w:hanging="360"/>
+      </w:pPr>
+    </w:lvl>
+    <w:lvl w:ilvl="2" w:tentative="1">
+      <w:start w:val="1"/>
+      <w:numFmt w:val="decimal"/>
+      <w:lvlText w:val="%3."/>
+      <w:lvlJc w:val="left"/>
+      <w:pPr>
+        <w:tabs>
+          <w:tab w:val="num" w:pos="2160"/>
+        </w:tabs>
+        <w:ind w:left="2160" w:hanging="360"/>
+      </w:pPr>
+    </w:lvl>
+    <w:lvl w:ilvl="3" w:tentative="1">
+      <w:start w:val="1"/>
+      <w:numFmt w:val="decimal"/>
+      <w:lvlText w:val="%4."/>
+      <w:lvlJc w:val="left"/>
+      <w:pPr>
+        <w:tabs>
+          <w:tab w:val="num" w:pos="2880"/>
+        </w:tabs>
+        <w:ind w:left="2880" w:hanging="360"/>
+      </w:pPr>
+    </w:lvl>
+    <w:lvl w:ilvl="4" w:tentative="1">
+      <w:start w:val="1"/>
+      <w:numFmt w:val="decimal"/>
+      <w:lvlText w:val="%5."/>
+      <w:lvlJc w:val="left"/>
+      <w:pPr>
+        <w:tabs>
+          <w:tab w:val="num" w:pos="3600"/>
+        </w:tabs>
+        <w:ind w:left="3600" w:hanging="360"/>
+      </w:pPr>
+    </w:lvl>
+    <w:lvl w:ilvl="5" w:tentative="1">
+      <w:start w:val="1"/>
+      <w:numFmt w:val="decimal"/>
+      <w:lvlText w:val="%6."/>
+      <w:lvlJc w:val="left"/>
+      <w:pPr>
+        <w:tabs>
+          <w:tab w:val="num" w:pos="4320"/>
+        </w:tabs>
+        <w:ind w:left="4320" w:hanging="360"/>
+      </w:pPr>
+    </w:lvl>
+    <w:lvl w:ilvl="6" w:tentative="1">
+      <w:start w:val="1"/>
+      <w:numFmt w:val="decimal"/>
+      <w:lvlText w:val="%7."/>
+      <w:lvlJc w:val="left"/>
+      <w:pPr>
+        <w:tabs>
+          <w:tab w:val="num" w:pos="5040"/>
+        </w:tabs>
+        <w:ind w:left="5040" w:hanging="360"/>
+      </w:pPr>
+    </w:lvl>
+    <w:lvl w:ilvl="7" w:tentative="1">
+      <w:start w:val="1"/>
+      <w:numFmt w:val="decimal"/>
+      <w:lvlText w:val="%8."/>
+      <w:lvlJc w:val="left"/>
+      <w:pPr>
+        <w:tabs>
+          <w:tab w:val="num" w:pos="5760"/>
+        </w:tabs>
+        <w:ind w:left="5760" w:hanging="360"/>
+      </w:pPr>
+    </w:lvl>
+    <w:lvl w:ilvl="8" w:tentative="1">
+      <w:start w:val="1"/>
+      <w:numFmt w:val="decimal"/>
+      <w:lvlText w:val="%9."/>
+      <w:lvlJc w:val="left"/>
+      <w:pPr>
+        <w:tabs>
+          <w:tab w:val="num" w:pos="6480"/>
+        </w:tabs>
+        <w:ind w:left="6480" w:hanging="360"/>
+      </w:pPr>
+    </w:lvl>
+  </w:abstractNum>
+  <w:abstractNum w:abstractNumId="17" w15:restartNumberingAfterBreak="0">
+    <w:nsid w:val="5DDC0C44"/>
+    <w:multiLevelType w:val="multilevel"/>
+    <w:tmpl w:val="9AA88A3C"/>
+    <w:lvl w:ilvl="0">
+      <w:start w:val="1"/>
+      <w:numFmt w:val="bullet"/>
+      <w:lvlText w:val=""/>
+      <w:lvlJc w:val="left"/>
+      <w:pPr>
+        <w:tabs>
+          <w:tab w:val="num" w:pos="720"/>
+        </w:tabs>
+        <w:ind w:left="720" w:hanging="360"/>
+      </w:pPr>
+      <w:rPr>
+        <w:rFonts w:ascii="Symbol" w:hAnsi="Symbol" w:hint="default"/>
+        <w:sz w:val="20"/>
+      </w:rPr>
+    </w:lvl>
+    <w:lvl w:ilvl="1" w:tentative="1">
+      <w:start w:val="1"/>
+      <w:numFmt w:val="bullet"/>
+      <w:lvlText w:val=""/>
+      <w:lvlJc w:val="left"/>
+      <w:pPr>
+        <w:tabs>
+          <w:tab w:val="num" w:pos="1440"/>
+        </w:tabs>
+        <w:ind w:left="1440" w:hanging="360"/>
+      </w:pPr>
+      <w:rPr>
+        <w:rFonts w:ascii="Symbol" w:hAnsi="Symbol" w:hint="default"/>
+        <w:sz w:val="20"/>
+      </w:rPr>
+    </w:lvl>
+    <w:lvl w:ilvl="2" w:tentative="1">
+      <w:start w:val="1"/>
+      <w:numFmt w:val="bullet"/>
+      <w:lvlText w:val=""/>
+      <w:lvlJc w:val="left"/>
+      <w:pPr>
+        <w:tabs>
+          <w:tab w:val="num" w:pos="2160"/>
+        </w:tabs>
+        <w:ind w:left="2160" w:hanging="360"/>
+      </w:pPr>
+      <w:rPr>
+        <w:rFonts w:ascii="Symbol" w:hAnsi="Symbol" w:hint="default"/>
+        <w:sz w:val="20"/>
+      </w:rPr>
+    </w:lvl>
+    <w:lvl w:ilvl="3" w:tentative="1">
+      <w:start w:val="1"/>
+      <w:numFmt w:val="bullet"/>
+      <w:lvlText w:val=""/>
+      <w:lvlJc w:val="left"/>
+      <w:pPr>
+        <w:tabs>
+          <w:tab w:val="num" w:pos="2880"/>
+        </w:tabs>
+        <w:ind w:left="2880" w:hanging="360"/>
+      </w:pPr>
+      <w:rPr>
+        <w:rFonts w:ascii="Symbol" w:hAnsi="Symbol" w:hint="default"/>
+        <w:sz w:val="20"/>
+      </w:rPr>
+    </w:lvl>
+    <w:lvl w:ilvl="4" w:tentative="1">
+      <w:start w:val="1"/>
+      <w:numFmt w:val="bullet"/>
+      <w:lvlText w:val=""/>
+      <w:lvlJc w:val="left"/>
+      <w:pPr>
+        <w:tabs>
+          <w:tab w:val="num" w:pos="3600"/>
+        </w:tabs>
+        <w:ind w:left="3600" w:hanging="360"/>
+      </w:pPr>
+      <w:rPr>
+        <w:rFonts w:ascii="Symbol" w:hAnsi="Symbol" w:hint="default"/>
+        <w:sz w:val="20"/>
+      </w:rPr>
+    </w:lvl>
+    <w:lvl w:ilvl="5" w:tentative="1">
+      <w:start w:val="1"/>
+      <w:numFmt w:val="bullet"/>
+      <w:lvlText w:val=""/>
+      <w:lvlJc w:val="left"/>
+      <w:pPr>
+        <w:tabs>
+          <w:tab w:val="num" w:pos="4320"/>
+        </w:tabs>
+        <w:ind w:left="4320" w:hanging="360"/>
+      </w:pPr>
+      <w:rPr>
+        <w:rFonts w:ascii="Symbol" w:hAnsi="Symbol" w:hint="default"/>
+        <w:sz w:val="20"/>
+      </w:rPr>
+    </w:lvl>
+    <w:lvl w:ilvl="6" w:tentative="1">
+      <w:start w:val="1"/>
+      <w:numFmt w:val="bullet"/>
+      <w:lvlText w:val=""/>
+      <w:lvlJc w:val="left"/>
+      <w:pPr>
+        <w:tabs>
+          <w:tab w:val="num" w:pos="5040"/>
+        </w:tabs>
+        <w:ind w:left="5040" w:hanging="360"/>
+      </w:pPr>
+      <w:rPr>
+        <w:rFonts w:ascii="Symbol" w:hAnsi="Symbol" w:hint="default"/>
+        <w:sz w:val="20"/>
+      </w:rPr>
+    </w:lvl>
+    <w:lvl w:ilvl="7" w:tentative="1">
+      <w:start w:val="1"/>
+      <w:numFmt w:val="bullet"/>
+      <w:lvlText w:val=""/>
+      <w:lvlJc w:val="left"/>
+      <w:pPr>
+        <w:tabs>
+          <w:tab w:val="num" w:pos="5760"/>
+        </w:tabs>
+        <w:ind w:left="5760" w:hanging="360"/>
+      </w:pPr>
+      <w:rPr>
+        <w:rFonts w:ascii="Symbol" w:hAnsi="Symbol" w:hint="default"/>
+        <w:sz w:val="20"/>
+      </w:rPr>
+    </w:lvl>
+    <w:lvl w:ilvl="8" w:tentative="1">
+      <w:start w:val="1"/>
+      <w:numFmt w:val="bullet"/>
+      <w:lvlText w:val=""/>
+      <w:lvlJc w:val="left"/>
+      <w:pPr>
+        <w:tabs>
+          <w:tab w:val="num" w:pos="6480"/>
+        </w:tabs>
+        <w:ind w:left="6480" w:hanging="360"/>
+      </w:pPr>
+      <w:rPr>
+        <w:rFonts w:ascii="Symbol" w:hAnsi="Symbol" w:hint="default"/>
+        <w:sz w:val="20"/>
+      </w:rPr>
+    </w:lvl>
+  </w:abstractNum>
+  <w:abstractNum w:abstractNumId="18" w15:restartNumberingAfterBreak="0">
     <w:nsid w:val="60846F9C"/>
     <w:multiLevelType w:val="multilevel"/>
     <w:tmpl w:val="F3E096E0"/>
@@ -7464,7 +8482,7 @@
       </w:pPr>
     </w:lvl>
   </w:abstractNum>
-  <w:abstractNum w:abstractNumId="15" w15:restartNumberingAfterBreak="0">
+  <w:abstractNum w:abstractNumId="19" w15:restartNumberingAfterBreak="0">
     <w:nsid w:val="62081105"/>
     <w:multiLevelType w:val="multilevel"/>
     <w:tmpl w:val="385A2A5A"/>
@@ -7613,7 +8631,120 @@
       </w:rPr>
     </w:lvl>
   </w:abstractNum>
-  <w:abstractNum w:abstractNumId="16" w15:restartNumberingAfterBreak="0">
+  <w:abstractNum w:abstractNumId="20" w15:restartNumberingAfterBreak="0">
+    <w:nsid w:val="64694DB7"/>
+    <w:multiLevelType w:val="multilevel"/>
+    <w:tmpl w:val="34AC16C4"/>
+    <w:lvl w:ilvl="0">
+      <w:start w:val="1"/>
+      <w:numFmt w:val="decimal"/>
+      <w:lvlText w:val="%1."/>
+      <w:lvlJc w:val="left"/>
+      <w:pPr>
+        <w:tabs>
+          <w:tab w:val="num" w:pos="720"/>
+        </w:tabs>
+        <w:ind w:left="720" w:hanging="360"/>
+      </w:pPr>
+    </w:lvl>
+    <w:lvl w:ilvl="1" w:tentative="1">
+      <w:start w:val="1"/>
+      <w:numFmt w:val="decimal"/>
+      <w:lvlText w:val="%2."/>
+      <w:lvlJc w:val="left"/>
+      <w:pPr>
+        <w:tabs>
+          <w:tab w:val="num" w:pos="1440"/>
+        </w:tabs>
+        <w:ind w:left="1440" w:hanging="360"/>
+      </w:pPr>
+    </w:lvl>
+    <w:lvl w:ilvl="2" w:tentative="1">
+      <w:start w:val="1"/>
+      <w:numFmt w:val="decimal"/>
+      <w:lvlText w:val="%3."/>
+      <w:lvlJc w:val="left"/>
+      <w:pPr>
+        <w:tabs>
+          <w:tab w:val="num" w:pos="2160"/>
+        </w:tabs>
+        <w:ind w:left="2160" w:hanging="360"/>
+      </w:pPr>
+    </w:lvl>
+    <w:lvl w:ilvl="3" w:tentative="1">
+      <w:start w:val="1"/>
+      <w:numFmt w:val="decimal"/>
+      <w:lvlText w:val="%4."/>
+      <w:lvlJc w:val="left"/>
+      <w:pPr>
+        <w:tabs>
+          <w:tab w:val="num" w:pos="2880"/>
+        </w:tabs>
+        <w:ind w:left="2880" w:hanging="360"/>
+      </w:pPr>
+    </w:lvl>
+    <w:lvl w:ilvl="4" w:tentative="1">
+      <w:start w:val="1"/>
+      <w:numFmt w:val="decimal"/>
+      <w:lvlText w:val="%5."/>
+      <w:lvlJc w:val="left"/>
+      <w:pPr>
+        <w:tabs>
+          <w:tab w:val="num" w:pos="3600"/>
+        </w:tabs>
+        <w:ind w:left="3600" w:hanging="360"/>
+      </w:pPr>
+    </w:lvl>
+    <w:lvl w:ilvl="5" w:tentative="1">
+      <w:start w:val="1"/>
+      <w:numFmt w:val="decimal"/>
+      <w:lvlText w:val="%6."/>
+      <w:lvlJc w:val="left"/>
+      <w:pPr>
+        <w:tabs>
+          <w:tab w:val="num" w:pos="4320"/>
+        </w:tabs>
+        <w:ind w:left="4320" w:hanging="360"/>
+      </w:pPr>
+    </w:lvl>
+    <w:lvl w:ilvl="6" w:tentative="1">
+      <w:start w:val="1"/>
+      <w:numFmt w:val="decimal"/>
+      <w:lvlText w:val="%7."/>
+      <w:lvlJc w:val="left"/>
+      <w:pPr>
+        <w:tabs>
+          <w:tab w:val="num" w:pos="5040"/>
+        </w:tabs>
+        <w:ind w:left="5040" w:hanging="360"/>
+      </w:pPr>
+    </w:lvl>
+    <w:lvl w:ilvl="7" w:tentative="1">
+      <w:start w:val="1"/>
+      <w:numFmt w:val="decimal"/>
+      <w:lvlText w:val="%8."/>
+      <w:lvlJc w:val="left"/>
+      <w:pPr>
+        <w:tabs>
+          <w:tab w:val="num" w:pos="5760"/>
+        </w:tabs>
+        <w:ind w:left="5760" w:hanging="360"/>
+      </w:pPr>
+    </w:lvl>
+    <w:lvl w:ilvl="8" w:tentative="1">
+      <w:start w:val="1"/>
+      <w:numFmt w:val="decimal"/>
+      <w:lvlText w:val="%9."/>
+      <w:lvlJc w:val="left"/>
+      <w:pPr>
+        <w:tabs>
+          <w:tab w:val="num" w:pos="6480"/>
+        </w:tabs>
+        <w:ind w:left="6480" w:hanging="360"/>
+      </w:pPr>
+    </w:lvl>
+  </w:abstractNum>
+  <w:abstractNum w:abstractNumId="21" w15:restartNumberingAfterBreak="0">
     <w:nsid w:val="78AF2F88"/>
     <w:multiLevelType w:val="multilevel"/>
     <w:tmpl w:val="810AFA86"/>
@@ -7766,13 +8897,13 @@
     <w:abstractNumId w:val="1"/>
   </w:num>
   <w:num w:numId="2" w16cid:durableId="1384868946">
-    <w:abstractNumId w:val="16"/>
+    <w:abstractNumId w:val="21"/>
   </w:num>
   <w:num w:numId="3" w16cid:durableId="654647873">
     <w:abstractNumId w:val="0"/>
   </w:num>
   <w:num w:numId="4" w16cid:durableId="519512928">
-    <w:abstractNumId w:val="15"/>
+    <w:abstractNumId w:val="19"/>
   </w:num>
   <w:num w:numId="5" w16cid:durableId="713388415">
     <w:abstractNumId w:val="4"/>
@@ -7790,10 +8921,10 @@
     <w:abstractNumId w:val="5"/>
   </w:num>
   <w:num w:numId="10" w16cid:durableId="150676987">
-    <w:abstractNumId w:val="11"/>
+    <w:abstractNumId w:val="12"/>
   </w:num>
   <w:num w:numId="11" w16cid:durableId="1555699914">
-    <w:abstractNumId w:val="12"/>
+    <w:abstractNumId w:val="13"/>
   </w:num>
   <w:num w:numId="12" w16cid:durableId="1609777414">
     <w:abstractNumId w:val="8"/>
@@ -7814,13 +8945,37 @@
     </w:lvlOverride>
   </w:num>
   <w:num w:numId="16" w16cid:durableId="986664105">
-    <w:abstractNumId w:val="14"/>
+    <w:abstractNumId w:val="18"/>
     <w:lvlOverride w:ilvl="0">
       <w:startOverride w:val="1"/>
     </w:lvlOverride>
   </w:num>
   <w:num w:numId="17" w16cid:durableId="1045567947">
-    <w:abstractNumId w:val="13"/>
+    <w:abstractNumId w:val="15"/>
+  </w:num>
+  <w:num w:numId="18" w16cid:durableId="1302155164">
+    <w:abstractNumId w:val="11"/>
+  </w:num>
+  <w:num w:numId="19" w16cid:durableId="1328248091">
+    <w:abstractNumId w:val="17"/>
+  </w:num>
+  <w:num w:numId="20" w16cid:durableId="1875800449">
+    <w:abstractNumId w:val="16"/>
+    <w:lvlOverride w:ilvl="0">
+      <w:startOverride w:val="1"/>
+    </w:lvlOverride>
+  </w:num>
+  <w:num w:numId="21" w16cid:durableId="132911733">
+    <w:abstractNumId w:val="14"/>
+    <w:lvlOverride w:ilvl="0">
+      <w:startOverride w:val="6"/>
+    </w:lvlOverride>
+  </w:num>
+  <w:num w:numId="22" w16cid:durableId="1176848542">
+    <w:abstractNumId w:val="20"/>
+    <w:lvlOverride w:ilvl="0">
+      <w:startOverride w:val="1"/>
+    </w:lvlOverride>
   </w:num>
 </w:numbering>
 </file>
@@ -8805,6 +9960,17 @@
       <w:u w:val="single"/>
     </w:rPr>
   </w:style>
+  <w:style w:type="paragraph" w:styleId="NormalWeb">
+    <w:name w:val="Normal (Web)"/>
+    <w:basedOn w:val="Normal"/>
+    <w:uiPriority w:val="99"/>
+    <w:semiHidden/>
+    <w:unhideWhenUsed/>
+    <w:rsid w:val="006F50AF"/>
+    <w:rPr>
+      <w:rFonts w:ascii="Times New Roman" w:hAnsi="Times New Roman" w:cs="Times New Roman"/>
+    </w:rPr>
+  </w:style>
 </w:styles>
 </file>
 

--- a/Evidence/BlazorWebApp-ContainerSupport-Validation.docx
+++ b/Evidence/BlazorWebApp-ContainerSupport-Validation.docx
@@ -82,13 +82,8 @@
         </w:numPr>
       </w:pPr>
       <w:r>
-        <w:t xml:space="preserve">Interactive </w:t>
-      </w:r>
-      <w:proofErr w:type="spellStart"/>
-      <w:r>
-        <w:t>WebAssembly</w:t>
-      </w:r>
-      <w:proofErr w:type="spellEnd"/>
+        <w:t>Interactive WebAssembly</w:t>
+      </w:r>
     </w:p>
     <w:p>
       <w:pPr>
@@ -168,30 +163,14 @@
           <w:rStyle w:val="inqyif"/>
           <w:rFonts w:ascii="Arial" w:hAnsi="Arial" w:cs="Arial"/>
         </w:rPr>
-        <w:t xml:space="preserve"> Verified by containerizing the application via </w:t>
-      </w:r>
-      <w:proofErr w:type="gramStart"/>
-      <w:r>
-        <w:rPr>
-          <w:rStyle w:val="inqyif"/>
-          <w:rFonts w:ascii="Arial" w:hAnsi="Arial" w:cs="Arial"/>
-        </w:rPr>
-        <w:t xml:space="preserve">the </w:t>
+        <w:t xml:space="preserve"> Verified by containerizing the application via the </w:t>
       </w:r>
       <w:r>
         <w:rPr>
           <w:rStyle w:val="Strong"/>
           <w:rFonts w:ascii="Arial" w:hAnsi="Arial" w:cs="Arial"/>
         </w:rPr>
-        <w:t>Docker</w:t>
-      </w:r>
-      <w:proofErr w:type="gramEnd"/>
-      <w:r>
-        <w:rPr>
-          <w:rStyle w:val="Strong"/>
-          <w:rFonts w:ascii="Arial" w:hAnsi="Arial" w:cs="Arial"/>
-        </w:rPr>
-        <w:t xml:space="preserve"> CLI</w:t>
+        <w:t>Docker CLI</w:t>
       </w:r>
       <w:r>
         <w:rPr>
@@ -712,15 +691,7 @@
                     <w:br/>
                   </w:r>
                   <w:r>
-                    <w:t xml:space="preserve">While creating an interactive </w:t>
-                  </w:r>
-                  <w:proofErr w:type="spellStart"/>
-                  <w:r>
-                    <w:t>WebAssembly</w:t>
-                  </w:r>
-                  <w:proofErr w:type="spellEnd"/>
-                  <w:r>
-                    <w:t xml:space="preserve"> app with container support, we faced the following issue:</w:t>
+                    <w:t>While creating an interactive WebAssembly app with container support, we faced the following issue:</w:t>
                   </w:r>
                 </w:p>
                 <w:p>
@@ -729,7 +700,7 @@
                       <w:noProof/>
                     </w:rPr>
                     <w:drawing>
-                      <wp:inline distT="0" distB="0" distL="0" distR="0" wp14:anchorId="55B94808" wp14:editId="3B6EF2FE">
+                      <wp:inline distT="0" distB="0" distL="0" distR="0" wp14:anchorId="55B94808" wp14:editId="63920295">
                         <wp:extent cx="1447800" cy="584200"/>
                         <wp:effectExtent l="0" t="0" r="0" b="6350"/>
                         <wp:docPr id="1233292158" name="Picture 26"/>
@@ -862,7 +833,7 @@
                     </w:rPr>
                     <w:lastRenderedPageBreak/>
                     <w:drawing>
-                      <wp:inline distT="0" distB="0" distL="0" distR="0" wp14:anchorId="400D36D8" wp14:editId="5889D9A2">
+                      <wp:inline distT="0" distB="0" distL="0" distR="0" wp14:anchorId="400D36D8" wp14:editId="5F15D4CF">
                         <wp:extent cx="1879600" cy="704850"/>
                         <wp:effectExtent l="0" t="0" r="6350" b="0"/>
                         <wp:docPr id="1143665754" name="Picture 25"/>
@@ -944,35 +915,7 @@
                 <w:rPr>
                   <w:rStyle w:val="Hyperlink"/>
                 </w:rPr>
-                <w:t>BlazorWebApp-ContainerSupport-Validation/Evidence/ContainerSupport-On-CreationDialog/blazor-creation-dialog.zip at main · BharatRamsf3693/</w:t>
-              </w:r>
-              <w:proofErr w:type="spellStart"/>
-              <w:r>
-                <w:rPr>
-                  <w:rStyle w:val="Hyperlink"/>
-                </w:rPr>
-                <w:t>BlazorWebApp</w:t>
-              </w:r>
-              <w:proofErr w:type="spellEnd"/>
-              <w:r>
-                <w:rPr>
-                  <w:rStyle w:val="Hyperlink"/>
-                </w:rPr>
-                <w:t>-</w:t>
-              </w:r>
-              <w:proofErr w:type="spellStart"/>
-              <w:r>
-                <w:rPr>
-                  <w:rStyle w:val="Hyperlink"/>
-                </w:rPr>
-                <w:t>ContainerSupport</w:t>
-              </w:r>
-              <w:proofErr w:type="spellEnd"/>
-              <w:r>
-                <w:rPr>
-                  <w:rStyle w:val="Hyperlink"/>
-                </w:rPr>
-                <w:t>-Validation</w:t>
+                <w:t>BlazorWebApp-ContainerSupport-Validation/Evidence/ContainerSupport-On-CreationDialog/blazor-creation-dialog.zip at main · BharatRamsf3693/BlazorWebApp-ContainerSupport-Validation</w:t>
               </w:r>
             </w:hyperlink>
           </w:p>
@@ -1022,15 +965,7 @@
           </w:tcPr>
           <w:p>
             <w:r>
-              <w:t xml:space="preserve">All four apps build a container image and run in it with no manual edits to the </w:t>
-            </w:r>
-            <w:proofErr w:type="spellStart"/>
-            <w:r>
-              <w:t>Dockerfile</w:t>
-            </w:r>
-            <w:proofErr w:type="spellEnd"/>
-            <w:r>
-              <w:t xml:space="preserve"> or the project files.</w:t>
+              <w:t>All four apps build a container image and run in it with no manual edits to the Dockerfile or the project files.</w:t>
             </w:r>
           </w:p>
         </w:tc>
@@ -1484,35 +1419,7 @@
                 <w:rPr>
                   <w:rStyle w:val="Hyperlink"/>
                 </w:rPr>
-                <w:t>BlazorWebApp-ContainerSupport-Validation/Evidence/ContainerSupport-On-CreationDialog/cli-container-run.zip at main · BharatRamsf3693/</w:t>
-              </w:r>
-              <w:proofErr w:type="spellStart"/>
-              <w:r>
-                <w:rPr>
-                  <w:rStyle w:val="Hyperlink"/>
-                </w:rPr>
-                <w:t>BlazorWebApp</w:t>
-              </w:r>
-              <w:proofErr w:type="spellEnd"/>
-              <w:r>
-                <w:rPr>
-                  <w:rStyle w:val="Hyperlink"/>
-                </w:rPr>
-                <w:t>-</w:t>
-              </w:r>
-              <w:proofErr w:type="spellStart"/>
-              <w:r>
-                <w:rPr>
-                  <w:rStyle w:val="Hyperlink"/>
-                </w:rPr>
-                <w:t>ContainerSupport</w:t>
-              </w:r>
-              <w:proofErr w:type="spellEnd"/>
-              <w:r>
-                <w:rPr>
-                  <w:rStyle w:val="Hyperlink"/>
-                </w:rPr>
-                <w:t>-Validation</w:t>
+                <w:t>BlazorWebApp-ContainerSupport-Validation/Evidence/ContainerSupport-On-CreationDialog/cli-container-run.zip at main · BharatRamsf3693/BlazorWebApp-ContainerSupport-Validation</w:t>
               </w:r>
             </w:hyperlink>
             <w:r>
@@ -1533,35 +1440,7 @@
                 <w:rPr>
                   <w:rStyle w:val="Hyperlink"/>
                 </w:rPr>
-                <w:t>BlazorWebApp-ContainerSupport-Validation/Evidence/ContainerSupport-On-CreationDialog/vs-container-run.zip at main · BharatRamsf3693/</w:t>
-              </w:r>
-              <w:proofErr w:type="spellStart"/>
-              <w:r>
-                <w:rPr>
-                  <w:rStyle w:val="Hyperlink"/>
-                </w:rPr>
-                <w:t>BlazorWebApp</w:t>
-              </w:r>
-              <w:proofErr w:type="spellEnd"/>
-              <w:r>
-                <w:rPr>
-                  <w:rStyle w:val="Hyperlink"/>
-                </w:rPr>
-                <w:t>-</w:t>
-              </w:r>
-              <w:proofErr w:type="spellStart"/>
-              <w:r>
-                <w:rPr>
-                  <w:rStyle w:val="Hyperlink"/>
-                </w:rPr>
-                <w:t>ContainerSupport</w:t>
-              </w:r>
-              <w:proofErr w:type="spellEnd"/>
-              <w:r>
-                <w:rPr>
-                  <w:rStyle w:val="Hyperlink"/>
-                </w:rPr>
-                <w:t>-Validation</w:t>
+                <w:t>BlazorWebApp-ContainerSupport-Validation/Evidence/ContainerSupport-On-CreationDialog/vs-container-run.zip at main · BharatRamsf3693/BlazorWebApp-ContainerSupport-Validation</w:t>
               </w:r>
             </w:hyperlink>
           </w:p>
@@ -2068,35 +1947,7 @@
                 <w:rPr>
                   <w:rStyle w:val="Hyperlink"/>
                 </w:rPr>
-                <w:t>BlazorWebApp-ContainerSupport-Validation/Evidence/ContainerSupport-On-CreationDialog/cli-container-run.zip at main · BharatRamsf3693/</w:t>
-              </w:r>
-              <w:proofErr w:type="spellStart"/>
-              <w:r>
-                <w:rPr>
-                  <w:rStyle w:val="Hyperlink"/>
-                </w:rPr>
-                <w:t>BlazorWebApp</w:t>
-              </w:r>
-              <w:proofErr w:type="spellEnd"/>
-              <w:r>
-                <w:rPr>
-                  <w:rStyle w:val="Hyperlink"/>
-                </w:rPr>
-                <w:t>-</w:t>
-              </w:r>
-              <w:proofErr w:type="spellStart"/>
-              <w:r>
-                <w:rPr>
-                  <w:rStyle w:val="Hyperlink"/>
-                </w:rPr>
-                <w:t>ContainerSupport</w:t>
-              </w:r>
-              <w:proofErr w:type="spellEnd"/>
-              <w:r>
-                <w:rPr>
-                  <w:rStyle w:val="Hyperlink"/>
-                </w:rPr>
-                <w:t>-Validation</w:t>
+                <w:t>BlazorWebApp-ContainerSupport-Validation/Evidence/ContainerSupport-On-CreationDialog/cli-container-run.zip at main · BharatRamsf3693/BlazorWebApp-ContainerSupport-Validation</w:t>
               </w:r>
             </w:hyperlink>
             <w:r>
@@ -2118,35 +1969,7 @@
                 <w:rPr>
                   <w:rStyle w:val="Hyperlink"/>
                 </w:rPr>
-                <w:t>BlazorWebApp-ContainerSupport-Validation/Evidence/ContainerSupport-On-CreationDialog/vs-container-run.zip at main · BharatRamsf3693/</w:t>
-              </w:r>
-              <w:proofErr w:type="spellStart"/>
-              <w:r>
-                <w:rPr>
-                  <w:rStyle w:val="Hyperlink"/>
-                </w:rPr>
-                <w:t>BlazorWebApp</w:t>
-              </w:r>
-              <w:proofErr w:type="spellEnd"/>
-              <w:r>
-                <w:rPr>
-                  <w:rStyle w:val="Hyperlink"/>
-                </w:rPr>
-                <w:t>-</w:t>
-              </w:r>
-              <w:proofErr w:type="spellStart"/>
-              <w:r>
-                <w:rPr>
-                  <w:rStyle w:val="Hyperlink"/>
-                </w:rPr>
-                <w:t>ContainerSupport</w:t>
-              </w:r>
-              <w:proofErr w:type="spellEnd"/>
-              <w:r>
-                <w:rPr>
-                  <w:rStyle w:val="Hyperlink"/>
-                </w:rPr>
-                <w:t>-Validation</w:t>
+                <w:t>BlazorWebApp-ContainerSupport-Validation/Evidence/ContainerSupport-On-CreationDialog/vs-container-run.zip at main · BharatRamsf3693/BlazorWebApp-ContainerSupport-Validation</w:t>
               </w:r>
             </w:hyperlink>
           </w:p>
@@ -2172,6 +1995,7 @@
           </w:tcPr>
           <w:p>
             <w:r>
+              <w:lastRenderedPageBreak/>
               <w:t>4.</w:t>
             </w:r>
           </w:p>
@@ -2195,31 +2019,7 @@
           </w:tcPr>
           <w:p>
             <w:r>
-              <w:t xml:space="preserve">The </w:t>
-            </w:r>
-            <w:proofErr w:type="gramStart"/>
-            <w:r>
-              <w:t>two-project</w:t>
-            </w:r>
-            <w:proofErr w:type="gramEnd"/>
-            <w:r>
-              <w:t xml:space="preserve"> shapes behave the same as the </w:t>
-            </w:r>
-            <w:proofErr w:type="gramStart"/>
-            <w:r>
-              <w:t>single-project</w:t>
-            </w:r>
-            <w:proofErr w:type="gramEnd"/>
-            <w:r>
-              <w:t xml:space="preserve"> ones, with </w:t>
-            </w:r>
-            <w:proofErr w:type="gramStart"/>
-            <w:r>
-              <w:t>the .Client</w:t>
-            </w:r>
-            <w:proofErr w:type="gramEnd"/>
-            <w:r>
-              <w:t> project's assets present in the image.</w:t>
+              <w:t>The two-project shapes behave the same as the single-project ones, with the .Client project's assets present in the image.</w:t>
             </w:r>
           </w:p>
         </w:tc>
@@ -2520,35 +2320,7 @@
                 <w:rPr>
                   <w:rStyle w:val="Hyperlink"/>
                 </w:rPr>
-                <w:t>BlazorWebApp-ContainerSupport-Validation/Evidence/ContainerSupport-On-CreationDialog/cli-container-run.zip at main · BharatRamsf3693/</w:t>
-              </w:r>
-              <w:proofErr w:type="spellStart"/>
-              <w:r>
-                <w:rPr>
-                  <w:rStyle w:val="Hyperlink"/>
-                </w:rPr>
-                <w:t>BlazorWebApp</w:t>
-              </w:r>
-              <w:proofErr w:type="spellEnd"/>
-              <w:r>
-                <w:rPr>
-                  <w:rStyle w:val="Hyperlink"/>
-                </w:rPr>
-                <w:t>-</w:t>
-              </w:r>
-              <w:proofErr w:type="spellStart"/>
-              <w:r>
-                <w:rPr>
-                  <w:rStyle w:val="Hyperlink"/>
-                </w:rPr>
-                <w:t>ContainerSupport</w:t>
-              </w:r>
-              <w:proofErr w:type="spellEnd"/>
-              <w:r>
-                <w:rPr>
-                  <w:rStyle w:val="Hyperlink"/>
-                </w:rPr>
-                <w:t>-Validation</w:t>
+                <w:t>BlazorWebApp-ContainerSupport-Validation/Evidence/ContainerSupport-On-CreationDialog/cli-container-run.zip at main · BharatRamsf3693/BlazorWebApp-ContainerSupport-Validation</w:t>
               </w:r>
             </w:hyperlink>
             <w:r>
@@ -2569,35 +2341,7 @@
                 <w:rPr>
                   <w:rStyle w:val="Hyperlink"/>
                 </w:rPr>
-                <w:t>BlazorWebApp-ContainerSupport-Validation/Evidence/ContainerSupport-On-CreationDialog/vs-container-run.zip at main · BharatRamsf3693/</w:t>
-              </w:r>
-              <w:proofErr w:type="spellStart"/>
-              <w:r>
-                <w:rPr>
-                  <w:rStyle w:val="Hyperlink"/>
-                </w:rPr>
-                <w:t>BlazorWebApp</w:t>
-              </w:r>
-              <w:proofErr w:type="spellEnd"/>
-              <w:r>
-                <w:rPr>
-                  <w:rStyle w:val="Hyperlink"/>
-                </w:rPr>
-                <w:t>-</w:t>
-              </w:r>
-              <w:proofErr w:type="spellStart"/>
-              <w:r>
-                <w:rPr>
-                  <w:rStyle w:val="Hyperlink"/>
-                </w:rPr>
-                <w:t>ContainerSupport</w:t>
-              </w:r>
-              <w:proofErr w:type="spellEnd"/>
-              <w:r>
-                <w:rPr>
-                  <w:rStyle w:val="Hyperlink"/>
-                </w:rPr>
-                <w:t>-Validation</w:t>
+                <w:t>BlazorWebApp-ContainerSupport-Validation/Evidence/ContainerSupport-On-CreationDialog/vs-container-run.zip at main · BharatRamsf3693/BlazorWebApp-ContainerSupport-Validation</w:t>
               </w:r>
             </w:hyperlink>
           </w:p>
@@ -2647,23 +2391,7 @@
           </w:tcPr>
           <w:p>
             <w:r>
-              <w:t xml:space="preserve">Reading the generated </w:t>
-            </w:r>
-            <w:proofErr w:type="spellStart"/>
-            <w:r>
-              <w:t>Dockerfile</w:t>
-            </w:r>
-            <w:proofErr w:type="spellEnd"/>
-            <w:r>
-              <w:t xml:space="preserve"> for the two-project shapes, checking how </w:t>
-            </w:r>
-            <w:proofErr w:type="gramStart"/>
-            <w:r>
-              <w:t>the .Client</w:t>
-            </w:r>
-            <w:proofErr w:type="gramEnd"/>
-            <w:r>
-              <w:t> project is restored and copied.</w:t>
+              <w:t>Reading the generated Dockerfile for the two-project shapes, checking how the .Client project is restored and copied.</w:t>
             </w:r>
           </w:p>
         </w:tc>
@@ -2823,43 +2551,7 @@
                     <w:br/>
                   </w:r>
                   <w:r>
-                    <w:t xml:space="preserve">It appears that the </w:t>
-                  </w:r>
-                  <w:proofErr w:type="spellStart"/>
-                  <w:r>
-                    <w:t>Dockerfile</w:t>
-                  </w:r>
-                  <w:proofErr w:type="spellEnd"/>
-                  <w:r>
-                    <w:t xml:space="preserve"> generated for the client project is unnecessary, as building and publishing the client project is redundant since it is a dependency </w:t>
-                  </w:r>
-                  <w:proofErr w:type="gramStart"/>
-                  <w:r>
-                    <w:t>of</w:t>
-                  </w:r>
-                  <w:proofErr w:type="gramEnd"/>
-                  <w:r>
-                    <w:t xml:space="preserve"> the server project. Additionally, the </w:t>
-                  </w:r>
-                  <w:proofErr w:type="spellStart"/>
-                  <w:r>
-                    <w:t>Dockerfile</w:t>
-                  </w:r>
-                  <w:proofErr w:type="spellEnd"/>
-                  <w:r>
-                    <w:t xml:space="preserve"> in the server project should be moved to the root folder of the project </w:t>
-                  </w:r>
-                  <w:proofErr w:type="gramStart"/>
-                  <w:r>
-                    <w:t xml:space="preserve">in </w:t>
-                  </w:r>
-                  <w:r>
-                    <w:lastRenderedPageBreak/>
-                    <w:t>order to</w:t>
-                  </w:r>
-                  <w:proofErr w:type="gramEnd"/>
-                  <w:r>
-                    <w:t xml:space="preserve"> resolve the COPY path issue and containerize the app successfully.</w:t>
+                    <w:t>It appears that the Dockerfile generated for the client project is unnecessary, as building and publishing the client project is redundant since it is a dependency of the server project.</w:t>
                   </w:r>
                 </w:p>
               </w:tc>
@@ -2884,7 +2576,6 @@
                 </w:tcPr>
                 <w:p>
                   <w:r>
-                    <w:lastRenderedPageBreak/>
                     <w:t>Interactive Auto</w:t>
                   </w:r>
                 </w:p>
@@ -2927,43 +2618,11 @@
                     <w:br/>
                   </w:r>
                   <w:r>
-                    <w:t xml:space="preserve">It appears that the </w:t>
-                  </w:r>
-                  <w:proofErr w:type="spellStart"/>
-                  <w:r>
-                    <w:t>Dockerfile</w:t>
-                  </w:r>
-                  <w:proofErr w:type="spellEnd"/>
-                  <w:r>
-                    <w:t xml:space="preserve"> generated for the client project is unnecessary, as building and publishing the client project is redundant since it is a dependency </w:t>
-                  </w:r>
-                  <w:proofErr w:type="gramStart"/>
-                  <w:r>
-                    <w:t>of</w:t>
-                  </w:r>
-                  <w:proofErr w:type="gramEnd"/>
-                  <w:r>
-                    <w:t xml:space="preserve"> the server project. Additionally, the </w:t>
-                  </w:r>
-                  <w:proofErr w:type="spellStart"/>
-                  <w:r>
-                    <w:t>Dockerfile</w:t>
-                  </w:r>
-                  <w:proofErr w:type="spellEnd"/>
-                  <w:r>
-                    <w:t xml:space="preserve"> in the server </w:t>
+                    <w:t xml:space="preserve">It appears that the Dockerfile generated for the </w:t>
                   </w:r>
                   <w:r>
                     <w:lastRenderedPageBreak/>
-                    <w:t xml:space="preserve">project should be moved to the root folder of the project </w:t>
-                  </w:r>
-                  <w:proofErr w:type="gramStart"/>
-                  <w:r>
-                    <w:t>in order to</w:t>
-                  </w:r>
-                  <w:proofErr w:type="gramEnd"/>
-                  <w:r>
-                    <w:t xml:space="preserve"> resolve the COPY path issue and containerize the app successfully.</w:t>
+                    <w:t>client project is unnecessary, as building and publishing the client project is redundant since it is a dependency of the server project.</w:t>
                   </w:r>
                 </w:p>
               </w:tc>
@@ -2995,23 +2654,7 @@
                 <w:bCs/>
               </w:rPr>
               <w:lastRenderedPageBreak/>
-              <w:t xml:space="preserve">Interactive </w:t>
-            </w:r>
-            <w:proofErr w:type="spellStart"/>
-            <w:r>
-              <w:rPr>
-                <w:b/>
-                <w:bCs/>
-              </w:rPr>
-              <w:t>Webassembly</w:t>
-            </w:r>
-            <w:proofErr w:type="spellEnd"/>
-            <w:r>
-              <w:rPr>
-                <w:b/>
-                <w:bCs/>
-              </w:rPr>
-              <w:t>:</w:t>
+              <w:t>Interactive Webassembly:</w:t>
             </w:r>
           </w:p>
           <w:p>
@@ -3020,58 +2663,14 @@
                 <w:b/>
                 <w:bCs/>
               </w:rPr>
-              <w:t xml:space="preserve">Server project </w:t>
-            </w:r>
-            <w:proofErr w:type="spellStart"/>
-            <w:r>
-              <w:rPr>
-                <w:b/>
-                <w:bCs/>
-              </w:rPr>
-              <w:t>Dockerfile</w:t>
-            </w:r>
-            <w:proofErr w:type="spellEnd"/>
-            <w:r>
-              <w:rPr>
-                <w:b/>
-                <w:bCs/>
-              </w:rPr>
-              <w:t xml:space="preserve">: </w:t>
+              <w:t xml:space="preserve">Server project Dockerfile: </w:t>
             </w:r>
             <w:hyperlink r:id="rId15" w:history="1">
               <w:r>
                 <w:rPr>
                   <w:rStyle w:val="Hyperlink"/>
                 </w:rPr>
-                <w:t>BlazorWebApp-ContainerSupport-Validation/ContainerSupport-On-CreationDialog/InteractiveWebAssembly/InteractiveWebAssembly/Dockerfile at main · BharatRamsf3693/</w:t>
-              </w:r>
-              <w:proofErr w:type="spellStart"/>
-              <w:r>
-                <w:rPr>
-                  <w:rStyle w:val="Hyperlink"/>
-                </w:rPr>
-                <w:t>BlazorWebApp</w:t>
-              </w:r>
-              <w:proofErr w:type="spellEnd"/>
-              <w:r>
-                <w:rPr>
-                  <w:rStyle w:val="Hyperlink"/>
-                </w:rPr>
-                <w:t>-</w:t>
-              </w:r>
-              <w:proofErr w:type="spellStart"/>
-              <w:r>
-                <w:rPr>
-                  <w:rStyle w:val="Hyperlink"/>
-                </w:rPr>
-                <w:t>ContainerSupport</w:t>
-              </w:r>
-              <w:proofErr w:type="spellEnd"/>
-              <w:r>
-                <w:rPr>
-                  <w:rStyle w:val="Hyperlink"/>
-                </w:rPr>
-                <w:t>-Validation</w:t>
+                <w:t>BlazorWebApp-ContainerSupport-Validation/ContainerSupport-On-CreationDialog/InteractiveWebAssembly/InteractiveWebAssembly/Dockerfile at main · BharatRamsf3693/BlazorWebApp-ContainerSupport-Validation</w:t>
               </w:r>
             </w:hyperlink>
           </w:p>
@@ -3086,58 +2685,14 @@
                 <w:b/>
                 <w:bCs/>
               </w:rPr>
-              <w:t xml:space="preserve">Client project </w:t>
-            </w:r>
-            <w:proofErr w:type="spellStart"/>
-            <w:r>
-              <w:rPr>
-                <w:b/>
-                <w:bCs/>
-              </w:rPr>
-              <w:t>Dockerfile</w:t>
-            </w:r>
-            <w:proofErr w:type="spellEnd"/>
-            <w:r>
-              <w:rPr>
-                <w:b/>
-                <w:bCs/>
-              </w:rPr>
-              <w:t xml:space="preserve">: </w:t>
+              <w:t xml:space="preserve">Client project Dockerfile: </w:t>
             </w:r>
             <w:hyperlink r:id="rId16" w:history="1">
               <w:r>
                 <w:rPr>
                   <w:rStyle w:val="Hyperlink"/>
                 </w:rPr>
-                <w:t>BlazorWebApp-ContainerSupport-Validation/ContainerSupport-On-CreationDialog/InteractiveWebAssembly/InteractiveWebAssembly.Client/Dockerfile at main · BharatRamsf3693/</w:t>
-              </w:r>
-              <w:proofErr w:type="spellStart"/>
-              <w:r>
-                <w:rPr>
-                  <w:rStyle w:val="Hyperlink"/>
-                </w:rPr>
-                <w:t>BlazorWebApp</w:t>
-              </w:r>
-              <w:proofErr w:type="spellEnd"/>
-              <w:r>
-                <w:rPr>
-                  <w:rStyle w:val="Hyperlink"/>
-                </w:rPr>
-                <w:t>-</w:t>
-              </w:r>
-              <w:proofErr w:type="spellStart"/>
-              <w:r>
-                <w:rPr>
-                  <w:rStyle w:val="Hyperlink"/>
-                </w:rPr>
-                <w:t>ContainerSupport</w:t>
-              </w:r>
-              <w:proofErr w:type="spellEnd"/>
-              <w:r>
-                <w:rPr>
-                  <w:rStyle w:val="Hyperlink"/>
-                </w:rPr>
-                <w:t>-Validation</w:t>
+                <w:t>BlazorWebApp-ContainerSupport-Validation/ContainerSupport-On-CreationDialog/InteractiveWebAssembly/InteractiveWebAssembly.Client/Dockerfile at main · BharatRamsf3693/BlazorWebApp-ContainerSupport-Validation</w:t>
               </w:r>
             </w:hyperlink>
           </w:p>
@@ -3161,58 +2716,14 @@
                 <w:b/>
                 <w:bCs/>
               </w:rPr>
-              <w:t xml:space="preserve">Server project </w:t>
-            </w:r>
-            <w:proofErr w:type="spellStart"/>
-            <w:r>
-              <w:rPr>
-                <w:b/>
-                <w:bCs/>
-              </w:rPr>
-              <w:t>Dockerfile</w:t>
-            </w:r>
-            <w:proofErr w:type="spellEnd"/>
-            <w:r>
-              <w:rPr>
-                <w:b/>
-                <w:bCs/>
-              </w:rPr>
-              <w:t xml:space="preserve">: </w:t>
+              <w:t xml:space="preserve">Server project Dockerfile: </w:t>
             </w:r>
             <w:hyperlink r:id="rId17" w:history="1">
               <w:r>
                 <w:rPr>
                   <w:rStyle w:val="Hyperlink"/>
                 </w:rPr>
-                <w:t>BlazorWebApp-ContainerSupport-Validation/ContainerSupport-On-CreationDialog/InteractiveAuto/InteractiveAuto/Dockerfile at main · BharatRamsf3693/</w:t>
-              </w:r>
-              <w:proofErr w:type="spellStart"/>
-              <w:r>
-                <w:rPr>
-                  <w:rStyle w:val="Hyperlink"/>
-                </w:rPr>
-                <w:t>BlazorWebApp</w:t>
-              </w:r>
-              <w:proofErr w:type="spellEnd"/>
-              <w:r>
-                <w:rPr>
-                  <w:rStyle w:val="Hyperlink"/>
-                </w:rPr>
-                <w:t>-</w:t>
-              </w:r>
-              <w:proofErr w:type="spellStart"/>
-              <w:r>
-                <w:rPr>
-                  <w:rStyle w:val="Hyperlink"/>
-                </w:rPr>
-                <w:t>ContainerSupport</w:t>
-              </w:r>
-              <w:proofErr w:type="spellEnd"/>
-              <w:r>
-                <w:rPr>
-                  <w:rStyle w:val="Hyperlink"/>
-                </w:rPr>
-                <w:t>-Validation</w:t>
+                <w:t>BlazorWebApp-ContainerSupport-Validation/ContainerSupport-On-CreationDialog/InteractiveAuto/InteractiveAuto/Dockerfile at main · BharatRamsf3693/BlazorWebApp-ContainerSupport-Validation</w:t>
               </w:r>
             </w:hyperlink>
           </w:p>
@@ -3227,58 +2738,14 @@
                 <w:b/>
                 <w:bCs/>
               </w:rPr>
-              <w:t xml:space="preserve">Client project </w:t>
-            </w:r>
-            <w:proofErr w:type="spellStart"/>
-            <w:r>
-              <w:rPr>
-                <w:b/>
-                <w:bCs/>
-              </w:rPr>
-              <w:t>Dockerfile</w:t>
-            </w:r>
-            <w:proofErr w:type="spellEnd"/>
-            <w:r>
-              <w:rPr>
-                <w:b/>
-                <w:bCs/>
-              </w:rPr>
-              <w:t xml:space="preserve">: </w:t>
+              <w:t xml:space="preserve">Client project Dockerfile: </w:t>
             </w:r>
             <w:hyperlink r:id="rId18" w:history="1">
               <w:r>
                 <w:rPr>
                   <w:rStyle w:val="Hyperlink"/>
                 </w:rPr>
-                <w:t>BlazorWebApp-ContainerSupport-Validation/ContainerSupport-On-CreationDialog/InteractiveAuto/InteractiveAuto.Client/Dockerfile at main · BharatRamsf3693/</w:t>
-              </w:r>
-              <w:proofErr w:type="spellStart"/>
-              <w:r>
-                <w:rPr>
-                  <w:rStyle w:val="Hyperlink"/>
-                </w:rPr>
-                <w:t>BlazorWebApp</w:t>
-              </w:r>
-              <w:proofErr w:type="spellEnd"/>
-              <w:r>
-                <w:rPr>
-                  <w:rStyle w:val="Hyperlink"/>
-                </w:rPr>
-                <w:t>-</w:t>
-              </w:r>
-              <w:proofErr w:type="spellStart"/>
-              <w:r>
-                <w:rPr>
-                  <w:rStyle w:val="Hyperlink"/>
-                </w:rPr>
-                <w:t>ContainerSupport</w:t>
-              </w:r>
-              <w:proofErr w:type="spellEnd"/>
-              <w:r>
-                <w:rPr>
-                  <w:rStyle w:val="Hyperlink"/>
-                </w:rPr>
-                <w:t>-Validation</w:t>
+                <w:t>BlazorWebApp-ContainerSupport-Validation/ContainerSupport-On-CreationDialog/InteractiveAuto/InteractiveAuto.Client/Dockerfile at main · BharatRamsf3693/BlazorWebApp-ContainerSupport-Validation</w:t>
               </w:r>
             </w:hyperlink>
           </w:p>
@@ -3304,7 +2771,6 @@
           </w:tcPr>
           <w:p>
             <w:r>
-              <w:lastRenderedPageBreak/>
               <w:t>6.</w:t>
             </w:r>
           </w:p>
@@ -3653,35 +3119,7 @@
                 <w:rPr>
                   <w:rStyle w:val="Hyperlink"/>
                 </w:rPr>
-                <w:t>BlazorWebApp-ContainerSupport-Validation/Evidence/ContainerSupport-On-CreationDialog/outside-container.zip at main · BharatRamsf3693/</w:t>
-              </w:r>
-              <w:proofErr w:type="spellStart"/>
-              <w:r>
-                <w:rPr>
-                  <w:rStyle w:val="Hyperlink"/>
-                </w:rPr>
-                <w:t>BlazorWebApp</w:t>
-              </w:r>
-              <w:proofErr w:type="spellEnd"/>
-              <w:r>
-                <w:rPr>
-                  <w:rStyle w:val="Hyperlink"/>
-                </w:rPr>
-                <w:t>-</w:t>
-              </w:r>
-              <w:proofErr w:type="spellStart"/>
-              <w:r>
-                <w:rPr>
-                  <w:rStyle w:val="Hyperlink"/>
-                </w:rPr>
-                <w:t>ContainerSupport</w:t>
-              </w:r>
-              <w:proofErr w:type="spellEnd"/>
-              <w:r>
-                <w:rPr>
-                  <w:rStyle w:val="Hyperlink"/>
-                </w:rPr>
-                <w:t>-Validation</w:t>
+                <w:t>BlazorWebApp-ContainerSupport-Validation/Evidence/ContainerSupport-On-CreationDialog/outside-container.zip at main · BharatRamsf3693/BlazorWebApp-ContainerSupport-Validation</w:t>
               </w:r>
             </w:hyperlink>
           </w:p>
@@ -4053,15 +3491,7 @@
           <w:p>
             <w:r>
               <w:lastRenderedPageBreak/>
-              <w:t xml:space="preserve">Here is the Docker Hub repository for </w:t>
-            </w:r>
-            <w:proofErr w:type="gramStart"/>
-            <w:r>
-              <w:t>the static</w:t>
-            </w:r>
-            <w:proofErr w:type="gramEnd"/>
-            <w:r>
-              <w:t>-SSR and interactive-server samples:</w:t>
+              <w:t>Here is the Docker Hub repository for the static-SSR and interactive-server samples:</w:t>
             </w:r>
           </w:p>
           <w:p>
@@ -4104,33 +3534,11 @@
               </w:numPr>
             </w:pPr>
             <w:hyperlink r:id="rId22" w:history="1">
-              <w:proofErr w:type="spellStart"/>
               <w:r>
                 <w:rPr>
                   <w:rStyle w:val="Hyperlink"/>
                 </w:rPr>
-                <w:t>bharatramh</w:t>
-              </w:r>
-              <w:proofErr w:type="spellEnd"/>
-              <w:r>
-                <w:rPr>
-                  <w:rStyle w:val="Hyperlink"/>
-                </w:rPr>
-                <w:t>/interactive-</w:t>
-              </w:r>
-              <w:proofErr w:type="spellStart"/>
-              <w:r>
-                <w:rPr>
-                  <w:rStyle w:val="Hyperlink"/>
-                </w:rPr>
-                <w:t>webassembly</w:t>
-              </w:r>
-              <w:proofErr w:type="spellEnd"/>
-              <w:r>
-                <w:rPr>
-                  <w:rStyle w:val="Hyperlink"/>
-                </w:rPr>
-                <w:t xml:space="preserve"> - Docker Image</w:t>
+                <w:t>bharatramh/interactive-webassembly - Docker Image</w:t>
               </w:r>
             </w:hyperlink>
           </w:p>
@@ -4142,19 +3550,11 @@
               </w:numPr>
             </w:pPr>
             <w:hyperlink r:id="rId23" w:history="1">
-              <w:proofErr w:type="spellStart"/>
               <w:r>
                 <w:rPr>
                   <w:rStyle w:val="Hyperlink"/>
                 </w:rPr>
-                <w:t>bharatramh</w:t>
-              </w:r>
-              <w:proofErr w:type="spellEnd"/>
-              <w:r>
-                <w:rPr>
-                  <w:rStyle w:val="Hyperlink"/>
-                </w:rPr>
-                <w:t>/interactive-auto - Docker Image</w:t>
+                <w:t>bharatramh/interactive-auto - Docker Image</w:t>
               </w:r>
             </w:hyperlink>
           </w:p>
@@ -4167,35 +3567,7 @@
                 <w:rPr>
                   <w:rStyle w:val="Hyperlink"/>
                 </w:rPr>
-                <w:t>BlazorWebApp-ContainerSupport-Validation/Evidence/ContainerSupport-On-CreationDialog/published-image.zip at main · BharatRamsf3693/</w:t>
-              </w:r>
-              <w:proofErr w:type="spellStart"/>
-              <w:r>
-                <w:rPr>
-                  <w:rStyle w:val="Hyperlink"/>
-                </w:rPr>
-                <w:t>BlazorWebApp</w:t>
-              </w:r>
-              <w:proofErr w:type="spellEnd"/>
-              <w:r>
-                <w:rPr>
-                  <w:rStyle w:val="Hyperlink"/>
-                </w:rPr>
-                <w:t>-</w:t>
-              </w:r>
-              <w:proofErr w:type="spellStart"/>
-              <w:r>
-                <w:rPr>
-                  <w:rStyle w:val="Hyperlink"/>
-                </w:rPr>
-                <w:t>ContainerSupport</w:t>
-              </w:r>
-              <w:proofErr w:type="spellEnd"/>
-              <w:r>
-                <w:rPr>
-                  <w:rStyle w:val="Hyperlink"/>
-                </w:rPr>
-                <w:t>-Validation</w:t>
+                <w:t>BlazorWebApp-ContainerSupport-Validation/Evidence/ContainerSupport-On-CreationDialog/published-image.zip at main · BharatRamsf3693/BlazorWebApp-ContainerSupport-Validation</w:t>
               </w:r>
             </w:hyperlink>
           </w:p>
@@ -4249,15 +3621,7 @@
           </w:tcPr>
           <w:p>
             <w:r>
-              <w:t xml:space="preserve">Creating the app with the option switched off, then adding container support from the project context menu </w:t>
-            </w:r>
-            <w:proofErr w:type="gramStart"/>
-            <w:r>
-              <w:t>afterwards, and</w:t>
-            </w:r>
-            <w:proofErr w:type="gramEnd"/>
-            <w:r>
-              <w:t xml:space="preserve"> comparing the result.</w:t>
+              <w:t>Creating the app with the option switched off, then adding container support from the project context menu afterwards, and comparing the result.</w:t>
             </w:r>
           </w:p>
         </w:tc>
@@ -4691,31 +4055,7 @@
           <w:p>
             <w:r>
               <w:lastRenderedPageBreak/>
-              <w:t xml:space="preserve">The </w:t>
-            </w:r>
-            <w:proofErr w:type="gramStart"/>
-            <w:r>
-              <w:t>final outcome</w:t>
-            </w:r>
-            <w:proofErr w:type="gramEnd"/>
-            <w:r>
-              <w:t xml:space="preserve"> is the same when adding container support via either the creation dialog or the project context menu. However, for Interactive WASM and Auto apps, using the creation dialog introduces an issue during project creation and generates an unnecessary </w:t>
-            </w:r>
-            <w:proofErr w:type="spellStart"/>
-            <w:r>
-              <w:t>Dockerfile</w:t>
-            </w:r>
-            <w:proofErr w:type="spellEnd"/>
-            <w:r>
-              <w:t xml:space="preserve"> in the client project, as shown in the screenshot evidence provided in the scenarios above. In contrast, using the context menu avoids </w:t>
-            </w:r>
-            <w:proofErr w:type="gramStart"/>
-            <w:r>
-              <w:t>both of these</w:t>
-            </w:r>
-            <w:proofErr w:type="gramEnd"/>
-            <w:r>
-              <w:t xml:space="preserve"> problems entirely.</w:t>
+              <w:t>The final outcome is the same when adding container support via either the creation dialog or the project context menu. However, for Interactive WASM and Auto apps, using the creation dialog introduces an issue during project creation and generates an unnecessary Dockerfile in the client project, as shown in the screenshot evidence provided in the scenarios above. In contrast, using the context menu avoids both of these problems entirely.</w:t>
             </w:r>
             <w:r>
               <w:t xml:space="preserve"> </w:t>
@@ -4743,35 +4083,7 @@
                 <w:rPr>
                   <w:rStyle w:val="Hyperlink"/>
                 </w:rPr>
-                <w:t>BlazorWebApp-ContainerSupport-Validation/Evidence/ContainerSupport-ContextMenu at main · BharatRamsf3693/</w:t>
-              </w:r>
-              <w:proofErr w:type="spellStart"/>
-              <w:r>
-                <w:rPr>
-                  <w:rStyle w:val="Hyperlink"/>
-                </w:rPr>
-                <w:t>BlazorWebApp</w:t>
-              </w:r>
-              <w:proofErr w:type="spellEnd"/>
-              <w:r>
-                <w:rPr>
-                  <w:rStyle w:val="Hyperlink"/>
-                </w:rPr>
-                <w:t>-</w:t>
-              </w:r>
-              <w:proofErr w:type="spellStart"/>
-              <w:r>
-                <w:rPr>
-                  <w:rStyle w:val="Hyperlink"/>
-                </w:rPr>
-                <w:t>ContainerSupport</w:t>
-              </w:r>
-              <w:proofErr w:type="spellEnd"/>
-              <w:r>
-                <w:rPr>
-                  <w:rStyle w:val="Hyperlink"/>
-                </w:rPr>
-                <w:t>-Validation</w:t>
+                <w:t>BlazorWebApp-ContainerSupport-Validation/Evidence/ContainerSupport-ContextMenu at main · BharatRamsf3693/BlazorWebApp-ContainerSupport-Validation</w:t>
               </w:r>
             </w:hyperlink>
           </w:p>
@@ -4781,7 +4093,6 @@
     </w:tbl>
     <w:p>
       <w:r>
-        <w:lastRenderedPageBreak/>
         <w:t> </w:t>
       </w:r>
     </w:p>
@@ -4812,17 +4123,8 @@
           <w:b/>
           <w:bCs/>
         </w:rPr>
-        <w:t xml:space="preserve">Interactive </w:t>
-      </w:r>
-      <w:proofErr w:type="spellStart"/>
-      <w:r>
-        <w:rPr>
-          <w:b/>
-          <w:bCs/>
-        </w:rPr>
-        <w:t>WebAssembly</w:t>
-      </w:r>
-      <w:proofErr w:type="spellEnd"/>
+        <w:t>Interactive WebAssembly</w:t>
+      </w:r>
       <w:r>
         <w:t xml:space="preserve"> or </w:t>
       </w:r>
@@ -4844,15 +4146,7 @@
         <w:t>Container Support</w:t>
       </w:r>
       <w:r>
-        <w:t xml:space="preserve"> in the creation wizard, a file path error pops up. Furthermore, an unnecessary </w:t>
-      </w:r>
-      <w:proofErr w:type="spellStart"/>
-      <w:r>
-        <w:t>Dockerfile</w:t>
-      </w:r>
-      <w:proofErr w:type="spellEnd"/>
-      <w:r>
-        <w:t xml:space="preserve"> is incorrectly generated for the client project.</w:t>
+        <w:t xml:space="preserve"> in the creation wizard, a file path error pops up. Furthermore, an unnecessary Dockerfile is incorrectly generated for the client project.</w:t>
       </w:r>
     </w:p>
     <w:p>
@@ -4872,15 +4166,7 @@
         </w:numPr>
       </w:pPr>
       <w:r>
-        <w:t xml:space="preserve">A popup error interrupted the creation process, stating it could not find </w:t>
-      </w:r>
-      <w:proofErr w:type="spellStart"/>
-      <w:r>
-        <w:t>launchSettings.json</w:t>
-      </w:r>
-      <w:proofErr w:type="spellEnd"/>
-      <w:r>
-        <w:t xml:space="preserve"> in the client project.</w:t>
+        <w:t>A popup error interrupted the creation process, stating it could not find launchSettings.json in the client project.</w:t>
       </w:r>
     </w:p>
     <w:p>
@@ -4891,23 +4177,7 @@
         </w:numPr>
       </w:pPr>
       <w:r>
-        <w:t xml:space="preserve">After dismissing the popup, the project creation </w:t>
-      </w:r>
-      <w:proofErr w:type="gramStart"/>
-      <w:r>
-        <w:t>completed</w:t>
-      </w:r>
-      <w:proofErr w:type="gramEnd"/>
-      <w:r>
-        <w:t xml:space="preserve">, but a </w:t>
-      </w:r>
-      <w:proofErr w:type="spellStart"/>
-      <w:r>
-        <w:t>Dockerfile</w:t>
-      </w:r>
-      <w:proofErr w:type="spellEnd"/>
-      <w:r>
-        <w:t xml:space="preserve"> was erroneously generated for both the server and client projects.</w:t>
+        <w:t>After dismissing the popup, the project creation completed, but a Dockerfile was erroneously generated for both the server and client projects.</w:t>
       </w:r>
     </w:p>
     <w:p>
@@ -4938,15 +4208,7 @@
         </w:numPr>
       </w:pPr>
       <w:r>
-        <w:t xml:space="preserve">A </w:t>
-      </w:r>
-      <w:proofErr w:type="spellStart"/>
-      <w:r>
-        <w:t>Dockerfile</w:t>
-      </w:r>
-      <w:proofErr w:type="spellEnd"/>
-      <w:r>
-        <w:t xml:space="preserve"> should only be generated for the server project. The client project is a </w:t>
+        <w:t xml:space="preserve">A Dockerfile should only be generated for the server project. The client project is a </w:t>
       </w:r>
       <w:r>
         <w:rPr>
@@ -4956,15 +4218,7 @@
         <w:t>dependency of</w:t>
       </w:r>
       <w:r>
-        <w:t xml:space="preserve"> the server project, so it does not need its own </w:t>
-      </w:r>
-      <w:proofErr w:type="spellStart"/>
-      <w:r>
-        <w:t>Dockerfile</w:t>
-      </w:r>
-      <w:proofErr w:type="spellEnd"/>
-      <w:r>
-        <w:t>.</w:t>
+        <w:t xml:space="preserve"> the server project, so it does not need its own Dockerfile.</w:t>
       </w:r>
     </w:p>
     <w:p>
@@ -5023,17 +4277,8 @@
           <w:b/>
           <w:bCs/>
         </w:rPr>
-        <w:t xml:space="preserve">Interactive </w:t>
-      </w:r>
-      <w:proofErr w:type="spellStart"/>
-      <w:r>
-        <w:rPr>
-          <w:b/>
-          <w:bCs/>
-        </w:rPr>
-        <w:t>WebAssembly</w:t>
-      </w:r>
-      <w:proofErr w:type="spellEnd"/>
+        <w:t>Interactive WebAssembly</w:t>
+      </w:r>
       <w:r>
         <w:t xml:space="preserve"> or </w:t>
       </w:r>
@@ -5102,23 +4347,7 @@
           <w:b/>
           <w:bCs/>
         </w:rPr>
-        <w:t xml:space="preserve">Interactivity </w:t>
-      </w:r>
-      <w:proofErr w:type="spellStart"/>
-      <w:r>
-        <w:rPr>
-          <w:b/>
-          <w:bCs/>
-        </w:rPr>
-        <w:t>WebAsssembly</w:t>
-      </w:r>
-      <w:proofErr w:type="spellEnd"/>
-      <w:r>
-        <w:rPr>
-          <w:b/>
-          <w:bCs/>
-        </w:rPr>
-        <w:t>:</w:t>
+        <w:t>Interactivity WebAsssembly:</w:t>
       </w:r>
     </w:p>
     <w:p>
@@ -5128,6 +4357,9 @@
     </w:p>
     <w:p>
       <w:r>
+        <w:rPr>
+          <w:noProof/>
+        </w:rPr>
         <w:lastRenderedPageBreak/>
         <w:drawing>
           <wp:inline distT="0" distB="0" distL="0" distR="0" wp14:anchorId="648D0A4E" wp14:editId="4BE6DCE3">
@@ -5183,6 +4415,9 @@
     </w:p>
     <w:p>
       <w:r>
+        <w:rPr>
+          <w:noProof/>
+        </w:rPr>
         <w:drawing>
           <wp:inline distT="0" distB="0" distL="0" distR="0" wp14:anchorId="1CE19C69" wp14:editId="62404E12">
             <wp:extent cx="5903456" cy="2222626"/>
@@ -5238,15 +4473,7 @@
         <w:t>OK</w:t>
       </w:r>
       <w:r>
-        <w:t xml:space="preserve"> to dismiss the popup and complete creation. Note that a </w:t>
-      </w:r>
-      <w:proofErr w:type="spellStart"/>
-      <w:r>
-        <w:t>Dockerfile</w:t>
-      </w:r>
-      <w:proofErr w:type="spellEnd"/>
-      <w:r>
-        <w:t xml:space="preserve"> has been generated in both the server and client project folders.</w:t>
+        <w:t xml:space="preserve"> to dismiss the popup and complete creation. Note that a Dockerfile has been generated in both the server and client project folders.</w:t>
       </w:r>
     </w:p>
     <w:p>
@@ -5289,35 +4516,7 @@
           <w:rPr>
             <w:rStyle w:val="Hyperlink"/>
           </w:rPr>
-          <w:t>BlazorWebApp-ContainerSupport-Validation/Evidence/ContainerSupport-On-CreationDialog/blazor-creation-dialog.zip at main · BharatRamsf3693/</w:t>
-        </w:r>
-        <w:proofErr w:type="spellStart"/>
-        <w:r>
-          <w:rPr>
-            <w:rStyle w:val="Hyperlink"/>
-          </w:rPr>
-          <w:t>BlazorWebApp</w:t>
-        </w:r>
-        <w:proofErr w:type="spellEnd"/>
-        <w:r>
-          <w:rPr>
-            <w:rStyle w:val="Hyperlink"/>
-          </w:rPr>
-          <w:t>-</w:t>
-        </w:r>
-        <w:proofErr w:type="spellStart"/>
-        <w:r>
-          <w:rPr>
-            <w:rStyle w:val="Hyperlink"/>
-          </w:rPr>
-          <w:t>ContainerSupport</w:t>
-        </w:r>
-        <w:proofErr w:type="spellEnd"/>
-        <w:r>
-          <w:rPr>
-            <w:rStyle w:val="Hyperlink"/>
-          </w:rPr>
-          <w:t>-Validation</w:t>
+          <w:t>BlazorWebApp-ContainerSupport-Validation/Evidence/ContainerSupport-On-CreationDialog/blazor-creation-dialog.zip at main · BharatRamsf3693/BlazorWebApp-ContainerSupport-Validation</w:t>
         </w:r>
       </w:hyperlink>
     </w:p>
@@ -5340,17 +4539,8 @@
           <w:b/>
           <w:bCs/>
         </w:rPr>
-        <w:t xml:space="preserve">The Unnecessary </w:t>
-      </w:r>
-      <w:proofErr w:type="spellStart"/>
-      <w:r>
-        <w:rPr>
-          <w:b/>
-          <w:bCs/>
-        </w:rPr>
-        <w:t>Dockerfile</w:t>
-      </w:r>
-      <w:proofErr w:type="spellEnd"/>
+        <w:t>The Unnecessary Dockerfile</w:t>
+      </w:r>
       <w:r>
         <w:rPr>
           <w:b/>
@@ -5364,23 +4554,7 @@
           <w:bCs/>
         </w:rPr>
         <w:br/>
-        <w:t xml:space="preserve">Interactive </w:t>
-      </w:r>
-      <w:proofErr w:type="spellStart"/>
-      <w:r>
-        <w:rPr>
-          <w:b/>
-          <w:bCs/>
-        </w:rPr>
-        <w:t>WebAssembly</w:t>
-      </w:r>
-      <w:proofErr w:type="spellEnd"/>
-      <w:r>
-        <w:rPr>
-          <w:b/>
-          <w:bCs/>
-        </w:rPr>
-        <w:t xml:space="preserve">: </w:t>
+        <w:t xml:space="preserve">Interactive WebAssembly: </w:t>
       </w:r>
       <w:hyperlink r:id="rId29" w:history="1">
         <w:r>
@@ -5394,35 +4568,7 @@
             <w:rStyle w:val="Hyperlink"/>
           </w:rPr>
           <w:lastRenderedPageBreak/>
-          <w:t>main · BharatRamsf3693/</w:t>
-        </w:r>
-        <w:proofErr w:type="spellStart"/>
-        <w:r>
-          <w:rPr>
-            <w:rStyle w:val="Hyperlink"/>
-          </w:rPr>
-          <w:t>BlazorWebApp</w:t>
-        </w:r>
-        <w:proofErr w:type="spellEnd"/>
-        <w:r>
-          <w:rPr>
-            <w:rStyle w:val="Hyperlink"/>
-          </w:rPr>
-          <w:t>-</w:t>
-        </w:r>
-        <w:proofErr w:type="spellStart"/>
-        <w:r>
-          <w:rPr>
-            <w:rStyle w:val="Hyperlink"/>
-          </w:rPr>
-          <w:t>ContainerSupport</w:t>
-        </w:r>
-        <w:proofErr w:type="spellEnd"/>
-        <w:r>
-          <w:rPr>
-            <w:rStyle w:val="Hyperlink"/>
-          </w:rPr>
-          <w:t>-Validation</w:t>
+          <w:t>main · BharatRamsf3693/BlazorWebApp-ContainerSupport-Validation</w:t>
         </w:r>
       </w:hyperlink>
       <w:r>
@@ -5445,56 +4591,14 @@
           <w:b/>
           <w:bCs/>
         </w:rPr>
-        <w:t xml:space="preserve">Interactive </w:t>
-      </w:r>
-      <w:r>
-        <w:rPr>
-          <w:b/>
-          <w:bCs/>
-        </w:rPr>
-        <w:t>Auto</w:t>
-      </w:r>
-      <w:r>
-        <w:rPr>
-          <w:b/>
-          <w:bCs/>
-        </w:rPr>
-        <w:t xml:space="preserve">: </w:t>
+        <w:t xml:space="preserve">Interactive Auto: </w:t>
       </w:r>
       <w:hyperlink r:id="rId30" w:history="1">
         <w:r>
           <w:rPr>
             <w:rStyle w:val="Hyperlink"/>
           </w:rPr>
-          <w:t>BlazorWebApp-ContainerSupport-Validation/ContainerSupport-On-CreationDialog/InteractiveAuto/InteractiveAuto.Client/Dockerfile at main · BharatRamsf3693/</w:t>
-        </w:r>
-        <w:proofErr w:type="spellStart"/>
-        <w:r>
-          <w:rPr>
-            <w:rStyle w:val="Hyperlink"/>
-          </w:rPr>
-          <w:t>BlazorWebApp</w:t>
-        </w:r>
-        <w:proofErr w:type="spellEnd"/>
-        <w:r>
-          <w:rPr>
-            <w:rStyle w:val="Hyperlink"/>
-          </w:rPr>
-          <w:t>-</w:t>
-        </w:r>
-        <w:proofErr w:type="spellStart"/>
-        <w:r>
-          <w:rPr>
-            <w:rStyle w:val="Hyperlink"/>
-          </w:rPr>
-          <w:t>ContainerSupport</w:t>
-        </w:r>
-        <w:proofErr w:type="spellEnd"/>
-        <w:r>
-          <w:rPr>
-            <w:rStyle w:val="Hyperlink"/>
-          </w:rPr>
-          <w:t>-Validation</w:t>
+          <w:t>BlazorWebApp-ContainerSupport-Validation/ContainerSupport-On-CreationDialog/InteractiveAuto/InteractiveAuto.Client/Dockerfile at main · BharatRamsf3693/BlazorWebApp-ContainerSupport-Validation</w:t>
         </w:r>
       </w:hyperlink>
       <w:r>
@@ -5527,31 +4631,13 @@
     </w:p>
     <w:p>
       <w:r>
-        <w:t xml:space="preserve">This issue occurs in both Interactive </w:t>
-      </w:r>
-      <w:proofErr w:type="spellStart"/>
-      <w:r>
-        <w:t>WebAssembly</w:t>
-      </w:r>
-      <w:proofErr w:type="spellEnd"/>
-      <w:r>
-        <w:t xml:space="preserve"> and Auto interactive render modes. The Docker image fails to generate when running the build command directly within the server project directory:</w:t>
+        <w:t>This issue occurs in both Interactive WebAssembly and Auto interactive render modes. The Docker image fails to generate when running the build command directly within the server project directory:</w:t>
       </w:r>
     </w:p>
     <w:p>
       <w:r>
-        <w:t>docker build -t interactive-</w:t>
-      </w:r>
-      <w:proofErr w:type="spellStart"/>
-      <w:proofErr w:type="gramStart"/>
-      <w:r>
-        <w:t>webassembly</w:t>
-      </w:r>
-      <w:proofErr w:type="spellEnd"/>
-      <w:r>
-        <w:t xml:space="preserve"> .</w:t>
-      </w:r>
-      <w:proofErr w:type="gramEnd"/>
+        <w:t>docker build -t interactive-webassembly .</w:t>
+      </w:r>
     </w:p>
     <w:p>
       <w:r>
@@ -5560,34 +4646,8 @@
     </w:p>
     <w:p>
       <w:r>
-        <w:t xml:space="preserve">docker build -f </w:t>
-      </w:r>
-      <w:proofErr w:type="spellStart"/>
-      <w:r>
-        <w:t>InteractiveWebAssembly</w:t>
-      </w:r>
-      <w:proofErr w:type="spellEnd"/>
-      <w:r>
-        <w:t>/</w:t>
-      </w:r>
-      <w:proofErr w:type="spellStart"/>
-      <w:r>
-        <w:t>Dockerfile</w:t>
-      </w:r>
-      <w:proofErr w:type="spellEnd"/>
-      <w:r>
-        <w:t xml:space="preserve"> -t interactive-</w:t>
-      </w:r>
-      <w:proofErr w:type="spellStart"/>
-      <w:proofErr w:type="gramStart"/>
-      <w:r>
-        <w:t>webassembly</w:t>
-      </w:r>
-      <w:proofErr w:type="spellEnd"/>
-      <w:r>
-        <w:t xml:space="preserve"> .</w:t>
-      </w:r>
-      <w:proofErr w:type="gramEnd"/>
+        <w:t>docker build -f InteractiveWebAssembly/Dockerfile -t interactive-webassembly .</w:t>
+      </w:r>
     </w:p>
     <w:p>
       <w:pPr>
@@ -5606,15 +4666,7 @@
     </w:p>
     <w:p>
       <w:r>
-        <w:t xml:space="preserve">When attempting to build the Docker image from inside the server project directory, the docker build command failed with a context or file path error. This occurs because the generated </w:t>
-      </w:r>
-      <w:proofErr w:type="spellStart"/>
-      <w:r>
-        <w:t>Dockerfile</w:t>
-      </w:r>
-      <w:proofErr w:type="spellEnd"/>
-      <w:r>
-        <w:t xml:space="preserve"> expects the build context to be the root solution folder, meaning it cannot locate the necessary project dependencies or reference files when executed from the subdirectory.</w:t>
+        <w:t>When attempting to build the Docker image from inside the server project directory, the docker build command failed with a context or file path error. This occurs because the generated Dockerfile expects the build context to be the root solution folder, meaning it cannot locate the necessary project dependencies or reference files when executed from the subdirectory.</w:t>
       </w:r>
     </w:p>
     <w:p>
@@ -5662,15 +4714,7 @@
         </w:numPr>
       </w:pPr>
       <w:r>
-        <w:t xml:space="preserve">Select either the Interactive </w:t>
-      </w:r>
-      <w:proofErr w:type="spellStart"/>
-      <w:r>
-        <w:t>WebAssembly</w:t>
-      </w:r>
-      <w:proofErr w:type="spellEnd"/>
-      <w:r>
-        <w:t xml:space="preserve"> or Auto interactive render mode.</w:t>
+        <w:t>Select either the Interactive WebAssembly or Auto interactive render mode.</w:t>
       </w:r>
     </w:p>
     <w:p>
@@ -5718,18 +4762,8 @@
       </w:r>
       <w:r>
         <w:br/>
-        <w:t>docker build -t interactive-</w:t>
-      </w:r>
-      <w:proofErr w:type="spellStart"/>
-      <w:proofErr w:type="gramStart"/>
-      <w:r>
-        <w:t>webassembly</w:t>
-      </w:r>
-      <w:proofErr w:type="spellEnd"/>
-      <w:r>
-        <w:t xml:space="preserve"> .</w:t>
-      </w:r>
-      <w:proofErr w:type="gramEnd"/>
+        <w:t>docker build -t interactive-webassembly .</w:t>
+      </w:r>
     </w:p>
     <w:p>
       <w:pPr>
@@ -5760,23 +4794,7 @@
           <w:b/>
           <w:bCs/>
         </w:rPr>
-        <w:t xml:space="preserve">Interactive </w:t>
-      </w:r>
-      <w:proofErr w:type="spellStart"/>
-      <w:r>
-        <w:rPr>
-          <w:b/>
-          <w:bCs/>
-        </w:rPr>
-        <w:t>WebAssembly</w:t>
-      </w:r>
-      <w:proofErr w:type="spellEnd"/>
-      <w:r>
-        <w:rPr>
-          <w:b/>
-          <w:bCs/>
-        </w:rPr>
-        <w:t xml:space="preserve">: </w:t>
+        <w:t xml:space="preserve">Interactive WebAssembly: </w:t>
       </w:r>
       <w:hyperlink r:id="rId31" w:history="1">
         <w:r>
@@ -9583,6 +8601,7 @@
   <w:style w:type="character" w:default="1" w:styleId="DefaultParagraphFont">
     <w:name w:val="Default Paragraph Font"/>
     <w:uiPriority w:val="1"/>
+    <w:semiHidden/>
     <w:unhideWhenUsed/>
   </w:style>
   <w:style w:type="table" w:default="1" w:styleId="TableNormal">

--- a/Evidence/BlazorWebApp-ContainerSupport-Validation.docx
+++ b/Evidence/BlazorWebApp-ContainerSupport-Validation.docx
@@ -82,8 +82,13 @@
         </w:numPr>
       </w:pPr>
       <w:r>
-        <w:t>Interactive WebAssembly</w:t>
-      </w:r>
+        <w:t xml:space="preserve">Interactive </w:t>
+      </w:r>
+      <w:proofErr w:type="spellStart"/>
+      <w:r>
+        <w:t>WebAssembly</w:t>
+      </w:r>
+      <w:proofErr w:type="spellEnd"/>
     </w:p>
     <w:p>
       <w:pPr>
@@ -163,14 +168,30 @@
           <w:rStyle w:val="inqyif"/>
           <w:rFonts w:ascii="Arial" w:hAnsi="Arial" w:cs="Arial"/>
         </w:rPr>
-        <w:t xml:space="preserve"> Verified by containerizing the application via the </w:t>
+        <w:t xml:space="preserve"> Verified by containerizing the application via </w:t>
+      </w:r>
+      <w:proofErr w:type="gramStart"/>
+      <w:r>
+        <w:rPr>
+          <w:rStyle w:val="inqyif"/>
+          <w:rFonts w:ascii="Arial" w:hAnsi="Arial" w:cs="Arial"/>
+        </w:rPr>
+        <w:t xml:space="preserve">the </w:t>
       </w:r>
       <w:r>
         <w:rPr>
           <w:rStyle w:val="Strong"/>
           <w:rFonts w:ascii="Arial" w:hAnsi="Arial" w:cs="Arial"/>
         </w:rPr>
-        <w:t>Docker CLI</w:t>
+        <w:t>Docker</w:t>
+      </w:r>
+      <w:proofErr w:type="gramEnd"/>
+      <w:r>
+        <w:rPr>
+          <w:rStyle w:val="Strong"/>
+          <w:rFonts w:ascii="Arial" w:hAnsi="Arial" w:cs="Arial"/>
+        </w:rPr>
+        <w:t xml:space="preserve"> CLI</w:t>
       </w:r>
       <w:r>
         <w:rPr>
@@ -236,7 +257,19 @@
         <w:t>Outcome:</w:t>
       </w:r>
       <w:r>
-        <w:t xml:space="preserve"> 1 critical issue.</w:t>
+        <w:t xml:space="preserve"> </w:t>
+      </w:r>
+      <w:r>
+        <w:t>2</w:t>
+      </w:r>
+      <w:r>
+        <w:t xml:space="preserve"> critical issue</w:t>
+      </w:r>
+      <w:r>
+        <w:t>s</w:t>
+      </w:r>
+      <w:r>
+        <w:t>.</w:t>
       </w:r>
     </w:p>
     <w:p>
@@ -691,7 +724,15 @@
                     <w:br/>
                   </w:r>
                   <w:r>
-                    <w:t>While creating an interactive WebAssembly app with container support, we faced the following issue:</w:t>
+                    <w:t xml:space="preserve">While creating an interactive </w:t>
+                  </w:r>
+                  <w:proofErr w:type="spellStart"/>
+                  <w:r>
+                    <w:t>WebAssembly</w:t>
+                  </w:r>
+                  <w:proofErr w:type="spellEnd"/>
+                  <w:r>
+                    <w:t xml:space="preserve"> app with container support, we faced the following issue:</w:t>
                   </w:r>
                 </w:p>
                 <w:p>
@@ -700,7 +741,7 @@
                       <w:noProof/>
                     </w:rPr>
                     <w:drawing>
-                      <wp:inline distT="0" distB="0" distL="0" distR="0" wp14:anchorId="55B94808" wp14:editId="63920295">
+                      <wp:inline distT="0" distB="0" distL="0" distR="0" wp14:anchorId="55B94808" wp14:editId="63FF495F">
                         <wp:extent cx="1447800" cy="584200"/>
                         <wp:effectExtent l="0" t="0" r="0" b="6350"/>
                         <wp:docPr id="1233292158" name="Picture 26"/>
@@ -833,7 +874,7 @@
                     </w:rPr>
                     <w:lastRenderedPageBreak/>
                     <w:drawing>
-                      <wp:inline distT="0" distB="0" distL="0" distR="0" wp14:anchorId="400D36D8" wp14:editId="5F15D4CF">
+                      <wp:inline distT="0" distB="0" distL="0" distR="0" wp14:anchorId="400D36D8" wp14:editId="54DAABD7">
                         <wp:extent cx="1879600" cy="704850"/>
                         <wp:effectExtent l="0" t="0" r="6350" b="0"/>
                         <wp:docPr id="1143665754" name="Picture 25"/>
@@ -915,7 +956,35 @@
                 <w:rPr>
                   <w:rStyle w:val="Hyperlink"/>
                 </w:rPr>
-                <w:t>BlazorWebApp-ContainerSupport-Validation/Evidence/ContainerSupport-On-CreationDialog/blazor-creation-dialog.zip at main · BharatRamsf3693/BlazorWebApp-ContainerSupport-Validation</w:t>
+                <w:t>BlazorWebApp-ContainerSupport-Validation/Evidence/ContainerSupport-On-CreationDialog/blazor-creation-dialog.zip at main · BharatRamsf3693/</w:t>
+              </w:r>
+              <w:proofErr w:type="spellStart"/>
+              <w:r>
+                <w:rPr>
+                  <w:rStyle w:val="Hyperlink"/>
+                </w:rPr>
+                <w:t>BlazorWebApp</w:t>
+              </w:r>
+              <w:proofErr w:type="spellEnd"/>
+              <w:r>
+                <w:rPr>
+                  <w:rStyle w:val="Hyperlink"/>
+                </w:rPr>
+                <w:t>-</w:t>
+              </w:r>
+              <w:proofErr w:type="spellStart"/>
+              <w:r>
+                <w:rPr>
+                  <w:rStyle w:val="Hyperlink"/>
+                </w:rPr>
+                <w:t>ContainerSupport</w:t>
+              </w:r>
+              <w:proofErr w:type="spellEnd"/>
+              <w:r>
+                <w:rPr>
+                  <w:rStyle w:val="Hyperlink"/>
+                </w:rPr>
+                <w:t>-Validation</w:t>
               </w:r>
             </w:hyperlink>
           </w:p>
@@ -965,7 +1034,15 @@
           </w:tcPr>
           <w:p>
             <w:r>
-              <w:t>All four apps build a container image and run in it with no manual edits to the Dockerfile or the project files.</w:t>
+              <w:t xml:space="preserve">All four apps build a container image and run in it with no manual edits to the </w:t>
+            </w:r>
+            <w:proofErr w:type="spellStart"/>
+            <w:r>
+              <w:t>Dockerfile</w:t>
+            </w:r>
+            <w:proofErr w:type="spellEnd"/>
+            <w:r>
+              <w:t xml:space="preserve"> or the project files.</w:t>
             </w:r>
           </w:p>
         </w:tc>
@@ -1419,7 +1496,35 @@
                 <w:rPr>
                   <w:rStyle w:val="Hyperlink"/>
                 </w:rPr>
-                <w:t>BlazorWebApp-ContainerSupport-Validation/Evidence/ContainerSupport-On-CreationDialog/cli-container-run.zip at main · BharatRamsf3693/BlazorWebApp-ContainerSupport-Validation</w:t>
+                <w:t>BlazorWebApp-ContainerSupport-Validation/Evidence/ContainerSupport-On-CreationDialog/cli-container-run.zip at main · BharatRamsf3693/</w:t>
+              </w:r>
+              <w:proofErr w:type="spellStart"/>
+              <w:r>
+                <w:rPr>
+                  <w:rStyle w:val="Hyperlink"/>
+                </w:rPr>
+                <w:t>BlazorWebApp</w:t>
+              </w:r>
+              <w:proofErr w:type="spellEnd"/>
+              <w:r>
+                <w:rPr>
+                  <w:rStyle w:val="Hyperlink"/>
+                </w:rPr>
+                <w:t>-</w:t>
+              </w:r>
+              <w:proofErr w:type="spellStart"/>
+              <w:r>
+                <w:rPr>
+                  <w:rStyle w:val="Hyperlink"/>
+                </w:rPr>
+                <w:t>ContainerSupport</w:t>
+              </w:r>
+              <w:proofErr w:type="spellEnd"/>
+              <w:r>
+                <w:rPr>
+                  <w:rStyle w:val="Hyperlink"/>
+                </w:rPr>
+                <w:t>-Validation</w:t>
               </w:r>
             </w:hyperlink>
             <w:r>
@@ -1440,7 +1545,35 @@
                 <w:rPr>
                   <w:rStyle w:val="Hyperlink"/>
                 </w:rPr>
-                <w:t>BlazorWebApp-ContainerSupport-Validation/Evidence/ContainerSupport-On-CreationDialog/vs-container-run.zip at main · BharatRamsf3693/BlazorWebApp-ContainerSupport-Validation</w:t>
+                <w:t>BlazorWebApp-ContainerSupport-Validation/Evidence/ContainerSupport-On-CreationDialog/vs-container-run.zip at main · BharatRamsf3693/</w:t>
+              </w:r>
+              <w:proofErr w:type="spellStart"/>
+              <w:r>
+                <w:rPr>
+                  <w:rStyle w:val="Hyperlink"/>
+                </w:rPr>
+                <w:t>BlazorWebApp</w:t>
+              </w:r>
+              <w:proofErr w:type="spellEnd"/>
+              <w:r>
+                <w:rPr>
+                  <w:rStyle w:val="Hyperlink"/>
+                </w:rPr>
+                <w:t>-</w:t>
+              </w:r>
+              <w:proofErr w:type="spellStart"/>
+              <w:r>
+                <w:rPr>
+                  <w:rStyle w:val="Hyperlink"/>
+                </w:rPr>
+                <w:t>ContainerSupport</w:t>
+              </w:r>
+              <w:proofErr w:type="spellEnd"/>
+              <w:r>
+                <w:rPr>
+                  <w:rStyle w:val="Hyperlink"/>
+                </w:rPr>
+                <w:t>-Validation</w:t>
               </w:r>
             </w:hyperlink>
           </w:p>
@@ -1947,7 +2080,35 @@
                 <w:rPr>
                   <w:rStyle w:val="Hyperlink"/>
                 </w:rPr>
-                <w:t>BlazorWebApp-ContainerSupport-Validation/Evidence/ContainerSupport-On-CreationDialog/cli-container-run.zip at main · BharatRamsf3693/BlazorWebApp-ContainerSupport-Validation</w:t>
+                <w:t>BlazorWebApp-ContainerSupport-Validation/Evidence/ContainerSupport-On-CreationDialog/cli-container-run.zip at main · BharatRamsf3693/</w:t>
+              </w:r>
+              <w:proofErr w:type="spellStart"/>
+              <w:r>
+                <w:rPr>
+                  <w:rStyle w:val="Hyperlink"/>
+                </w:rPr>
+                <w:t>BlazorWebApp</w:t>
+              </w:r>
+              <w:proofErr w:type="spellEnd"/>
+              <w:r>
+                <w:rPr>
+                  <w:rStyle w:val="Hyperlink"/>
+                </w:rPr>
+                <w:t>-</w:t>
+              </w:r>
+              <w:proofErr w:type="spellStart"/>
+              <w:r>
+                <w:rPr>
+                  <w:rStyle w:val="Hyperlink"/>
+                </w:rPr>
+                <w:t>ContainerSupport</w:t>
+              </w:r>
+              <w:proofErr w:type="spellEnd"/>
+              <w:r>
+                <w:rPr>
+                  <w:rStyle w:val="Hyperlink"/>
+                </w:rPr>
+                <w:t>-Validation</w:t>
               </w:r>
             </w:hyperlink>
             <w:r>
@@ -1969,7 +2130,35 @@
                 <w:rPr>
                   <w:rStyle w:val="Hyperlink"/>
                 </w:rPr>
-                <w:t>BlazorWebApp-ContainerSupport-Validation/Evidence/ContainerSupport-On-CreationDialog/vs-container-run.zip at main · BharatRamsf3693/BlazorWebApp-ContainerSupport-Validation</w:t>
+                <w:t>BlazorWebApp-ContainerSupport-Validation/Evidence/ContainerSupport-On-CreationDialog/vs-container-run.zip at main · BharatRamsf3693/</w:t>
+              </w:r>
+              <w:proofErr w:type="spellStart"/>
+              <w:r>
+                <w:rPr>
+                  <w:rStyle w:val="Hyperlink"/>
+                </w:rPr>
+                <w:t>BlazorWebApp</w:t>
+              </w:r>
+              <w:proofErr w:type="spellEnd"/>
+              <w:r>
+                <w:rPr>
+                  <w:rStyle w:val="Hyperlink"/>
+                </w:rPr>
+                <w:t>-</w:t>
+              </w:r>
+              <w:proofErr w:type="spellStart"/>
+              <w:r>
+                <w:rPr>
+                  <w:rStyle w:val="Hyperlink"/>
+                </w:rPr>
+                <w:t>ContainerSupport</w:t>
+              </w:r>
+              <w:proofErr w:type="spellEnd"/>
+              <w:r>
+                <w:rPr>
+                  <w:rStyle w:val="Hyperlink"/>
+                </w:rPr>
+                <w:t>-Validation</w:t>
               </w:r>
             </w:hyperlink>
           </w:p>
@@ -2019,7 +2208,31 @@
           </w:tcPr>
           <w:p>
             <w:r>
-              <w:t>The two-project shapes behave the same as the single-project ones, with the .Client project's assets present in the image.</w:t>
+              <w:t xml:space="preserve">The </w:t>
+            </w:r>
+            <w:proofErr w:type="gramStart"/>
+            <w:r>
+              <w:t>two-project</w:t>
+            </w:r>
+            <w:proofErr w:type="gramEnd"/>
+            <w:r>
+              <w:t xml:space="preserve"> shapes behave the same as the </w:t>
+            </w:r>
+            <w:proofErr w:type="gramStart"/>
+            <w:r>
+              <w:t>single-project</w:t>
+            </w:r>
+            <w:proofErr w:type="gramEnd"/>
+            <w:r>
+              <w:t xml:space="preserve"> ones, with </w:t>
+            </w:r>
+            <w:proofErr w:type="gramStart"/>
+            <w:r>
+              <w:t>the .Client</w:t>
+            </w:r>
+            <w:proofErr w:type="gramEnd"/>
+            <w:r>
+              <w:t> project's assets present in the image.</w:t>
             </w:r>
           </w:p>
         </w:tc>
@@ -2320,7 +2533,35 @@
                 <w:rPr>
                   <w:rStyle w:val="Hyperlink"/>
                 </w:rPr>
-                <w:t>BlazorWebApp-ContainerSupport-Validation/Evidence/ContainerSupport-On-CreationDialog/cli-container-run.zip at main · BharatRamsf3693/BlazorWebApp-ContainerSupport-Validation</w:t>
+                <w:t>BlazorWebApp-ContainerSupport-Validation/Evidence/ContainerSupport-On-CreationDialog/cli-container-run.zip at main · BharatRamsf3693/</w:t>
+              </w:r>
+              <w:proofErr w:type="spellStart"/>
+              <w:r>
+                <w:rPr>
+                  <w:rStyle w:val="Hyperlink"/>
+                </w:rPr>
+                <w:t>BlazorWebApp</w:t>
+              </w:r>
+              <w:proofErr w:type="spellEnd"/>
+              <w:r>
+                <w:rPr>
+                  <w:rStyle w:val="Hyperlink"/>
+                </w:rPr>
+                <w:t>-</w:t>
+              </w:r>
+              <w:proofErr w:type="spellStart"/>
+              <w:r>
+                <w:rPr>
+                  <w:rStyle w:val="Hyperlink"/>
+                </w:rPr>
+                <w:t>ContainerSupport</w:t>
+              </w:r>
+              <w:proofErr w:type="spellEnd"/>
+              <w:r>
+                <w:rPr>
+                  <w:rStyle w:val="Hyperlink"/>
+                </w:rPr>
+                <w:t>-Validation</w:t>
               </w:r>
             </w:hyperlink>
             <w:r>
@@ -2341,7 +2582,35 @@
                 <w:rPr>
                   <w:rStyle w:val="Hyperlink"/>
                 </w:rPr>
-                <w:t>BlazorWebApp-ContainerSupport-Validation/Evidence/ContainerSupport-On-CreationDialog/vs-container-run.zip at main · BharatRamsf3693/BlazorWebApp-ContainerSupport-Validation</w:t>
+                <w:t>BlazorWebApp-ContainerSupport-Validation/Evidence/ContainerSupport-On-CreationDialog/vs-container-run.zip at main · BharatRamsf3693/</w:t>
+              </w:r>
+              <w:proofErr w:type="spellStart"/>
+              <w:r>
+                <w:rPr>
+                  <w:rStyle w:val="Hyperlink"/>
+                </w:rPr>
+                <w:t>BlazorWebApp</w:t>
+              </w:r>
+              <w:proofErr w:type="spellEnd"/>
+              <w:r>
+                <w:rPr>
+                  <w:rStyle w:val="Hyperlink"/>
+                </w:rPr>
+                <w:t>-</w:t>
+              </w:r>
+              <w:proofErr w:type="spellStart"/>
+              <w:r>
+                <w:rPr>
+                  <w:rStyle w:val="Hyperlink"/>
+                </w:rPr>
+                <w:t>ContainerSupport</w:t>
+              </w:r>
+              <w:proofErr w:type="spellEnd"/>
+              <w:r>
+                <w:rPr>
+                  <w:rStyle w:val="Hyperlink"/>
+                </w:rPr>
+                <w:t>-Validation</w:t>
               </w:r>
             </w:hyperlink>
           </w:p>
@@ -2391,7 +2660,23 @@
           </w:tcPr>
           <w:p>
             <w:r>
-              <w:t>Reading the generated Dockerfile for the two-project shapes, checking how the .Client project is restored and copied.</w:t>
+              <w:t xml:space="preserve">Reading the generated </w:t>
+            </w:r>
+            <w:proofErr w:type="spellStart"/>
+            <w:r>
+              <w:t>Dockerfile</w:t>
+            </w:r>
+            <w:proofErr w:type="spellEnd"/>
+            <w:r>
+              <w:t xml:space="preserve"> for the two-project shapes, checking how </w:t>
+            </w:r>
+            <w:proofErr w:type="gramStart"/>
+            <w:r>
+              <w:t>the .Client</w:t>
+            </w:r>
+            <w:proofErr w:type="gramEnd"/>
+            <w:r>
+              <w:t> project is restored and copied.</w:t>
             </w:r>
           </w:p>
         </w:tc>
@@ -2551,7 +2836,23 @@
                     <w:br/>
                   </w:r>
                   <w:r>
-                    <w:t>It appears that the Dockerfile generated for the client project is unnecessary, as building and publishing the client project is redundant since it is a dependency of the server project.</w:t>
+                    <w:t xml:space="preserve">It appears that the </w:t>
+                  </w:r>
+                  <w:proofErr w:type="spellStart"/>
+                  <w:r>
+                    <w:t>Dockerfile</w:t>
+                  </w:r>
+                  <w:proofErr w:type="spellEnd"/>
+                  <w:r>
+                    <w:t xml:space="preserve"> generated for the client project is unnecessary, as building and publishing the client project is redundant since it is a dependency </w:t>
+                  </w:r>
+                  <w:proofErr w:type="gramStart"/>
+                  <w:r>
+                    <w:t>of</w:t>
+                  </w:r>
+                  <w:proofErr w:type="gramEnd"/>
+                  <w:r>
+                    <w:t xml:space="preserve"> the server project.</w:t>
                   </w:r>
                 </w:p>
               </w:tc>
@@ -2618,11 +2919,27 @@
                     <w:br/>
                   </w:r>
                   <w:r>
-                    <w:t xml:space="preserve">It appears that the Dockerfile generated for the </w:t>
+                    <w:t xml:space="preserve">It appears that the </w:t>
+                  </w:r>
+                  <w:proofErr w:type="spellStart"/>
+                  <w:r>
+                    <w:t>Dockerfile</w:t>
+                  </w:r>
+                  <w:proofErr w:type="spellEnd"/>
+                  <w:r>
+                    <w:t xml:space="preserve"> generated for the </w:t>
                   </w:r>
                   <w:r>
                     <w:lastRenderedPageBreak/>
-                    <w:t>client project is unnecessary, as building and publishing the client project is redundant since it is a dependency of the server project.</w:t>
+                    <w:t xml:space="preserve">client project is unnecessary, as building and publishing the client project is redundant since it is a dependency </w:t>
+                  </w:r>
+                  <w:proofErr w:type="gramStart"/>
+                  <w:r>
+                    <w:t>of</w:t>
+                  </w:r>
+                  <w:proofErr w:type="gramEnd"/>
+                  <w:r>
+                    <w:t xml:space="preserve"> the server project.</w:t>
                   </w:r>
                 </w:p>
               </w:tc>
@@ -2654,7 +2971,23 @@
                 <w:bCs/>
               </w:rPr>
               <w:lastRenderedPageBreak/>
-              <w:t>Interactive Webassembly:</w:t>
+              <w:t xml:space="preserve">Interactive </w:t>
+            </w:r>
+            <w:proofErr w:type="spellStart"/>
+            <w:r>
+              <w:rPr>
+                <w:b/>
+                <w:bCs/>
+              </w:rPr>
+              <w:t>Webassembly</w:t>
+            </w:r>
+            <w:proofErr w:type="spellEnd"/>
+            <w:r>
+              <w:rPr>
+                <w:b/>
+                <w:bCs/>
+              </w:rPr>
+              <w:t>:</w:t>
             </w:r>
           </w:p>
           <w:p>
@@ -2663,14 +2996,58 @@
                 <w:b/>
                 <w:bCs/>
               </w:rPr>
-              <w:t xml:space="preserve">Server project Dockerfile: </w:t>
+              <w:t xml:space="preserve">Server project </w:t>
+            </w:r>
+            <w:proofErr w:type="spellStart"/>
+            <w:r>
+              <w:rPr>
+                <w:b/>
+                <w:bCs/>
+              </w:rPr>
+              <w:t>Dockerfile</w:t>
+            </w:r>
+            <w:proofErr w:type="spellEnd"/>
+            <w:r>
+              <w:rPr>
+                <w:b/>
+                <w:bCs/>
+              </w:rPr>
+              <w:t xml:space="preserve">: </w:t>
             </w:r>
             <w:hyperlink r:id="rId15" w:history="1">
               <w:r>
                 <w:rPr>
                   <w:rStyle w:val="Hyperlink"/>
                 </w:rPr>
-                <w:t>BlazorWebApp-ContainerSupport-Validation/ContainerSupport-On-CreationDialog/InteractiveWebAssembly/InteractiveWebAssembly/Dockerfile at main · BharatRamsf3693/BlazorWebApp-ContainerSupport-Validation</w:t>
+                <w:t>BlazorWebApp-ContainerSupport-Validation/ContainerSupport-On-CreationDialog/InteractiveWebAssembly/InteractiveWebAssembly/Dockerfile at main · BharatRamsf3693/</w:t>
+              </w:r>
+              <w:proofErr w:type="spellStart"/>
+              <w:r>
+                <w:rPr>
+                  <w:rStyle w:val="Hyperlink"/>
+                </w:rPr>
+                <w:t>BlazorWebApp</w:t>
+              </w:r>
+              <w:proofErr w:type="spellEnd"/>
+              <w:r>
+                <w:rPr>
+                  <w:rStyle w:val="Hyperlink"/>
+                </w:rPr>
+                <w:t>-</w:t>
+              </w:r>
+              <w:proofErr w:type="spellStart"/>
+              <w:r>
+                <w:rPr>
+                  <w:rStyle w:val="Hyperlink"/>
+                </w:rPr>
+                <w:t>ContainerSupport</w:t>
+              </w:r>
+              <w:proofErr w:type="spellEnd"/>
+              <w:r>
+                <w:rPr>
+                  <w:rStyle w:val="Hyperlink"/>
+                </w:rPr>
+                <w:t>-Validation</w:t>
               </w:r>
             </w:hyperlink>
           </w:p>
@@ -2685,14 +3062,58 @@
                 <w:b/>
                 <w:bCs/>
               </w:rPr>
-              <w:t xml:space="preserve">Client project Dockerfile: </w:t>
+              <w:t xml:space="preserve">Client project </w:t>
+            </w:r>
+            <w:proofErr w:type="spellStart"/>
+            <w:r>
+              <w:rPr>
+                <w:b/>
+                <w:bCs/>
+              </w:rPr>
+              <w:t>Dockerfile</w:t>
+            </w:r>
+            <w:proofErr w:type="spellEnd"/>
+            <w:r>
+              <w:rPr>
+                <w:b/>
+                <w:bCs/>
+              </w:rPr>
+              <w:t xml:space="preserve">: </w:t>
             </w:r>
             <w:hyperlink r:id="rId16" w:history="1">
               <w:r>
                 <w:rPr>
                   <w:rStyle w:val="Hyperlink"/>
                 </w:rPr>
-                <w:t>BlazorWebApp-ContainerSupport-Validation/ContainerSupport-On-CreationDialog/InteractiveWebAssembly/InteractiveWebAssembly.Client/Dockerfile at main · BharatRamsf3693/BlazorWebApp-ContainerSupport-Validation</w:t>
+                <w:t>BlazorWebApp-ContainerSupport-Validation/ContainerSupport-On-CreationDialog/InteractiveWebAssembly/InteractiveWebAssembly.Client/Dockerfile at main · BharatRamsf3693/</w:t>
+              </w:r>
+              <w:proofErr w:type="spellStart"/>
+              <w:r>
+                <w:rPr>
+                  <w:rStyle w:val="Hyperlink"/>
+                </w:rPr>
+                <w:t>BlazorWebApp</w:t>
+              </w:r>
+              <w:proofErr w:type="spellEnd"/>
+              <w:r>
+                <w:rPr>
+                  <w:rStyle w:val="Hyperlink"/>
+                </w:rPr>
+                <w:t>-</w:t>
+              </w:r>
+              <w:proofErr w:type="spellStart"/>
+              <w:r>
+                <w:rPr>
+                  <w:rStyle w:val="Hyperlink"/>
+                </w:rPr>
+                <w:t>ContainerSupport</w:t>
+              </w:r>
+              <w:proofErr w:type="spellEnd"/>
+              <w:r>
+                <w:rPr>
+                  <w:rStyle w:val="Hyperlink"/>
+                </w:rPr>
+                <w:t>-Validation</w:t>
               </w:r>
             </w:hyperlink>
           </w:p>
@@ -2716,14 +3137,58 @@
                 <w:b/>
                 <w:bCs/>
               </w:rPr>
-              <w:t xml:space="preserve">Server project Dockerfile: </w:t>
+              <w:t xml:space="preserve">Server project </w:t>
+            </w:r>
+            <w:proofErr w:type="spellStart"/>
+            <w:r>
+              <w:rPr>
+                <w:b/>
+                <w:bCs/>
+              </w:rPr>
+              <w:t>Dockerfile</w:t>
+            </w:r>
+            <w:proofErr w:type="spellEnd"/>
+            <w:r>
+              <w:rPr>
+                <w:b/>
+                <w:bCs/>
+              </w:rPr>
+              <w:t xml:space="preserve">: </w:t>
             </w:r>
             <w:hyperlink r:id="rId17" w:history="1">
               <w:r>
                 <w:rPr>
                   <w:rStyle w:val="Hyperlink"/>
                 </w:rPr>
-                <w:t>BlazorWebApp-ContainerSupport-Validation/ContainerSupport-On-CreationDialog/InteractiveAuto/InteractiveAuto/Dockerfile at main · BharatRamsf3693/BlazorWebApp-ContainerSupport-Validation</w:t>
+                <w:t>BlazorWebApp-ContainerSupport-Validation/ContainerSupport-On-CreationDialog/InteractiveAuto/InteractiveAuto/Dockerfile at main · BharatRamsf3693/</w:t>
+              </w:r>
+              <w:proofErr w:type="spellStart"/>
+              <w:r>
+                <w:rPr>
+                  <w:rStyle w:val="Hyperlink"/>
+                </w:rPr>
+                <w:t>BlazorWebApp</w:t>
+              </w:r>
+              <w:proofErr w:type="spellEnd"/>
+              <w:r>
+                <w:rPr>
+                  <w:rStyle w:val="Hyperlink"/>
+                </w:rPr>
+                <w:t>-</w:t>
+              </w:r>
+              <w:proofErr w:type="spellStart"/>
+              <w:r>
+                <w:rPr>
+                  <w:rStyle w:val="Hyperlink"/>
+                </w:rPr>
+                <w:t>ContainerSupport</w:t>
+              </w:r>
+              <w:proofErr w:type="spellEnd"/>
+              <w:r>
+                <w:rPr>
+                  <w:rStyle w:val="Hyperlink"/>
+                </w:rPr>
+                <w:t>-Validation</w:t>
               </w:r>
             </w:hyperlink>
           </w:p>
@@ -2738,14 +3203,58 @@
                 <w:b/>
                 <w:bCs/>
               </w:rPr>
-              <w:t xml:space="preserve">Client project Dockerfile: </w:t>
+              <w:t xml:space="preserve">Client project </w:t>
+            </w:r>
+            <w:proofErr w:type="spellStart"/>
+            <w:r>
+              <w:rPr>
+                <w:b/>
+                <w:bCs/>
+              </w:rPr>
+              <w:t>Dockerfile</w:t>
+            </w:r>
+            <w:proofErr w:type="spellEnd"/>
+            <w:r>
+              <w:rPr>
+                <w:b/>
+                <w:bCs/>
+              </w:rPr>
+              <w:t xml:space="preserve">: </w:t>
             </w:r>
             <w:hyperlink r:id="rId18" w:history="1">
               <w:r>
                 <w:rPr>
                   <w:rStyle w:val="Hyperlink"/>
                 </w:rPr>
-                <w:t>BlazorWebApp-ContainerSupport-Validation/ContainerSupport-On-CreationDialog/InteractiveAuto/InteractiveAuto.Client/Dockerfile at main · BharatRamsf3693/BlazorWebApp-ContainerSupport-Validation</w:t>
+                <w:t>BlazorWebApp-ContainerSupport-Validation/ContainerSupport-On-CreationDialog/InteractiveAuto/InteractiveAuto.Client/Dockerfile at main · BharatRamsf3693/</w:t>
+              </w:r>
+              <w:proofErr w:type="spellStart"/>
+              <w:r>
+                <w:rPr>
+                  <w:rStyle w:val="Hyperlink"/>
+                </w:rPr>
+                <w:t>BlazorWebApp</w:t>
+              </w:r>
+              <w:proofErr w:type="spellEnd"/>
+              <w:r>
+                <w:rPr>
+                  <w:rStyle w:val="Hyperlink"/>
+                </w:rPr>
+                <w:t>-</w:t>
+              </w:r>
+              <w:proofErr w:type="spellStart"/>
+              <w:r>
+                <w:rPr>
+                  <w:rStyle w:val="Hyperlink"/>
+                </w:rPr>
+                <w:t>ContainerSupport</w:t>
+              </w:r>
+              <w:proofErr w:type="spellEnd"/>
+              <w:r>
+                <w:rPr>
+                  <w:rStyle w:val="Hyperlink"/>
+                </w:rPr>
+                <w:t>-Validation</w:t>
               </w:r>
             </w:hyperlink>
           </w:p>
@@ -3119,7 +3628,35 @@
                 <w:rPr>
                   <w:rStyle w:val="Hyperlink"/>
                 </w:rPr>
-                <w:t>BlazorWebApp-ContainerSupport-Validation/Evidence/ContainerSupport-On-CreationDialog/outside-container.zip at main · BharatRamsf3693/BlazorWebApp-ContainerSupport-Validation</w:t>
+                <w:t>BlazorWebApp-ContainerSupport-Validation/Evidence/ContainerSupport-On-CreationDialog/outside-container.zip at main · BharatRamsf3693/</w:t>
+              </w:r>
+              <w:proofErr w:type="spellStart"/>
+              <w:r>
+                <w:rPr>
+                  <w:rStyle w:val="Hyperlink"/>
+                </w:rPr>
+                <w:t>BlazorWebApp</w:t>
+              </w:r>
+              <w:proofErr w:type="spellEnd"/>
+              <w:r>
+                <w:rPr>
+                  <w:rStyle w:val="Hyperlink"/>
+                </w:rPr>
+                <w:t>-</w:t>
+              </w:r>
+              <w:proofErr w:type="spellStart"/>
+              <w:r>
+                <w:rPr>
+                  <w:rStyle w:val="Hyperlink"/>
+                </w:rPr>
+                <w:t>ContainerSupport</w:t>
+              </w:r>
+              <w:proofErr w:type="spellEnd"/>
+              <w:r>
+                <w:rPr>
+                  <w:rStyle w:val="Hyperlink"/>
+                </w:rPr>
+                <w:t>-Validation</w:t>
               </w:r>
             </w:hyperlink>
           </w:p>
@@ -3491,7 +4028,15 @@
           <w:p>
             <w:r>
               <w:lastRenderedPageBreak/>
-              <w:t>Here is the Docker Hub repository for the static-SSR and interactive-server samples:</w:t>
+              <w:t xml:space="preserve">Here is the Docker Hub repository for </w:t>
+            </w:r>
+            <w:proofErr w:type="gramStart"/>
+            <w:r>
+              <w:t>the static</w:t>
+            </w:r>
+            <w:proofErr w:type="gramEnd"/>
+            <w:r>
+              <w:t>-SSR and interactive-server samples:</w:t>
             </w:r>
           </w:p>
           <w:p>
@@ -3534,11 +4079,33 @@
               </w:numPr>
             </w:pPr>
             <w:hyperlink r:id="rId22" w:history="1">
+              <w:proofErr w:type="spellStart"/>
               <w:r>
                 <w:rPr>
                   <w:rStyle w:val="Hyperlink"/>
                 </w:rPr>
-                <w:t>bharatramh/interactive-webassembly - Docker Image</w:t>
+                <w:t>bharatramh</w:t>
+              </w:r>
+              <w:proofErr w:type="spellEnd"/>
+              <w:r>
+                <w:rPr>
+                  <w:rStyle w:val="Hyperlink"/>
+                </w:rPr>
+                <w:t>/interactive-</w:t>
+              </w:r>
+              <w:proofErr w:type="spellStart"/>
+              <w:r>
+                <w:rPr>
+                  <w:rStyle w:val="Hyperlink"/>
+                </w:rPr>
+                <w:t>webassembly</w:t>
+              </w:r>
+              <w:proofErr w:type="spellEnd"/>
+              <w:r>
+                <w:rPr>
+                  <w:rStyle w:val="Hyperlink"/>
+                </w:rPr>
+                <w:t xml:space="preserve"> - Docker Image</w:t>
               </w:r>
             </w:hyperlink>
           </w:p>
@@ -3550,11 +4117,19 @@
               </w:numPr>
             </w:pPr>
             <w:hyperlink r:id="rId23" w:history="1">
+              <w:proofErr w:type="spellStart"/>
               <w:r>
                 <w:rPr>
                   <w:rStyle w:val="Hyperlink"/>
                 </w:rPr>
-                <w:t>bharatramh/interactive-auto - Docker Image</w:t>
+                <w:t>bharatramh</w:t>
+              </w:r>
+              <w:proofErr w:type="spellEnd"/>
+              <w:r>
+                <w:rPr>
+                  <w:rStyle w:val="Hyperlink"/>
+                </w:rPr>
+                <w:t>/interactive-auto - Docker Image</w:t>
               </w:r>
             </w:hyperlink>
           </w:p>
@@ -3567,7 +4142,35 @@
                 <w:rPr>
                   <w:rStyle w:val="Hyperlink"/>
                 </w:rPr>
-                <w:t>BlazorWebApp-ContainerSupport-Validation/Evidence/ContainerSupport-On-CreationDialog/published-image.zip at main · BharatRamsf3693/BlazorWebApp-ContainerSupport-Validation</w:t>
+                <w:t>BlazorWebApp-ContainerSupport-Validation/Evidence/ContainerSupport-On-CreationDialog/published-image.zip at main · BharatRamsf3693/</w:t>
+              </w:r>
+              <w:proofErr w:type="spellStart"/>
+              <w:r>
+                <w:rPr>
+                  <w:rStyle w:val="Hyperlink"/>
+                </w:rPr>
+                <w:t>BlazorWebApp</w:t>
+              </w:r>
+              <w:proofErr w:type="spellEnd"/>
+              <w:r>
+                <w:rPr>
+                  <w:rStyle w:val="Hyperlink"/>
+                </w:rPr>
+                <w:t>-</w:t>
+              </w:r>
+              <w:proofErr w:type="spellStart"/>
+              <w:r>
+                <w:rPr>
+                  <w:rStyle w:val="Hyperlink"/>
+                </w:rPr>
+                <w:t>ContainerSupport</w:t>
+              </w:r>
+              <w:proofErr w:type="spellEnd"/>
+              <w:r>
+                <w:rPr>
+                  <w:rStyle w:val="Hyperlink"/>
+                </w:rPr>
+                <w:t>-Validation</w:t>
               </w:r>
             </w:hyperlink>
           </w:p>
@@ -3621,7 +4224,15 @@
           </w:tcPr>
           <w:p>
             <w:r>
-              <w:t>Creating the app with the option switched off, then adding container support from the project context menu afterwards, and comparing the result.</w:t>
+              <w:t xml:space="preserve">Creating the app with the option switched off, then adding container support from the project context menu </w:t>
+            </w:r>
+            <w:proofErr w:type="gramStart"/>
+            <w:r>
+              <w:t>afterwards, and</w:t>
+            </w:r>
+            <w:proofErr w:type="gramEnd"/>
+            <w:r>
+              <w:t xml:space="preserve"> comparing the result.</w:t>
             </w:r>
           </w:p>
         </w:tc>
@@ -4055,7 +4666,31 @@
           <w:p>
             <w:r>
               <w:lastRenderedPageBreak/>
-              <w:t>The final outcome is the same when adding container support via either the creation dialog or the project context menu. However, for Interactive WASM and Auto apps, using the creation dialog introduces an issue during project creation and generates an unnecessary Dockerfile in the client project, as shown in the screenshot evidence provided in the scenarios above. In contrast, using the context menu avoids both of these problems entirely.</w:t>
+              <w:t xml:space="preserve">The </w:t>
+            </w:r>
+            <w:proofErr w:type="gramStart"/>
+            <w:r>
+              <w:t>final outcome</w:t>
+            </w:r>
+            <w:proofErr w:type="gramEnd"/>
+            <w:r>
+              <w:t xml:space="preserve"> is the same when adding container support via either the creation dialog or the project context menu. However, for Interactive WASM and Auto apps, using the creation dialog introduces an issue during project creation and generates an unnecessary </w:t>
+            </w:r>
+            <w:proofErr w:type="spellStart"/>
+            <w:r>
+              <w:t>Dockerfile</w:t>
+            </w:r>
+            <w:proofErr w:type="spellEnd"/>
+            <w:r>
+              <w:t xml:space="preserve"> in the client project, as shown in the screenshot evidence provided in the scenarios above. In contrast, using the context menu avoids </w:t>
+            </w:r>
+            <w:proofErr w:type="gramStart"/>
+            <w:r>
+              <w:t>both of these</w:t>
+            </w:r>
+            <w:proofErr w:type="gramEnd"/>
+            <w:r>
+              <w:t xml:space="preserve"> problems entirely.</w:t>
             </w:r>
             <w:r>
               <w:t xml:space="preserve"> </w:t>
@@ -4083,7 +4718,35 @@
                 <w:rPr>
                   <w:rStyle w:val="Hyperlink"/>
                 </w:rPr>
-                <w:t>BlazorWebApp-ContainerSupport-Validation/Evidence/ContainerSupport-ContextMenu at main · BharatRamsf3693/BlazorWebApp-ContainerSupport-Validation</w:t>
+                <w:t>BlazorWebApp-ContainerSupport-Validation/Evidence/ContainerSupport-ContextMenu at main · BharatRamsf3693/</w:t>
+              </w:r>
+              <w:proofErr w:type="spellStart"/>
+              <w:r>
+                <w:rPr>
+                  <w:rStyle w:val="Hyperlink"/>
+                </w:rPr>
+                <w:t>BlazorWebApp</w:t>
+              </w:r>
+              <w:proofErr w:type="spellEnd"/>
+              <w:r>
+                <w:rPr>
+                  <w:rStyle w:val="Hyperlink"/>
+                </w:rPr>
+                <w:t>-</w:t>
+              </w:r>
+              <w:proofErr w:type="spellStart"/>
+              <w:r>
+                <w:rPr>
+                  <w:rStyle w:val="Hyperlink"/>
+                </w:rPr>
+                <w:t>ContainerSupport</w:t>
+              </w:r>
+              <w:proofErr w:type="spellEnd"/>
+              <w:r>
+                <w:rPr>
+                  <w:rStyle w:val="Hyperlink"/>
+                </w:rPr>
+                <w:t>-Validation</w:t>
               </w:r>
             </w:hyperlink>
           </w:p>
@@ -4097,6 +4760,12 @@
       </w:r>
     </w:p>
     <w:p>
+      <w:pPr>
+        <w:rPr>
+          <w:b/>
+          <w:bCs/>
+        </w:rPr>
+      </w:pPr>
       <w:r>
         <w:rPr>
           <w:b/>
@@ -4111,20 +4780,182 @@
           <w:b/>
           <w:bCs/>
         </w:rPr>
-        <w:t>Short Summary</w:t>
-      </w:r>
-    </w:p>
-    <w:p>
-      <w:r>
-        <w:t xml:space="preserve">When creating a Blazor Web App with </w:t>
+        <w:t>1</w:t>
       </w:r>
       <w:r>
         <w:rPr>
           <w:b/>
           <w:bCs/>
         </w:rPr>
-        <w:t>Interactive WebAssembly</w:t>
-      </w:r>
+        <w:t>.</w:t>
+      </w:r>
+      <w:r>
+        <w:rPr>
+          <w:b/>
+          <w:bCs/>
+        </w:rPr>
+        <w:t xml:space="preserve"> File Path Error </w:t>
+      </w:r>
+      <w:r>
+        <w:rPr>
+          <w:b/>
+          <w:bCs/>
+        </w:rPr>
+        <w:t>Pops</w:t>
+      </w:r>
+      <w:r>
+        <w:rPr>
+          <w:b/>
+          <w:bCs/>
+        </w:rPr>
+        <w:t xml:space="preserve"> up During Project Creation</w:t>
+      </w:r>
+    </w:p>
+    <w:p>
+      <w:r>
+        <w:rPr>
+          <w:b/>
+          <w:bCs/>
+        </w:rPr>
+        <w:t>Short Summary</w:t>
+      </w:r>
+    </w:p>
+    <w:p>
+      <w:r>
+        <w:t xml:space="preserve">When creating a </w:t>
+      </w:r>
+      <w:r>
+        <w:rPr>
+          <w:b/>
+          <w:bCs/>
+        </w:rPr>
+        <w:t>Blazor Web App</w:t>
+      </w:r>
+      <w:r>
+        <w:t xml:space="preserve"> with Interactive </w:t>
+      </w:r>
+      <w:proofErr w:type="spellStart"/>
+      <w:r>
+        <w:t>WebAssembly</w:t>
+      </w:r>
+      <w:proofErr w:type="spellEnd"/>
+      <w:r>
+        <w:t xml:space="preserve"> or Auto render modes and enabling Container Support, a file path error popup incorrectly interrupts the creation wizard.</w:t>
+      </w:r>
+    </w:p>
+    <w:p>
+      <w:r>
+        <w:rPr>
+          <w:b/>
+          <w:bCs/>
+        </w:rPr>
+        <w:t>What Happened</w:t>
+      </w:r>
+    </w:p>
+    <w:p>
+      <w:r>
+        <w:t xml:space="preserve">A popup error interrupted the creation process, stating it could not find </w:t>
+      </w:r>
+      <w:proofErr w:type="spellStart"/>
+      <w:r>
+        <w:t>launchSettings.json</w:t>
+      </w:r>
+      <w:proofErr w:type="spellEnd"/>
+      <w:r>
+        <w:t xml:space="preserve"> in the client project.</w:t>
+      </w:r>
+    </w:p>
+    <w:p>
+      <w:r>
+        <w:rPr>
+          <w:b/>
+          <w:bCs/>
+        </w:rPr>
+        <w:t>What Was Expected Instead</w:t>
+      </w:r>
+    </w:p>
+    <w:p>
+      <w:r>
+        <w:t>The project should be created smoothly without any error popups appearing during the creation process.</w:t>
+      </w:r>
+    </w:p>
+    <w:p>
+      <w:r>
+        <w:rPr>
+          <w:b/>
+          <w:bCs/>
+        </w:rPr>
+        <w:t>Steps to Reproduce</w:t>
+      </w:r>
+    </w:p>
+    <w:p>
+      <w:pPr>
+        <w:numPr>
+          <w:ilvl w:val="0"/>
+          <w:numId w:val="23"/>
+        </w:numPr>
+      </w:pPr>
+      <w:r>
+        <w:t xml:space="preserve">Open </w:t>
+      </w:r>
+      <w:r>
+        <w:rPr>
+          <w:b/>
+          <w:bCs/>
+        </w:rPr>
+        <w:t>Visual Studio 2026 Insider</w:t>
+      </w:r>
+      <w:r>
+        <w:t>.</w:t>
+      </w:r>
+    </w:p>
+    <w:p>
+      <w:pPr>
+        <w:numPr>
+          <w:ilvl w:val="0"/>
+          <w:numId w:val="23"/>
+        </w:numPr>
+      </w:pPr>
+      <w:r>
+        <w:t xml:space="preserve">Create a new </w:t>
+      </w:r>
+      <w:r>
+        <w:rPr>
+          <w:b/>
+          <w:bCs/>
+        </w:rPr>
+        <w:t>Blazor Web App</w:t>
+      </w:r>
+      <w:r>
+        <w:t xml:space="preserve"> using the project creation wizard.</w:t>
+      </w:r>
+    </w:p>
+    <w:p>
+      <w:pPr>
+        <w:numPr>
+          <w:ilvl w:val="0"/>
+          <w:numId w:val="23"/>
+        </w:numPr>
+      </w:pPr>
+      <w:r>
+        <w:t xml:space="preserve">Choose </w:t>
+      </w:r>
+      <w:r>
+        <w:rPr>
+          <w:b/>
+          <w:bCs/>
+        </w:rPr>
+        <w:t xml:space="preserve">Interactive </w:t>
+      </w:r>
+      <w:proofErr w:type="spellStart"/>
+      <w:r>
+        <w:rPr>
+          <w:b/>
+          <w:bCs/>
+        </w:rPr>
+        <w:t>WebAssembly</w:t>
+      </w:r>
+      <w:proofErr w:type="spellEnd"/>
       <w:r>
         <w:t xml:space="preserve"> or </w:t>
       </w:r>
@@ -4136,168 +4967,14 @@
         <w:t>Auto</w:t>
       </w:r>
       <w:r>
-        <w:t xml:space="preserve"> render modes and enabling </w:t>
-      </w:r>
-      <w:r>
-        <w:rPr>
-          <w:b/>
-          <w:bCs/>
-        </w:rPr>
-        <w:t>Container Support</w:t>
-      </w:r>
-      <w:r>
-        <w:t xml:space="preserve"> in the creation wizard, a file path error pops up. Furthermore, an unnecessary Dockerfile is incorrectly generated for the client project.</w:t>
+        <w:t xml:space="preserve"> as the interactive render mode.</w:t>
       </w:r>
     </w:p>
     <w:p>
-      <w:r>
-        <w:rPr>
-          <w:b/>
-          <w:bCs/>
-        </w:rPr>
-        <w:t>What Happened</w:t>
-      </w:r>
-    </w:p>
-    <w:p>
       <w:pPr>
         <w:numPr>
           <w:ilvl w:val="0"/>
-          <w:numId w:val="18"/>
-        </w:numPr>
-      </w:pPr>
-      <w:r>
-        <w:t>A popup error interrupted the creation process, stating it could not find launchSettings.json in the client project.</w:t>
-      </w:r>
-    </w:p>
-    <w:p>
-      <w:pPr>
-        <w:numPr>
-          <w:ilvl w:val="0"/>
-          <w:numId w:val="18"/>
-        </w:numPr>
-      </w:pPr>
-      <w:r>
-        <w:t>After dismissing the popup, the project creation completed, but a Dockerfile was erroneously generated for both the server and client projects.</w:t>
-      </w:r>
-    </w:p>
-    <w:p>
-      <w:r>
-        <w:rPr>
-          <w:b/>
-          <w:bCs/>
-        </w:rPr>
-        <w:t>What Was Expected Instead</w:t>
-      </w:r>
-    </w:p>
-    <w:p>
-      <w:pPr>
-        <w:numPr>
-          <w:ilvl w:val="0"/>
-          <w:numId w:val="19"/>
-        </w:numPr>
-      </w:pPr>
-      <w:r>
-        <w:t>The project should be created without any error popups.</w:t>
-      </w:r>
-    </w:p>
-    <w:p>
-      <w:pPr>
-        <w:numPr>
-          <w:ilvl w:val="0"/>
-          <w:numId w:val="19"/>
-        </w:numPr>
-      </w:pPr>
-      <w:r>
-        <w:t xml:space="preserve">A Dockerfile should only be generated for the server project. The client project is a </w:t>
-      </w:r>
-      <w:r>
-        <w:rPr>
-          <w:b/>
-          <w:bCs/>
-        </w:rPr>
-        <w:t>dependency of</w:t>
-      </w:r>
-      <w:r>
-        <w:t xml:space="preserve"> the server project, so it does not need its own Dockerfile.</w:t>
-      </w:r>
-    </w:p>
-    <w:p>
-      <w:r>
-        <w:rPr>
-          <w:b/>
-          <w:bCs/>
-        </w:rPr>
-        <w:t>Steps to Reproduce</w:t>
-      </w:r>
-    </w:p>
-    <w:p>
-      <w:pPr>
-        <w:numPr>
-          <w:ilvl w:val="0"/>
-          <w:numId w:val="20"/>
-        </w:numPr>
-      </w:pPr>
-      <w:r>
-        <w:t xml:space="preserve">Open </w:t>
-      </w:r>
-      <w:r>
-        <w:rPr>
-          <w:b/>
-          <w:bCs/>
-        </w:rPr>
-        <w:t>Visual Studio 2026 Insider</w:t>
-      </w:r>
-      <w:r>
-        <w:t>.</w:t>
-      </w:r>
-    </w:p>
-    <w:p>
-      <w:pPr>
-        <w:numPr>
-          <w:ilvl w:val="0"/>
-          <w:numId w:val="20"/>
-        </w:numPr>
-      </w:pPr>
-      <w:r>
-        <w:t>Create a new Blazor Web App using the project creation wizard.</w:t>
-      </w:r>
-    </w:p>
-    <w:p>
-      <w:pPr>
-        <w:numPr>
-          <w:ilvl w:val="0"/>
-          <w:numId w:val="20"/>
-        </w:numPr>
-      </w:pPr>
-      <w:r>
-        <w:t xml:space="preserve">Choose </w:t>
-      </w:r>
-      <w:r>
-        <w:rPr>
-          <w:b/>
-          <w:bCs/>
-        </w:rPr>
-        <w:t>Interactive WebAssembly</w:t>
-      </w:r>
-      <w:r>
-        <w:t xml:space="preserve"> or </w:t>
-      </w:r>
-      <w:r>
-        <w:rPr>
-          <w:b/>
-          <w:bCs/>
-        </w:rPr>
-        <w:t>Auto</w:t>
-      </w:r>
-      <w:r>
-        <w:t xml:space="preserve"> as the interactive render mode.</w:t>
-      </w:r>
-    </w:p>
-    <w:p>
-      <w:pPr>
-        <w:numPr>
-          <w:ilvl w:val="0"/>
-          <w:numId w:val="20"/>
+          <w:numId w:val="23"/>
         </w:numPr>
       </w:pPr>
       <w:r>
@@ -4328,7 +5005,7 @@
       <w:pPr>
         <w:numPr>
           <w:ilvl w:val="0"/>
-          <w:numId w:val="20"/>
+          <w:numId w:val="23"/>
         </w:numPr>
       </w:pPr>
       <w:r>
@@ -4337,6 +5014,7 @@
     </w:p>
     <w:p>
       <w:pPr>
+        <w:pStyle w:val="ListParagraph"/>
         <w:rPr>
           <w:b/>
           <w:bCs/>
@@ -4347,22 +5025,39 @@
           <w:b/>
           <w:bCs/>
         </w:rPr>
-        <w:t>Interactivity WebAsssembly:</w:t>
+        <w:t xml:space="preserve">Interactivity </w:t>
+      </w:r>
+      <w:proofErr w:type="spellStart"/>
+      <w:r>
+        <w:rPr>
+          <w:b/>
+          <w:bCs/>
+        </w:rPr>
+        <w:t>WebAsssembly</w:t>
+      </w:r>
+      <w:proofErr w:type="spellEnd"/>
+      <w:r>
+        <w:rPr>
+          <w:b/>
+          <w:bCs/>
+        </w:rPr>
+        <w:t>:</w:t>
+      </w:r>
+      <w:r>
+        <w:t> </w:t>
       </w:r>
     </w:p>
     <w:p>
-      <w:r>
-        <w:t> </w:t>
-      </w:r>
-    </w:p>
-    <w:p>
+      <w:pPr>
+        <w:pStyle w:val="ListParagraph"/>
+      </w:pPr>
       <w:r>
         <w:rPr>
           <w:noProof/>
         </w:rPr>
         <w:lastRenderedPageBreak/>
         <w:drawing>
-          <wp:inline distT="0" distB="0" distL="0" distR="0" wp14:anchorId="648D0A4E" wp14:editId="4BE6DCE3">
+          <wp:inline distT="0" distB="0" distL="0" distR="0" wp14:anchorId="75336190" wp14:editId="4F32CB38">
             <wp:extent cx="5943600" cy="2272030"/>
             <wp:effectExtent l="0" t="0" r="0" b="0"/>
             <wp:docPr id="666043434" name="Picture 1"/>
@@ -4400,6 +5095,7 @@
     </w:p>
     <w:p>
       <w:pPr>
+        <w:pStyle w:val="ListParagraph"/>
         <w:rPr>
           <w:b/>
           <w:bCs/>
@@ -4414,12 +5110,15 @@
       </w:r>
     </w:p>
     <w:p>
+      <w:pPr>
+        <w:pStyle w:val="ListParagraph"/>
+      </w:pPr>
       <w:r>
         <w:rPr>
           <w:noProof/>
         </w:rPr>
         <w:drawing>
-          <wp:inline distT="0" distB="0" distL="0" distR="0" wp14:anchorId="1CE19C69" wp14:editId="62404E12">
+          <wp:inline distT="0" distB="0" distL="0" distR="0" wp14:anchorId="6AAB1190" wp14:editId="3FCDA292">
             <wp:extent cx="5903456" cy="2222626"/>
             <wp:effectExtent l="0" t="0" r="2540" b="6350"/>
             <wp:docPr id="1376549971" name="Picture 1"/>
@@ -4457,9 +5156,14 @@
     </w:p>
     <w:p>
       <w:pPr>
+        <w:ind w:left="720"/>
+      </w:pPr>
+    </w:p>
+    <w:p>
+      <w:pPr>
         <w:numPr>
           <w:ilvl w:val="0"/>
-          <w:numId w:val="21"/>
+          <w:numId w:val="23"/>
         </w:numPr>
       </w:pPr>
       <w:r>
@@ -4473,8 +5177,706 @@
         <w:t>OK</w:t>
       </w:r>
       <w:r>
-        <w:t xml:space="preserve"> to dismiss the popup and complete creation. Note that a Dockerfile has been generated in both the server and client project folders.</w:t>
-      </w:r>
+        <w:t xml:space="preserve"> to dismiss the popup and complete creation. </w:t>
+      </w:r>
+    </w:p>
+    <w:p>
+      <w:r>
+        <w:rPr>
+          <w:b/>
+          <w:bCs/>
+        </w:rPr>
+        <w:t>Evidence</w:t>
+      </w:r>
+    </w:p>
+    <w:p>
+      <w:hyperlink r:id="rId28" w:history="1">
+        <w:r>
+          <w:rPr>
+            <w:rStyle w:val="Hyperlink"/>
+          </w:rPr>
+          <w:t>BlazorWebApp-ContainerSupport-Validation/Evidence/ContainerSupport-On-CreationDialog/blazor-creation-dialog.zip at main · BharatRamsf3693/</w:t>
+        </w:r>
+        <w:proofErr w:type="spellStart"/>
+        <w:r>
+          <w:rPr>
+            <w:rStyle w:val="Hyperlink"/>
+          </w:rPr>
+          <w:t>BlazorWebApp</w:t>
+        </w:r>
+        <w:proofErr w:type="spellEnd"/>
+        <w:r>
+          <w:rPr>
+            <w:rStyle w:val="Hyperlink"/>
+          </w:rPr>
+          <w:t>-</w:t>
+        </w:r>
+        <w:proofErr w:type="spellStart"/>
+        <w:r>
+          <w:rPr>
+            <w:rStyle w:val="Hyperlink"/>
+          </w:rPr>
+          <w:t>ContainerSupport</w:t>
+        </w:r>
+        <w:proofErr w:type="spellEnd"/>
+        <w:r>
+          <w:rPr>
+            <w:rStyle w:val="Hyperlink"/>
+          </w:rPr>
+          <w:t>-Validation</w:t>
+        </w:r>
+      </w:hyperlink>
+    </w:p>
+    <w:p>
+      <w:r>
+        <w:t> </w:t>
+      </w:r>
+    </w:p>
+    <w:p>
+      <w:r>
+        <w:rPr>
+          <w:b/>
+          <w:bCs/>
+        </w:rPr>
+        <w:t>2</w:t>
+      </w:r>
+      <w:r>
+        <w:rPr>
+          <w:b/>
+          <w:bCs/>
+        </w:rPr>
+        <w:t>.</w:t>
+      </w:r>
+      <w:r>
+        <w:rPr>
+          <w:b/>
+          <w:bCs/>
+        </w:rPr>
+        <w:t xml:space="preserve"> Unnecessary </w:t>
+      </w:r>
+      <w:proofErr w:type="spellStart"/>
+      <w:r>
+        <w:rPr>
+          <w:b/>
+          <w:bCs/>
+        </w:rPr>
+        <w:t>Dockerfile</w:t>
+      </w:r>
+      <w:proofErr w:type="spellEnd"/>
+      <w:r>
+        <w:rPr>
+          <w:b/>
+          <w:bCs/>
+        </w:rPr>
+        <w:t xml:space="preserve"> Generation for Client Project</w:t>
+      </w:r>
+    </w:p>
+    <w:p>
+      <w:r>
+        <w:rPr>
+          <w:b/>
+          <w:bCs/>
+        </w:rPr>
+        <w:t>Short Summary</w:t>
+      </w:r>
+    </w:p>
+    <w:p>
+      <w:r>
+        <w:t xml:space="preserve">When enabling Container Support for a Blazor Web App in </w:t>
+      </w:r>
+      <w:proofErr w:type="spellStart"/>
+      <w:r>
+        <w:t>WebAssembly</w:t>
+      </w:r>
+      <w:proofErr w:type="spellEnd"/>
+      <w:r>
+        <w:t xml:space="preserve"> or Auto render modes, an unnecessary </w:t>
+      </w:r>
+      <w:proofErr w:type="spellStart"/>
+      <w:r>
+        <w:rPr>
+          <w:b/>
+          <w:bCs/>
+        </w:rPr>
+        <w:t>Dockerfile</w:t>
+      </w:r>
+      <w:proofErr w:type="spellEnd"/>
+      <w:r>
+        <w:t xml:space="preserve"> is generated inside the client project folder.</w:t>
+      </w:r>
+    </w:p>
+    <w:p>
+      <w:r>
+        <w:rPr>
+          <w:b/>
+          <w:bCs/>
+        </w:rPr>
+        <w:lastRenderedPageBreak/>
+        <w:t>What Happened</w:t>
+      </w:r>
+    </w:p>
+    <w:p>
+      <w:r>
+        <w:t xml:space="preserve">After dismissing the initial creation error popup, the project creation completed, but a </w:t>
+      </w:r>
+      <w:proofErr w:type="spellStart"/>
+      <w:r>
+        <w:t>Dockerfile</w:t>
+      </w:r>
+      <w:proofErr w:type="spellEnd"/>
+      <w:r>
+        <w:t xml:space="preserve"> was generated for both the server project and the client project.</w:t>
+      </w:r>
+    </w:p>
+    <w:p>
+      <w:r>
+        <w:rPr>
+          <w:b/>
+          <w:bCs/>
+        </w:rPr>
+        <w:t>What Was Expected Instead</w:t>
+      </w:r>
+    </w:p>
+    <w:p>
+      <w:r>
+        <w:t xml:space="preserve">A </w:t>
+      </w:r>
+      <w:proofErr w:type="spellStart"/>
+      <w:r>
+        <w:t>Dockerfile</w:t>
+      </w:r>
+      <w:proofErr w:type="spellEnd"/>
+      <w:r>
+        <w:t xml:space="preserve"> should </w:t>
+      </w:r>
+      <w:r>
+        <w:rPr>
+          <w:b/>
+          <w:bCs/>
+        </w:rPr>
+        <w:t>only</w:t>
+      </w:r>
+      <w:r>
+        <w:t xml:space="preserve"> be generated for the server project. The client project acts as a compiled dependency of the server project, meaning it does not run as a standalone container and does not need its own </w:t>
+      </w:r>
+      <w:proofErr w:type="spellStart"/>
+      <w:r>
+        <w:t>Dockerfile</w:t>
+      </w:r>
+      <w:proofErr w:type="spellEnd"/>
+      <w:r>
+        <w:t>.</w:t>
+      </w:r>
+    </w:p>
+    <w:p>
+      <w:r>
+        <w:rPr>
+          <w:b/>
+          <w:bCs/>
+        </w:rPr>
+        <w:t>Steps to Reproduce</w:t>
+      </w:r>
+    </w:p>
+    <w:p>
+      <w:pPr>
+        <w:numPr>
+          <w:ilvl w:val="0"/>
+          <w:numId w:val="24"/>
+        </w:numPr>
+      </w:pPr>
+      <w:r>
+        <w:t xml:space="preserve">Open </w:t>
+      </w:r>
+      <w:r>
+        <w:rPr>
+          <w:b/>
+          <w:bCs/>
+        </w:rPr>
+        <w:t>Visual Studio 2026 Insider</w:t>
+      </w:r>
+      <w:r>
+        <w:t>.</w:t>
+      </w:r>
+    </w:p>
+    <w:p>
+      <w:pPr>
+        <w:numPr>
+          <w:ilvl w:val="0"/>
+          <w:numId w:val="24"/>
+        </w:numPr>
+      </w:pPr>
+      <w:r>
+        <w:t xml:space="preserve">Create a new </w:t>
+      </w:r>
+      <w:r>
+        <w:rPr>
+          <w:b/>
+          <w:bCs/>
+        </w:rPr>
+        <w:t>Blazor Web App</w:t>
+      </w:r>
+      <w:r>
+        <w:t xml:space="preserve"> using the project creation wizard.</w:t>
+      </w:r>
+    </w:p>
+    <w:p>
+      <w:pPr>
+        <w:numPr>
+          <w:ilvl w:val="0"/>
+          <w:numId w:val="24"/>
+        </w:numPr>
+      </w:pPr>
+      <w:r>
+        <w:t xml:space="preserve">Choose </w:t>
+      </w:r>
+      <w:r>
+        <w:rPr>
+          <w:b/>
+          <w:bCs/>
+        </w:rPr>
+        <w:t xml:space="preserve">Interactive </w:t>
+      </w:r>
+      <w:proofErr w:type="spellStart"/>
+      <w:r>
+        <w:rPr>
+          <w:b/>
+          <w:bCs/>
+        </w:rPr>
+        <w:t>WebAssembly</w:t>
+      </w:r>
+      <w:proofErr w:type="spellEnd"/>
+      <w:r>
+        <w:t xml:space="preserve"> or </w:t>
+      </w:r>
+      <w:r>
+        <w:rPr>
+          <w:b/>
+          <w:bCs/>
+        </w:rPr>
+        <w:t>Auto</w:t>
+      </w:r>
+      <w:r>
+        <w:t xml:space="preserve"> as the interactive render mode.</w:t>
+      </w:r>
+    </w:p>
+    <w:p>
+      <w:pPr>
+        <w:numPr>
+          <w:ilvl w:val="0"/>
+          <w:numId w:val="24"/>
+        </w:numPr>
+      </w:pPr>
+      <w:r>
+        <w:t xml:space="preserve">Check </w:t>
+      </w:r>
+      <w:r>
+        <w:rPr>
+          <w:b/>
+          <w:bCs/>
+        </w:rPr>
+        <w:t>Enable Container Support</w:t>
+      </w:r>
+      <w:r>
+        <w:t xml:space="preserve"> in the creation dialog and click </w:t>
+      </w:r>
+      <w:r>
+        <w:rPr>
+          <w:b/>
+          <w:bCs/>
+        </w:rPr>
+        <w:t>Create</w:t>
+      </w:r>
+      <w:r>
+        <w:t>.</w:t>
+      </w:r>
+    </w:p>
+    <w:p>
+      <w:pPr>
+        <w:numPr>
+          <w:ilvl w:val="0"/>
+          <w:numId w:val="24"/>
+        </w:numPr>
+      </w:pPr>
+      <w:r>
+        <w:t>Click OK to dismiss the initial popup error and allow creation to finish.</w:t>
+      </w:r>
+    </w:p>
+    <w:p>
+      <w:pPr>
+        <w:numPr>
+          <w:ilvl w:val="0"/>
+          <w:numId w:val="24"/>
+        </w:numPr>
+      </w:pPr>
+      <w:r>
+        <w:t xml:space="preserve">Look inside the project directories and note that a </w:t>
+      </w:r>
+      <w:proofErr w:type="spellStart"/>
+      <w:r>
+        <w:t>Dockerfile</w:t>
+      </w:r>
+      <w:proofErr w:type="spellEnd"/>
+      <w:r>
+        <w:t xml:space="preserve"> has been generated in both the server and client project folders.</w:t>
+      </w:r>
+    </w:p>
+    <w:p>
+      <w:r>
+        <w:rPr>
+          <w:b/>
+          <w:bCs/>
+        </w:rPr>
+        <w:t>Evidence</w:t>
+      </w:r>
+    </w:p>
+    <w:p>
+      <w:pPr>
+        <w:pStyle w:val="ListParagraph"/>
+        <w:numPr>
+          <w:ilvl w:val="0"/>
+          <w:numId w:val="25"/>
+        </w:numPr>
+        <w:rPr>
+          <w:b/>
+          <w:bCs/>
+        </w:rPr>
+      </w:pPr>
+      <w:r>
+        <w:rPr>
+          <w:b/>
+          <w:bCs/>
+        </w:rPr>
+        <w:t xml:space="preserve">Interactive </w:t>
+      </w:r>
+      <w:proofErr w:type="spellStart"/>
+      <w:r>
+        <w:rPr>
+          <w:b/>
+          <w:bCs/>
+        </w:rPr>
+        <w:t>WebAssembly</w:t>
+      </w:r>
+      <w:proofErr w:type="spellEnd"/>
+      <w:r>
+        <w:rPr>
+          <w:b/>
+          <w:bCs/>
+        </w:rPr>
+        <w:t xml:space="preserve">: </w:t>
+      </w:r>
+      <w:hyperlink r:id="rId29" w:history="1">
+        <w:r>
+          <w:rPr>
+            <w:rStyle w:val="Hyperlink"/>
+          </w:rPr>
+          <w:t>BlazorWebApp-ContainerSupport-Validation/ContainerSupport-On-CreationDialog/InteractiveWebAssembly/InteractiveWebAssembly.Client/Dockerfile at main · BharatRamsf3693/</w:t>
+        </w:r>
+        <w:proofErr w:type="spellStart"/>
+        <w:r>
+          <w:rPr>
+            <w:rStyle w:val="Hyperlink"/>
+          </w:rPr>
+          <w:t>BlazorWebApp</w:t>
+        </w:r>
+        <w:proofErr w:type="spellEnd"/>
+        <w:r>
+          <w:rPr>
+            <w:rStyle w:val="Hyperlink"/>
+          </w:rPr>
+          <w:t>-</w:t>
+        </w:r>
+        <w:proofErr w:type="spellStart"/>
+        <w:r>
+          <w:rPr>
+            <w:rStyle w:val="Hyperlink"/>
+          </w:rPr>
+          <w:t>ContainerSupport</w:t>
+        </w:r>
+        <w:proofErr w:type="spellEnd"/>
+        <w:r>
+          <w:rPr>
+            <w:rStyle w:val="Hyperlink"/>
+          </w:rPr>
+          <w:t>-Validation</w:t>
+        </w:r>
+      </w:hyperlink>
+      <w:r>
+        <w:rPr>
+          <w:b/>
+          <w:bCs/>
+        </w:rPr>
+        <w:br/>
+      </w:r>
+    </w:p>
+    <w:p>
+      <w:pPr>
+        <w:numPr>
+          <w:ilvl w:val="0"/>
+          <w:numId w:val="25"/>
+        </w:numPr>
+      </w:pPr>
+      <w:r>
+        <w:rPr>
+          <w:b/>
+          <w:bCs/>
+        </w:rPr>
+        <w:t xml:space="preserve">Interactive Auto: </w:t>
+      </w:r>
+      <w:hyperlink r:id="rId30" w:history="1">
+        <w:r>
+          <w:rPr>
+            <w:rStyle w:val="Hyperlink"/>
+          </w:rPr>
+          <w:t>BlazorWebApp-ContainerSupport-Validation/ContainerSupport-On-CreationDialog/InteractiveAuto/InteractiveAuto.Client/Dockerfile at main · BharatRamsf3693/</w:t>
+        </w:r>
+        <w:proofErr w:type="spellStart"/>
+        <w:r>
+          <w:rPr>
+            <w:rStyle w:val="Hyperlink"/>
+          </w:rPr>
+          <w:t>BlazorWebApp-ContainerSupport-Validation</w:t>
+        </w:r>
+      </w:hyperlink>
+      <w:proofErr w:type="spellEnd"/>
+    </w:p>
+    <w:p>
+      <w:pPr>
+        <w:rPr>
+          <w:b/>
+          <w:bCs/>
+        </w:rPr>
+      </w:pPr>
+      <w:r>
+        <w:br/>
+      </w:r>
+      <w:r>
+        <w:rPr>
+          <w:b/>
+          <w:bCs/>
+        </w:rPr>
+        <w:t>Observation:</w:t>
+      </w:r>
+      <w:r>
+        <w:rPr>
+          <w:b/>
+          <w:bCs/>
+        </w:rPr>
+        <w:br/>
+      </w:r>
+      <w:r>
+        <w:rPr>
+          <w:b/>
+          <w:bCs/>
+        </w:rPr>
+        <w:t>Short Summary</w:t>
+      </w:r>
+    </w:p>
+    <w:p>
+      <w:r>
+        <w:t xml:space="preserve">This issue occurs in both Interactive </w:t>
+      </w:r>
+      <w:proofErr w:type="spellStart"/>
+      <w:r>
+        <w:t>WebAssembly</w:t>
+      </w:r>
+      <w:proofErr w:type="spellEnd"/>
+      <w:r>
+        <w:t xml:space="preserve"> and Auto interactive render modes. The Docker image fails to generate when running the build command directly within the server project directory:</w:t>
+      </w:r>
+    </w:p>
+    <w:p>
+      <w:r>
+        <w:lastRenderedPageBreak/>
+        <w:t>docker build -t interactive-</w:t>
+      </w:r>
+      <w:proofErr w:type="spellStart"/>
+      <w:proofErr w:type="gramStart"/>
+      <w:r>
+        <w:t>webassembly</w:t>
+      </w:r>
+      <w:proofErr w:type="spellEnd"/>
+      <w:r>
+        <w:t xml:space="preserve"> .</w:t>
+      </w:r>
+      <w:proofErr w:type="gramEnd"/>
+    </w:p>
+    <w:p>
+      <w:r>
+        <w:t>However, the image generates successfully when the command is run from the solution folder using the -f flag:</w:t>
+      </w:r>
+    </w:p>
+    <w:p>
+      <w:r>
+        <w:t xml:space="preserve">docker build -f </w:t>
+      </w:r>
+      <w:proofErr w:type="spellStart"/>
+      <w:r>
+        <w:t>InteractiveWebAssembly</w:t>
+      </w:r>
+      <w:proofErr w:type="spellEnd"/>
+      <w:r>
+        <w:t>/</w:t>
+      </w:r>
+      <w:proofErr w:type="spellStart"/>
+      <w:r>
+        <w:t>Dockerfile</w:t>
+      </w:r>
+      <w:proofErr w:type="spellEnd"/>
+      <w:r>
+        <w:t xml:space="preserve"> -t interactive-</w:t>
+      </w:r>
+      <w:proofErr w:type="spellStart"/>
+      <w:proofErr w:type="gramStart"/>
+      <w:r>
+        <w:t>webassembly</w:t>
+      </w:r>
+      <w:proofErr w:type="spellEnd"/>
+      <w:r>
+        <w:t xml:space="preserve"> .</w:t>
+      </w:r>
+      <w:proofErr w:type="gramEnd"/>
+    </w:p>
+    <w:p>
+      <w:pPr>
+        <w:rPr>
+          <w:b/>
+          <w:bCs/>
+        </w:rPr>
+      </w:pPr>
+      <w:r>
+        <w:rPr>
+          <w:b/>
+          <w:bCs/>
+        </w:rPr>
+        <w:t>What Happened</w:t>
+      </w:r>
+    </w:p>
+    <w:p>
+      <w:r>
+        <w:t xml:space="preserve">When attempting to build the Docker image from inside the server project directory, the docker build command failed with a context or file path error. This occurs because the generated </w:t>
+      </w:r>
+      <w:proofErr w:type="spellStart"/>
+      <w:r>
+        <w:t>Dockerfile</w:t>
+      </w:r>
+      <w:proofErr w:type="spellEnd"/>
+      <w:r>
+        <w:t xml:space="preserve"> expects the build context to be the root solution folder, meaning it cannot locate the necessary project dependencies or reference files when executed from the subdirectory.</w:t>
+      </w:r>
+    </w:p>
+    <w:p>
+      <w:pPr>
+        <w:rPr>
+          <w:b/>
+          <w:bCs/>
+        </w:rPr>
+      </w:pPr>
+      <w:r>
+        <w:rPr>
+          <w:b/>
+          <w:bCs/>
+        </w:rPr>
+        <w:t>Steps to Reproduce</w:t>
+      </w:r>
+    </w:p>
+    <w:p>
+      <w:pPr>
+        <w:numPr>
+          <w:ilvl w:val="0"/>
+          <w:numId w:val="22"/>
+        </w:numPr>
+      </w:pPr>
+      <w:r>
+        <w:t>Open Visual Studio 2026 Insider.</w:t>
+      </w:r>
+    </w:p>
+    <w:p>
+      <w:pPr>
+        <w:numPr>
+          <w:ilvl w:val="0"/>
+          <w:numId w:val="22"/>
+        </w:numPr>
+      </w:pPr>
+      <w:r>
+        <w:t>Create a new Blazor Web App using the project creation wizard.</w:t>
+      </w:r>
+    </w:p>
+    <w:p>
+      <w:pPr>
+        <w:numPr>
+          <w:ilvl w:val="0"/>
+          <w:numId w:val="22"/>
+        </w:numPr>
+      </w:pPr>
+      <w:r>
+        <w:t xml:space="preserve">Select either the Interactive </w:t>
+      </w:r>
+      <w:proofErr w:type="spellStart"/>
+      <w:r>
+        <w:t>WebAssembly</w:t>
+      </w:r>
+      <w:proofErr w:type="spellEnd"/>
+      <w:r>
+        <w:t xml:space="preserve"> or Auto interactive render mode.</w:t>
+      </w:r>
+    </w:p>
+    <w:p>
+      <w:pPr>
+        <w:numPr>
+          <w:ilvl w:val="0"/>
+          <w:numId w:val="22"/>
+        </w:numPr>
+      </w:pPr>
+      <w:r>
+        <w:t>Enable Container Support directly within the creation dialog (or right-click the server project after creation and add container support).</w:t>
+      </w:r>
+    </w:p>
+    <w:p>
+      <w:pPr>
+        <w:numPr>
+          <w:ilvl w:val="0"/>
+          <w:numId w:val="22"/>
+        </w:numPr>
+      </w:pPr>
+      <w:r>
+        <w:t>Create the project.</w:t>
+      </w:r>
+    </w:p>
+    <w:p>
+      <w:pPr>
+        <w:numPr>
+          <w:ilvl w:val="0"/>
+          <w:numId w:val="22"/>
+        </w:numPr>
+      </w:pPr>
+      <w:r>
+        <w:t>Open a command prompt and navigate to the server project directory.</w:t>
+      </w:r>
+    </w:p>
+    <w:p>
+      <w:pPr>
+        <w:numPr>
+          <w:ilvl w:val="0"/>
+          <w:numId w:val="22"/>
+        </w:numPr>
+      </w:pPr>
+      <w:r>
+        <w:t>Run the following command to generate the Docker image:</w:t>
+      </w:r>
+      <w:r>
+        <w:br/>
+        <w:t>docker build -t interactive-</w:t>
+      </w:r>
+      <w:proofErr w:type="spellStart"/>
+      <w:proofErr w:type="gramStart"/>
+      <w:r>
+        <w:t>webassembly</w:t>
+      </w:r>
+      <w:proofErr w:type="spellEnd"/>
+      <w:r>
+        <w:t xml:space="preserve"> .</w:t>
+      </w:r>
+      <w:proofErr w:type="gramEnd"/>
     </w:p>
     <w:p>
       <w:pPr>
@@ -4495,306 +5897,32 @@
           <w:b/>
           <w:bCs/>
         </w:rPr>
-        <w:br/>
-      </w:r>
+        <w:t xml:space="preserve"> </w:t>
+      </w:r>
+    </w:p>
+    <w:p>
       <w:r>
         <w:rPr>
           <w:b/>
           <w:bCs/>
         </w:rPr>
-        <w:t>Popup error during Blazor Web App creation (WASM/Auto) with Container Support</w:t>
-      </w:r>
+        <w:t xml:space="preserve">Interactive </w:t>
+      </w:r>
+      <w:proofErr w:type="spellStart"/>
+      <w:r>
+        <w:rPr>
+          <w:b/>
+          <w:bCs/>
+        </w:rPr>
+        <w:t>WebAssembly</w:t>
+      </w:r>
+      <w:proofErr w:type="spellEnd"/>
       <w:r>
         <w:rPr>
           <w:b/>
           <w:bCs/>
         </w:rPr>
         <w:t xml:space="preserve">: </w:t>
-      </w:r>
-      <w:hyperlink r:id="rId28" w:history="1">
-        <w:r>
-          <w:rPr>
-            <w:rStyle w:val="Hyperlink"/>
-          </w:rPr>
-          <w:t>BlazorWebApp-ContainerSupport-Validation/Evidence/ContainerSupport-On-CreationDialog/blazor-creation-dialog.zip at main · BharatRamsf3693/BlazorWebApp-ContainerSupport-Validation</w:t>
-        </w:r>
-      </w:hyperlink>
-    </w:p>
-    <w:p>
-      <w:pPr>
-        <w:rPr>
-          <w:b/>
-          <w:bCs/>
-        </w:rPr>
-      </w:pPr>
-      <w:r>
-        <w:rPr>
-          <w:b/>
-          <w:bCs/>
-        </w:rPr>
-        <w:br/>
-      </w:r>
-      <w:r>
-        <w:rPr>
-          <w:b/>
-          <w:bCs/>
-        </w:rPr>
-        <w:t>The Unnecessary Dockerfile</w:t>
-      </w:r>
-      <w:r>
-        <w:rPr>
-          <w:b/>
-          <w:bCs/>
-        </w:rPr>
-        <w:t xml:space="preserve">: </w:t>
-      </w:r>
-      <w:r>
-        <w:rPr>
-          <w:b/>
-          <w:bCs/>
-        </w:rPr>
-        <w:br/>
-        <w:t xml:space="preserve">Interactive WebAssembly: </w:t>
-      </w:r>
-      <w:hyperlink r:id="rId29" w:history="1">
-        <w:r>
-          <w:rPr>
-            <w:rStyle w:val="Hyperlink"/>
-          </w:rPr>
-          <w:t xml:space="preserve">BlazorWebApp-ContainerSupport-Validation/ContainerSupport-On-CreationDialog/InteractiveWebAssembly/InteractiveWebAssembly.Client/Dockerfile at </w:t>
-        </w:r>
-        <w:r>
-          <w:rPr>
-            <w:rStyle w:val="Hyperlink"/>
-          </w:rPr>
-          <w:lastRenderedPageBreak/>
-          <w:t>main · BharatRamsf3693/BlazorWebApp-ContainerSupport-Validation</w:t>
-        </w:r>
-      </w:hyperlink>
-      <w:r>
-        <w:rPr>
-          <w:b/>
-          <w:bCs/>
-        </w:rPr>
-        <w:br/>
-      </w:r>
-    </w:p>
-    <w:p>
-      <w:pPr>
-        <w:rPr>
-          <w:b/>
-          <w:bCs/>
-        </w:rPr>
-      </w:pPr>
-      <w:r>
-        <w:rPr>
-          <w:b/>
-          <w:bCs/>
-        </w:rPr>
-        <w:t xml:space="preserve">Interactive Auto: </w:t>
-      </w:r>
-      <w:hyperlink r:id="rId30" w:history="1">
-        <w:r>
-          <w:rPr>
-            <w:rStyle w:val="Hyperlink"/>
-          </w:rPr>
-          <w:t>BlazorWebApp-ContainerSupport-Validation/ContainerSupport-On-CreationDialog/InteractiveAuto/InteractiveAuto.Client/Dockerfile at main · BharatRamsf3693/BlazorWebApp-ContainerSupport-Validation</w:t>
-        </w:r>
-      </w:hyperlink>
-      <w:r>
-        <w:br/>
-      </w:r>
-      <w:r>
-        <w:br/>
-      </w:r>
-      <w:r>
-        <w:rPr>
-          <w:b/>
-          <w:bCs/>
-        </w:rPr>
-        <w:t>Observation:</w:t>
-      </w:r>
-      <w:r>
-        <w:rPr>
-          <w:b/>
-          <w:bCs/>
-        </w:rPr>
-        <w:br/>
-      </w:r>
-      <w:r>
-        <w:rPr>
-          <w:b/>
-          <w:bCs/>
-        </w:rPr>
-        <w:t>Short Summary</w:t>
-      </w:r>
-    </w:p>
-    <w:p>
-      <w:r>
-        <w:t>This issue occurs in both Interactive WebAssembly and Auto interactive render modes. The Docker image fails to generate when running the build command directly within the server project directory:</w:t>
-      </w:r>
-    </w:p>
-    <w:p>
-      <w:r>
-        <w:t>docker build -t interactive-webassembly .</w:t>
-      </w:r>
-    </w:p>
-    <w:p>
-      <w:r>
-        <w:t>However, the image generates successfully when the command is run from the solution folder using the -f flag:</w:t>
-      </w:r>
-    </w:p>
-    <w:p>
-      <w:r>
-        <w:t>docker build -f InteractiveWebAssembly/Dockerfile -t interactive-webassembly .</w:t>
-      </w:r>
-    </w:p>
-    <w:p>
-      <w:pPr>
-        <w:rPr>
-          <w:b/>
-          <w:bCs/>
-        </w:rPr>
-      </w:pPr>
-      <w:r>
-        <w:rPr>
-          <w:b/>
-          <w:bCs/>
-        </w:rPr>
-        <w:t>What Happened</w:t>
-      </w:r>
-    </w:p>
-    <w:p>
-      <w:r>
-        <w:t>When attempting to build the Docker image from inside the server project directory, the docker build command failed with a context or file path error. This occurs because the generated Dockerfile expects the build context to be the root solution folder, meaning it cannot locate the necessary project dependencies or reference files when executed from the subdirectory.</w:t>
-      </w:r>
-    </w:p>
-    <w:p>
-      <w:pPr>
-        <w:rPr>
-          <w:b/>
-          <w:bCs/>
-        </w:rPr>
-      </w:pPr>
-      <w:r>
-        <w:rPr>
-          <w:b/>
-          <w:bCs/>
-        </w:rPr>
-        <w:t>Steps to Reproduce</w:t>
-      </w:r>
-    </w:p>
-    <w:p>
-      <w:pPr>
-        <w:numPr>
-          <w:ilvl w:val="0"/>
-          <w:numId w:val="22"/>
-        </w:numPr>
-      </w:pPr>
-      <w:r>
-        <w:t>Open Visual Studio 2026 Insider.</w:t>
-      </w:r>
-    </w:p>
-    <w:p>
-      <w:pPr>
-        <w:numPr>
-          <w:ilvl w:val="0"/>
-          <w:numId w:val="22"/>
-        </w:numPr>
-      </w:pPr>
-      <w:r>
-        <w:t>Create a new Blazor Web App using the project creation wizard.</w:t>
-      </w:r>
-    </w:p>
-    <w:p>
-      <w:pPr>
-        <w:numPr>
-          <w:ilvl w:val="0"/>
-          <w:numId w:val="22"/>
-        </w:numPr>
-      </w:pPr>
-      <w:r>
-        <w:t>Select either the Interactive WebAssembly or Auto interactive render mode.</w:t>
-      </w:r>
-    </w:p>
-    <w:p>
-      <w:pPr>
-        <w:numPr>
-          <w:ilvl w:val="0"/>
-          <w:numId w:val="22"/>
-        </w:numPr>
-      </w:pPr>
-      <w:r>
-        <w:t>Enable Container Support directly within the creation dialog (or right-click the server project after creation and add container support).</w:t>
-      </w:r>
-    </w:p>
-    <w:p>
-      <w:pPr>
-        <w:numPr>
-          <w:ilvl w:val="0"/>
-          <w:numId w:val="22"/>
-        </w:numPr>
-      </w:pPr>
-      <w:r>
-        <w:t>Create the project.</w:t>
-      </w:r>
-    </w:p>
-    <w:p>
-      <w:pPr>
-        <w:numPr>
-          <w:ilvl w:val="0"/>
-          <w:numId w:val="22"/>
-        </w:numPr>
-      </w:pPr>
-      <w:r>
-        <w:t>Open a command prompt and navigate to the server project directory.</w:t>
-      </w:r>
-    </w:p>
-    <w:p>
-      <w:pPr>
-        <w:numPr>
-          <w:ilvl w:val="0"/>
-          <w:numId w:val="22"/>
-        </w:numPr>
-      </w:pPr>
-      <w:r>
-        <w:t>Run the following command to generate the Docker image:</w:t>
-      </w:r>
-      <w:r>
-        <w:br/>
-        <w:t>docker build -t interactive-webassembly .</w:t>
-      </w:r>
-    </w:p>
-    <w:p>
-      <w:pPr>
-        <w:rPr>
-          <w:b/>
-          <w:bCs/>
-        </w:rPr>
-      </w:pPr>
-      <w:r>
-        <w:rPr>
-          <w:b/>
-          <w:bCs/>
-        </w:rPr>
-        <w:lastRenderedPageBreak/>
-        <w:t>Evidence:</w:t>
-      </w:r>
-      <w:r>
-        <w:rPr>
-          <w:b/>
-          <w:bCs/>
-        </w:rPr>
-        <w:t xml:space="preserve"> </w:t>
-      </w:r>
-    </w:p>
-    <w:p>
-      <w:r>
-        <w:rPr>
-          <w:b/>
-          <w:bCs/>
-        </w:rPr>
-        <w:t xml:space="preserve">Interactive WebAssembly: </w:t>
       </w:r>
       <w:hyperlink r:id="rId31" w:history="1">
         <w:r>
@@ -5446,6 +6574,119 @@
     </w:lvl>
   </w:abstractNum>
   <w:abstractNum w:abstractNumId="4" w15:restartNumberingAfterBreak="0">
+    <w:nsid w:val="144F3D9C"/>
+    <w:multiLevelType w:val="multilevel"/>
+    <w:tmpl w:val="8BD043CC"/>
+    <w:lvl w:ilvl="0">
+      <w:start w:val="1"/>
+      <w:numFmt w:val="decimal"/>
+      <w:lvlText w:val="%1."/>
+      <w:lvlJc w:val="left"/>
+      <w:pPr>
+        <w:tabs>
+          <w:tab w:val="num" w:pos="720"/>
+        </w:tabs>
+        <w:ind w:left="720" w:hanging="360"/>
+      </w:pPr>
+    </w:lvl>
+    <w:lvl w:ilvl="1" w:tentative="1">
+      <w:start w:val="1"/>
+      <w:numFmt w:val="decimal"/>
+      <w:lvlText w:val="%2."/>
+      <w:lvlJc w:val="left"/>
+      <w:pPr>
+        <w:tabs>
+          <w:tab w:val="num" w:pos="1440"/>
+        </w:tabs>
+        <w:ind w:left="1440" w:hanging="360"/>
+      </w:pPr>
+    </w:lvl>
+    <w:lvl w:ilvl="2" w:tentative="1">
+      <w:start w:val="1"/>
+      <w:numFmt w:val="decimal"/>
+      <w:lvlText w:val="%3."/>
+      <w:lvlJc w:val="left"/>
+      <w:pPr>
+        <w:tabs>
+          <w:tab w:val="num" w:pos="2160"/>
+        </w:tabs>
+        <w:ind w:left="2160" w:hanging="360"/>
+      </w:pPr>
+    </w:lvl>
+    <w:lvl w:ilvl="3" w:tentative="1">
+      <w:start w:val="1"/>
+      <w:numFmt w:val="decimal"/>
+      <w:lvlText w:val="%4."/>
+      <w:lvlJc w:val="left"/>
+      <w:pPr>
+        <w:tabs>
+          <w:tab w:val="num" w:pos="2880"/>
+        </w:tabs>
+        <w:ind w:left="2880" w:hanging="360"/>
+      </w:pPr>
+    </w:lvl>
+    <w:lvl w:ilvl="4" w:tentative="1">
+      <w:start w:val="1"/>
+      <w:numFmt w:val="decimal"/>
+      <w:lvlText w:val="%5."/>
+      <w:lvlJc w:val="left"/>
+      <w:pPr>
+        <w:tabs>
+          <w:tab w:val="num" w:pos="3600"/>
+        </w:tabs>
+        <w:ind w:left="3600" w:hanging="360"/>
+      </w:pPr>
+    </w:lvl>
+    <w:lvl w:ilvl="5" w:tentative="1">
+      <w:start w:val="1"/>
+      <w:numFmt w:val="decimal"/>
+      <w:lvlText w:val="%6."/>
+      <w:lvlJc w:val="left"/>
+      <w:pPr>
+        <w:tabs>
+          <w:tab w:val="num" w:pos="4320"/>
+        </w:tabs>
+        <w:ind w:left="4320" w:hanging="360"/>
+      </w:pPr>
+    </w:lvl>
+    <w:lvl w:ilvl="6" w:tentative="1">
+      <w:start w:val="1"/>
+      <w:numFmt w:val="decimal"/>
+      <w:lvlText w:val="%7."/>
+      <w:lvlJc w:val="left"/>
+      <w:pPr>
+        <w:tabs>
+          <w:tab w:val="num" w:pos="5040"/>
+        </w:tabs>
+        <w:ind w:left="5040" w:hanging="360"/>
+      </w:pPr>
+    </w:lvl>
+    <w:lvl w:ilvl="7" w:tentative="1">
+      <w:start w:val="1"/>
+      <w:numFmt w:val="decimal"/>
+      <w:lvlText w:val="%8."/>
+      <w:lvlJc w:val="left"/>
+      <w:pPr>
+        <w:tabs>
+          <w:tab w:val="num" w:pos="5760"/>
+        </w:tabs>
+        <w:ind w:left="5760" w:hanging="360"/>
+      </w:pPr>
+    </w:lvl>
+    <w:lvl w:ilvl="8" w:tentative="1">
+      <w:start w:val="1"/>
+      <w:numFmt w:val="decimal"/>
+      <w:lvlText w:val="%9."/>
+      <w:lvlJc w:val="left"/>
+      <w:pPr>
+        <w:tabs>
+          <w:tab w:val="num" w:pos="6480"/>
+        </w:tabs>
+        <w:ind w:left="6480" w:hanging="360"/>
+      </w:pPr>
+    </w:lvl>
+  </w:abstractNum>
+  <w:abstractNum w:abstractNumId="5" w15:restartNumberingAfterBreak="0">
     <w:nsid w:val="1AB54D29"/>
     <w:multiLevelType w:val="multilevel"/>
     <w:tmpl w:val="A1721EBC"/>
@@ -5594,7 +6835,7 @@
       </w:rPr>
     </w:lvl>
   </w:abstractNum>
-  <w:abstractNum w:abstractNumId="5" w15:restartNumberingAfterBreak="0">
+  <w:abstractNum w:abstractNumId="6" w15:restartNumberingAfterBreak="0">
     <w:nsid w:val="1BB9498D"/>
     <w:multiLevelType w:val="multilevel"/>
     <w:tmpl w:val="D354B5DC"/>
@@ -5743,7 +6984,7 @@
       </w:rPr>
     </w:lvl>
   </w:abstractNum>
-  <w:abstractNum w:abstractNumId="6" w15:restartNumberingAfterBreak="0">
+  <w:abstractNum w:abstractNumId="7" w15:restartNumberingAfterBreak="0">
     <w:nsid w:val="24D2501C"/>
     <w:multiLevelType w:val="multilevel"/>
     <w:tmpl w:val="00423356"/>
@@ -5892,7 +7133,7 @@
       </w:rPr>
     </w:lvl>
   </w:abstractNum>
-  <w:abstractNum w:abstractNumId="7" w15:restartNumberingAfterBreak="0">
+  <w:abstractNum w:abstractNumId="8" w15:restartNumberingAfterBreak="0">
     <w:nsid w:val="27093A3C"/>
     <w:multiLevelType w:val="multilevel"/>
     <w:tmpl w:val="C4684DB8"/>
@@ -6005,7 +7246,7 @@
       </w:pPr>
     </w:lvl>
   </w:abstractNum>
-  <w:abstractNum w:abstractNumId="8" w15:restartNumberingAfterBreak="0">
+  <w:abstractNum w:abstractNumId="9" w15:restartNumberingAfterBreak="0">
     <w:nsid w:val="272B4A8B"/>
     <w:multiLevelType w:val="multilevel"/>
     <w:tmpl w:val="1124D026"/>
@@ -6154,7 +7395,7 @@
       </w:rPr>
     </w:lvl>
   </w:abstractNum>
-  <w:abstractNum w:abstractNumId="9" w15:restartNumberingAfterBreak="0">
+  <w:abstractNum w:abstractNumId="10" w15:restartNumberingAfterBreak="0">
     <w:nsid w:val="2F9526A2"/>
     <w:multiLevelType w:val="multilevel"/>
     <w:tmpl w:val="A052F04C"/>
@@ -6267,7 +7508,7 @@
       </w:pPr>
     </w:lvl>
   </w:abstractNum>
-  <w:abstractNum w:abstractNumId="10" w15:restartNumberingAfterBreak="0">
+  <w:abstractNum w:abstractNumId="11" w15:restartNumberingAfterBreak="0">
     <w:nsid w:val="36C904A5"/>
     <w:multiLevelType w:val="multilevel"/>
     <w:tmpl w:val="AED0EE7A"/>
@@ -6416,7 +7657,7 @@
       </w:rPr>
     </w:lvl>
   </w:abstractNum>
-  <w:abstractNum w:abstractNumId="11" w15:restartNumberingAfterBreak="0">
+  <w:abstractNum w:abstractNumId="12" w15:restartNumberingAfterBreak="0">
     <w:nsid w:val="39507504"/>
     <w:multiLevelType w:val="multilevel"/>
     <w:tmpl w:val="DD94F910"/>
@@ -6565,7 +7806,7 @@
       </w:rPr>
     </w:lvl>
   </w:abstractNum>
-  <w:abstractNum w:abstractNumId="12" w15:restartNumberingAfterBreak="0">
+  <w:abstractNum w:abstractNumId="13" w15:restartNumberingAfterBreak="0">
     <w:nsid w:val="46CF3200"/>
     <w:multiLevelType w:val="multilevel"/>
     <w:tmpl w:val="F2EC131A"/>
@@ -6714,7 +7955,7 @@
       </w:rPr>
     </w:lvl>
   </w:abstractNum>
-  <w:abstractNum w:abstractNumId="13" w15:restartNumberingAfterBreak="0">
+  <w:abstractNum w:abstractNumId="14" w15:restartNumberingAfterBreak="0">
     <w:nsid w:val="58602A1D"/>
     <w:multiLevelType w:val="multilevel"/>
     <w:tmpl w:val="AFC0CA20"/>
@@ -6863,7 +8104,7 @@
       </w:rPr>
     </w:lvl>
   </w:abstractNum>
-  <w:abstractNum w:abstractNumId="14" w15:restartNumberingAfterBreak="0">
+  <w:abstractNum w:abstractNumId="15" w15:restartNumberingAfterBreak="0">
     <w:nsid w:val="586F5985"/>
     <w:multiLevelType w:val="multilevel"/>
     <w:tmpl w:val="1E3A1C92"/>
@@ -6976,7 +8217,7 @@
       </w:pPr>
     </w:lvl>
   </w:abstractNum>
-  <w:abstractNum w:abstractNumId="15" w15:restartNumberingAfterBreak="0">
+  <w:abstractNum w:abstractNumId="16" w15:restartNumberingAfterBreak="0">
     <w:nsid w:val="5D4B4817"/>
     <w:multiLevelType w:val="multilevel"/>
     <w:tmpl w:val="DA78E94A"/>
@@ -7125,7 +8366,7 @@
       </w:rPr>
     </w:lvl>
   </w:abstractNum>
-  <w:abstractNum w:abstractNumId="16" w15:restartNumberingAfterBreak="0">
+  <w:abstractNum w:abstractNumId="17" w15:restartNumberingAfterBreak="0">
     <w:nsid w:val="5DC21EB9"/>
     <w:multiLevelType w:val="multilevel"/>
     <w:tmpl w:val="B94054CE"/>
@@ -7238,7 +8479,7 @@
       </w:pPr>
     </w:lvl>
   </w:abstractNum>
-  <w:abstractNum w:abstractNumId="17" w15:restartNumberingAfterBreak="0">
+  <w:abstractNum w:abstractNumId="18" w15:restartNumberingAfterBreak="0">
     <w:nsid w:val="5DDC0C44"/>
     <w:multiLevelType w:val="multilevel"/>
     <w:tmpl w:val="9AA88A3C"/>
@@ -7387,7 +8628,7 @@
       </w:rPr>
     </w:lvl>
   </w:abstractNum>
-  <w:abstractNum w:abstractNumId="18" w15:restartNumberingAfterBreak="0">
+  <w:abstractNum w:abstractNumId="19" w15:restartNumberingAfterBreak="0">
     <w:nsid w:val="60846F9C"/>
     <w:multiLevelType w:val="multilevel"/>
     <w:tmpl w:val="F3E096E0"/>
@@ -7500,7 +8741,7 @@
       </w:pPr>
     </w:lvl>
   </w:abstractNum>
-  <w:abstractNum w:abstractNumId="19" w15:restartNumberingAfterBreak="0">
+  <w:abstractNum w:abstractNumId="20" w15:restartNumberingAfterBreak="0">
     <w:nsid w:val="62081105"/>
     <w:multiLevelType w:val="multilevel"/>
     <w:tmpl w:val="385A2A5A"/>
@@ -7649,7 +8890,156 @@
       </w:rPr>
     </w:lvl>
   </w:abstractNum>
-  <w:abstractNum w:abstractNumId="20" w15:restartNumberingAfterBreak="0">
+  <w:abstractNum w:abstractNumId="21" w15:restartNumberingAfterBreak="0">
+    <w:nsid w:val="62C9791A"/>
+    <w:multiLevelType w:val="multilevel"/>
+    <w:tmpl w:val="50461664"/>
+    <w:lvl w:ilvl="0">
+      <w:start w:val="1"/>
+      <w:numFmt w:val="bullet"/>
+      <w:lvlText w:val=""/>
+      <w:lvlJc w:val="left"/>
+      <w:pPr>
+        <w:tabs>
+          <w:tab w:val="num" w:pos="720"/>
+        </w:tabs>
+        <w:ind w:left="720" w:hanging="360"/>
+      </w:pPr>
+      <w:rPr>
+        <w:rFonts w:ascii="Symbol" w:hAnsi="Symbol" w:hint="default"/>
+        <w:sz w:val="20"/>
+      </w:rPr>
+    </w:lvl>
+    <w:lvl w:ilvl="1" w:tentative="1">
+      <w:start w:val="1"/>
+      <w:numFmt w:val="bullet"/>
+      <w:lvlText w:val=""/>
+      <w:lvlJc w:val="left"/>
+      <w:pPr>
+        <w:tabs>
+          <w:tab w:val="num" w:pos="1440"/>
+        </w:tabs>
+        <w:ind w:left="1440" w:hanging="360"/>
+      </w:pPr>
+      <w:rPr>
+        <w:rFonts w:ascii="Symbol" w:hAnsi="Symbol" w:hint="default"/>
+        <w:sz w:val="20"/>
+      </w:rPr>
+    </w:lvl>
+    <w:lvl w:ilvl="2" w:tentative="1">
+      <w:start w:val="1"/>
+      <w:numFmt w:val="bullet"/>
+      <w:lvlText w:val=""/>
+      <w:lvlJc w:val="left"/>
+      <w:pPr>
+        <w:tabs>
+          <w:tab w:val="num" w:pos="2160"/>
+        </w:tabs>
+        <w:ind w:left="2160" w:hanging="360"/>
+      </w:pPr>
+      <w:rPr>
+        <w:rFonts w:ascii="Symbol" w:hAnsi="Symbol" w:hint="default"/>
+        <w:sz w:val="20"/>
+      </w:rPr>
+    </w:lvl>
+    <w:lvl w:ilvl="3" w:tentative="1">
+      <w:start w:val="1"/>
+      <w:numFmt w:val="bullet"/>
+      <w:lvlText w:val=""/>
+      <w:lvlJc w:val="left"/>
+      <w:pPr>
+        <w:tabs>
+          <w:tab w:val="num" w:pos="2880"/>
+        </w:tabs>
+        <w:ind w:left="2880" w:hanging="360"/>
+      </w:pPr>
+      <w:rPr>
+        <w:rFonts w:ascii="Symbol" w:hAnsi="Symbol" w:hint="default"/>
+        <w:sz w:val="20"/>
+      </w:rPr>
+    </w:lvl>
+    <w:lvl w:ilvl="4" w:tentative="1">
+      <w:start w:val="1"/>
+      <w:numFmt w:val="bullet"/>
+      <w:lvlText w:val=""/>
+      <w:lvlJc w:val="left"/>
+      <w:pPr>
+        <w:tabs>
+          <w:tab w:val="num" w:pos="3600"/>
+        </w:tabs>
+        <w:ind w:left="3600" w:hanging="360"/>
+      </w:pPr>
+      <w:rPr>
+        <w:rFonts w:ascii="Symbol" w:hAnsi="Symbol" w:hint="default"/>
+        <w:sz w:val="20"/>
+      </w:rPr>
+    </w:lvl>
+    <w:lvl w:ilvl="5" w:tentative="1">
+      <w:start w:val="1"/>
+      <w:numFmt w:val="bullet"/>
+      <w:lvlText w:val=""/>
+      <w:lvlJc w:val="left"/>
+      <w:pPr>
+        <w:tabs>
+          <w:tab w:val="num" w:pos="4320"/>
+        </w:tabs>
+        <w:ind w:left="4320" w:hanging="360"/>
+      </w:pPr>
+      <w:rPr>
+        <w:rFonts w:ascii="Symbol" w:hAnsi="Symbol" w:hint="default"/>
+        <w:sz w:val="20"/>
+      </w:rPr>
+    </w:lvl>
+    <w:lvl w:ilvl="6" w:tentative="1">
+      <w:start w:val="1"/>
+      <w:numFmt w:val="bullet"/>
+      <w:lvlText w:val=""/>
+      <w:lvlJc w:val="left"/>
+      <w:pPr>
+        <w:tabs>
+          <w:tab w:val="num" w:pos="5040"/>
+        </w:tabs>
+        <w:ind w:left="5040" w:hanging="360"/>
+      </w:pPr>
+      <w:rPr>
+        <w:rFonts w:ascii="Symbol" w:hAnsi="Symbol" w:hint="default"/>
+        <w:sz w:val="20"/>
+      </w:rPr>
+    </w:lvl>
+    <w:lvl w:ilvl="7" w:tentative="1">
+      <w:start w:val="1"/>
+      <w:numFmt w:val="bullet"/>
+      <w:lvlText w:val=""/>
+      <w:lvlJc w:val="left"/>
+      <w:pPr>
+        <w:tabs>
+          <w:tab w:val="num" w:pos="5760"/>
+        </w:tabs>
+        <w:ind w:left="5760" w:hanging="360"/>
+      </w:pPr>
+      <w:rPr>
+        <w:rFonts w:ascii="Symbol" w:hAnsi="Symbol" w:hint="default"/>
+        <w:sz w:val="20"/>
+      </w:rPr>
+    </w:lvl>
+    <w:lvl w:ilvl="8" w:tentative="1">
+      <w:start w:val="1"/>
+      <w:numFmt w:val="bullet"/>
+      <w:lvlText w:val=""/>
+      <w:lvlJc w:val="left"/>
+      <w:pPr>
+        <w:tabs>
+          <w:tab w:val="num" w:pos="6480"/>
+        </w:tabs>
+        <w:ind w:left="6480" w:hanging="360"/>
+      </w:pPr>
+      <w:rPr>
+        <w:rFonts w:ascii="Symbol" w:hAnsi="Symbol" w:hint="default"/>
+        <w:sz w:val="20"/>
+      </w:rPr>
+    </w:lvl>
+  </w:abstractNum>
+  <w:abstractNum w:abstractNumId="22" w15:restartNumberingAfterBreak="0">
     <w:nsid w:val="64694DB7"/>
     <w:multiLevelType w:val="multilevel"/>
     <w:tmpl w:val="34AC16C4"/>
@@ -7762,7 +9152,7 @@
       </w:pPr>
     </w:lvl>
   </w:abstractNum>
-  <w:abstractNum w:abstractNumId="21" w15:restartNumberingAfterBreak="0">
+  <w:abstractNum w:abstractNumId="23" w15:restartNumberingAfterBreak="0">
     <w:nsid w:val="78AF2F88"/>
     <w:multiLevelType w:val="multilevel"/>
     <w:tmpl w:val="810AFA86"/>
@@ -7909,22 +9299,135 @@
         <w:rFonts w:ascii="Symbol" w:hAnsi="Symbol" w:hint="default"/>
         <w:sz w:val="20"/>
       </w:rPr>
+    </w:lvl>
+  </w:abstractNum>
+  <w:abstractNum w:abstractNumId="24" w15:restartNumberingAfterBreak="0">
+    <w:nsid w:val="79EA482F"/>
+    <w:multiLevelType w:val="multilevel"/>
+    <w:tmpl w:val="D7CEBC4A"/>
+    <w:lvl w:ilvl="0">
+      <w:start w:val="1"/>
+      <w:numFmt w:val="decimal"/>
+      <w:lvlText w:val="%1."/>
+      <w:lvlJc w:val="left"/>
+      <w:pPr>
+        <w:tabs>
+          <w:tab w:val="num" w:pos="720"/>
+        </w:tabs>
+        <w:ind w:left="720" w:hanging="360"/>
+      </w:pPr>
+    </w:lvl>
+    <w:lvl w:ilvl="1" w:tentative="1">
+      <w:start w:val="1"/>
+      <w:numFmt w:val="decimal"/>
+      <w:lvlText w:val="%2."/>
+      <w:lvlJc w:val="left"/>
+      <w:pPr>
+        <w:tabs>
+          <w:tab w:val="num" w:pos="1440"/>
+        </w:tabs>
+        <w:ind w:left="1440" w:hanging="360"/>
+      </w:pPr>
+    </w:lvl>
+    <w:lvl w:ilvl="2" w:tentative="1">
+      <w:start w:val="1"/>
+      <w:numFmt w:val="decimal"/>
+      <w:lvlText w:val="%3."/>
+      <w:lvlJc w:val="left"/>
+      <w:pPr>
+        <w:tabs>
+          <w:tab w:val="num" w:pos="2160"/>
+        </w:tabs>
+        <w:ind w:left="2160" w:hanging="360"/>
+      </w:pPr>
+    </w:lvl>
+    <w:lvl w:ilvl="3" w:tentative="1">
+      <w:start w:val="1"/>
+      <w:numFmt w:val="decimal"/>
+      <w:lvlText w:val="%4."/>
+      <w:lvlJc w:val="left"/>
+      <w:pPr>
+        <w:tabs>
+          <w:tab w:val="num" w:pos="2880"/>
+        </w:tabs>
+        <w:ind w:left="2880" w:hanging="360"/>
+      </w:pPr>
+    </w:lvl>
+    <w:lvl w:ilvl="4" w:tentative="1">
+      <w:start w:val="1"/>
+      <w:numFmt w:val="decimal"/>
+      <w:lvlText w:val="%5."/>
+      <w:lvlJc w:val="left"/>
+      <w:pPr>
+        <w:tabs>
+          <w:tab w:val="num" w:pos="3600"/>
+        </w:tabs>
+        <w:ind w:left="3600" w:hanging="360"/>
+      </w:pPr>
+    </w:lvl>
+    <w:lvl w:ilvl="5" w:tentative="1">
+      <w:start w:val="1"/>
+      <w:numFmt w:val="decimal"/>
+      <w:lvlText w:val="%6."/>
+      <w:lvlJc w:val="left"/>
+      <w:pPr>
+        <w:tabs>
+          <w:tab w:val="num" w:pos="4320"/>
+        </w:tabs>
+        <w:ind w:left="4320" w:hanging="360"/>
+      </w:pPr>
+    </w:lvl>
+    <w:lvl w:ilvl="6" w:tentative="1">
+      <w:start w:val="1"/>
+      <w:numFmt w:val="decimal"/>
+      <w:lvlText w:val="%7."/>
+      <w:lvlJc w:val="left"/>
+      <w:pPr>
+        <w:tabs>
+          <w:tab w:val="num" w:pos="5040"/>
+        </w:tabs>
+        <w:ind w:left="5040" w:hanging="360"/>
+      </w:pPr>
+    </w:lvl>
+    <w:lvl w:ilvl="7" w:tentative="1">
+      <w:start w:val="1"/>
+      <w:numFmt w:val="decimal"/>
+      <w:lvlText w:val="%8."/>
+      <w:lvlJc w:val="left"/>
+      <w:pPr>
+        <w:tabs>
+          <w:tab w:val="num" w:pos="5760"/>
+        </w:tabs>
+        <w:ind w:left="5760" w:hanging="360"/>
+      </w:pPr>
+    </w:lvl>
+    <w:lvl w:ilvl="8" w:tentative="1">
+      <w:start w:val="1"/>
+      <w:numFmt w:val="decimal"/>
+      <w:lvlText w:val="%9."/>
+      <w:lvlJc w:val="left"/>
+      <w:pPr>
+        <w:tabs>
+          <w:tab w:val="num" w:pos="6480"/>
+        </w:tabs>
+        <w:ind w:left="6480" w:hanging="360"/>
+      </w:pPr>
     </w:lvl>
   </w:abstractNum>
   <w:num w:numId="1" w16cid:durableId="485244036">
     <w:abstractNumId w:val="1"/>
   </w:num>
   <w:num w:numId="2" w16cid:durableId="1384868946">
-    <w:abstractNumId w:val="21"/>
+    <w:abstractNumId w:val="23"/>
   </w:num>
   <w:num w:numId="3" w16cid:durableId="654647873">
     <w:abstractNumId w:val="0"/>
   </w:num>
   <w:num w:numId="4" w16cid:durableId="519512928">
-    <w:abstractNumId w:val="19"/>
+    <w:abstractNumId w:val="20"/>
   </w:num>
   <w:num w:numId="5" w16cid:durableId="713388415">
-    <w:abstractNumId w:val="4"/>
+    <w:abstractNumId w:val="5"/>
   </w:num>
   <w:num w:numId="6" w16cid:durableId="41878528">
     <w:abstractNumId w:val="3"/>
@@ -7933,67 +9436,82 @@
     <w:abstractNumId w:val="2"/>
   </w:num>
   <w:num w:numId="8" w16cid:durableId="1779718128">
+    <w:abstractNumId w:val="7"/>
+  </w:num>
+  <w:num w:numId="9" w16cid:durableId="472873069">
     <w:abstractNumId w:val="6"/>
   </w:num>
-  <w:num w:numId="9" w16cid:durableId="472873069">
-    <w:abstractNumId w:val="5"/>
-  </w:num>
   <w:num w:numId="10" w16cid:durableId="150676987">
-    <w:abstractNumId w:val="12"/>
+    <w:abstractNumId w:val="13"/>
   </w:num>
   <w:num w:numId="11" w16cid:durableId="1555699914">
-    <w:abstractNumId w:val="13"/>
+    <w:abstractNumId w:val="14"/>
   </w:num>
   <w:num w:numId="12" w16cid:durableId="1609777414">
-    <w:abstractNumId w:val="8"/>
+    <w:abstractNumId w:val="9"/>
   </w:num>
   <w:num w:numId="13" w16cid:durableId="1101224590">
-    <w:abstractNumId w:val="10"/>
+    <w:abstractNumId w:val="11"/>
   </w:num>
   <w:num w:numId="14" w16cid:durableId="607783910">
-    <w:abstractNumId w:val="7"/>
+    <w:abstractNumId w:val="8"/>
     <w:lvlOverride w:ilvl="0">
       <w:startOverride w:val="1"/>
     </w:lvlOverride>
   </w:num>
   <w:num w:numId="15" w16cid:durableId="142820254">
-    <w:abstractNumId w:val="9"/>
+    <w:abstractNumId w:val="10"/>
     <w:lvlOverride w:ilvl="0">
       <w:startOverride w:val="6"/>
     </w:lvlOverride>
   </w:num>
   <w:num w:numId="16" w16cid:durableId="986664105">
-    <w:abstractNumId w:val="18"/>
+    <w:abstractNumId w:val="19"/>
     <w:lvlOverride w:ilvl="0">
       <w:startOverride w:val="1"/>
     </w:lvlOverride>
   </w:num>
   <w:num w:numId="17" w16cid:durableId="1045567947">
-    <w:abstractNumId w:val="15"/>
+    <w:abstractNumId w:val="16"/>
   </w:num>
   <w:num w:numId="18" w16cid:durableId="1302155164">
-    <w:abstractNumId w:val="11"/>
+    <w:abstractNumId w:val="12"/>
   </w:num>
   <w:num w:numId="19" w16cid:durableId="1328248091">
-    <w:abstractNumId w:val="17"/>
+    <w:abstractNumId w:val="18"/>
   </w:num>
   <w:num w:numId="20" w16cid:durableId="1875800449">
-    <w:abstractNumId w:val="16"/>
+    <w:abstractNumId w:val="17"/>
     <w:lvlOverride w:ilvl="0">
       <w:startOverride w:val="1"/>
     </w:lvlOverride>
   </w:num>
   <w:num w:numId="21" w16cid:durableId="132911733">
-    <w:abstractNumId w:val="14"/>
+    <w:abstractNumId w:val="15"/>
     <w:lvlOverride w:ilvl="0">
       <w:startOverride w:val="6"/>
     </w:lvlOverride>
   </w:num>
   <w:num w:numId="22" w16cid:durableId="1176848542">
-    <w:abstractNumId w:val="20"/>
+    <w:abstractNumId w:val="22"/>
     <w:lvlOverride w:ilvl="0">
       <w:startOverride w:val="1"/>
     </w:lvlOverride>
+  </w:num>
+  <w:num w:numId="23" w16cid:durableId="1381520231">
+    <w:abstractNumId w:val="24"/>
+    <w:lvlOverride w:ilvl="0">
+      <w:startOverride w:val="1"/>
+    </w:lvlOverride>
+  </w:num>
+  <w:num w:numId="24" w16cid:durableId="1274485043">
+    <w:abstractNumId w:val="4"/>
+    <w:lvlOverride w:ilvl="0">
+      <w:startOverride w:val="1"/>
+    </w:lvlOverride>
+  </w:num>
+  <w:num w:numId="25" w16cid:durableId="532310150">
+    <w:abstractNumId w:val="21"/>
   </w:num>
 </w:numbering>
 </file>
@@ -8398,6 +9916,7 @@
   <w:style w:type="paragraph" w:default="1" w:styleId="Normal">
     <w:name w:val="Normal"/>
     <w:qFormat/>
+    <w:rsid w:val="00A55829"/>
   </w:style>
   <w:style w:type="paragraph" w:styleId="Heading1">
     <w:name w:val="heading 1"/>
@@ -8601,7 +10120,6 @@
   <w:style w:type="character" w:default="1" w:styleId="DefaultParagraphFont">
     <w:name w:val="Default Paragraph Font"/>
     <w:uiPriority w:val="1"/>
-    <w:semiHidden/>
     <w:unhideWhenUsed/>
   </w:style>
   <w:style w:type="table" w:default="1" w:styleId="TableNormal">

--- a/Evidence/BlazorWebApp-ContainerSupport-Validation.docx
+++ b/Evidence/BlazorWebApp-ContainerSupport-Validation.docx
@@ -82,13 +82,8 @@
         </w:numPr>
       </w:pPr>
       <w:r>
-        <w:t xml:space="preserve">Interactive </w:t>
-      </w:r>
-      <w:proofErr w:type="spellStart"/>
-      <w:r>
-        <w:t>WebAssembly</w:t>
-      </w:r>
-      <w:proofErr w:type="spellEnd"/>
+        <w:t>Interactive WebAssembly</w:t>
+      </w:r>
     </w:p>
     <w:p>
       <w:pPr>
@@ -168,30 +163,14 @@
           <w:rStyle w:val="inqyif"/>
           <w:rFonts w:ascii="Arial" w:hAnsi="Arial" w:cs="Arial"/>
         </w:rPr>
-        <w:t xml:space="preserve"> Verified by containerizing the application via </w:t>
-      </w:r>
-      <w:proofErr w:type="gramStart"/>
-      <w:r>
-        <w:rPr>
-          <w:rStyle w:val="inqyif"/>
-          <w:rFonts w:ascii="Arial" w:hAnsi="Arial" w:cs="Arial"/>
-        </w:rPr>
-        <w:t xml:space="preserve">the </w:t>
+        <w:t xml:space="preserve"> Verified by containerizing the application via the </w:t>
       </w:r>
       <w:r>
         <w:rPr>
           <w:rStyle w:val="Strong"/>
           <w:rFonts w:ascii="Arial" w:hAnsi="Arial" w:cs="Arial"/>
         </w:rPr>
-        <w:t>Docker</w:t>
-      </w:r>
-      <w:proofErr w:type="gramEnd"/>
-      <w:r>
-        <w:rPr>
-          <w:rStyle w:val="Strong"/>
-          <w:rFonts w:ascii="Arial" w:hAnsi="Arial" w:cs="Arial"/>
-        </w:rPr>
-        <w:t xml:space="preserve"> CLI</w:t>
+        <w:t>Docker CLI</w:t>
       </w:r>
       <w:r>
         <w:rPr>
@@ -724,15 +703,7 @@
                     <w:br/>
                   </w:r>
                   <w:r>
-                    <w:t xml:space="preserve">While creating an interactive </w:t>
-                  </w:r>
-                  <w:proofErr w:type="spellStart"/>
-                  <w:r>
-                    <w:t>WebAssembly</w:t>
-                  </w:r>
-                  <w:proofErr w:type="spellEnd"/>
-                  <w:r>
-                    <w:t xml:space="preserve"> app with container support, we faced the following issue:</w:t>
+                    <w:t>While creating an interactive WebAssembly app with container support, we faced the following issue:</w:t>
                   </w:r>
                 </w:p>
                 <w:p>
@@ -741,7 +712,7 @@
                       <w:noProof/>
                     </w:rPr>
                     <w:drawing>
-                      <wp:inline distT="0" distB="0" distL="0" distR="0" wp14:anchorId="55B94808" wp14:editId="63FF495F">
+                      <wp:inline distT="0" distB="0" distL="0" distR="0" wp14:anchorId="55B94808" wp14:editId="1CB59400">
                         <wp:extent cx="1447800" cy="584200"/>
                         <wp:effectExtent l="0" t="0" r="0" b="6350"/>
                         <wp:docPr id="1233292158" name="Picture 26"/>
@@ -874,7 +845,7 @@
                     </w:rPr>
                     <w:lastRenderedPageBreak/>
                     <w:drawing>
-                      <wp:inline distT="0" distB="0" distL="0" distR="0" wp14:anchorId="400D36D8" wp14:editId="54DAABD7">
+                      <wp:inline distT="0" distB="0" distL="0" distR="0" wp14:anchorId="400D36D8" wp14:editId="3287BEF5">
                         <wp:extent cx="1879600" cy="704850"/>
                         <wp:effectExtent l="0" t="0" r="6350" b="0"/>
                         <wp:docPr id="1143665754" name="Picture 25"/>
@@ -956,35 +927,7 @@
                 <w:rPr>
                   <w:rStyle w:val="Hyperlink"/>
                 </w:rPr>
-                <w:t>BlazorWebApp-ContainerSupport-Validation/Evidence/ContainerSupport-On-CreationDialog/blazor-creation-dialog.zip at main · BharatRamsf3693/</w:t>
-              </w:r>
-              <w:proofErr w:type="spellStart"/>
-              <w:r>
-                <w:rPr>
-                  <w:rStyle w:val="Hyperlink"/>
-                </w:rPr>
-                <w:t>BlazorWebApp</w:t>
-              </w:r>
-              <w:proofErr w:type="spellEnd"/>
-              <w:r>
-                <w:rPr>
-                  <w:rStyle w:val="Hyperlink"/>
-                </w:rPr>
-                <w:t>-</w:t>
-              </w:r>
-              <w:proofErr w:type="spellStart"/>
-              <w:r>
-                <w:rPr>
-                  <w:rStyle w:val="Hyperlink"/>
-                </w:rPr>
-                <w:t>ContainerSupport</w:t>
-              </w:r>
-              <w:proofErr w:type="spellEnd"/>
-              <w:r>
-                <w:rPr>
-                  <w:rStyle w:val="Hyperlink"/>
-                </w:rPr>
-                <w:t>-Validation</w:t>
+                <w:t>BlazorWebApp-ContainerSupport-Validation/Evidence/ContainerSupport-On-CreationDialog/blazor-creation-dialog.zip at main · BharatRamsf3693/BlazorWebApp-ContainerSupport-Validation</w:t>
               </w:r>
             </w:hyperlink>
           </w:p>
@@ -1034,15 +977,7 @@
           </w:tcPr>
           <w:p>
             <w:r>
-              <w:t xml:space="preserve">All four apps build a container image and run in it with no manual edits to the </w:t>
-            </w:r>
-            <w:proofErr w:type="spellStart"/>
-            <w:r>
-              <w:t>Dockerfile</w:t>
-            </w:r>
-            <w:proofErr w:type="spellEnd"/>
-            <w:r>
-              <w:t xml:space="preserve"> or the project files.</w:t>
+              <w:t>All four apps build a container image and run in it with no manual edits to the Dockerfile or the project files.</w:t>
             </w:r>
           </w:p>
         </w:tc>
@@ -1496,35 +1431,7 @@
                 <w:rPr>
                   <w:rStyle w:val="Hyperlink"/>
                 </w:rPr>
-                <w:t>BlazorWebApp-ContainerSupport-Validation/Evidence/ContainerSupport-On-CreationDialog/cli-container-run.zip at main · BharatRamsf3693/</w:t>
-              </w:r>
-              <w:proofErr w:type="spellStart"/>
-              <w:r>
-                <w:rPr>
-                  <w:rStyle w:val="Hyperlink"/>
-                </w:rPr>
-                <w:t>BlazorWebApp</w:t>
-              </w:r>
-              <w:proofErr w:type="spellEnd"/>
-              <w:r>
-                <w:rPr>
-                  <w:rStyle w:val="Hyperlink"/>
-                </w:rPr>
-                <w:t>-</w:t>
-              </w:r>
-              <w:proofErr w:type="spellStart"/>
-              <w:r>
-                <w:rPr>
-                  <w:rStyle w:val="Hyperlink"/>
-                </w:rPr>
-                <w:t>ContainerSupport</w:t>
-              </w:r>
-              <w:proofErr w:type="spellEnd"/>
-              <w:r>
-                <w:rPr>
-                  <w:rStyle w:val="Hyperlink"/>
-                </w:rPr>
-                <w:t>-Validation</w:t>
+                <w:t>BlazorWebApp-ContainerSupport-Validation/Evidence/ContainerSupport-On-CreationDialog/cli-container-run.zip at main · BharatRamsf3693/BlazorWebApp-ContainerSupport-Validation</w:t>
               </w:r>
             </w:hyperlink>
             <w:r>
@@ -1545,35 +1452,7 @@
                 <w:rPr>
                   <w:rStyle w:val="Hyperlink"/>
                 </w:rPr>
-                <w:t>BlazorWebApp-ContainerSupport-Validation/Evidence/ContainerSupport-On-CreationDialog/vs-container-run.zip at main · BharatRamsf3693/</w:t>
-              </w:r>
-              <w:proofErr w:type="spellStart"/>
-              <w:r>
-                <w:rPr>
-                  <w:rStyle w:val="Hyperlink"/>
-                </w:rPr>
-                <w:t>BlazorWebApp</w:t>
-              </w:r>
-              <w:proofErr w:type="spellEnd"/>
-              <w:r>
-                <w:rPr>
-                  <w:rStyle w:val="Hyperlink"/>
-                </w:rPr>
-                <w:t>-</w:t>
-              </w:r>
-              <w:proofErr w:type="spellStart"/>
-              <w:r>
-                <w:rPr>
-                  <w:rStyle w:val="Hyperlink"/>
-                </w:rPr>
-                <w:t>ContainerSupport</w:t>
-              </w:r>
-              <w:proofErr w:type="spellEnd"/>
-              <w:r>
-                <w:rPr>
-                  <w:rStyle w:val="Hyperlink"/>
-                </w:rPr>
-                <w:t>-Validation</w:t>
+                <w:t>BlazorWebApp-ContainerSupport-Validation/Evidence/ContainerSupport-On-CreationDialog/vs-container-run.zip at main · BharatRamsf3693/BlazorWebApp-ContainerSupport-Validation</w:t>
               </w:r>
             </w:hyperlink>
           </w:p>
@@ -1947,7 +1826,7 @@
                 </w:tcPr>
                 <w:p>
                   <w:r>
-                    <w:t>Fail</w:t>
+                    <w:t>Pass</w:t>
                   </w:r>
                 </w:p>
               </w:tc>
@@ -2018,7 +1897,7 @@
                 </w:tcPr>
                 <w:p>
                   <w:r>
-                    <w:t>Fail</w:t>
+                    <w:t>Pass</w:t>
                   </w:r>
                 </w:p>
               </w:tc>
@@ -2080,35 +1959,7 @@
                 <w:rPr>
                   <w:rStyle w:val="Hyperlink"/>
                 </w:rPr>
-                <w:t>BlazorWebApp-ContainerSupport-Validation/Evidence/ContainerSupport-On-CreationDialog/cli-container-run.zip at main · BharatRamsf3693/</w:t>
-              </w:r>
-              <w:proofErr w:type="spellStart"/>
-              <w:r>
-                <w:rPr>
-                  <w:rStyle w:val="Hyperlink"/>
-                </w:rPr>
-                <w:t>BlazorWebApp</w:t>
-              </w:r>
-              <w:proofErr w:type="spellEnd"/>
-              <w:r>
-                <w:rPr>
-                  <w:rStyle w:val="Hyperlink"/>
-                </w:rPr>
-                <w:t>-</w:t>
-              </w:r>
-              <w:proofErr w:type="spellStart"/>
-              <w:r>
-                <w:rPr>
-                  <w:rStyle w:val="Hyperlink"/>
-                </w:rPr>
-                <w:t>ContainerSupport</w:t>
-              </w:r>
-              <w:proofErr w:type="spellEnd"/>
-              <w:r>
-                <w:rPr>
-                  <w:rStyle w:val="Hyperlink"/>
-                </w:rPr>
-                <w:t>-Validation</w:t>
+                <w:t>BlazorWebApp-ContainerSupport-Validation/Evidence/ContainerSupport-On-CreationDialog/cli-container-run.zip at main · BharatRamsf3693/BlazorWebApp-ContainerSupport-Validation</w:t>
               </w:r>
             </w:hyperlink>
             <w:r>
@@ -2130,35 +1981,7 @@
                 <w:rPr>
                   <w:rStyle w:val="Hyperlink"/>
                 </w:rPr>
-                <w:t>BlazorWebApp-ContainerSupport-Validation/Evidence/ContainerSupport-On-CreationDialog/vs-container-run.zip at main · BharatRamsf3693/</w:t>
-              </w:r>
-              <w:proofErr w:type="spellStart"/>
-              <w:r>
-                <w:rPr>
-                  <w:rStyle w:val="Hyperlink"/>
-                </w:rPr>
-                <w:t>BlazorWebApp</w:t>
-              </w:r>
-              <w:proofErr w:type="spellEnd"/>
-              <w:r>
-                <w:rPr>
-                  <w:rStyle w:val="Hyperlink"/>
-                </w:rPr>
-                <w:t>-</w:t>
-              </w:r>
-              <w:proofErr w:type="spellStart"/>
-              <w:r>
-                <w:rPr>
-                  <w:rStyle w:val="Hyperlink"/>
-                </w:rPr>
-                <w:t>ContainerSupport</w:t>
-              </w:r>
-              <w:proofErr w:type="spellEnd"/>
-              <w:r>
-                <w:rPr>
-                  <w:rStyle w:val="Hyperlink"/>
-                </w:rPr>
-                <w:t>-Validation</w:t>
+                <w:t>BlazorWebApp-ContainerSupport-Validation/Evidence/ContainerSupport-On-CreationDialog/vs-container-run.zip at main · BharatRamsf3693/BlazorWebApp-ContainerSupport-Validation</w:t>
               </w:r>
             </w:hyperlink>
           </w:p>
@@ -2208,31 +2031,7 @@
           </w:tcPr>
           <w:p>
             <w:r>
-              <w:t xml:space="preserve">The </w:t>
-            </w:r>
-            <w:proofErr w:type="gramStart"/>
-            <w:r>
-              <w:t>two-project</w:t>
-            </w:r>
-            <w:proofErr w:type="gramEnd"/>
-            <w:r>
-              <w:t xml:space="preserve"> shapes behave the same as the </w:t>
-            </w:r>
-            <w:proofErr w:type="gramStart"/>
-            <w:r>
-              <w:t>single-project</w:t>
-            </w:r>
-            <w:proofErr w:type="gramEnd"/>
-            <w:r>
-              <w:t xml:space="preserve"> ones, with </w:t>
-            </w:r>
-            <w:proofErr w:type="gramStart"/>
-            <w:r>
-              <w:t>the .Client</w:t>
-            </w:r>
-            <w:proofErr w:type="gramEnd"/>
-            <w:r>
-              <w:t> project's assets present in the image.</w:t>
+              <w:t>The two-project shapes behave the same as the single-project ones, with the .Client project's assets present in the image.</w:t>
             </w:r>
           </w:p>
         </w:tc>
@@ -2533,35 +2332,7 @@
                 <w:rPr>
                   <w:rStyle w:val="Hyperlink"/>
                 </w:rPr>
-                <w:t>BlazorWebApp-ContainerSupport-Validation/Evidence/ContainerSupport-On-CreationDialog/cli-container-run.zip at main · BharatRamsf3693/</w:t>
-              </w:r>
-              <w:proofErr w:type="spellStart"/>
-              <w:r>
-                <w:rPr>
-                  <w:rStyle w:val="Hyperlink"/>
-                </w:rPr>
-                <w:t>BlazorWebApp</w:t>
-              </w:r>
-              <w:proofErr w:type="spellEnd"/>
-              <w:r>
-                <w:rPr>
-                  <w:rStyle w:val="Hyperlink"/>
-                </w:rPr>
-                <w:t>-</w:t>
-              </w:r>
-              <w:proofErr w:type="spellStart"/>
-              <w:r>
-                <w:rPr>
-                  <w:rStyle w:val="Hyperlink"/>
-                </w:rPr>
-                <w:t>ContainerSupport</w:t>
-              </w:r>
-              <w:proofErr w:type="spellEnd"/>
-              <w:r>
-                <w:rPr>
-                  <w:rStyle w:val="Hyperlink"/>
-                </w:rPr>
-                <w:t>-Validation</w:t>
+                <w:t>BlazorWebApp-ContainerSupport-Validation/Evidence/ContainerSupport-On-CreationDialog/cli-container-run.zip at main · BharatRamsf3693/BlazorWebApp-ContainerSupport-Validation</w:t>
               </w:r>
             </w:hyperlink>
             <w:r>
@@ -2582,35 +2353,7 @@
                 <w:rPr>
                   <w:rStyle w:val="Hyperlink"/>
                 </w:rPr>
-                <w:t>BlazorWebApp-ContainerSupport-Validation/Evidence/ContainerSupport-On-CreationDialog/vs-container-run.zip at main · BharatRamsf3693/</w:t>
-              </w:r>
-              <w:proofErr w:type="spellStart"/>
-              <w:r>
-                <w:rPr>
-                  <w:rStyle w:val="Hyperlink"/>
-                </w:rPr>
-                <w:t>BlazorWebApp</w:t>
-              </w:r>
-              <w:proofErr w:type="spellEnd"/>
-              <w:r>
-                <w:rPr>
-                  <w:rStyle w:val="Hyperlink"/>
-                </w:rPr>
-                <w:t>-</w:t>
-              </w:r>
-              <w:proofErr w:type="spellStart"/>
-              <w:r>
-                <w:rPr>
-                  <w:rStyle w:val="Hyperlink"/>
-                </w:rPr>
-                <w:t>ContainerSupport</w:t>
-              </w:r>
-              <w:proofErr w:type="spellEnd"/>
-              <w:r>
-                <w:rPr>
-                  <w:rStyle w:val="Hyperlink"/>
-                </w:rPr>
-                <w:t>-Validation</w:t>
+                <w:t>BlazorWebApp-ContainerSupport-Validation/Evidence/ContainerSupport-On-CreationDialog/vs-container-run.zip at main · BharatRamsf3693/BlazorWebApp-ContainerSupport-Validation</w:t>
               </w:r>
             </w:hyperlink>
           </w:p>
@@ -2660,23 +2403,7 @@
           </w:tcPr>
           <w:p>
             <w:r>
-              <w:t xml:space="preserve">Reading the generated </w:t>
-            </w:r>
-            <w:proofErr w:type="spellStart"/>
-            <w:r>
-              <w:t>Dockerfile</w:t>
-            </w:r>
-            <w:proofErr w:type="spellEnd"/>
-            <w:r>
-              <w:t xml:space="preserve"> for the two-project shapes, checking how </w:t>
-            </w:r>
-            <w:proofErr w:type="gramStart"/>
-            <w:r>
-              <w:t>the .Client</w:t>
-            </w:r>
-            <w:proofErr w:type="gramEnd"/>
-            <w:r>
-              <w:t> project is restored and copied.</w:t>
+              <w:t>Reading the generated Dockerfile for the two-project shapes, checking how the .Client project is restored and copied.</w:t>
             </w:r>
           </w:p>
         </w:tc>
@@ -2836,23 +2563,7 @@
                     <w:br/>
                   </w:r>
                   <w:r>
-                    <w:t xml:space="preserve">It appears that the </w:t>
-                  </w:r>
-                  <w:proofErr w:type="spellStart"/>
-                  <w:r>
-                    <w:t>Dockerfile</w:t>
-                  </w:r>
-                  <w:proofErr w:type="spellEnd"/>
-                  <w:r>
-                    <w:t xml:space="preserve"> generated for the client project is unnecessary, as building and publishing the client project is redundant since it is a dependency </w:t>
-                  </w:r>
-                  <w:proofErr w:type="gramStart"/>
-                  <w:r>
-                    <w:t>of</w:t>
-                  </w:r>
-                  <w:proofErr w:type="gramEnd"/>
-                  <w:r>
-                    <w:t xml:space="preserve"> the server project.</w:t>
+                    <w:t>It appears that the Dockerfile generated for the client project is unnecessary, as building and publishing the client project is redundant since it is a dependency of the server project.</w:t>
                   </w:r>
                 </w:p>
               </w:tc>
@@ -2919,27 +2630,11 @@
                     <w:br/>
                   </w:r>
                   <w:r>
-                    <w:t xml:space="preserve">It appears that the </w:t>
-                  </w:r>
-                  <w:proofErr w:type="spellStart"/>
-                  <w:r>
-                    <w:t>Dockerfile</w:t>
-                  </w:r>
-                  <w:proofErr w:type="spellEnd"/>
-                  <w:r>
-                    <w:t xml:space="preserve"> generated for the </w:t>
+                    <w:t xml:space="preserve">It appears that the Dockerfile generated for the </w:t>
                   </w:r>
                   <w:r>
                     <w:lastRenderedPageBreak/>
-                    <w:t xml:space="preserve">client project is unnecessary, as building and publishing the client project is redundant since it is a dependency </w:t>
-                  </w:r>
-                  <w:proofErr w:type="gramStart"/>
-                  <w:r>
-                    <w:t>of</w:t>
-                  </w:r>
-                  <w:proofErr w:type="gramEnd"/>
-                  <w:r>
-                    <w:t xml:space="preserve"> the server project.</w:t>
+                    <w:t>client project is unnecessary, as building and publishing the client project is redundant since it is a dependency of the server project.</w:t>
                   </w:r>
                 </w:p>
               </w:tc>
@@ -2971,23 +2666,7 @@
                 <w:bCs/>
               </w:rPr>
               <w:lastRenderedPageBreak/>
-              <w:t xml:space="preserve">Interactive </w:t>
-            </w:r>
-            <w:proofErr w:type="spellStart"/>
-            <w:r>
-              <w:rPr>
-                <w:b/>
-                <w:bCs/>
-              </w:rPr>
-              <w:t>Webassembly</w:t>
-            </w:r>
-            <w:proofErr w:type="spellEnd"/>
-            <w:r>
-              <w:rPr>
-                <w:b/>
-                <w:bCs/>
-              </w:rPr>
-              <w:t>:</w:t>
+              <w:t>Interactive Webassembly:</w:t>
             </w:r>
           </w:p>
           <w:p>
@@ -2996,58 +2675,14 @@
                 <w:b/>
                 <w:bCs/>
               </w:rPr>
-              <w:t xml:space="preserve">Server project </w:t>
-            </w:r>
-            <w:proofErr w:type="spellStart"/>
-            <w:r>
-              <w:rPr>
-                <w:b/>
-                <w:bCs/>
-              </w:rPr>
-              <w:t>Dockerfile</w:t>
-            </w:r>
-            <w:proofErr w:type="spellEnd"/>
-            <w:r>
-              <w:rPr>
-                <w:b/>
-                <w:bCs/>
-              </w:rPr>
-              <w:t xml:space="preserve">: </w:t>
+              <w:t xml:space="preserve">Server project Dockerfile: </w:t>
             </w:r>
             <w:hyperlink r:id="rId15" w:history="1">
               <w:r>
                 <w:rPr>
                   <w:rStyle w:val="Hyperlink"/>
                 </w:rPr>
-                <w:t>BlazorWebApp-ContainerSupport-Validation/ContainerSupport-On-CreationDialog/InteractiveWebAssembly/InteractiveWebAssembly/Dockerfile at main · BharatRamsf3693/</w:t>
-              </w:r>
-              <w:proofErr w:type="spellStart"/>
-              <w:r>
-                <w:rPr>
-                  <w:rStyle w:val="Hyperlink"/>
-                </w:rPr>
-                <w:t>BlazorWebApp</w:t>
-              </w:r>
-              <w:proofErr w:type="spellEnd"/>
-              <w:r>
-                <w:rPr>
-                  <w:rStyle w:val="Hyperlink"/>
-                </w:rPr>
-                <w:t>-</w:t>
-              </w:r>
-              <w:proofErr w:type="spellStart"/>
-              <w:r>
-                <w:rPr>
-                  <w:rStyle w:val="Hyperlink"/>
-                </w:rPr>
-                <w:t>ContainerSupport</w:t>
-              </w:r>
-              <w:proofErr w:type="spellEnd"/>
-              <w:r>
-                <w:rPr>
-                  <w:rStyle w:val="Hyperlink"/>
-                </w:rPr>
-                <w:t>-Validation</w:t>
+                <w:t>BlazorWebApp-ContainerSupport-Validation/ContainerSupport-On-CreationDialog/InteractiveWebAssembly/InteractiveWebAssembly/Dockerfile at main · BharatRamsf3693/BlazorWebApp-ContainerSupport-Validation</w:t>
               </w:r>
             </w:hyperlink>
           </w:p>
@@ -3062,58 +2697,14 @@
                 <w:b/>
                 <w:bCs/>
               </w:rPr>
-              <w:t xml:space="preserve">Client project </w:t>
-            </w:r>
-            <w:proofErr w:type="spellStart"/>
-            <w:r>
-              <w:rPr>
-                <w:b/>
-                <w:bCs/>
-              </w:rPr>
-              <w:t>Dockerfile</w:t>
-            </w:r>
-            <w:proofErr w:type="spellEnd"/>
-            <w:r>
-              <w:rPr>
-                <w:b/>
-                <w:bCs/>
-              </w:rPr>
-              <w:t xml:space="preserve">: </w:t>
+              <w:t xml:space="preserve">Client project Dockerfile: </w:t>
             </w:r>
             <w:hyperlink r:id="rId16" w:history="1">
               <w:r>
                 <w:rPr>
                   <w:rStyle w:val="Hyperlink"/>
                 </w:rPr>
-                <w:t>BlazorWebApp-ContainerSupport-Validation/ContainerSupport-On-CreationDialog/InteractiveWebAssembly/InteractiveWebAssembly.Client/Dockerfile at main · BharatRamsf3693/</w:t>
-              </w:r>
-              <w:proofErr w:type="spellStart"/>
-              <w:r>
-                <w:rPr>
-                  <w:rStyle w:val="Hyperlink"/>
-                </w:rPr>
-                <w:t>BlazorWebApp</w:t>
-              </w:r>
-              <w:proofErr w:type="spellEnd"/>
-              <w:r>
-                <w:rPr>
-                  <w:rStyle w:val="Hyperlink"/>
-                </w:rPr>
-                <w:t>-</w:t>
-              </w:r>
-              <w:proofErr w:type="spellStart"/>
-              <w:r>
-                <w:rPr>
-                  <w:rStyle w:val="Hyperlink"/>
-                </w:rPr>
-                <w:t>ContainerSupport</w:t>
-              </w:r>
-              <w:proofErr w:type="spellEnd"/>
-              <w:r>
-                <w:rPr>
-                  <w:rStyle w:val="Hyperlink"/>
-                </w:rPr>
-                <w:t>-Validation</w:t>
+                <w:t>BlazorWebApp-ContainerSupport-Validation/ContainerSupport-On-CreationDialog/InteractiveWebAssembly/InteractiveWebAssembly.Client/Dockerfile at main · BharatRamsf3693/BlazorWebApp-ContainerSupport-Validation</w:t>
               </w:r>
             </w:hyperlink>
           </w:p>
@@ -3137,58 +2728,14 @@
                 <w:b/>
                 <w:bCs/>
               </w:rPr>
-              <w:t xml:space="preserve">Server project </w:t>
-            </w:r>
-            <w:proofErr w:type="spellStart"/>
-            <w:r>
-              <w:rPr>
-                <w:b/>
-                <w:bCs/>
-              </w:rPr>
-              <w:t>Dockerfile</w:t>
-            </w:r>
-            <w:proofErr w:type="spellEnd"/>
-            <w:r>
-              <w:rPr>
-                <w:b/>
-                <w:bCs/>
-              </w:rPr>
-              <w:t xml:space="preserve">: </w:t>
+              <w:t xml:space="preserve">Server project Dockerfile: </w:t>
             </w:r>
             <w:hyperlink r:id="rId17" w:history="1">
               <w:r>
                 <w:rPr>
                   <w:rStyle w:val="Hyperlink"/>
                 </w:rPr>
-                <w:t>BlazorWebApp-ContainerSupport-Validation/ContainerSupport-On-CreationDialog/InteractiveAuto/InteractiveAuto/Dockerfile at main · BharatRamsf3693/</w:t>
-              </w:r>
-              <w:proofErr w:type="spellStart"/>
-              <w:r>
-                <w:rPr>
-                  <w:rStyle w:val="Hyperlink"/>
-                </w:rPr>
-                <w:t>BlazorWebApp</w:t>
-              </w:r>
-              <w:proofErr w:type="spellEnd"/>
-              <w:r>
-                <w:rPr>
-                  <w:rStyle w:val="Hyperlink"/>
-                </w:rPr>
-                <w:t>-</w:t>
-              </w:r>
-              <w:proofErr w:type="spellStart"/>
-              <w:r>
-                <w:rPr>
-                  <w:rStyle w:val="Hyperlink"/>
-                </w:rPr>
-                <w:t>ContainerSupport</w:t>
-              </w:r>
-              <w:proofErr w:type="spellEnd"/>
-              <w:r>
-                <w:rPr>
-                  <w:rStyle w:val="Hyperlink"/>
-                </w:rPr>
-                <w:t>-Validation</w:t>
+                <w:t>BlazorWebApp-ContainerSupport-Validation/ContainerSupport-On-CreationDialog/InteractiveAuto/InteractiveAuto/Dockerfile at main · BharatRamsf3693/BlazorWebApp-ContainerSupport-Validation</w:t>
               </w:r>
             </w:hyperlink>
           </w:p>
@@ -3203,58 +2750,14 @@
                 <w:b/>
                 <w:bCs/>
               </w:rPr>
-              <w:t xml:space="preserve">Client project </w:t>
-            </w:r>
-            <w:proofErr w:type="spellStart"/>
-            <w:r>
-              <w:rPr>
-                <w:b/>
-                <w:bCs/>
-              </w:rPr>
-              <w:t>Dockerfile</w:t>
-            </w:r>
-            <w:proofErr w:type="spellEnd"/>
-            <w:r>
-              <w:rPr>
-                <w:b/>
-                <w:bCs/>
-              </w:rPr>
-              <w:t xml:space="preserve">: </w:t>
+              <w:t xml:space="preserve">Client project Dockerfile: </w:t>
             </w:r>
             <w:hyperlink r:id="rId18" w:history="1">
               <w:r>
                 <w:rPr>
                   <w:rStyle w:val="Hyperlink"/>
                 </w:rPr>
-                <w:t>BlazorWebApp-ContainerSupport-Validation/ContainerSupport-On-CreationDialog/InteractiveAuto/InteractiveAuto.Client/Dockerfile at main · BharatRamsf3693/</w:t>
-              </w:r>
-              <w:proofErr w:type="spellStart"/>
-              <w:r>
-                <w:rPr>
-                  <w:rStyle w:val="Hyperlink"/>
-                </w:rPr>
-                <w:t>BlazorWebApp</w:t>
-              </w:r>
-              <w:proofErr w:type="spellEnd"/>
-              <w:r>
-                <w:rPr>
-                  <w:rStyle w:val="Hyperlink"/>
-                </w:rPr>
-                <w:t>-</w:t>
-              </w:r>
-              <w:proofErr w:type="spellStart"/>
-              <w:r>
-                <w:rPr>
-                  <w:rStyle w:val="Hyperlink"/>
-                </w:rPr>
-                <w:t>ContainerSupport</w:t>
-              </w:r>
-              <w:proofErr w:type="spellEnd"/>
-              <w:r>
-                <w:rPr>
-                  <w:rStyle w:val="Hyperlink"/>
-                </w:rPr>
-                <w:t>-Validation</w:t>
+                <w:t>BlazorWebApp-ContainerSupport-Validation/ContainerSupport-On-CreationDialog/InteractiveAuto/InteractiveAuto.Client/Dockerfile at main · BharatRamsf3693/BlazorWebApp-ContainerSupport-Validation</w:t>
               </w:r>
             </w:hyperlink>
           </w:p>
@@ -3628,35 +3131,7 @@
                 <w:rPr>
                   <w:rStyle w:val="Hyperlink"/>
                 </w:rPr>
-                <w:t>BlazorWebApp-ContainerSupport-Validation/Evidence/ContainerSupport-On-CreationDialog/outside-container.zip at main · BharatRamsf3693/</w:t>
-              </w:r>
-              <w:proofErr w:type="spellStart"/>
-              <w:r>
-                <w:rPr>
-                  <w:rStyle w:val="Hyperlink"/>
-                </w:rPr>
-                <w:t>BlazorWebApp</w:t>
-              </w:r>
-              <w:proofErr w:type="spellEnd"/>
-              <w:r>
-                <w:rPr>
-                  <w:rStyle w:val="Hyperlink"/>
-                </w:rPr>
-                <w:t>-</w:t>
-              </w:r>
-              <w:proofErr w:type="spellStart"/>
-              <w:r>
-                <w:rPr>
-                  <w:rStyle w:val="Hyperlink"/>
-                </w:rPr>
-                <w:t>ContainerSupport</w:t>
-              </w:r>
-              <w:proofErr w:type="spellEnd"/>
-              <w:r>
-                <w:rPr>
-                  <w:rStyle w:val="Hyperlink"/>
-                </w:rPr>
-                <w:t>-Validation</w:t>
+                <w:t>BlazorWebApp-ContainerSupport-Validation/Evidence/ContainerSupport-On-CreationDialog/outside-container.zip at main · BharatRamsf3693/BlazorWebApp-ContainerSupport-Validation</w:t>
               </w:r>
             </w:hyperlink>
           </w:p>
@@ -4028,15 +3503,7 @@
           <w:p>
             <w:r>
               <w:lastRenderedPageBreak/>
-              <w:t xml:space="preserve">Here is the Docker Hub repository for </w:t>
-            </w:r>
-            <w:proofErr w:type="gramStart"/>
-            <w:r>
-              <w:t>the static</w:t>
-            </w:r>
-            <w:proofErr w:type="gramEnd"/>
-            <w:r>
-              <w:t>-SSR and interactive-server samples:</w:t>
+              <w:t>Here is the Docker Hub repository for the static-SSR and interactive-server samples:</w:t>
             </w:r>
           </w:p>
           <w:p>
@@ -4079,33 +3546,11 @@
               </w:numPr>
             </w:pPr>
             <w:hyperlink r:id="rId22" w:history="1">
-              <w:proofErr w:type="spellStart"/>
               <w:r>
                 <w:rPr>
                   <w:rStyle w:val="Hyperlink"/>
                 </w:rPr>
-                <w:t>bharatramh</w:t>
-              </w:r>
-              <w:proofErr w:type="spellEnd"/>
-              <w:r>
-                <w:rPr>
-                  <w:rStyle w:val="Hyperlink"/>
-                </w:rPr>
-                <w:t>/interactive-</w:t>
-              </w:r>
-              <w:proofErr w:type="spellStart"/>
-              <w:r>
-                <w:rPr>
-                  <w:rStyle w:val="Hyperlink"/>
-                </w:rPr>
-                <w:t>webassembly</w:t>
-              </w:r>
-              <w:proofErr w:type="spellEnd"/>
-              <w:r>
-                <w:rPr>
-                  <w:rStyle w:val="Hyperlink"/>
-                </w:rPr>
-                <w:t xml:space="preserve"> - Docker Image</w:t>
+                <w:t>bharatramh/interactive-webassembly - Docker Image</w:t>
               </w:r>
             </w:hyperlink>
           </w:p>
@@ -4117,19 +3562,11 @@
               </w:numPr>
             </w:pPr>
             <w:hyperlink r:id="rId23" w:history="1">
-              <w:proofErr w:type="spellStart"/>
               <w:r>
                 <w:rPr>
                   <w:rStyle w:val="Hyperlink"/>
                 </w:rPr>
-                <w:t>bharatramh</w:t>
-              </w:r>
-              <w:proofErr w:type="spellEnd"/>
-              <w:r>
-                <w:rPr>
-                  <w:rStyle w:val="Hyperlink"/>
-                </w:rPr>
-                <w:t>/interactive-auto - Docker Image</w:t>
+                <w:t>bharatramh/interactive-auto - Docker Image</w:t>
               </w:r>
             </w:hyperlink>
           </w:p>
@@ -4142,35 +3579,7 @@
                 <w:rPr>
                   <w:rStyle w:val="Hyperlink"/>
                 </w:rPr>
-                <w:t>BlazorWebApp-ContainerSupport-Validation/Evidence/ContainerSupport-On-CreationDialog/published-image.zip at main · BharatRamsf3693/</w:t>
-              </w:r>
-              <w:proofErr w:type="spellStart"/>
-              <w:r>
-                <w:rPr>
-                  <w:rStyle w:val="Hyperlink"/>
-                </w:rPr>
-                <w:t>BlazorWebApp</w:t>
-              </w:r>
-              <w:proofErr w:type="spellEnd"/>
-              <w:r>
-                <w:rPr>
-                  <w:rStyle w:val="Hyperlink"/>
-                </w:rPr>
-                <w:t>-</w:t>
-              </w:r>
-              <w:proofErr w:type="spellStart"/>
-              <w:r>
-                <w:rPr>
-                  <w:rStyle w:val="Hyperlink"/>
-                </w:rPr>
-                <w:t>ContainerSupport</w:t>
-              </w:r>
-              <w:proofErr w:type="spellEnd"/>
-              <w:r>
-                <w:rPr>
-                  <w:rStyle w:val="Hyperlink"/>
-                </w:rPr>
-                <w:t>-Validation</w:t>
+                <w:t>BlazorWebApp-ContainerSupport-Validation/Evidence/ContainerSupport-On-CreationDialog/published-image.zip at main · BharatRamsf3693/BlazorWebApp-ContainerSupport-Validation</w:t>
               </w:r>
             </w:hyperlink>
           </w:p>
@@ -4224,15 +3633,7 @@
           </w:tcPr>
           <w:p>
             <w:r>
-              <w:t xml:space="preserve">Creating the app with the option switched off, then adding container support from the project context menu </w:t>
-            </w:r>
-            <w:proofErr w:type="gramStart"/>
-            <w:r>
-              <w:t>afterwards, and</w:t>
-            </w:r>
-            <w:proofErr w:type="gramEnd"/>
-            <w:r>
-              <w:t xml:space="preserve"> comparing the result.</w:t>
+              <w:t>Creating the app with the option switched off, then adding container support from the project context menu afterwards, and comparing the result.</w:t>
             </w:r>
           </w:p>
         </w:tc>
@@ -4666,31 +4067,7 @@
           <w:p>
             <w:r>
               <w:lastRenderedPageBreak/>
-              <w:t xml:space="preserve">The </w:t>
-            </w:r>
-            <w:proofErr w:type="gramStart"/>
-            <w:r>
-              <w:t>final outcome</w:t>
-            </w:r>
-            <w:proofErr w:type="gramEnd"/>
-            <w:r>
-              <w:t xml:space="preserve"> is the same when adding container support via either the creation dialog or the project context menu. However, for Interactive WASM and Auto apps, using the creation dialog introduces an issue during project creation and generates an unnecessary </w:t>
-            </w:r>
-            <w:proofErr w:type="spellStart"/>
-            <w:r>
-              <w:t>Dockerfile</w:t>
-            </w:r>
-            <w:proofErr w:type="spellEnd"/>
-            <w:r>
-              <w:t xml:space="preserve"> in the client project, as shown in the screenshot evidence provided in the scenarios above. In contrast, using the context menu avoids </w:t>
-            </w:r>
-            <w:proofErr w:type="gramStart"/>
-            <w:r>
-              <w:t>both of these</w:t>
-            </w:r>
-            <w:proofErr w:type="gramEnd"/>
-            <w:r>
-              <w:t xml:space="preserve"> problems entirely.</w:t>
+              <w:t>The final outcome is the same when adding container support via either the creation dialog or the project context menu. However, for Interactive WASM and Auto apps, using the creation dialog introduces an issue during project creation and generates an unnecessary Dockerfile in the client project, as shown in the screenshot evidence provided in the scenarios above. In contrast, using the context menu avoids both of these problems entirely.</w:t>
             </w:r>
             <w:r>
               <w:t xml:space="preserve"> </w:t>
@@ -4718,35 +4095,7 @@
                 <w:rPr>
                   <w:rStyle w:val="Hyperlink"/>
                 </w:rPr>
-                <w:t>BlazorWebApp-ContainerSupport-Validation/Evidence/ContainerSupport-ContextMenu at main · BharatRamsf3693/</w:t>
-              </w:r>
-              <w:proofErr w:type="spellStart"/>
-              <w:r>
-                <w:rPr>
-                  <w:rStyle w:val="Hyperlink"/>
-                </w:rPr>
-                <w:t>BlazorWebApp</w:t>
-              </w:r>
-              <w:proofErr w:type="spellEnd"/>
-              <w:r>
-                <w:rPr>
-                  <w:rStyle w:val="Hyperlink"/>
-                </w:rPr>
-                <w:t>-</w:t>
-              </w:r>
-              <w:proofErr w:type="spellStart"/>
-              <w:r>
-                <w:rPr>
-                  <w:rStyle w:val="Hyperlink"/>
-                </w:rPr>
-                <w:t>ContainerSupport</w:t>
-              </w:r>
-              <w:proofErr w:type="spellEnd"/>
-              <w:r>
-                <w:rPr>
-                  <w:rStyle w:val="Hyperlink"/>
-                </w:rPr>
-                <w:t>-Validation</w:t>
+                <w:t>BlazorWebApp-ContainerSupport-Validation/Evidence/ContainerSupport-ContextMenu at main · BharatRamsf3693/BlazorWebApp-ContainerSupport-Validation</w:t>
               </w:r>
             </w:hyperlink>
           </w:p>
@@ -4832,15 +4181,7 @@
         <w:t>Blazor Web App</w:t>
       </w:r>
       <w:r>
-        <w:t xml:space="preserve"> with Interactive </w:t>
-      </w:r>
-      <w:proofErr w:type="spellStart"/>
-      <w:r>
-        <w:t>WebAssembly</w:t>
-      </w:r>
-      <w:proofErr w:type="spellEnd"/>
-      <w:r>
-        <w:t xml:space="preserve"> or Auto render modes and enabling Container Support, a file path error popup incorrectly interrupts the creation wizard.</w:t>
+        <w:t xml:space="preserve"> with Interactive WebAssembly or Auto render modes and enabling Container Support, a file path error popup incorrectly interrupts the creation wizard.</w:t>
       </w:r>
     </w:p>
     <w:p>
@@ -4854,15 +4195,7 @@
     </w:p>
     <w:p>
       <w:r>
-        <w:t xml:space="preserve">A popup error interrupted the creation process, stating it could not find </w:t>
-      </w:r>
-      <w:proofErr w:type="spellStart"/>
-      <w:r>
-        <w:t>launchSettings.json</w:t>
-      </w:r>
-      <w:proofErr w:type="spellEnd"/>
-      <w:r>
-        <w:t xml:space="preserve"> in the client project.</w:t>
+        <w:t>A popup error interrupted the creation process, stating it could not find launchSettings.json in the client project.</w:t>
       </w:r>
     </w:p>
     <w:p>
@@ -4945,17 +4278,8 @@
           <w:b/>
           <w:bCs/>
         </w:rPr>
-        <w:t xml:space="preserve">Interactive </w:t>
-      </w:r>
-      <w:proofErr w:type="spellStart"/>
-      <w:r>
-        <w:rPr>
-          <w:b/>
-          <w:bCs/>
-        </w:rPr>
-        <w:t>WebAssembly</w:t>
-      </w:r>
-      <w:proofErr w:type="spellEnd"/>
+        <w:t>Interactive WebAssembly</w:t>
+      </w:r>
       <w:r>
         <w:t xml:space="preserve"> or </w:t>
       </w:r>
@@ -5025,23 +4349,7 @@
           <w:b/>
           <w:bCs/>
         </w:rPr>
-        <w:t xml:space="preserve">Interactivity </w:t>
-      </w:r>
-      <w:proofErr w:type="spellStart"/>
-      <w:r>
-        <w:rPr>
-          <w:b/>
-          <w:bCs/>
-        </w:rPr>
-        <w:t>WebAsssembly</w:t>
-      </w:r>
-      <w:proofErr w:type="spellEnd"/>
-      <w:r>
-        <w:rPr>
-          <w:b/>
-          <w:bCs/>
-        </w:rPr>
-        <w:t>:</w:t>
+        <w:t>Interactivity WebAsssembly:</w:t>
       </w:r>
       <w:r>
         <w:t> </w:t>
@@ -5195,35 +4503,7 @@
           <w:rPr>
             <w:rStyle w:val="Hyperlink"/>
           </w:rPr>
-          <w:t>BlazorWebApp-ContainerSupport-Validation/Evidence/ContainerSupport-On-CreationDialog/blazor-creation-dialog.zip at main · BharatRamsf3693/</w:t>
-        </w:r>
-        <w:proofErr w:type="spellStart"/>
-        <w:r>
-          <w:rPr>
-            <w:rStyle w:val="Hyperlink"/>
-          </w:rPr>
-          <w:t>BlazorWebApp</w:t>
-        </w:r>
-        <w:proofErr w:type="spellEnd"/>
-        <w:r>
-          <w:rPr>
-            <w:rStyle w:val="Hyperlink"/>
-          </w:rPr>
-          <w:t>-</w:t>
-        </w:r>
-        <w:proofErr w:type="spellStart"/>
-        <w:r>
-          <w:rPr>
-            <w:rStyle w:val="Hyperlink"/>
-          </w:rPr>
-          <w:t>ContainerSupport</w:t>
-        </w:r>
-        <w:proofErr w:type="spellEnd"/>
-        <w:r>
-          <w:rPr>
-            <w:rStyle w:val="Hyperlink"/>
-          </w:rPr>
-          <w:t>-Validation</w:t>
+          <w:t>BlazorWebApp-ContainerSupport-Validation/Evidence/ContainerSupport-On-CreationDialog/blazor-creation-dialog.zip at main · BharatRamsf3693/BlazorWebApp-ContainerSupport-Validation</w:t>
         </w:r>
       </w:hyperlink>
     </w:p>
@@ -5252,9 +4532,22 @@
           <w:b/>
           <w:bCs/>
         </w:rPr>
-        <w:t xml:space="preserve"> Unnecessary </w:t>
-      </w:r>
-      <w:proofErr w:type="spellStart"/>
+        <w:t xml:space="preserve"> Unnecessary Dockerfile Generation for Client Project</w:t>
+      </w:r>
+    </w:p>
+    <w:p>
+      <w:r>
+        <w:rPr>
+          <w:b/>
+          <w:bCs/>
+        </w:rPr>
+        <w:t>Short Summary</w:t>
+      </w:r>
+    </w:p>
+    <w:p>
+      <w:r>
+        <w:t xml:space="preserve">When enabling Container Support for a Blazor Web App in WebAssembly or Auto render modes, an unnecessary </w:t>
+      </w:r>
       <w:r>
         <w:rPr>
           <w:b/>
@@ -5262,45 +4555,6 @@
         </w:rPr>
         <w:t>Dockerfile</w:t>
       </w:r>
-      <w:proofErr w:type="spellEnd"/>
-      <w:r>
-        <w:rPr>
-          <w:b/>
-          <w:bCs/>
-        </w:rPr>
-        <w:t xml:space="preserve"> Generation for Client Project</w:t>
-      </w:r>
-    </w:p>
-    <w:p>
-      <w:r>
-        <w:rPr>
-          <w:b/>
-          <w:bCs/>
-        </w:rPr>
-        <w:t>Short Summary</w:t>
-      </w:r>
-    </w:p>
-    <w:p>
-      <w:r>
-        <w:t xml:space="preserve">When enabling Container Support for a Blazor Web App in </w:t>
-      </w:r>
-      <w:proofErr w:type="spellStart"/>
-      <w:r>
-        <w:t>WebAssembly</w:t>
-      </w:r>
-      <w:proofErr w:type="spellEnd"/>
-      <w:r>
-        <w:t xml:space="preserve"> or Auto render modes, an unnecessary </w:t>
-      </w:r>
-      <w:proofErr w:type="spellStart"/>
-      <w:r>
-        <w:rPr>
-          <w:b/>
-          <w:bCs/>
-        </w:rPr>
-        <w:t>Dockerfile</w:t>
-      </w:r>
-      <w:proofErr w:type="spellEnd"/>
       <w:r>
         <w:t xml:space="preserve"> is generated inside the client project folder.</w:t>
       </w:r>
@@ -5317,15 +4571,7 @@
     </w:p>
     <w:p>
       <w:r>
-        <w:t xml:space="preserve">After dismissing the initial creation error popup, the project creation completed, but a </w:t>
-      </w:r>
-      <w:proofErr w:type="spellStart"/>
-      <w:r>
-        <w:t>Dockerfile</w:t>
-      </w:r>
-      <w:proofErr w:type="spellEnd"/>
-      <w:r>
-        <w:t xml:space="preserve"> was generated for both the server project and the client project.</w:t>
+        <w:t>After dismissing the initial creation error popup, the project creation completed, but a Dockerfile was generated for both the server project and the client project.</w:t>
       </w:r>
     </w:p>
     <w:p>
@@ -5339,15 +4585,7 @@
     </w:p>
     <w:p>
       <w:r>
-        <w:t xml:space="preserve">A </w:t>
-      </w:r>
-      <w:proofErr w:type="spellStart"/>
-      <w:r>
-        <w:t>Dockerfile</w:t>
-      </w:r>
-      <w:proofErr w:type="spellEnd"/>
-      <w:r>
-        <w:t xml:space="preserve"> should </w:t>
+        <w:t xml:space="preserve">A Dockerfile should </w:t>
       </w:r>
       <w:r>
         <w:rPr>
@@ -5357,15 +4595,7 @@
         <w:t>only</w:t>
       </w:r>
       <w:r>
-        <w:t xml:space="preserve"> be generated for the server project. The client project acts as a compiled dependency of the server project, meaning it does not run as a standalone container and does not need its own </w:t>
-      </w:r>
-      <w:proofErr w:type="spellStart"/>
-      <w:r>
-        <w:t>Dockerfile</w:t>
-      </w:r>
-      <w:proofErr w:type="spellEnd"/>
-      <w:r>
-        <w:t>.</w:t>
+        <w:t xml:space="preserve"> be generated for the server project. The client project acts as a compiled dependency of the server project, meaning it does not run as a standalone container and does not need its own Dockerfile.</w:t>
       </w:r>
     </w:p>
     <w:p>
@@ -5434,17 +4664,8 @@
           <w:b/>
           <w:bCs/>
         </w:rPr>
-        <w:t xml:space="preserve">Interactive </w:t>
-      </w:r>
-      <w:proofErr w:type="spellStart"/>
-      <w:r>
-        <w:rPr>
-          <w:b/>
-          <w:bCs/>
-        </w:rPr>
-        <w:t>WebAssembly</w:t>
-      </w:r>
-      <w:proofErr w:type="spellEnd"/>
+        <w:t>Interactive WebAssembly</w:t>
+      </w:r>
       <w:r>
         <w:t xml:space="preserve"> or </w:t>
       </w:r>
@@ -5509,15 +4730,7 @@
         </w:numPr>
       </w:pPr>
       <w:r>
-        <w:t xml:space="preserve">Look inside the project directories and note that a </w:t>
-      </w:r>
-      <w:proofErr w:type="spellStart"/>
-      <w:r>
-        <w:t>Dockerfile</w:t>
-      </w:r>
-      <w:proofErr w:type="spellEnd"/>
-      <w:r>
-        <w:t xml:space="preserve"> has been generated in both the server and client project folders.</w:t>
+        <w:t>Look inside the project directories and note that a Dockerfile has been generated in both the server and client project folders.</w:t>
       </w:r>
     </w:p>
     <w:p>
@@ -5546,58 +4759,14 @@
           <w:b/>
           <w:bCs/>
         </w:rPr>
-        <w:t xml:space="preserve">Interactive </w:t>
-      </w:r>
-      <w:proofErr w:type="spellStart"/>
-      <w:r>
-        <w:rPr>
-          <w:b/>
-          <w:bCs/>
-        </w:rPr>
-        <w:t>WebAssembly</w:t>
-      </w:r>
-      <w:proofErr w:type="spellEnd"/>
-      <w:r>
-        <w:rPr>
-          <w:b/>
-          <w:bCs/>
-        </w:rPr>
-        <w:t xml:space="preserve">: </w:t>
+        <w:t xml:space="preserve">Interactive WebAssembly: </w:t>
       </w:r>
       <w:hyperlink r:id="rId29" w:history="1">
         <w:r>
           <w:rPr>
             <w:rStyle w:val="Hyperlink"/>
           </w:rPr>
-          <w:t>BlazorWebApp-ContainerSupport-Validation/ContainerSupport-On-CreationDialog/InteractiveWebAssembly/InteractiveWebAssembly.Client/Dockerfile at main · BharatRamsf3693/</w:t>
-        </w:r>
-        <w:proofErr w:type="spellStart"/>
-        <w:r>
-          <w:rPr>
-            <w:rStyle w:val="Hyperlink"/>
-          </w:rPr>
-          <w:t>BlazorWebApp</w:t>
-        </w:r>
-        <w:proofErr w:type="spellEnd"/>
-        <w:r>
-          <w:rPr>
-            <w:rStyle w:val="Hyperlink"/>
-          </w:rPr>
-          <w:t>-</w:t>
-        </w:r>
-        <w:proofErr w:type="spellStart"/>
-        <w:r>
-          <w:rPr>
-            <w:rStyle w:val="Hyperlink"/>
-          </w:rPr>
-          <w:t>ContainerSupport</w:t>
-        </w:r>
-        <w:proofErr w:type="spellEnd"/>
-        <w:r>
-          <w:rPr>
-            <w:rStyle w:val="Hyperlink"/>
-          </w:rPr>
-          <w:t>-Validation</w:t>
+          <w:t>BlazorWebApp-ContainerSupport-Validation/ContainerSupport-On-CreationDialog/InteractiveWebAssembly/InteractiveWebAssembly.Client/Dockerfile at main · BharatRamsf3693/BlazorWebApp-ContainerSupport-Validation</w:t>
         </w:r>
       </w:hyperlink>
       <w:r>
@@ -5627,17 +4796,9 @@
           <w:rPr>
             <w:rStyle w:val="Hyperlink"/>
           </w:rPr>
-          <w:t>BlazorWebApp-ContainerSupport-Validation/ContainerSupport-On-CreationDialog/InteractiveAuto/InteractiveAuto.Client/Dockerfile at main · BharatRamsf3693/</w:t>
-        </w:r>
-        <w:proofErr w:type="spellStart"/>
-        <w:r>
-          <w:rPr>
-            <w:rStyle w:val="Hyperlink"/>
-          </w:rPr>
-          <w:t>BlazorWebApp-ContainerSupport-Validation</w:t>
+          <w:t>BlazorWebApp-ContainerSupport-Validation/ContainerSupport-On-CreationDialog/InteractiveAuto/InteractiveAuto.Client/Dockerfile at main · BharatRamsf3693/BlazorWebApp-ContainerSupport-Validation</w:t>
         </w:r>
       </w:hyperlink>
-      <w:proofErr w:type="spellEnd"/>
     </w:p>
     <w:p>
       <w:pPr>
@@ -5673,32 +4834,14 @@
     </w:p>
     <w:p>
       <w:r>
-        <w:t xml:space="preserve">This issue occurs in both Interactive </w:t>
-      </w:r>
-      <w:proofErr w:type="spellStart"/>
-      <w:r>
-        <w:t>WebAssembly</w:t>
-      </w:r>
-      <w:proofErr w:type="spellEnd"/>
-      <w:r>
-        <w:t xml:space="preserve"> and Auto interactive render modes. The Docker image fails to generate when running the build command directly within the server project directory:</w:t>
+        <w:t>This issue occurs in both Interactive WebAssembly and Auto interactive render modes. The Docker image fails to generate when running the build command directly within the server project directory:</w:t>
       </w:r>
     </w:p>
     <w:p>
       <w:r>
         <w:lastRenderedPageBreak/>
-        <w:t>docker build -t interactive-</w:t>
-      </w:r>
-      <w:proofErr w:type="spellStart"/>
-      <w:proofErr w:type="gramStart"/>
-      <w:r>
-        <w:t>webassembly</w:t>
-      </w:r>
-      <w:proofErr w:type="spellEnd"/>
-      <w:r>
-        <w:t xml:space="preserve"> .</w:t>
-      </w:r>
-      <w:proofErr w:type="gramEnd"/>
+        <w:t>docker build -t interactive-webassembly .</w:t>
+      </w:r>
     </w:p>
     <w:p>
       <w:r>
@@ -5707,34 +4850,8 @@
     </w:p>
     <w:p>
       <w:r>
-        <w:t xml:space="preserve">docker build -f </w:t>
-      </w:r>
-      <w:proofErr w:type="spellStart"/>
-      <w:r>
-        <w:t>InteractiveWebAssembly</w:t>
-      </w:r>
-      <w:proofErr w:type="spellEnd"/>
-      <w:r>
-        <w:t>/</w:t>
-      </w:r>
-      <w:proofErr w:type="spellStart"/>
-      <w:r>
-        <w:t>Dockerfile</w:t>
-      </w:r>
-      <w:proofErr w:type="spellEnd"/>
-      <w:r>
-        <w:t xml:space="preserve"> -t interactive-</w:t>
-      </w:r>
-      <w:proofErr w:type="spellStart"/>
-      <w:proofErr w:type="gramStart"/>
-      <w:r>
-        <w:t>webassembly</w:t>
-      </w:r>
-      <w:proofErr w:type="spellEnd"/>
-      <w:r>
-        <w:t xml:space="preserve"> .</w:t>
-      </w:r>
-      <w:proofErr w:type="gramEnd"/>
+        <w:t>docker build -f InteractiveWebAssembly/Dockerfile -t interactive-webassembly .</w:t>
+      </w:r>
     </w:p>
     <w:p>
       <w:pPr>
@@ -5753,15 +4870,7 @@
     </w:p>
     <w:p>
       <w:r>
-        <w:t xml:space="preserve">When attempting to build the Docker image from inside the server project directory, the docker build command failed with a context or file path error. This occurs because the generated </w:t>
-      </w:r>
-      <w:proofErr w:type="spellStart"/>
-      <w:r>
-        <w:t>Dockerfile</w:t>
-      </w:r>
-      <w:proofErr w:type="spellEnd"/>
-      <w:r>
-        <w:t xml:space="preserve"> expects the build context to be the root solution folder, meaning it cannot locate the necessary project dependencies or reference files when executed from the subdirectory.</w:t>
+        <w:t>When attempting to build the Docker image from inside the server project directory, the docker build command failed with a context or file path error. This occurs because the generated Dockerfile expects the build context to be the root solution folder, meaning it cannot locate the necessary project dependencies or reference files when executed from the subdirectory.</w:t>
       </w:r>
     </w:p>
     <w:p>
@@ -5809,15 +4918,7 @@
         </w:numPr>
       </w:pPr>
       <w:r>
-        <w:t xml:space="preserve">Select either the Interactive </w:t>
-      </w:r>
-      <w:proofErr w:type="spellStart"/>
-      <w:r>
-        <w:t>WebAssembly</w:t>
-      </w:r>
-      <w:proofErr w:type="spellEnd"/>
-      <w:r>
-        <w:t xml:space="preserve"> or Auto interactive render mode.</w:t>
+        <w:t>Select either the Interactive WebAssembly or Auto interactive render mode.</w:t>
       </w:r>
     </w:p>
     <w:p>
@@ -5865,18 +4966,8 @@
       </w:r>
       <w:r>
         <w:br/>
-        <w:t>docker build -t interactive-</w:t>
-      </w:r>
-      <w:proofErr w:type="spellStart"/>
-      <w:proofErr w:type="gramStart"/>
-      <w:r>
-        <w:t>webassembly</w:t>
-      </w:r>
-      <w:proofErr w:type="spellEnd"/>
-      <w:r>
-        <w:t xml:space="preserve"> .</w:t>
-      </w:r>
-      <w:proofErr w:type="gramEnd"/>
+        <w:t>docker build -t interactive-webassembly .</w:t>
+      </w:r>
     </w:p>
     <w:p>
       <w:pPr>
@@ -5906,23 +4997,7 @@
           <w:b/>
           <w:bCs/>
         </w:rPr>
-        <w:t xml:space="preserve">Interactive </w:t>
-      </w:r>
-      <w:proofErr w:type="spellStart"/>
-      <w:r>
-        <w:rPr>
-          <w:b/>
-          <w:bCs/>
-        </w:rPr>
-        <w:t>WebAssembly</w:t>
-      </w:r>
-      <w:proofErr w:type="spellEnd"/>
-      <w:r>
-        <w:rPr>
-          <w:b/>
-          <w:bCs/>
-        </w:rPr>
-        <w:t xml:space="preserve">: </w:t>
+        <w:t xml:space="preserve">Interactive WebAssembly: </w:t>
       </w:r>
       <w:hyperlink r:id="rId31" w:history="1">
         <w:r>
@@ -10120,6 +9195,7 @@
   <w:style w:type="character" w:default="1" w:styleId="DefaultParagraphFont">
     <w:name w:val="Default Paragraph Font"/>
     <w:uiPriority w:val="1"/>
+    <w:semiHidden/>
     <w:unhideWhenUsed/>
   </w:style>
   <w:style w:type="table" w:default="1" w:styleId="TableNormal">

--- a/Evidence/BlazorWebApp-ContainerSupport-Validation.docx
+++ b/Evidence/BlazorWebApp-ContainerSupport-Validation.docx
@@ -82,8 +82,13 @@
         </w:numPr>
       </w:pPr>
       <w:r>
-        <w:t>Interactive WebAssembly</w:t>
-      </w:r>
+        <w:t xml:space="preserve">Interactive </w:t>
+      </w:r>
+      <w:proofErr w:type="spellStart"/>
+      <w:r>
+        <w:t>WebAssembly</w:t>
+      </w:r>
+      <w:proofErr w:type="spellEnd"/>
     </w:p>
     <w:p>
       <w:pPr>
@@ -703,7 +708,15 @@
                     <w:br/>
                   </w:r>
                   <w:r>
-                    <w:t>While creating an interactive WebAssembly app with container support, we faced the following issue:</w:t>
+                    <w:t xml:space="preserve">While creating an interactive </w:t>
+                  </w:r>
+                  <w:proofErr w:type="spellStart"/>
+                  <w:r>
+                    <w:t>WebAssembly</w:t>
+                  </w:r>
+                  <w:proofErr w:type="spellEnd"/>
+                  <w:r>
+                    <w:t xml:space="preserve"> app with container support, we faced the following issue:</w:t>
                   </w:r>
                 </w:p>
                 <w:p>
@@ -712,7 +725,7 @@
                       <w:noProof/>
                     </w:rPr>
                     <w:drawing>
-                      <wp:inline distT="0" distB="0" distL="0" distR="0" wp14:anchorId="55B94808" wp14:editId="1CB59400">
+                      <wp:inline distT="0" distB="0" distL="0" distR="0" wp14:anchorId="55B94808" wp14:editId="312067CF">
                         <wp:extent cx="1447800" cy="584200"/>
                         <wp:effectExtent l="0" t="0" r="0" b="6350"/>
                         <wp:docPr id="1233292158" name="Picture 26"/>
@@ -845,7 +858,7 @@
                     </w:rPr>
                     <w:lastRenderedPageBreak/>
                     <w:drawing>
-                      <wp:inline distT="0" distB="0" distL="0" distR="0" wp14:anchorId="400D36D8" wp14:editId="3287BEF5">
+                      <wp:inline distT="0" distB="0" distL="0" distR="0" wp14:anchorId="400D36D8" wp14:editId="7FF9E703">
                         <wp:extent cx="1879600" cy="704850"/>
                         <wp:effectExtent l="0" t="0" r="6350" b="0"/>
                         <wp:docPr id="1143665754" name="Picture 25"/>
@@ -927,7 +940,35 @@
                 <w:rPr>
                   <w:rStyle w:val="Hyperlink"/>
                 </w:rPr>
-                <w:t>BlazorWebApp-ContainerSupport-Validation/Evidence/ContainerSupport-On-CreationDialog/blazor-creation-dialog.zip at main · BharatRamsf3693/BlazorWebApp-ContainerSupport-Validation</w:t>
+                <w:t>BlazorWebApp-ContainerSupport-Validation/Evidence/ContainerSupport-On-CreationDialog/blazor-creation-dialog.zip at main · BharatRamsf3693/</w:t>
+              </w:r>
+              <w:proofErr w:type="spellStart"/>
+              <w:r>
+                <w:rPr>
+                  <w:rStyle w:val="Hyperlink"/>
+                </w:rPr>
+                <w:t>BlazorWebApp</w:t>
+              </w:r>
+              <w:proofErr w:type="spellEnd"/>
+              <w:r>
+                <w:rPr>
+                  <w:rStyle w:val="Hyperlink"/>
+                </w:rPr>
+                <w:t>-</w:t>
+              </w:r>
+              <w:proofErr w:type="spellStart"/>
+              <w:r>
+                <w:rPr>
+                  <w:rStyle w:val="Hyperlink"/>
+                </w:rPr>
+                <w:t>ContainerSupport</w:t>
+              </w:r>
+              <w:proofErr w:type="spellEnd"/>
+              <w:r>
+                <w:rPr>
+                  <w:rStyle w:val="Hyperlink"/>
+                </w:rPr>
+                <w:t>-Validation</w:t>
               </w:r>
             </w:hyperlink>
           </w:p>
@@ -977,7 +1018,15 @@
           </w:tcPr>
           <w:p>
             <w:r>
-              <w:t>All four apps build a container image and run in it with no manual edits to the Dockerfile or the project files.</w:t>
+              <w:t xml:space="preserve">All four apps build a container image and run in it with no manual edits to the </w:t>
+            </w:r>
+            <w:proofErr w:type="spellStart"/>
+            <w:r>
+              <w:t>Dockerfile</w:t>
+            </w:r>
+            <w:proofErr w:type="spellEnd"/>
+            <w:r>
+              <w:t xml:space="preserve"> or the project files.</w:t>
             </w:r>
           </w:p>
         </w:tc>
@@ -1431,7 +1480,35 @@
                 <w:rPr>
                   <w:rStyle w:val="Hyperlink"/>
                 </w:rPr>
-                <w:t>BlazorWebApp-ContainerSupport-Validation/Evidence/ContainerSupport-On-CreationDialog/cli-container-run.zip at main · BharatRamsf3693/BlazorWebApp-ContainerSupport-Validation</w:t>
+                <w:t>BlazorWebApp-ContainerSupport-Validation/Evidence/ContainerSupport-On-CreationDialog/cli-container-run.zip at main · BharatRamsf3693/</w:t>
+              </w:r>
+              <w:proofErr w:type="spellStart"/>
+              <w:r>
+                <w:rPr>
+                  <w:rStyle w:val="Hyperlink"/>
+                </w:rPr>
+                <w:t>BlazorWebApp</w:t>
+              </w:r>
+              <w:proofErr w:type="spellEnd"/>
+              <w:r>
+                <w:rPr>
+                  <w:rStyle w:val="Hyperlink"/>
+                </w:rPr>
+                <w:t>-</w:t>
+              </w:r>
+              <w:proofErr w:type="spellStart"/>
+              <w:r>
+                <w:rPr>
+                  <w:rStyle w:val="Hyperlink"/>
+                </w:rPr>
+                <w:t>ContainerSupport</w:t>
+              </w:r>
+              <w:proofErr w:type="spellEnd"/>
+              <w:r>
+                <w:rPr>
+                  <w:rStyle w:val="Hyperlink"/>
+                </w:rPr>
+                <w:t>-Validation</w:t>
               </w:r>
             </w:hyperlink>
             <w:r>
@@ -1452,7 +1529,35 @@
                 <w:rPr>
                   <w:rStyle w:val="Hyperlink"/>
                 </w:rPr>
-                <w:t>BlazorWebApp-ContainerSupport-Validation/Evidence/ContainerSupport-On-CreationDialog/vs-container-run.zip at main · BharatRamsf3693/BlazorWebApp-ContainerSupport-Validation</w:t>
+                <w:t>BlazorWebApp-ContainerSupport-Validation/Evidence/ContainerSupport-On-CreationDialog/vs-container-run.zip at main · BharatRamsf3693/</w:t>
+              </w:r>
+              <w:proofErr w:type="spellStart"/>
+              <w:r>
+                <w:rPr>
+                  <w:rStyle w:val="Hyperlink"/>
+                </w:rPr>
+                <w:t>BlazorWebApp</w:t>
+              </w:r>
+              <w:proofErr w:type="spellEnd"/>
+              <w:r>
+                <w:rPr>
+                  <w:rStyle w:val="Hyperlink"/>
+                </w:rPr>
+                <w:t>-</w:t>
+              </w:r>
+              <w:proofErr w:type="spellStart"/>
+              <w:r>
+                <w:rPr>
+                  <w:rStyle w:val="Hyperlink"/>
+                </w:rPr>
+                <w:t>ContainerSupport</w:t>
+              </w:r>
+              <w:proofErr w:type="spellEnd"/>
+              <w:r>
+                <w:rPr>
+                  <w:rStyle w:val="Hyperlink"/>
+                </w:rPr>
+                <w:t>-Validation</w:t>
               </w:r>
             </w:hyperlink>
           </w:p>
@@ -1959,7 +2064,35 @@
                 <w:rPr>
                   <w:rStyle w:val="Hyperlink"/>
                 </w:rPr>
-                <w:t>BlazorWebApp-ContainerSupport-Validation/Evidence/ContainerSupport-On-CreationDialog/cli-container-run.zip at main · BharatRamsf3693/BlazorWebApp-ContainerSupport-Validation</w:t>
+                <w:t>BlazorWebApp-ContainerSupport-Validation/Evidence/ContainerSupport-On-CreationDialog/cli-container-run.zip at main · BharatRamsf3693/</w:t>
+              </w:r>
+              <w:proofErr w:type="spellStart"/>
+              <w:r>
+                <w:rPr>
+                  <w:rStyle w:val="Hyperlink"/>
+                </w:rPr>
+                <w:t>BlazorWebApp</w:t>
+              </w:r>
+              <w:proofErr w:type="spellEnd"/>
+              <w:r>
+                <w:rPr>
+                  <w:rStyle w:val="Hyperlink"/>
+                </w:rPr>
+                <w:t>-</w:t>
+              </w:r>
+              <w:proofErr w:type="spellStart"/>
+              <w:r>
+                <w:rPr>
+                  <w:rStyle w:val="Hyperlink"/>
+                </w:rPr>
+                <w:t>ContainerSupport</w:t>
+              </w:r>
+              <w:proofErr w:type="spellEnd"/>
+              <w:r>
+                <w:rPr>
+                  <w:rStyle w:val="Hyperlink"/>
+                </w:rPr>
+                <w:t>-Validation</w:t>
               </w:r>
             </w:hyperlink>
             <w:r>
@@ -1981,7 +2114,35 @@
                 <w:rPr>
                   <w:rStyle w:val="Hyperlink"/>
                 </w:rPr>
-                <w:t>BlazorWebApp-ContainerSupport-Validation/Evidence/ContainerSupport-On-CreationDialog/vs-container-run.zip at main · BharatRamsf3693/BlazorWebApp-ContainerSupport-Validation</w:t>
+                <w:t>BlazorWebApp-ContainerSupport-Validation/Evidence/ContainerSupport-On-CreationDialog/vs-container-run.zip at main · BharatRamsf3693/</w:t>
+              </w:r>
+              <w:proofErr w:type="spellStart"/>
+              <w:r>
+                <w:rPr>
+                  <w:rStyle w:val="Hyperlink"/>
+                </w:rPr>
+                <w:t>BlazorWebApp</w:t>
+              </w:r>
+              <w:proofErr w:type="spellEnd"/>
+              <w:r>
+                <w:rPr>
+                  <w:rStyle w:val="Hyperlink"/>
+                </w:rPr>
+                <w:t>-</w:t>
+              </w:r>
+              <w:proofErr w:type="spellStart"/>
+              <w:r>
+                <w:rPr>
+                  <w:rStyle w:val="Hyperlink"/>
+                </w:rPr>
+                <w:t>ContainerSupport</w:t>
+              </w:r>
+              <w:proofErr w:type="spellEnd"/>
+              <w:r>
+                <w:rPr>
+                  <w:rStyle w:val="Hyperlink"/>
+                </w:rPr>
+                <w:t>-Validation</w:t>
               </w:r>
             </w:hyperlink>
           </w:p>
@@ -2332,7 +2493,35 @@
                 <w:rPr>
                   <w:rStyle w:val="Hyperlink"/>
                 </w:rPr>
-                <w:t>BlazorWebApp-ContainerSupport-Validation/Evidence/ContainerSupport-On-CreationDialog/cli-container-run.zip at main · BharatRamsf3693/BlazorWebApp-ContainerSupport-Validation</w:t>
+                <w:t>BlazorWebApp-ContainerSupport-Validation/Evidence/ContainerSupport-On-CreationDialog/cli-container-run.zip at main · BharatRamsf3693/</w:t>
+              </w:r>
+              <w:proofErr w:type="spellStart"/>
+              <w:r>
+                <w:rPr>
+                  <w:rStyle w:val="Hyperlink"/>
+                </w:rPr>
+                <w:t>BlazorWebApp</w:t>
+              </w:r>
+              <w:proofErr w:type="spellEnd"/>
+              <w:r>
+                <w:rPr>
+                  <w:rStyle w:val="Hyperlink"/>
+                </w:rPr>
+                <w:t>-</w:t>
+              </w:r>
+              <w:proofErr w:type="spellStart"/>
+              <w:r>
+                <w:rPr>
+                  <w:rStyle w:val="Hyperlink"/>
+                </w:rPr>
+                <w:t>ContainerSupport</w:t>
+              </w:r>
+              <w:proofErr w:type="spellEnd"/>
+              <w:r>
+                <w:rPr>
+                  <w:rStyle w:val="Hyperlink"/>
+                </w:rPr>
+                <w:t>-Validation</w:t>
               </w:r>
             </w:hyperlink>
             <w:r>
@@ -2353,7 +2542,35 @@
                 <w:rPr>
                   <w:rStyle w:val="Hyperlink"/>
                 </w:rPr>
-                <w:t>BlazorWebApp-ContainerSupport-Validation/Evidence/ContainerSupport-On-CreationDialog/vs-container-run.zip at main · BharatRamsf3693/BlazorWebApp-ContainerSupport-Validation</w:t>
+                <w:t>BlazorWebApp-ContainerSupport-Validation/Evidence/ContainerSupport-On-CreationDialog/vs-container-run.zip at main · BharatRamsf3693/</w:t>
+              </w:r>
+              <w:proofErr w:type="spellStart"/>
+              <w:r>
+                <w:rPr>
+                  <w:rStyle w:val="Hyperlink"/>
+                </w:rPr>
+                <w:t>BlazorWebApp</w:t>
+              </w:r>
+              <w:proofErr w:type="spellEnd"/>
+              <w:r>
+                <w:rPr>
+                  <w:rStyle w:val="Hyperlink"/>
+                </w:rPr>
+                <w:t>-</w:t>
+              </w:r>
+              <w:proofErr w:type="spellStart"/>
+              <w:r>
+                <w:rPr>
+                  <w:rStyle w:val="Hyperlink"/>
+                </w:rPr>
+                <w:t>ContainerSupport</w:t>
+              </w:r>
+              <w:proofErr w:type="spellEnd"/>
+              <w:r>
+                <w:rPr>
+                  <w:rStyle w:val="Hyperlink"/>
+                </w:rPr>
+                <w:t>-Validation</w:t>
               </w:r>
             </w:hyperlink>
           </w:p>
@@ -2403,7 +2620,15 @@
           </w:tcPr>
           <w:p>
             <w:r>
-              <w:t>Reading the generated Dockerfile for the two-project shapes, checking how the .Client project is restored and copied.</w:t>
+              <w:t xml:space="preserve">Reading the generated </w:t>
+            </w:r>
+            <w:proofErr w:type="spellStart"/>
+            <w:r>
+              <w:t>Dockerfile</w:t>
+            </w:r>
+            <w:proofErr w:type="spellEnd"/>
+            <w:r>
+              <w:t xml:space="preserve"> for the two-project shapes, checking how the .Client project is restored and copied.</w:t>
             </w:r>
           </w:p>
         </w:tc>
@@ -2563,7 +2788,15 @@
                     <w:br/>
                   </w:r>
                   <w:r>
-                    <w:t>It appears that the Dockerfile generated for the client project is unnecessary, as building and publishing the client project is redundant since it is a dependency of the server project.</w:t>
+                    <w:t xml:space="preserve">It appears that the </w:t>
+                  </w:r>
+                  <w:proofErr w:type="spellStart"/>
+                  <w:r>
+                    <w:t>Dockerfile</w:t>
+                  </w:r>
+                  <w:proofErr w:type="spellEnd"/>
+                  <w:r>
+                    <w:t xml:space="preserve"> generated for the client project is unnecessary, as building and publishing the client project is redundant since it is a dependency of the server project.</w:t>
                   </w:r>
                 </w:p>
               </w:tc>
@@ -2630,7 +2863,15 @@
                     <w:br/>
                   </w:r>
                   <w:r>
-                    <w:t xml:space="preserve">It appears that the Dockerfile generated for the </w:t>
+                    <w:t xml:space="preserve">It appears that the </w:t>
+                  </w:r>
+                  <w:proofErr w:type="spellStart"/>
+                  <w:r>
+                    <w:t>Dockerfile</w:t>
+                  </w:r>
+                  <w:proofErr w:type="spellEnd"/>
+                  <w:r>
+                    <w:t xml:space="preserve"> generated for the </w:t>
                   </w:r>
                   <w:r>
                     <w:lastRenderedPageBreak/>
@@ -2666,7 +2907,23 @@
                 <w:bCs/>
               </w:rPr>
               <w:lastRenderedPageBreak/>
-              <w:t>Interactive Webassembly:</w:t>
+              <w:t xml:space="preserve">Interactive </w:t>
+            </w:r>
+            <w:proofErr w:type="spellStart"/>
+            <w:r>
+              <w:rPr>
+                <w:b/>
+                <w:bCs/>
+              </w:rPr>
+              <w:t>Webassembly</w:t>
+            </w:r>
+            <w:proofErr w:type="spellEnd"/>
+            <w:r>
+              <w:rPr>
+                <w:b/>
+                <w:bCs/>
+              </w:rPr>
+              <w:t>:</w:t>
             </w:r>
           </w:p>
           <w:p>
@@ -2675,14 +2932,58 @@
                 <w:b/>
                 <w:bCs/>
               </w:rPr>
-              <w:t xml:space="preserve">Server project Dockerfile: </w:t>
+              <w:t xml:space="preserve">Server project </w:t>
+            </w:r>
+            <w:proofErr w:type="spellStart"/>
+            <w:r>
+              <w:rPr>
+                <w:b/>
+                <w:bCs/>
+              </w:rPr>
+              <w:t>Dockerfile</w:t>
+            </w:r>
+            <w:proofErr w:type="spellEnd"/>
+            <w:r>
+              <w:rPr>
+                <w:b/>
+                <w:bCs/>
+              </w:rPr>
+              <w:t xml:space="preserve">: </w:t>
             </w:r>
             <w:hyperlink r:id="rId15" w:history="1">
               <w:r>
                 <w:rPr>
                   <w:rStyle w:val="Hyperlink"/>
                 </w:rPr>
-                <w:t>BlazorWebApp-ContainerSupport-Validation/ContainerSupport-On-CreationDialog/InteractiveWebAssembly/InteractiveWebAssembly/Dockerfile at main · BharatRamsf3693/BlazorWebApp-ContainerSupport-Validation</w:t>
+                <w:t>BlazorWebApp-ContainerSupport-Validation/ContainerSupport-On-CreationDialog/InteractiveWebAssembly/InteractiveWebAssembly/Dockerfile at main · BharatRamsf3693/</w:t>
+              </w:r>
+              <w:proofErr w:type="spellStart"/>
+              <w:r>
+                <w:rPr>
+                  <w:rStyle w:val="Hyperlink"/>
+                </w:rPr>
+                <w:t>BlazorWebApp</w:t>
+              </w:r>
+              <w:proofErr w:type="spellEnd"/>
+              <w:r>
+                <w:rPr>
+                  <w:rStyle w:val="Hyperlink"/>
+                </w:rPr>
+                <w:t>-</w:t>
+              </w:r>
+              <w:proofErr w:type="spellStart"/>
+              <w:r>
+                <w:rPr>
+                  <w:rStyle w:val="Hyperlink"/>
+                </w:rPr>
+                <w:t>ContainerSupport</w:t>
+              </w:r>
+              <w:proofErr w:type="spellEnd"/>
+              <w:r>
+                <w:rPr>
+                  <w:rStyle w:val="Hyperlink"/>
+                </w:rPr>
+                <w:t>-Validation</w:t>
               </w:r>
             </w:hyperlink>
           </w:p>
@@ -2697,14 +2998,58 @@
                 <w:b/>
                 <w:bCs/>
               </w:rPr>
-              <w:t xml:space="preserve">Client project Dockerfile: </w:t>
+              <w:t xml:space="preserve">Client project </w:t>
+            </w:r>
+            <w:proofErr w:type="spellStart"/>
+            <w:r>
+              <w:rPr>
+                <w:b/>
+                <w:bCs/>
+              </w:rPr>
+              <w:t>Dockerfile</w:t>
+            </w:r>
+            <w:proofErr w:type="spellEnd"/>
+            <w:r>
+              <w:rPr>
+                <w:b/>
+                <w:bCs/>
+              </w:rPr>
+              <w:t xml:space="preserve">: </w:t>
             </w:r>
             <w:hyperlink r:id="rId16" w:history="1">
               <w:r>
                 <w:rPr>
                   <w:rStyle w:val="Hyperlink"/>
                 </w:rPr>
-                <w:t>BlazorWebApp-ContainerSupport-Validation/ContainerSupport-On-CreationDialog/InteractiveWebAssembly/InteractiveWebAssembly.Client/Dockerfile at main · BharatRamsf3693/BlazorWebApp-ContainerSupport-Validation</w:t>
+                <w:t>BlazorWebApp-ContainerSupport-Validation/ContainerSupport-On-CreationDialog/InteractiveWebAssembly/InteractiveWebAssembly.Client/Dockerfile at main · BharatRamsf3693/</w:t>
+              </w:r>
+              <w:proofErr w:type="spellStart"/>
+              <w:r>
+                <w:rPr>
+                  <w:rStyle w:val="Hyperlink"/>
+                </w:rPr>
+                <w:t>BlazorWebApp</w:t>
+              </w:r>
+              <w:proofErr w:type="spellEnd"/>
+              <w:r>
+                <w:rPr>
+                  <w:rStyle w:val="Hyperlink"/>
+                </w:rPr>
+                <w:t>-</w:t>
+              </w:r>
+              <w:proofErr w:type="spellStart"/>
+              <w:r>
+                <w:rPr>
+                  <w:rStyle w:val="Hyperlink"/>
+                </w:rPr>
+                <w:t>ContainerSupport</w:t>
+              </w:r>
+              <w:proofErr w:type="spellEnd"/>
+              <w:r>
+                <w:rPr>
+                  <w:rStyle w:val="Hyperlink"/>
+                </w:rPr>
+                <w:t>-Validation</w:t>
               </w:r>
             </w:hyperlink>
           </w:p>
@@ -2728,14 +3073,58 @@
                 <w:b/>
                 <w:bCs/>
               </w:rPr>
-              <w:t xml:space="preserve">Server project Dockerfile: </w:t>
+              <w:t xml:space="preserve">Server project </w:t>
+            </w:r>
+            <w:proofErr w:type="spellStart"/>
+            <w:r>
+              <w:rPr>
+                <w:b/>
+                <w:bCs/>
+              </w:rPr>
+              <w:t>Dockerfile</w:t>
+            </w:r>
+            <w:proofErr w:type="spellEnd"/>
+            <w:r>
+              <w:rPr>
+                <w:b/>
+                <w:bCs/>
+              </w:rPr>
+              <w:t xml:space="preserve">: </w:t>
             </w:r>
             <w:hyperlink r:id="rId17" w:history="1">
               <w:r>
                 <w:rPr>
                   <w:rStyle w:val="Hyperlink"/>
                 </w:rPr>
-                <w:t>BlazorWebApp-ContainerSupport-Validation/ContainerSupport-On-CreationDialog/InteractiveAuto/InteractiveAuto/Dockerfile at main · BharatRamsf3693/BlazorWebApp-ContainerSupport-Validation</w:t>
+                <w:t>BlazorWebApp-ContainerSupport-Validation/ContainerSupport-On-CreationDialog/InteractiveAuto/InteractiveAuto/Dockerfile at main · BharatRamsf3693/</w:t>
+              </w:r>
+              <w:proofErr w:type="spellStart"/>
+              <w:r>
+                <w:rPr>
+                  <w:rStyle w:val="Hyperlink"/>
+                </w:rPr>
+                <w:t>BlazorWebApp</w:t>
+              </w:r>
+              <w:proofErr w:type="spellEnd"/>
+              <w:r>
+                <w:rPr>
+                  <w:rStyle w:val="Hyperlink"/>
+                </w:rPr>
+                <w:t>-</w:t>
+              </w:r>
+              <w:proofErr w:type="spellStart"/>
+              <w:r>
+                <w:rPr>
+                  <w:rStyle w:val="Hyperlink"/>
+                </w:rPr>
+                <w:t>ContainerSupport</w:t>
+              </w:r>
+              <w:proofErr w:type="spellEnd"/>
+              <w:r>
+                <w:rPr>
+                  <w:rStyle w:val="Hyperlink"/>
+                </w:rPr>
+                <w:t>-Validation</w:t>
               </w:r>
             </w:hyperlink>
           </w:p>
@@ -2750,14 +3139,58 @@
                 <w:b/>
                 <w:bCs/>
               </w:rPr>
-              <w:t xml:space="preserve">Client project Dockerfile: </w:t>
+              <w:t xml:space="preserve">Client project </w:t>
+            </w:r>
+            <w:proofErr w:type="spellStart"/>
+            <w:r>
+              <w:rPr>
+                <w:b/>
+                <w:bCs/>
+              </w:rPr>
+              <w:t>Dockerfile</w:t>
+            </w:r>
+            <w:proofErr w:type="spellEnd"/>
+            <w:r>
+              <w:rPr>
+                <w:b/>
+                <w:bCs/>
+              </w:rPr>
+              <w:t xml:space="preserve">: </w:t>
             </w:r>
             <w:hyperlink r:id="rId18" w:history="1">
               <w:r>
                 <w:rPr>
                   <w:rStyle w:val="Hyperlink"/>
                 </w:rPr>
-                <w:t>BlazorWebApp-ContainerSupport-Validation/ContainerSupport-On-CreationDialog/InteractiveAuto/InteractiveAuto.Client/Dockerfile at main · BharatRamsf3693/BlazorWebApp-ContainerSupport-Validation</w:t>
+                <w:t>BlazorWebApp-ContainerSupport-Validation/ContainerSupport-On-CreationDialog/InteractiveAuto/InteractiveAuto.Client/Dockerfile at main · BharatRamsf3693/</w:t>
+              </w:r>
+              <w:proofErr w:type="spellStart"/>
+              <w:r>
+                <w:rPr>
+                  <w:rStyle w:val="Hyperlink"/>
+                </w:rPr>
+                <w:t>BlazorWebApp</w:t>
+              </w:r>
+              <w:proofErr w:type="spellEnd"/>
+              <w:r>
+                <w:rPr>
+                  <w:rStyle w:val="Hyperlink"/>
+                </w:rPr>
+                <w:t>-</w:t>
+              </w:r>
+              <w:proofErr w:type="spellStart"/>
+              <w:r>
+                <w:rPr>
+                  <w:rStyle w:val="Hyperlink"/>
+                </w:rPr>
+                <w:t>ContainerSupport</w:t>
+              </w:r>
+              <w:proofErr w:type="spellEnd"/>
+              <w:r>
+                <w:rPr>
+                  <w:rStyle w:val="Hyperlink"/>
+                </w:rPr>
+                <w:t>-Validation</w:t>
               </w:r>
             </w:hyperlink>
           </w:p>
@@ -3131,7 +3564,35 @@
                 <w:rPr>
                   <w:rStyle w:val="Hyperlink"/>
                 </w:rPr>
-                <w:t>BlazorWebApp-ContainerSupport-Validation/Evidence/ContainerSupport-On-CreationDialog/outside-container.zip at main · BharatRamsf3693/BlazorWebApp-ContainerSupport-Validation</w:t>
+                <w:t>BlazorWebApp-ContainerSupport-Validation/Evidence/ContainerSupport-On-CreationDialog/outside-container.zip at main · BharatRamsf3693/</w:t>
+              </w:r>
+              <w:proofErr w:type="spellStart"/>
+              <w:r>
+                <w:rPr>
+                  <w:rStyle w:val="Hyperlink"/>
+                </w:rPr>
+                <w:t>BlazorWebApp</w:t>
+              </w:r>
+              <w:proofErr w:type="spellEnd"/>
+              <w:r>
+                <w:rPr>
+                  <w:rStyle w:val="Hyperlink"/>
+                </w:rPr>
+                <w:t>-</w:t>
+              </w:r>
+              <w:proofErr w:type="spellStart"/>
+              <w:r>
+                <w:rPr>
+                  <w:rStyle w:val="Hyperlink"/>
+                </w:rPr>
+                <w:t>ContainerSupport</w:t>
+              </w:r>
+              <w:proofErr w:type="spellEnd"/>
+              <w:r>
+                <w:rPr>
+                  <w:rStyle w:val="Hyperlink"/>
+                </w:rPr>
+                <w:t>-Validation</w:t>
               </w:r>
             </w:hyperlink>
           </w:p>
@@ -3503,7 +3964,15 @@
           <w:p>
             <w:r>
               <w:lastRenderedPageBreak/>
-              <w:t>Here is the Docker Hub repository for the static-SSR and interactive-server samples:</w:t>
+              <w:t xml:space="preserve">Here is the Docker Hub repository for the static SSR, interactive server, interactive </w:t>
+            </w:r>
+            <w:proofErr w:type="spellStart"/>
+            <w:r>
+              <w:t>webassembly</w:t>
+            </w:r>
+            <w:proofErr w:type="spellEnd"/>
+            <w:r>
+              <w:t xml:space="preserve"> and interactive auto samples:</w:t>
             </w:r>
           </w:p>
           <w:p>
@@ -3546,11 +4015,33 @@
               </w:numPr>
             </w:pPr>
             <w:hyperlink r:id="rId22" w:history="1">
+              <w:proofErr w:type="spellStart"/>
               <w:r>
                 <w:rPr>
                   <w:rStyle w:val="Hyperlink"/>
                 </w:rPr>
-                <w:t>bharatramh/interactive-webassembly - Docker Image</w:t>
+                <w:t>bharatramh</w:t>
+              </w:r>
+              <w:proofErr w:type="spellEnd"/>
+              <w:r>
+                <w:rPr>
+                  <w:rStyle w:val="Hyperlink"/>
+                </w:rPr>
+                <w:t>/interactive-</w:t>
+              </w:r>
+              <w:proofErr w:type="spellStart"/>
+              <w:r>
+                <w:rPr>
+                  <w:rStyle w:val="Hyperlink"/>
+                </w:rPr>
+                <w:t>webassembly</w:t>
+              </w:r>
+              <w:proofErr w:type="spellEnd"/>
+              <w:r>
+                <w:rPr>
+                  <w:rStyle w:val="Hyperlink"/>
+                </w:rPr>
+                <w:t xml:space="preserve"> - Docker Image</w:t>
               </w:r>
             </w:hyperlink>
           </w:p>
@@ -3562,11 +4053,19 @@
               </w:numPr>
             </w:pPr>
             <w:hyperlink r:id="rId23" w:history="1">
+              <w:proofErr w:type="spellStart"/>
               <w:r>
                 <w:rPr>
                   <w:rStyle w:val="Hyperlink"/>
                 </w:rPr>
-                <w:t>bharatramh/interactive-auto - Docker Image</w:t>
+                <w:t>bharatramh</w:t>
+              </w:r>
+              <w:proofErr w:type="spellEnd"/>
+              <w:r>
+                <w:rPr>
+                  <w:rStyle w:val="Hyperlink"/>
+                </w:rPr>
+                <w:t>/interactive-auto - Docker Image</w:t>
               </w:r>
             </w:hyperlink>
           </w:p>
@@ -3579,7 +4078,35 @@
                 <w:rPr>
                   <w:rStyle w:val="Hyperlink"/>
                 </w:rPr>
-                <w:t>BlazorWebApp-ContainerSupport-Validation/Evidence/ContainerSupport-On-CreationDialog/published-image.zip at main · BharatRamsf3693/BlazorWebApp-ContainerSupport-Validation</w:t>
+                <w:t>BlazorWebApp-ContainerSupport-Validation/Evidence/ContainerSupport-On-CreationDialog/published-image.zip at main · BharatRamsf3693/</w:t>
+              </w:r>
+              <w:proofErr w:type="spellStart"/>
+              <w:r>
+                <w:rPr>
+                  <w:rStyle w:val="Hyperlink"/>
+                </w:rPr>
+                <w:t>BlazorWebApp</w:t>
+              </w:r>
+              <w:proofErr w:type="spellEnd"/>
+              <w:r>
+                <w:rPr>
+                  <w:rStyle w:val="Hyperlink"/>
+                </w:rPr>
+                <w:t>-</w:t>
+              </w:r>
+              <w:proofErr w:type="spellStart"/>
+              <w:r>
+                <w:rPr>
+                  <w:rStyle w:val="Hyperlink"/>
+                </w:rPr>
+                <w:t>ContainerSupport</w:t>
+              </w:r>
+              <w:proofErr w:type="spellEnd"/>
+              <w:r>
+                <w:rPr>
+                  <w:rStyle w:val="Hyperlink"/>
+                </w:rPr>
+                <w:t>-Validation</w:t>
               </w:r>
             </w:hyperlink>
           </w:p>
@@ -4067,7 +4594,15 @@
           <w:p>
             <w:r>
               <w:lastRenderedPageBreak/>
-              <w:t>The final outcome is the same when adding container support via either the creation dialog or the project context menu. However, for Interactive WASM and Auto apps, using the creation dialog introduces an issue during project creation and generates an unnecessary Dockerfile in the client project, as shown in the screenshot evidence provided in the scenarios above. In contrast, using the context menu avoids both of these problems entirely.</w:t>
+              <w:t xml:space="preserve">The final outcome is the same when adding container support via either the creation dialog or the project context menu. However, for Interactive WASM and Auto apps, using the creation dialog introduces an issue during project creation and generates an unnecessary </w:t>
+            </w:r>
+            <w:proofErr w:type="spellStart"/>
+            <w:r>
+              <w:t>Dockerfile</w:t>
+            </w:r>
+            <w:proofErr w:type="spellEnd"/>
+            <w:r>
+              <w:t xml:space="preserve"> in the client project, as shown in the screenshot evidence provided in the scenarios above. In contrast, using the context menu avoids both of these problems entirely.</w:t>
             </w:r>
             <w:r>
               <w:t xml:space="preserve"> </w:t>
@@ -4095,7 +4630,35 @@
                 <w:rPr>
                   <w:rStyle w:val="Hyperlink"/>
                 </w:rPr>
-                <w:t>BlazorWebApp-ContainerSupport-Validation/Evidence/ContainerSupport-ContextMenu at main · BharatRamsf3693/BlazorWebApp-ContainerSupport-Validation</w:t>
+                <w:t>BlazorWebApp-ContainerSupport-Validation/Evidence/ContainerSupport-ContextMenu at main · BharatRamsf3693/</w:t>
+              </w:r>
+              <w:proofErr w:type="spellStart"/>
+              <w:r>
+                <w:rPr>
+                  <w:rStyle w:val="Hyperlink"/>
+                </w:rPr>
+                <w:t>BlazorWebApp</w:t>
+              </w:r>
+              <w:proofErr w:type="spellEnd"/>
+              <w:r>
+                <w:rPr>
+                  <w:rStyle w:val="Hyperlink"/>
+                </w:rPr>
+                <w:t>-</w:t>
+              </w:r>
+              <w:proofErr w:type="spellStart"/>
+              <w:r>
+                <w:rPr>
+                  <w:rStyle w:val="Hyperlink"/>
+                </w:rPr>
+                <w:t>ContainerSupport</w:t>
+              </w:r>
+              <w:proofErr w:type="spellEnd"/>
+              <w:r>
+                <w:rPr>
+                  <w:rStyle w:val="Hyperlink"/>
+                </w:rPr>
+                <w:t>-Validation</w:t>
               </w:r>
             </w:hyperlink>
           </w:p>
@@ -4181,7 +4744,15 @@
         <w:t>Blazor Web App</w:t>
       </w:r>
       <w:r>
-        <w:t xml:space="preserve"> with Interactive WebAssembly or Auto render modes and enabling Container Support, a file path error popup incorrectly interrupts the creation wizard.</w:t>
+        <w:t xml:space="preserve"> with Interactive </w:t>
+      </w:r>
+      <w:proofErr w:type="spellStart"/>
+      <w:r>
+        <w:t>WebAssembly</w:t>
+      </w:r>
+      <w:proofErr w:type="spellEnd"/>
+      <w:r>
+        <w:t xml:space="preserve"> or Auto render modes and enabling Container Support, a file path error popup incorrectly interrupts the creation wizard.</w:t>
       </w:r>
     </w:p>
     <w:p>
@@ -4195,7 +4766,15 @@
     </w:p>
     <w:p>
       <w:r>
-        <w:t>A popup error interrupted the creation process, stating it could not find launchSettings.json in the client project.</w:t>
+        <w:t xml:space="preserve">A popup error interrupted the creation process, stating it could not find </w:t>
+      </w:r>
+      <w:proofErr w:type="spellStart"/>
+      <w:r>
+        <w:t>launchSettings.json</w:t>
+      </w:r>
+      <w:proofErr w:type="spellEnd"/>
+      <w:r>
+        <w:t xml:space="preserve"> in the client project.</w:t>
       </w:r>
     </w:p>
     <w:p>
@@ -4278,8 +4857,17 @@
           <w:b/>
           <w:bCs/>
         </w:rPr>
-        <w:t>Interactive WebAssembly</w:t>
-      </w:r>
+        <w:t xml:space="preserve">Interactive </w:t>
+      </w:r>
+      <w:proofErr w:type="spellStart"/>
+      <w:r>
+        <w:rPr>
+          <w:b/>
+          <w:bCs/>
+        </w:rPr>
+        <w:t>WebAssembly</w:t>
+      </w:r>
+      <w:proofErr w:type="spellEnd"/>
       <w:r>
         <w:t xml:space="preserve"> or </w:t>
       </w:r>
@@ -4349,7 +4937,23 @@
           <w:b/>
           <w:bCs/>
         </w:rPr>
-        <w:t>Interactivity WebAsssembly:</w:t>
+        <w:t xml:space="preserve">Interactivity </w:t>
+      </w:r>
+      <w:proofErr w:type="spellStart"/>
+      <w:r>
+        <w:rPr>
+          <w:b/>
+          <w:bCs/>
+        </w:rPr>
+        <w:t>WebAsssembly</w:t>
+      </w:r>
+      <w:proofErr w:type="spellEnd"/>
+      <w:r>
+        <w:rPr>
+          <w:b/>
+          <w:bCs/>
+        </w:rPr>
+        <w:t>:</w:t>
       </w:r>
       <w:r>
         <w:t> </w:t>
@@ -4503,7 +5107,35 @@
           <w:rPr>
             <w:rStyle w:val="Hyperlink"/>
           </w:rPr>
-          <w:t>BlazorWebApp-ContainerSupport-Validation/Evidence/ContainerSupport-On-CreationDialog/blazor-creation-dialog.zip at main · BharatRamsf3693/BlazorWebApp-ContainerSupport-Validation</w:t>
+          <w:t>BlazorWebApp-ContainerSupport-Validation/Evidence/ContainerSupport-On-CreationDialog/blazor-creation-dialog.zip at main · BharatRamsf3693/</w:t>
+        </w:r>
+        <w:proofErr w:type="spellStart"/>
+        <w:r>
+          <w:rPr>
+            <w:rStyle w:val="Hyperlink"/>
+          </w:rPr>
+          <w:t>BlazorWebApp</w:t>
+        </w:r>
+        <w:proofErr w:type="spellEnd"/>
+        <w:r>
+          <w:rPr>
+            <w:rStyle w:val="Hyperlink"/>
+          </w:rPr>
+          <w:t>-</w:t>
+        </w:r>
+        <w:proofErr w:type="spellStart"/>
+        <w:r>
+          <w:rPr>
+            <w:rStyle w:val="Hyperlink"/>
+          </w:rPr>
+          <w:t>ContainerSupport</w:t>
+        </w:r>
+        <w:proofErr w:type="spellEnd"/>
+        <w:r>
+          <w:rPr>
+            <w:rStyle w:val="Hyperlink"/>
+          </w:rPr>
+          <w:t>-Validation</w:t>
         </w:r>
       </w:hyperlink>
     </w:p>
@@ -4532,7 +5164,23 @@
           <w:b/>
           <w:bCs/>
         </w:rPr>
-        <w:t xml:space="preserve"> Unnecessary Dockerfile Generation for Client Project</w:t>
+        <w:t xml:space="preserve"> Unnecessary </w:t>
+      </w:r>
+      <w:proofErr w:type="spellStart"/>
+      <w:r>
+        <w:rPr>
+          <w:b/>
+          <w:bCs/>
+        </w:rPr>
+        <w:t>Dockerfile</w:t>
+      </w:r>
+      <w:proofErr w:type="spellEnd"/>
+      <w:r>
+        <w:rPr>
+          <w:b/>
+          <w:bCs/>
+        </w:rPr>
+        <w:t xml:space="preserve"> Generation for Client Project</w:t>
       </w:r>
     </w:p>
     <w:p>
@@ -4546,8 +5194,17 @@
     </w:p>
     <w:p>
       <w:r>
-        <w:t xml:space="preserve">When enabling Container Support for a Blazor Web App in WebAssembly or Auto render modes, an unnecessary </w:t>
-      </w:r>
+        <w:t xml:space="preserve">When enabling Container Support for a Blazor Web App in </w:t>
+      </w:r>
+      <w:proofErr w:type="spellStart"/>
+      <w:r>
+        <w:t>WebAssembly</w:t>
+      </w:r>
+      <w:proofErr w:type="spellEnd"/>
+      <w:r>
+        <w:t xml:space="preserve"> or Auto render modes, an unnecessary </w:t>
+      </w:r>
+      <w:proofErr w:type="spellStart"/>
       <w:r>
         <w:rPr>
           <w:b/>
@@ -4555,6 +5212,7 @@
         </w:rPr>
         <w:t>Dockerfile</w:t>
       </w:r>
+      <w:proofErr w:type="spellEnd"/>
       <w:r>
         <w:t xml:space="preserve"> is generated inside the client project folder.</w:t>
       </w:r>
@@ -4571,7 +5229,15 @@
     </w:p>
     <w:p>
       <w:r>
-        <w:t>After dismissing the initial creation error popup, the project creation completed, but a Dockerfile was generated for both the server project and the client project.</w:t>
+        <w:t xml:space="preserve">After dismissing the initial creation error popup, the project creation completed, but a </w:t>
+      </w:r>
+      <w:proofErr w:type="spellStart"/>
+      <w:r>
+        <w:t>Dockerfile</w:t>
+      </w:r>
+      <w:proofErr w:type="spellEnd"/>
+      <w:r>
+        <w:t xml:space="preserve"> was generated for both the server project and the client project.</w:t>
       </w:r>
     </w:p>
     <w:p>
@@ -4585,7 +5251,15 @@
     </w:p>
     <w:p>
       <w:r>
-        <w:t xml:space="preserve">A Dockerfile should </w:t>
+        <w:t xml:space="preserve">A </w:t>
+      </w:r>
+      <w:proofErr w:type="spellStart"/>
+      <w:r>
+        <w:t>Dockerfile</w:t>
+      </w:r>
+      <w:proofErr w:type="spellEnd"/>
+      <w:r>
+        <w:t xml:space="preserve"> should </w:t>
       </w:r>
       <w:r>
         <w:rPr>
@@ -4595,7 +5269,21 @@
         <w:t>only</w:t>
       </w:r>
       <w:r>
-        <w:t xml:space="preserve"> be generated for the server project. The client project acts as a compiled dependency of the server project, meaning it does not run as a standalone container and does not need its own Dockerfile.</w:t>
+        <w:t xml:space="preserve"> be generated for the server project. The client project acts as a</w:t>
+      </w:r>
+      <w:r>
+        <w:t xml:space="preserve"> </w:t>
+      </w:r>
+      <w:r>
+        <w:t xml:space="preserve">dependency of the server project, meaning it does not run as a standalone container and does not need its own </w:t>
+      </w:r>
+      <w:proofErr w:type="spellStart"/>
+      <w:r>
+        <w:t>Dockerfile</w:t>
+      </w:r>
+      <w:proofErr w:type="spellEnd"/>
+      <w:r>
+        <w:t>.</w:t>
       </w:r>
     </w:p>
     <w:p>
@@ -4664,8 +5352,17 @@
           <w:b/>
           <w:bCs/>
         </w:rPr>
-        <w:t>Interactive WebAssembly</w:t>
-      </w:r>
+        <w:t xml:space="preserve">Interactive </w:t>
+      </w:r>
+      <w:proofErr w:type="spellStart"/>
+      <w:r>
+        <w:rPr>
+          <w:b/>
+          <w:bCs/>
+        </w:rPr>
+        <w:t>WebAssembly</w:t>
+      </w:r>
+      <w:proofErr w:type="spellEnd"/>
       <w:r>
         <w:t xml:space="preserve"> or </w:t>
       </w:r>
@@ -4730,7 +5427,15 @@
         </w:numPr>
       </w:pPr>
       <w:r>
-        <w:t>Look inside the project directories and note that a Dockerfile has been generated in both the server and client project folders.</w:t>
+        <w:t xml:space="preserve">Look inside the project directories and note that a </w:t>
+      </w:r>
+      <w:proofErr w:type="spellStart"/>
+      <w:r>
+        <w:t>Dockerfile</w:t>
+      </w:r>
+      <w:proofErr w:type="spellEnd"/>
+      <w:r>
+        <w:t xml:space="preserve"> has been generated in both the server and client project folders.</w:t>
       </w:r>
     </w:p>
     <w:p>
@@ -4759,14 +5464,58 @@
           <w:b/>
           <w:bCs/>
         </w:rPr>
-        <w:t xml:space="preserve">Interactive WebAssembly: </w:t>
+        <w:t xml:space="preserve">Interactive </w:t>
+      </w:r>
+      <w:proofErr w:type="spellStart"/>
+      <w:r>
+        <w:rPr>
+          <w:b/>
+          <w:bCs/>
+        </w:rPr>
+        <w:t>WebAssembly</w:t>
+      </w:r>
+      <w:proofErr w:type="spellEnd"/>
+      <w:r>
+        <w:rPr>
+          <w:b/>
+          <w:bCs/>
+        </w:rPr>
+        <w:t xml:space="preserve">: </w:t>
       </w:r>
       <w:hyperlink r:id="rId29" w:history="1">
         <w:r>
           <w:rPr>
             <w:rStyle w:val="Hyperlink"/>
           </w:rPr>
-          <w:t>BlazorWebApp-ContainerSupport-Validation/ContainerSupport-On-CreationDialog/InteractiveWebAssembly/InteractiveWebAssembly.Client/Dockerfile at main · BharatRamsf3693/BlazorWebApp-ContainerSupport-Validation</w:t>
+          <w:t>BlazorWebApp-ContainerSupport-Validation/ContainerSupport-On-CreationDialog/InteractiveWebAssembly/InteractiveWebAssembly.Client/Dockerfile at main · BharatRamsf3693/</w:t>
+        </w:r>
+        <w:proofErr w:type="spellStart"/>
+        <w:r>
+          <w:rPr>
+            <w:rStyle w:val="Hyperlink"/>
+          </w:rPr>
+          <w:t>BlazorWebApp</w:t>
+        </w:r>
+        <w:proofErr w:type="spellEnd"/>
+        <w:r>
+          <w:rPr>
+            <w:rStyle w:val="Hyperlink"/>
+          </w:rPr>
+          <w:t>-</w:t>
+        </w:r>
+        <w:proofErr w:type="spellStart"/>
+        <w:r>
+          <w:rPr>
+            <w:rStyle w:val="Hyperlink"/>
+          </w:rPr>
+          <w:t>ContainerSupport</w:t>
+        </w:r>
+        <w:proofErr w:type="spellEnd"/>
+        <w:r>
+          <w:rPr>
+            <w:rStyle w:val="Hyperlink"/>
+          </w:rPr>
+          <w:t>-Validation</w:t>
         </w:r>
       </w:hyperlink>
       <w:r>
@@ -4796,7 +5545,35 @@
           <w:rPr>
             <w:rStyle w:val="Hyperlink"/>
           </w:rPr>
-          <w:t>BlazorWebApp-ContainerSupport-Validation/ContainerSupport-On-CreationDialog/InteractiveAuto/InteractiveAuto.Client/Dockerfile at main · BharatRamsf3693/BlazorWebApp-ContainerSupport-Validation</w:t>
+          <w:t>BlazorWebApp-ContainerSupport-Validation/ContainerSupport-On-CreationDialog/InteractiveAuto/InteractiveAuto.Client/Dockerfile at main · BharatRamsf3693/</w:t>
+        </w:r>
+        <w:proofErr w:type="spellStart"/>
+        <w:r>
+          <w:rPr>
+            <w:rStyle w:val="Hyperlink"/>
+          </w:rPr>
+          <w:t>BlazorWebApp</w:t>
+        </w:r>
+        <w:proofErr w:type="spellEnd"/>
+        <w:r>
+          <w:rPr>
+            <w:rStyle w:val="Hyperlink"/>
+          </w:rPr>
+          <w:t>-</w:t>
+        </w:r>
+        <w:proofErr w:type="spellStart"/>
+        <w:r>
+          <w:rPr>
+            <w:rStyle w:val="Hyperlink"/>
+          </w:rPr>
+          <w:t>ContainerSupport</w:t>
+        </w:r>
+        <w:proofErr w:type="spellEnd"/>
+        <w:r>
+          <w:rPr>
+            <w:rStyle w:val="Hyperlink"/>
+          </w:rPr>
+          <w:t>-Validation</w:t>
         </w:r>
       </w:hyperlink>
     </w:p>
@@ -4834,13 +5611,29 @@
     </w:p>
     <w:p>
       <w:r>
-        <w:t>This issue occurs in both Interactive WebAssembly and Auto interactive render modes. The Docker image fails to generate when running the build command directly within the server project directory:</w:t>
+        <w:t xml:space="preserve">This issue occurs in both Interactive </w:t>
+      </w:r>
+      <w:proofErr w:type="spellStart"/>
+      <w:r>
+        <w:t>WebAssembly</w:t>
+      </w:r>
+      <w:proofErr w:type="spellEnd"/>
+      <w:r>
+        <w:t xml:space="preserve"> and Auto interactive render modes. The Docker image fails to generate when running the build command directly within the server project directory:</w:t>
       </w:r>
     </w:p>
     <w:p>
       <w:r>
         <w:lastRenderedPageBreak/>
-        <w:t>docker build -t interactive-webassembly .</w:t>
+        <w:t>docker build -t interactive-</w:t>
+      </w:r>
+      <w:proofErr w:type="spellStart"/>
+      <w:r>
+        <w:t>webassembly</w:t>
+      </w:r>
+      <w:proofErr w:type="spellEnd"/>
+      <w:r>
+        <w:t xml:space="preserve"> .</w:t>
       </w:r>
     </w:p>
     <w:p>
@@ -4850,7 +5643,31 @@
     </w:p>
     <w:p>
       <w:r>
-        <w:t>docker build -f InteractiveWebAssembly/Dockerfile -t interactive-webassembly .</w:t>
+        <w:t xml:space="preserve">docker build -f </w:t>
+      </w:r>
+      <w:proofErr w:type="spellStart"/>
+      <w:r>
+        <w:t>InteractiveWebAssembly</w:t>
+      </w:r>
+      <w:proofErr w:type="spellEnd"/>
+      <w:r>
+        <w:t>/</w:t>
+      </w:r>
+      <w:proofErr w:type="spellStart"/>
+      <w:r>
+        <w:t>Dockerfile</w:t>
+      </w:r>
+      <w:proofErr w:type="spellEnd"/>
+      <w:r>
+        <w:t xml:space="preserve"> -t interactive-</w:t>
+      </w:r>
+      <w:proofErr w:type="spellStart"/>
+      <w:r>
+        <w:t>webassembly</w:t>
+      </w:r>
+      <w:proofErr w:type="spellEnd"/>
+      <w:r>
+        <w:t xml:space="preserve"> .</w:t>
       </w:r>
     </w:p>
     <w:p>
@@ -4870,7 +5687,15 @@
     </w:p>
     <w:p>
       <w:r>
-        <w:t>When attempting to build the Docker image from inside the server project directory, the docker build command failed with a context or file path error. This occurs because the generated Dockerfile expects the build context to be the root solution folder, meaning it cannot locate the necessary project dependencies or reference files when executed from the subdirectory.</w:t>
+        <w:t xml:space="preserve">When attempting to build the Docker image from inside the server project directory, the docker build command failed with a context or file path error. This occurs because the generated </w:t>
+      </w:r>
+      <w:proofErr w:type="spellStart"/>
+      <w:r>
+        <w:t>Dockerfile</w:t>
+      </w:r>
+      <w:proofErr w:type="spellEnd"/>
+      <w:r>
+        <w:t xml:space="preserve"> expects the build context to be the root solution folder, meaning it cannot locate the necessary project dependencies or reference files when executed from the subdirectory.</w:t>
       </w:r>
     </w:p>
     <w:p>
@@ -4918,7 +5743,15 @@
         </w:numPr>
       </w:pPr>
       <w:r>
-        <w:t>Select either the Interactive WebAssembly or Auto interactive render mode.</w:t>
+        <w:t xml:space="preserve">Select either the Interactive </w:t>
+      </w:r>
+      <w:proofErr w:type="spellStart"/>
+      <w:r>
+        <w:t>WebAssembly</w:t>
+      </w:r>
+      <w:proofErr w:type="spellEnd"/>
+      <w:r>
+        <w:t xml:space="preserve"> or Auto interactive render mode.</w:t>
       </w:r>
     </w:p>
     <w:p>
@@ -4966,7 +5799,15 @@
       </w:r>
       <w:r>
         <w:br/>
-        <w:t>docker build -t interactive-webassembly .</w:t>
+        <w:t>docker build -t interactive-</w:t>
+      </w:r>
+      <w:proofErr w:type="spellStart"/>
+      <w:r>
+        <w:t>webassembly</w:t>
+      </w:r>
+      <w:proofErr w:type="spellEnd"/>
+      <w:r>
+        <w:t xml:space="preserve"> .</w:t>
       </w:r>
     </w:p>
     <w:p>
@@ -4997,7 +5838,23 @@
           <w:b/>
           <w:bCs/>
         </w:rPr>
-        <w:t xml:space="preserve">Interactive WebAssembly: </w:t>
+        <w:t xml:space="preserve">Interactive </w:t>
+      </w:r>
+      <w:proofErr w:type="spellStart"/>
+      <w:r>
+        <w:rPr>
+          <w:b/>
+          <w:bCs/>
+        </w:rPr>
+        <w:t>WebAssembly</w:t>
+      </w:r>
+      <w:proofErr w:type="spellEnd"/>
+      <w:r>
+        <w:rPr>
+          <w:b/>
+          <w:bCs/>
+        </w:rPr>
+        <w:t xml:space="preserve">: </w:t>
       </w:r>
       <w:hyperlink r:id="rId31" w:history="1">
         <w:r>
@@ -9195,7 +10052,6 @@
   <w:style w:type="character" w:default="1" w:styleId="DefaultParagraphFont">
     <w:name w:val="Default Paragraph Font"/>
     <w:uiPriority w:val="1"/>
-    <w:semiHidden/>
     <w:unhideWhenUsed/>
   </w:style>
   <w:style w:type="table" w:default="1" w:styleId="TableNormal">
